--- a/projects/LonghornERP/03-design-documentation/LonghornERP_LLD.docx
+++ b/projects/LonghornERP/03-design-documentation/LonghornERP_LLD.docx
@@ -337,7 +337,7 @@
         <w:t xml:space="preserve"> </w:t>
       </w:r>
       <w:r>
-        <w:t xml:space="preserve">ADV_INVENTORY, MANUFACTURING, HR_PAYROLL, POS, SALES_CRM, SALES_AGENTS, COOPERATIVE, PROJECTS, STRATEGY_BSC, ASSETS</w:t>
+        <w:t xml:space="preserve">ADV_INVENTORY, MANUFACTURING, HR_PAYROLL, POS, SALES_CRM, SALES_AGENTS, COOPERATIVE, PROJECTS, STRATEGY_BSC, ASSETS, AI_INTELLIGENCE, PLM, TRANSPORTATION</w:t>
       </w:r>
     </w:p>
     <w:p>
@@ -400,14 +400,12 @@
         <w:t xml:space="preserve">) defines the system's deployment topology, module boundaries, panel architecture, and middleware chain. This LLD refines each HLD component to the class and method level. Where the HLD states that a service exists, this document specifies what it does, what it accepts, what it returns, and which database objects it touches.</w:t>
       </w:r>
     </w:p>
-    <w:bookmarkEnd w:id="21"/>
-    <w:bookmarkStart w:id="22" w:name="conventions-used-in-this-document"/>
     <w:p>
       <w:pPr>
-        <w:pStyle w:val="Heading2"/>
+        <w:pStyle w:val="BodyText"/>
       </w:pPr>
       <w:r>
-        <w:t xml:space="preserve">Conventions Used in This Document</w:t>
+        <w:t xml:space="preserve">For the industrial operating model, three boundaries are especially important:</w:t>
       </w:r>
     </w:p>
     <w:p>
@@ -419,19 +417,16 @@
         </w:numPr>
       </w:pPr>
       <w:r>
-        <w:t xml:space="preserve">Class names appear in</w:t>
-      </w:r>
-      <w:r>
-        <w:t xml:space="preserve"> </w:t>
-      </w:r>
-      <w:r>
-        <w:rPr>
-          <w:rStyle w:val="VerbatimChar"/>
-        </w:rPr>
-        <w:t xml:space="preserve">monospace</w:t>
-      </w:r>
-      <w:r>
-        <w:t xml:space="preserve">.</w:t>
+        <w:rPr>
+          <w:rStyle w:val="VerbatimChar"/>
+        </w:rPr>
+        <w:t xml:space="preserve">PLM</w:t>
+      </w:r>
+      <w:r>
+        <w:t xml:space="preserve"> </w:t>
+      </w:r>
+      <w:r>
+        <w:t xml:space="preserve">owns engineering truth and release control.</w:t>
       </w:r>
     </w:p>
     <w:p>
@@ -443,19 +438,16 @@
         </w:numPr>
       </w:pPr>
       <w:r>
-        <w:t xml:space="preserve">Method signatures follow PHP 8.3 typed syntax:</w:t>
-      </w:r>
-      <w:r>
-        <w:t xml:space="preserve"> </w:t>
-      </w:r>
-      <w:r>
-        <w:rPr>
-          <w:rStyle w:val="VerbatimChar"/>
-        </w:rPr>
-        <w:t xml:space="preserve">methodName(Type $param): ReturnType</w:t>
-      </w:r>
-      <w:r>
-        <w:t xml:space="preserve">.</w:t>
+        <w:rPr>
+          <w:rStyle w:val="VerbatimChar"/>
+        </w:rPr>
+        <w:t xml:space="preserve">MANUFACTURING</w:t>
+      </w:r>
+      <w:r>
+        <w:t xml:space="preserve"> </w:t>
+      </w:r>
+      <w:r>
+        <w:t xml:space="preserve">owns production execution and costing.</w:t>
       </w:r>
     </w:p>
     <w:p>
@@ -467,62 +459,34 @@
         </w:numPr>
       </w:pPr>
       <w:r>
-        <w:t xml:space="preserve">SQL identifiers (table names, column names, stored procedure names, view names) appear in</w:t>
-      </w:r>
-      <w:r>
-        <w:t xml:space="preserve"> </w:t>
-      </w:r>
-      <w:r>
-        <w:rPr>
-          <w:rStyle w:val="VerbatimChar"/>
-        </w:rPr>
-        <w:t xml:space="preserve">monospace</w:t>
-      </w:r>
-      <w:r>
-        <w:t xml:space="preserve">.</w:t>
+        <w:rPr>
+          <w:rStyle w:val="VerbatimChar"/>
+        </w:rPr>
+        <w:t xml:space="preserve">TRANSPORTATION</w:t>
+      </w:r>
+      <w:r>
+        <w:t xml:space="preserve"> </w:t>
+      </w:r>
+      <w:r>
+        <w:t xml:space="preserve">owns shipment and fleet operations.</w:t>
       </w:r>
     </w:p>
     <w:p>
       <w:pPr>
-        <w:pStyle w:val="Compact"/>
-        <w:numPr>
-          <w:ilvl w:val="0"/>
-          <w:numId w:val="1002"/>
-        </w:numPr>
+        <w:pStyle w:val="FirstParagraph"/>
       </w:pPr>
       <w:r>
-        <w:rPr>
-          <w:rStyle w:val="VerbatimChar"/>
-        </w:rPr>
-        <w:t xml:space="preserve">[CONTEXT-GAP: GAP-xxx]</w:t>
-      </w:r>
-      <w:r>
-        <w:t xml:space="preserve"> </w:t>
-      </w:r>
-      <w:r>
-        <w:t xml:space="preserve">tags mark requirements where external API specifications have not yet been confirmed. These items must be resolved before the integration components are coded.</w:t>
+        <w:t xml:space="preserve">This document shall preserve those boundaries when service-layer classes are specified. Shared references are allowed; shared ownership is not.</w:t>
       </w:r>
     </w:p>
-    <w:p>
-      <w:pPr>
-        <w:pStyle w:val="Compact"/>
-        <w:numPr>
-          <w:ilvl w:val="0"/>
-          <w:numId w:val="1002"/>
-        </w:numPr>
-      </w:pPr>
-      <w:r>
-        <w:t xml:space="preserve">All method-signature tables use four columns: Method, Parameters, Returns, Description.</w:t>
-      </w:r>
-    </w:p>
-    <w:bookmarkEnd w:id="22"/>
-    <w:bookmarkStart w:id="23" w:name="applicable-standards"/>
+    <w:bookmarkEnd w:id="21"/>
+    <w:bookmarkStart w:id="22" w:name="conventions-used-in-this-document"/>
     <w:p>
       <w:pPr>
         <w:pStyle w:val="Heading2"/>
       </w:pPr>
       <w:r>
-        <w:t xml:space="preserve">Applicable Standards</w:t>
+        <w:t xml:space="preserve">Conventions Used in This Document</w:t>
       </w:r>
     </w:p>
     <w:p>
@@ -534,7 +498,19 @@
         </w:numPr>
       </w:pPr>
       <w:r>
-        <w:t xml:space="preserve">IEEE Std 830-1998 — Software Requirements Specifications</w:t>
+        <w:t xml:space="preserve">Class names appear in</w:t>
+      </w:r>
+      <w:r>
+        <w:t xml:space="preserve"> </w:t>
+      </w:r>
+      <w:r>
+        <w:rPr>
+          <w:rStyle w:val="VerbatimChar"/>
+        </w:rPr>
+        <w:t xml:space="preserve">monospace</w:t>
+      </w:r>
+      <w:r>
+        <w:t xml:space="preserve">.</w:t>
       </w:r>
     </w:p>
     <w:p>
@@ -546,7 +522,19 @@
         </w:numPr>
       </w:pPr>
       <w:r>
-        <w:t xml:space="preserve">IEEE Std 1233-1998 — Guide for Developing System Requirements Specifications</w:t>
+        <w:t xml:space="preserve">Method signatures follow PHP 8.3 typed syntax:</w:t>
+      </w:r>
+      <w:r>
+        <w:t xml:space="preserve"> </w:t>
+      </w:r>
+      <w:r>
+        <w:rPr>
+          <w:rStyle w:val="VerbatimChar"/>
+        </w:rPr>
+        <w:t xml:space="preserve">methodName(Type $param): ReturnType</w:t>
+      </w:r>
+      <w:r>
+        <w:t xml:space="preserve">.</w:t>
       </w:r>
     </w:p>
     <w:p>
@@ -558,7 +546,98 @@
         </w:numPr>
       </w:pPr>
       <w:r>
-        <w:t xml:space="preserve">IEEE Std 610.12-1990 — Glossary of Software Engineering Terminology</w:t>
+        <w:t xml:space="preserve">SQL identifiers (table names, column names, stored procedure names, view names) appear in</w:t>
+      </w:r>
+      <w:r>
+        <w:t xml:space="preserve"> </w:t>
+      </w:r>
+      <w:r>
+        <w:rPr>
+          <w:rStyle w:val="VerbatimChar"/>
+        </w:rPr>
+        <w:t xml:space="preserve">monospace</w:t>
+      </w:r>
+      <w:r>
+        <w:t xml:space="preserve">.</w:t>
+      </w:r>
+    </w:p>
+    <w:p>
+      <w:pPr>
+        <w:pStyle w:val="Compact"/>
+        <w:numPr>
+          <w:ilvl w:val="0"/>
+          <w:numId w:val="1003"/>
+        </w:numPr>
+      </w:pPr>
+      <w:r>
+        <w:rPr>
+          <w:rStyle w:val="VerbatimChar"/>
+        </w:rPr>
+        <w:t xml:space="preserve">[CONTEXT-GAP: GAP-xxx]</w:t>
+      </w:r>
+      <w:r>
+        <w:t xml:space="preserve"> </w:t>
+      </w:r>
+      <w:r>
+        <w:t xml:space="preserve">tags mark requirements where external API specifications have not yet been confirmed. These items must be resolved before the integration components are coded.</w:t>
+      </w:r>
+    </w:p>
+    <w:p>
+      <w:pPr>
+        <w:pStyle w:val="Compact"/>
+        <w:numPr>
+          <w:ilvl w:val="0"/>
+          <w:numId w:val="1003"/>
+        </w:numPr>
+      </w:pPr>
+      <w:r>
+        <w:t xml:space="preserve">All method-signature tables use four columns: Method, Parameters, Returns, Description.</w:t>
+      </w:r>
+    </w:p>
+    <w:bookmarkEnd w:id="22"/>
+    <w:bookmarkStart w:id="23" w:name="applicable-standards"/>
+    <w:p>
+      <w:pPr>
+        <w:pStyle w:val="Heading2"/>
+      </w:pPr>
+      <w:r>
+        <w:t xml:space="preserve">Applicable Standards</w:t>
+      </w:r>
+    </w:p>
+    <w:p>
+      <w:pPr>
+        <w:pStyle w:val="Compact"/>
+        <w:numPr>
+          <w:ilvl w:val="0"/>
+          <w:numId w:val="1004"/>
+        </w:numPr>
+      </w:pPr>
+      <w:r>
+        <w:t xml:space="preserve">IEEE Std 830-1998 - Software Requirements Specifications</w:t>
+      </w:r>
+    </w:p>
+    <w:p>
+      <w:pPr>
+        <w:pStyle w:val="Compact"/>
+        <w:numPr>
+          <w:ilvl w:val="0"/>
+          <w:numId w:val="1004"/>
+        </w:numPr>
+      </w:pPr>
+      <w:r>
+        <w:t xml:space="preserve">IEEE Std 1233-1998 - Guide for Developing System Requirements Specifications</w:t>
+      </w:r>
+    </w:p>
+    <w:p>
+      <w:pPr>
+        <w:pStyle w:val="Compact"/>
+        <w:numPr>
+          <w:ilvl w:val="0"/>
+          <w:numId w:val="1004"/>
+        </w:numPr>
+      </w:pPr>
+      <w:r>
+        <w:t xml:space="preserve">IEEE Std 610.12-1990 - Glossary of Software Engineering Terminology</w:t>
       </w:r>
     </w:p>
     <w:bookmarkEnd w:id="23"/>
@@ -903,7 +982,7 @@
         <w:pStyle w:val="Compact"/>
         <w:numPr>
           <w:ilvl w:val="0"/>
-          <w:numId w:val="1004"/>
+          <w:numId w:val="1005"/>
         </w:numPr>
       </w:pPr>
       <w:r>
@@ -933,7 +1012,7 @@
         <w:pStyle w:val="Compact"/>
         <w:numPr>
           <w:ilvl w:val="0"/>
-          <w:numId w:val="1004"/>
+          <w:numId w:val="1005"/>
         </w:numPr>
       </w:pPr>
       <w:r>
@@ -963,7 +1042,7 @@
         <w:pStyle w:val="Compact"/>
         <w:numPr>
           <w:ilvl w:val="0"/>
-          <w:numId w:val="1004"/>
+          <w:numId w:val="1005"/>
         </w:numPr>
       </w:pPr>
       <w:r>
@@ -2125,7 +2204,7 @@
         <w:pStyle w:val="Compact"/>
         <w:numPr>
           <w:ilvl w:val="0"/>
-          <w:numId w:val="1005"/>
+          <w:numId w:val="1006"/>
         </w:numPr>
       </w:pPr>
       <w:r>
@@ -2185,7 +2264,7 @@
         <w:pStyle w:val="Compact"/>
         <w:numPr>
           <w:ilvl w:val="0"/>
-          <w:numId w:val="1005"/>
+          <w:numId w:val="1006"/>
         </w:numPr>
       </w:pPr>
       <w:r>
@@ -2206,7 +2285,7 @@
         <w:pStyle w:val="Compact"/>
         <w:numPr>
           <w:ilvl w:val="0"/>
-          <w:numId w:val="1005"/>
+          <w:numId w:val="1006"/>
         </w:numPr>
       </w:pPr>
       <w:r>
@@ -2251,7 +2330,7 @@
         <w:pStyle w:val="Compact"/>
         <w:numPr>
           <w:ilvl w:val="0"/>
-          <w:numId w:val="1005"/>
+          <w:numId w:val="1006"/>
         </w:numPr>
       </w:pPr>
       <w:r>
@@ -2281,7 +2360,7 @@
         <w:pStyle w:val="Compact"/>
         <w:numPr>
           <w:ilvl w:val="0"/>
-          <w:numId w:val="1005"/>
+          <w:numId w:val="1006"/>
         </w:numPr>
       </w:pPr>
       <w:r>
@@ -2311,7 +2390,7 @@
         <w:pStyle w:val="Compact"/>
         <w:numPr>
           <w:ilvl w:val="0"/>
-          <w:numId w:val="1005"/>
+          <w:numId w:val="1006"/>
         </w:numPr>
       </w:pPr>
       <w:r>
@@ -29911,7 +29990,7 @@
         <w:pStyle w:val="Compact"/>
         <w:numPr>
           <w:ilvl w:val="0"/>
-          <w:numId w:val="1006"/>
+          <w:numId w:val="1007"/>
         </w:numPr>
       </w:pPr>
       <w:r>
@@ -29926,7 +30005,7 @@
         <w:pStyle w:val="Compact"/>
         <w:numPr>
           <w:ilvl w:val="0"/>
-          <w:numId w:val="1006"/>
+          <w:numId w:val="1007"/>
         </w:numPr>
       </w:pPr>
       <w:r>
@@ -29941,7 +30020,7 @@
         <w:pStyle w:val="Compact"/>
         <w:numPr>
           <w:ilvl w:val="0"/>
-          <w:numId w:val="1006"/>
+          <w:numId w:val="1007"/>
         </w:numPr>
       </w:pPr>
       <w:r>
@@ -32068,6 +32147,4518 @@
     </w:p>
     <w:bookmarkEnd w:id="103"/>
     <w:bookmarkEnd w:id="104"/>
+    <w:bookmarkStart w:id="117" w:name="industrial-modules---low-level-design"/>
+    <w:p>
+      <w:pPr>
+        <w:pStyle w:val="Heading1"/>
+      </w:pPr>
+      <w:r>
+        <w:t xml:space="preserve">Industrial Modules - Low-Level Design</w:t>
+      </w:r>
+    </w:p>
+    <w:bookmarkStart w:id="105" w:name="overview-8"/>
+    <w:p>
+      <w:pPr>
+        <w:pStyle w:val="Heading2"/>
+      </w:pPr>
+      <w:r>
+        <w:t xml:space="preserve">Overview</w:t>
+      </w:r>
+    </w:p>
+    <w:p>
+      <w:pPr>
+        <w:pStyle w:val="FirstParagraph"/>
+      </w:pPr>
+      <w:r>
+        <w:t xml:space="preserve">This section specifies the service-layer design for the industrial modules introduced into Longhorn ERP: Product Lifecycle Management (PLM) and Transportation &amp; Fleet Operations. These services are add-on modules and must be protected by</w:t>
+      </w:r>
+      <w:r>
+        <w:t xml:space="preserve"> </w:t>
+      </w:r>
+      <w:r>
+        <w:rPr>
+          <w:rStyle w:val="VerbatimChar"/>
+        </w:rPr>
+        <w:t xml:space="preserve">ModuleRegistry::isActive()</w:t>
+      </w:r>
+      <w:r>
+        <w:t xml:space="preserve"> </w:t>
+      </w:r>
+      <w:r>
+        <w:t xml:space="preserve">checks before any controller or endpoint dispatches work into them.</w:t>
+      </w:r>
+    </w:p>
+    <w:p>
+      <w:r>
+        <w:pict>
+          <v:rect style="width:0;height:1.5pt" o:hralign="center" o:hrstd="t" o:hr="t"/>
+        </w:pict>
+      </w:r>
+    </w:p>
+    <w:bookmarkEnd w:id="105"/>
+    <w:bookmarkStart w:id="106" w:name="plmitemservice"/>
+    <w:p>
+      <w:pPr>
+        <w:pStyle w:val="Heading2"/>
+      </w:pPr>
+      <w:r>
+        <w:t xml:space="preserve">PLMItemService</w:t>
+      </w:r>
+    </w:p>
+    <w:p>
+      <w:pPr>
+        <w:pStyle w:val="FirstParagraph"/>
+      </w:pPr>
+      <w:r>
+        <w:rPr>
+          <w:b/>
+          <w:bCs/>
+        </w:rPr>
+        <w:t xml:space="preserve">Namespace:</w:t>
+      </w:r>
+      <w:r>
+        <w:t xml:space="preserve"> </w:t>
+      </w:r>
+      <w:r>
+        <w:rPr>
+          <w:rStyle w:val="VerbatimChar"/>
+        </w:rPr>
+        <w:t xml:space="preserve">App\Modules\PLM</w:t>
+      </w:r>
+    </w:p>
+    <w:p>
+      <w:pPr>
+        <w:pStyle w:val="BodyText"/>
+      </w:pPr>
+      <w:r>
+        <w:rPr>
+          <w:b/>
+          <w:bCs/>
+        </w:rPr>
+        <w:t xml:space="preserve">Module guard:</w:t>
+      </w:r>
+      <w:r>
+        <w:t xml:space="preserve"> </w:t>
+      </w:r>
+      <w:r>
+        <w:rPr>
+          <w:rStyle w:val="VerbatimChar"/>
+        </w:rPr>
+        <w:t xml:space="preserve">ModuleRegistry::isActive('PLM', $tenantId)</w:t>
+      </w:r>
+    </w:p>
+    <w:p>
+      <w:pPr>
+        <w:pStyle w:val="BodyText"/>
+      </w:pPr>
+      <w:r>
+        <w:rPr>
+          <w:b/>
+          <w:bCs/>
+        </w:rPr>
+        <w:t xml:space="preserve">Dependencies:</w:t>
+      </w:r>
+      <w:r>
+        <w:t xml:space="preserve"> </w:t>
+      </w:r>
+      <w:r>
+        <w:rPr>
+          <w:rStyle w:val="VerbatimChar"/>
+        </w:rPr>
+        <w:t xml:space="preserve">PDO</w:t>
+      </w:r>
+      <w:r>
+        <w:t xml:space="preserve">,</w:t>
+      </w:r>
+      <w:r>
+        <w:t xml:space="preserve"> </w:t>
+      </w:r>
+      <w:r>
+        <w:rPr>
+          <w:rStyle w:val="VerbatimChar"/>
+        </w:rPr>
+        <w:t xml:space="preserve">SessionService</w:t>
+      </w:r>
+      <w:r>
+        <w:t xml:space="preserve">,</w:t>
+      </w:r>
+      <w:r>
+        <w:t xml:space="preserve"> </w:t>
+      </w:r>
+      <w:r>
+        <w:rPr>
+          <w:rStyle w:val="VerbatimChar"/>
+        </w:rPr>
+        <w:t xml:space="preserve">AuditService</w:t>
+      </w:r>
+    </w:p>
+    <w:tbl>
+      <w:tblPr>
+        <w:tblStyle w:val="Table"/>
+        <w:tblW w:type="auto" w:w="0"/>
+        <w:tblLook w:firstRow="1" w:lastRow="0" w:firstColumn="0" w:lastColumn="0" w:noHBand="0" w:noVBand="0" w:val="0020"/>
+      </w:tblPr>
+      <w:tblGrid>
+        <w:gridCol w:w="1980"/>
+        <w:gridCol w:w="1980"/>
+        <w:gridCol w:w="1980"/>
+        <w:gridCol w:w="1980"/>
+      </w:tblGrid>
+      <w:tr>
+        <w:trPr>
+          <w:tblHeader w:val="on"/>
+        </w:trPr>
+        <w:tc>
+          <w:tcPr/>
+          <w:p>
+            <w:pPr>
+              <w:pStyle w:val="Compact"/>
+            </w:pPr>
+            <w:r>
+              <w:t xml:space="preserve">Method</w:t>
+            </w:r>
+          </w:p>
+        </w:tc>
+        <w:tc>
+          <w:tcPr/>
+          <w:p>
+            <w:pPr>
+              <w:pStyle w:val="Compact"/>
+            </w:pPr>
+            <w:r>
+              <w:t xml:space="preserve">Parameters</w:t>
+            </w:r>
+          </w:p>
+        </w:tc>
+        <w:tc>
+          <w:tcPr/>
+          <w:p>
+            <w:pPr>
+              <w:pStyle w:val="Compact"/>
+            </w:pPr>
+            <w:r>
+              <w:t xml:space="preserve">Returns</w:t>
+            </w:r>
+          </w:p>
+        </w:tc>
+        <w:tc>
+          <w:tcPr/>
+          <w:p>
+            <w:pPr>
+              <w:pStyle w:val="Compact"/>
+            </w:pPr>
+            <w:r>
+              <w:t xml:space="preserve">Description</w:t>
+            </w:r>
+          </w:p>
+        </w:tc>
+      </w:tr>
+      <w:tr>
+        <w:tc>
+          <w:tcPr/>
+          <w:p>
+            <w:pPr>
+              <w:pStyle w:val="Compact"/>
+            </w:pPr>
+            <w:r>
+              <w:rPr>
+                <w:rStyle w:val="VerbatimChar"/>
+              </w:rPr>
+              <w:t xml:space="preserve">createItem(array $data): int</w:t>
+            </w:r>
+          </w:p>
+        </w:tc>
+        <w:tc>
+          <w:tcPr/>
+          <w:p>
+            <w:pPr>
+              <w:pStyle w:val="Compact"/>
+            </w:pPr>
+            <w:r>
+              <w:t xml:space="preserve">Engineering item payload containing</w:t>
+            </w:r>
+            <w:r>
+              <w:t xml:space="preserve"> </w:t>
+            </w:r>
+            <w:r>
+              <w:rPr>
+                <w:rStyle w:val="VerbatimChar"/>
+              </w:rPr>
+              <w:t xml:space="preserve">item_code</w:t>
+            </w:r>
+            <w:r>
+              <w:t xml:space="preserve">,</w:t>
+            </w:r>
+            <w:r>
+              <w:t xml:space="preserve"> </w:t>
+            </w:r>
+            <w:r>
+              <w:rPr>
+                <w:rStyle w:val="VerbatimChar"/>
+              </w:rPr>
+              <w:t xml:space="preserve">name</w:t>
+            </w:r>
+            <w:r>
+              <w:t xml:space="preserve">,</w:t>
+            </w:r>
+            <w:r>
+              <w:t xml:space="preserve"> </w:t>
+            </w:r>
+            <w:r>
+              <w:rPr>
+                <w:rStyle w:val="VerbatimChar"/>
+              </w:rPr>
+              <w:t xml:space="preserve">item_class</w:t>
+            </w:r>
+            <w:r>
+              <w:t xml:space="preserve">,</w:t>
+            </w:r>
+            <w:r>
+              <w:t xml:space="preserve"> </w:t>
+            </w:r>
+            <w:r>
+              <w:rPr>
+                <w:rStyle w:val="VerbatimChar"/>
+              </w:rPr>
+              <w:t xml:space="preserve">uom_id</w:t>
+            </w:r>
+            <w:r>
+              <w:t xml:space="preserve">, and initial revision metadata</w:t>
+            </w:r>
+          </w:p>
+        </w:tc>
+        <w:tc>
+          <w:tcPr/>
+          <w:p>
+            <w:pPr>
+              <w:pStyle w:val="Compact"/>
+            </w:pPr>
+            <w:r>
+              <w:t xml:space="preserve">New</w:t>
+            </w:r>
+            <w:r>
+              <w:t xml:space="preserve"> </w:t>
+            </w:r>
+            <w:r>
+              <w:rPr>
+                <w:rStyle w:val="VerbatimChar"/>
+              </w:rPr>
+              <w:t xml:space="preserve">plm_items.id</w:t>
+            </w:r>
+          </w:p>
+        </w:tc>
+        <w:tc>
+          <w:tcPr/>
+          <w:p>
+            <w:pPr>
+              <w:pStyle w:val="Compact"/>
+            </w:pPr>
+            <w:r>
+              <w:t xml:space="preserve">Creates the engineering item header and its first draft revision inside a single transaction.</w:t>
+            </w:r>
+          </w:p>
+        </w:tc>
+      </w:tr>
+      <w:tr>
+        <w:tc>
+          <w:tcPr/>
+          <w:p>
+            <w:pPr>
+              <w:pStyle w:val="Compact"/>
+            </w:pPr>
+            <w:r>
+              <w:rPr>
+                <w:rStyle w:val="VerbatimChar"/>
+              </w:rPr>
+              <w:t xml:space="preserve">createRevision(int $itemId, array $data): int</w:t>
+            </w:r>
+          </w:p>
+        </w:tc>
+        <w:tc>
+          <w:tcPr/>
+          <w:p>
+            <w:pPr>
+              <w:pStyle w:val="Compact"/>
+            </w:pPr>
+            <w:r>
+              <w:t xml:space="preserve">Engineering item primary key, revision payload</w:t>
+            </w:r>
+          </w:p>
+        </w:tc>
+        <w:tc>
+          <w:tcPr/>
+          <w:p>
+            <w:pPr>
+              <w:pStyle w:val="Compact"/>
+            </w:pPr>
+            <w:r>
+              <w:t xml:space="preserve">New</w:t>
+            </w:r>
+            <w:r>
+              <w:t xml:space="preserve"> </w:t>
+            </w:r>
+            <w:r>
+              <w:rPr>
+                <w:rStyle w:val="VerbatimChar"/>
+              </w:rPr>
+              <w:t xml:space="preserve">plm_item_revisions.id</w:t>
+            </w:r>
+          </w:p>
+        </w:tc>
+        <w:tc>
+          <w:tcPr/>
+          <w:p>
+            <w:pPr>
+              <w:pStyle w:val="Compact"/>
+            </w:pPr>
+            <w:r>
+              <w:t xml:space="preserve">Creates a successor draft revision for a released or superseded item. Carries forward document and BOM linkage rules where configured.</w:t>
+            </w:r>
+          </w:p>
+        </w:tc>
+      </w:tr>
+      <w:tr>
+        <w:tc>
+          <w:tcPr/>
+          <w:p>
+            <w:pPr>
+              <w:pStyle w:val="Compact"/>
+            </w:pPr>
+            <w:r>
+              <w:rPr>
+                <w:rStyle w:val="VerbatimChar"/>
+              </w:rPr>
+              <w:t xml:space="preserve">getRevisionHistory(int $itemId): array</w:t>
+            </w:r>
+          </w:p>
+        </w:tc>
+        <w:tc>
+          <w:tcPr/>
+          <w:p>
+            <w:pPr>
+              <w:pStyle w:val="Compact"/>
+            </w:pPr>
+            <w:r>
+              <w:t xml:space="preserve">Engineering item primary key</w:t>
+            </w:r>
+          </w:p>
+        </w:tc>
+        <w:tc>
+          <w:tcPr/>
+          <w:p>
+            <w:pPr>
+              <w:pStyle w:val="Compact"/>
+            </w:pPr>
+            <w:r>
+              <w:t xml:space="preserve">Ordered revision array</w:t>
+            </w:r>
+          </w:p>
+        </w:tc>
+        <w:tc>
+          <w:tcPr/>
+          <w:p>
+            <w:pPr>
+              <w:pStyle w:val="Compact"/>
+            </w:pPr>
+            <w:r>
+              <w:t xml:space="preserve">Returns full revision chain newest first.</w:t>
+            </w:r>
+          </w:p>
+        </w:tc>
+      </w:tr>
+    </w:tbl>
+    <w:p>
+      <w:pPr>
+        <w:pStyle w:val="BodyText"/>
+      </w:pPr>
+      <w:r>
+        <w:rPr>
+          <w:b/>
+          <w:bCs/>
+        </w:rPr>
+        <w:t xml:space="preserve">Tables read/written:</w:t>
+      </w:r>
+      <w:r>
+        <w:t xml:space="preserve"> </w:t>
+      </w:r>
+      <w:r>
+        <w:rPr>
+          <w:rStyle w:val="VerbatimChar"/>
+        </w:rPr>
+        <w:t xml:space="preserve">plm_items</w:t>
+      </w:r>
+      <w:r>
+        <w:t xml:space="preserve">,</w:t>
+      </w:r>
+      <w:r>
+        <w:t xml:space="preserve"> </w:t>
+      </w:r>
+      <w:r>
+        <w:rPr>
+          <w:rStyle w:val="VerbatimChar"/>
+        </w:rPr>
+        <w:t xml:space="preserve">plm_item_revisions</w:t>
+      </w:r>
+    </w:p>
+    <w:p>
+      <w:r>
+        <w:pict>
+          <v:rect style="width:0;height:1.5pt" o:hralign="center" o:hrstd="t" o:hr="t"/>
+        </w:pict>
+      </w:r>
+    </w:p>
+    <w:bookmarkEnd w:id="106"/>
+    <w:bookmarkStart w:id="107" w:name="engineeringchangeservice"/>
+    <w:p>
+      <w:pPr>
+        <w:pStyle w:val="Heading2"/>
+      </w:pPr>
+      <w:r>
+        <w:t xml:space="preserve">EngineeringChangeService</w:t>
+      </w:r>
+    </w:p>
+    <w:p>
+      <w:pPr>
+        <w:pStyle w:val="FirstParagraph"/>
+      </w:pPr>
+      <w:r>
+        <w:rPr>
+          <w:b/>
+          <w:bCs/>
+        </w:rPr>
+        <w:t xml:space="preserve">Namespace:</w:t>
+      </w:r>
+      <w:r>
+        <w:t xml:space="preserve"> </w:t>
+      </w:r>
+      <w:r>
+        <w:rPr>
+          <w:rStyle w:val="VerbatimChar"/>
+        </w:rPr>
+        <w:t xml:space="preserve">App\Modules\PLM</w:t>
+      </w:r>
+    </w:p>
+    <w:p>
+      <w:pPr>
+        <w:pStyle w:val="BodyText"/>
+      </w:pPr>
+      <w:r>
+        <w:rPr>
+          <w:b/>
+          <w:bCs/>
+        </w:rPr>
+        <w:t xml:space="preserve">Module guard:</w:t>
+      </w:r>
+      <w:r>
+        <w:t xml:space="preserve"> </w:t>
+      </w:r>
+      <w:r>
+        <w:rPr>
+          <w:rStyle w:val="VerbatimChar"/>
+        </w:rPr>
+        <w:t xml:space="preserve">ModuleRegistry::isActive('PLM', $tenantId)</w:t>
+      </w:r>
+    </w:p>
+    <w:p>
+      <w:pPr>
+        <w:pStyle w:val="BodyText"/>
+      </w:pPr>
+      <w:r>
+        <w:rPr>
+          <w:b/>
+          <w:bCs/>
+        </w:rPr>
+        <w:t xml:space="preserve">Dependencies:</w:t>
+      </w:r>
+      <w:r>
+        <w:t xml:space="preserve"> </w:t>
+      </w:r>
+      <w:r>
+        <w:rPr>
+          <w:rStyle w:val="VerbatimChar"/>
+        </w:rPr>
+        <w:t xml:space="preserve">PDO</w:t>
+      </w:r>
+      <w:r>
+        <w:t xml:space="preserve">,</w:t>
+      </w:r>
+      <w:r>
+        <w:t xml:space="preserve"> </w:t>
+      </w:r>
+      <w:r>
+        <w:rPr>
+          <w:rStyle w:val="VerbatimChar"/>
+        </w:rPr>
+        <w:t xml:space="preserve">SessionService</w:t>
+      </w:r>
+      <w:r>
+        <w:t xml:space="preserve">,</w:t>
+      </w:r>
+      <w:r>
+        <w:t xml:space="preserve"> </w:t>
+      </w:r>
+      <w:r>
+        <w:rPr>
+          <w:rStyle w:val="VerbatimChar"/>
+        </w:rPr>
+        <w:t xml:space="preserve">AuditService</w:t>
+      </w:r>
+      <w:r>
+        <w:t xml:space="preserve">,</w:t>
+      </w:r>
+      <w:r>
+        <w:t xml:space="preserve"> </w:t>
+      </w:r>
+      <w:r>
+        <w:rPr>
+          <w:rStyle w:val="VerbatimChar"/>
+        </w:rPr>
+        <w:t xml:space="preserve">PLMItemService</w:t>
+      </w:r>
+      <w:r>
+        <w:t xml:space="preserve">,</w:t>
+      </w:r>
+      <w:r>
+        <w:t xml:space="preserve"> </w:t>
+      </w:r>
+      <w:r>
+        <w:rPr>
+          <w:rStyle w:val="VerbatimChar"/>
+        </w:rPr>
+        <w:t xml:space="preserve">PLMPublicationService</w:t>
+      </w:r>
+    </w:p>
+    <w:tbl>
+      <w:tblPr>
+        <w:tblStyle w:val="Table"/>
+        <w:tblW w:type="auto" w:w="0"/>
+        <w:tblLook w:firstRow="1" w:lastRow="0" w:firstColumn="0" w:lastColumn="0" w:noHBand="0" w:noVBand="0" w:val="0020"/>
+      </w:tblPr>
+      <w:tblGrid>
+        <w:gridCol w:w="1980"/>
+        <w:gridCol w:w="1980"/>
+        <w:gridCol w:w="1980"/>
+        <w:gridCol w:w="1980"/>
+      </w:tblGrid>
+      <w:tr>
+        <w:trPr>
+          <w:tblHeader w:val="on"/>
+        </w:trPr>
+        <w:tc>
+          <w:tcPr/>
+          <w:p>
+            <w:pPr>
+              <w:pStyle w:val="Compact"/>
+            </w:pPr>
+            <w:r>
+              <w:t xml:space="preserve">Method</w:t>
+            </w:r>
+          </w:p>
+        </w:tc>
+        <w:tc>
+          <w:tcPr/>
+          <w:p>
+            <w:pPr>
+              <w:pStyle w:val="Compact"/>
+            </w:pPr>
+            <w:r>
+              <w:t xml:space="preserve">Parameters</w:t>
+            </w:r>
+          </w:p>
+        </w:tc>
+        <w:tc>
+          <w:tcPr/>
+          <w:p>
+            <w:pPr>
+              <w:pStyle w:val="Compact"/>
+            </w:pPr>
+            <w:r>
+              <w:t xml:space="preserve">Returns</w:t>
+            </w:r>
+          </w:p>
+        </w:tc>
+        <w:tc>
+          <w:tcPr/>
+          <w:p>
+            <w:pPr>
+              <w:pStyle w:val="Compact"/>
+            </w:pPr>
+            <w:r>
+              <w:t xml:space="preserve">Description</w:t>
+            </w:r>
+          </w:p>
+        </w:tc>
+      </w:tr>
+      <w:tr>
+        <w:tc>
+          <w:tcPr/>
+          <w:p>
+            <w:pPr>
+              <w:pStyle w:val="Compact"/>
+            </w:pPr>
+            <w:r>
+              <w:rPr>
+                <w:rStyle w:val="VerbatimChar"/>
+              </w:rPr>
+              <w:t xml:space="preserve">submitEcr(array $data): int</w:t>
+            </w:r>
+          </w:p>
+        </w:tc>
+        <w:tc>
+          <w:tcPr/>
+          <w:p>
+            <w:pPr>
+              <w:pStyle w:val="Compact"/>
+            </w:pPr>
+            <w:r>
+              <w:t xml:space="preserve">ECR payload containing affected object, reason, impact summary, and requested effective date</w:t>
+            </w:r>
+          </w:p>
+        </w:tc>
+        <w:tc>
+          <w:tcPr/>
+          <w:p>
+            <w:pPr>
+              <w:pStyle w:val="Compact"/>
+            </w:pPr>
+            <w:r>
+              <w:t xml:space="preserve">New</w:t>
+            </w:r>
+            <w:r>
+              <w:t xml:space="preserve"> </w:t>
+            </w:r>
+            <w:r>
+              <w:rPr>
+                <w:rStyle w:val="VerbatimChar"/>
+              </w:rPr>
+              <w:t xml:space="preserve">plm_ecrs.id</w:t>
+            </w:r>
+          </w:p>
+        </w:tc>
+        <w:tc>
+          <w:tcPr/>
+          <w:p>
+            <w:pPr>
+              <w:pStyle w:val="Compact"/>
+            </w:pPr>
+            <w:r>
+              <w:t xml:space="preserve">Inserts an ECR in</w:t>
+            </w:r>
+            <w:r>
+              <w:t xml:space="preserve"> </w:t>
+            </w:r>
+            <w:r>
+              <w:rPr>
+                <w:rStyle w:val="VerbatimChar"/>
+              </w:rPr>
+              <w:t xml:space="preserve">submitted</w:t>
+            </w:r>
+            <w:r>
+              <w:t xml:space="preserve"> </w:t>
+            </w:r>
+            <w:r>
+              <w:t xml:space="preserve">state after validating the target object is under PLM control.</w:t>
+            </w:r>
+          </w:p>
+        </w:tc>
+      </w:tr>
+      <w:tr>
+        <w:tc>
+          <w:tcPr/>
+          <w:p>
+            <w:pPr>
+              <w:pStyle w:val="Compact"/>
+            </w:pPr>
+            <w:r>
+              <w:rPr>
+                <w:rStyle w:val="VerbatimChar"/>
+              </w:rPr>
+              <w:t xml:space="preserve">approveEcr(int $ecrId, string $roleCode, string $note): void</w:t>
+            </w:r>
+          </w:p>
+        </w:tc>
+        <w:tc>
+          <w:tcPr/>
+          <w:p>
+            <w:pPr>
+              <w:pStyle w:val="Compact"/>
+            </w:pPr>
+            <w:r>
+              <w:t xml:space="preserve">ECR primary key, approver role code, note</w:t>
+            </w:r>
+          </w:p>
+        </w:tc>
+        <w:tc>
+          <w:tcPr/>
+          <w:p>
+            <w:pPr>
+              <w:pStyle w:val="Compact"/>
+            </w:pPr>
+            <w:r>
+              <w:rPr>
+                <w:rStyle w:val="VerbatimChar"/>
+              </w:rPr>
+              <w:t xml:space="preserve">void</w:t>
+            </w:r>
+          </w:p>
+        </w:tc>
+        <w:tc>
+          <w:tcPr/>
+          <w:p>
+            <w:pPr>
+              <w:pStyle w:val="Compact"/>
+            </w:pPr>
+            <w:r>
+              <w:t xml:space="preserve">Records role-specific approval. When both required approval tracks exist, transitions ECR to</w:t>
+            </w:r>
+            <w:r>
+              <w:t xml:space="preserve"> </w:t>
+            </w:r>
+            <w:r>
+              <w:rPr>
+                <w:rStyle w:val="VerbatimChar"/>
+              </w:rPr>
+              <w:t xml:space="preserve">approved</w:t>
+            </w:r>
+            <w:r>
+              <w:t xml:space="preserve">.</w:t>
+            </w:r>
+          </w:p>
+        </w:tc>
+      </w:tr>
+      <w:tr>
+        <w:tc>
+          <w:tcPr/>
+          <w:p>
+            <w:pPr>
+              <w:pStyle w:val="Compact"/>
+            </w:pPr>
+            <w:r>
+              <w:rPr>
+                <w:rStyle w:val="VerbatimChar"/>
+              </w:rPr>
+              <w:t xml:space="preserve">releaseEco(int $ecoId): void</w:t>
+            </w:r>
+          </w:p>
+        </w:tc>
+        <w:tc>
+          <w:tcPr/>
+          <w:p>
+            <w:pPr>
+              <w:pStyle w:val="Compact"/>
+            </w:pPr>
+            <w:r>
+              <w:t xml:space="preserve">ECO primary key</w:t>
+            </w:r>
+          </w:p>
+        </w:tc>
+        <w:tc>
+          <w:tcPr/>
+          <w:p>
+            <w:pPr>
+              <w:pStyle w:val="Compact"/>
+            </w:pPr>
+            <w:r>
+              <w:rPr>
+                <w:rStyle w:val="VerbatimChar"/>
+              </w:rPr>
+              <w:t xml:space="preserve">void</w:t>
+            </w:r>
+          </w:p>
+        </w:tc>
+        <w:tc>
+          <w:tcPr/>
+          <w:p>
+            <w:pPr>
+              <w:pStyle w:val="Compact"/>
+            </w:pPr>
+            <w:r>
+              <w:t xml:space="preserve">Validates release blockers, sets ECO to</w:t>
+            </w:r>
+            <w:r>
+              <w:t xml:space="preserve"> </w:t>
+            </w:r>
+            <w:r>
+              <w:rPr>
+                <w:rStyle w:val="VerbatimChar"/>
+              </w:rPr>
+              <w:t xml:space="preserve">released</w:t>
+            </w:r>
+            <w:r>
+              <w:t xml:space="preserve">, and delegates downstream publication to</w:t>
+            </w:r>
+            <w:r>
+              <w:t xml:space="preserve"> </w:t>
+            </w:r>
+            <w:r>
+              <w:rPr>
+                <w:rStyle w:val="VerbatimChar"/>
+              </w:rPr>
+              <w:t xml:space="preserve">PLMPublicationService</w:t>
+            </w:r>
+            <w:r>
+              <w:t xml:space="preserve">.</w:t>
+            </w:r>
+          </w:p>
+        </w:tc>
+      </w:tr>
+    </w:tbl>
+    <w:p>
+      <w:pPr>
+        <w:pStyle w:val="BodyText"/>
+      </w:pPr>
+      <w:r>
+        <w:rPr>
+          <w:b/>
+          <w:bCs/>
+        </w:rPr>
+        <w:t xml:space="preserve">Tables read/written:</w:t>
+      </w:r>
+      <w:r>
+        <w:t xml:space="preserve"> </w:t>
+      </w:r>
+      <w:r>
+        <w:rPr>
+          <w:rStyle w:val="VerbatimChar"/>
+        </w:rPr>
+        <w:t xml:space="preserve">plm_ecrs</w:t>
+      </w:r>
+      <w:r>
+        <w:t xml:space="preserve">,</w:t>
+      </w:r>
+      <w:r>
+        <w:t xml:space="preserve"> </w:t>
+      </w:r>
+      <w:r>
+        <w:rPr>
+          <w:rStyle w:val="VerbatimChar"/>
+        </w:rPr>
+        <w:t xml:space="preserve">plm_eco_approvals</w:t>
+      </w:r>
+      <w:r>
+        <w:t xml:space="preserve">,</w:t>
+      </w:r>
+      <w:r>
+        <w:t xml:space="preserve"> </w:t>
+      </w:r>
+      <w:r>
+        <w:rPr>
+          <w:rStyle w:val="VerbatimChar"/>
+        </w:rPr>
+        <w:t xml:space="preserve">plm_ecos</w:t>
+      </w:r>
+      <w:r>
+        <w:t xml:space="preserve">,</w:t>
+      </w:r>
+      <w:r>
+        <w:t xml:space="preserve"> </w:t>
+      </w:r>
+      <w:r>
+        <w:rPr>
+          <w:rStyle w:val="VerbatimChar"/>
+        </w:rPr>
+        <w:t xml:space="preserve">plm_release_log</w:t>
+      </w:r>
+    </w:p>
+    <w:p>
+      <w:r>
+        <w:pict>
+          <v:rect style="width:0;height:1.5pt" o:hralign="center" o:hrstd="t" o:hr="t"/>
+        </w:pict>
+      </w:r>
+    </w:p>
+    <w:bookmarkEnd w:id="107"/>
+    <w:bookmarkStart w:id="108" w:name="plmdocumentservice"/>
+    <w:p>
+      <w:pPr>
+        <w:pStyle w:val="Heading2"/>
+      </w:pPr>
+      <w:r>
+        <w:t xml:space="preserve">PLMDocumentService</w:t>
+      </w:r>
+    </w:p>
+    <w:p>
+      <w:pPr>
+        <w:pStyle w:val="FirstParagraph"/>
+      </w:pPr>
+      <w:r>
+        <w:rPr>
+          <w:b/>
+          <w:bCs/>
+        </w:rPr>
+        <w:t xml:space="preserve">Namespace:</w:t>
+      </w:r>
+      <w:r>
+        <w:t xml:space="preserve"> </w:t>
+      </w:r>
+      <w:r>
+        <w:rPr>
+          <w:rStyle w:val="VerbatimChar"/>
+        </w:rPr>
+        <w:t xml:space="preserve">App\Modules\PLM</w:t>
+      </w:r>
+    </w:p>
+    <w:p>
+      <w:pPr>
+        <w:pStyle w:val="BodyText"/>
+      </w:pPr>
+      <w:r>
+        <w:rPr>
+          <w:b/>
+          <w:bCs/>
+        </w:rPr>
+        <w:t xml:space="preserve">Module guard:</w:t>
+      </w:r>
+      <w:r>
+        <w:t xml:space="preserve"> </w:t>
+      </w:r>
+      <w:r>
+        <w:rPr>
+          <w:rStyle w:val="VerbatimChar"/>
+        </w:rPr>
+        <w:t xml:space="preserve">ModuleRegistry::isActive('PLM', $tenantId)</w:t>
+      </w:r>
+    </w:p>
+    <w:p>
+      <w:pPr>
+        <w:pStyle w:val="BodyText"/>
+      </w:pPr>
+      <w:r>
+        <w:rPr>
+          <w:b/>
+          <w:bCs/>
+        </w:rPr>
+        <w:t xml:space="preserve">Dependencies:</w:t>
+      </w:r>
+      <w:r>
+        <w:t xml:space="preserve"> </w:t>
+      </w:r>
+      <w:r>
+        <w:rPr>
+          <w:rStyle w:val="VerbatimChar"/>
+        </w:rPr>
+        <w:t xml:space="preserve">PDO</w:t>
+      </w:r>
+      <w:r>
+        <w:t xml:space="preserve">,</w:t>
+      </w:r>
+      <w:r>
+        <w:t xml:space="preserve"> </w:t>
+      </w:r>
+      <w:r>
+        <w:rPr>
+          <w:rStyle w:val="VerbatimChar"/>
+        </w:rPr>
+        <w:t xml:space="preserve">SessionService</w:t>
+      </w:r>
+      <w:r>
+        <w:t xml:space="preserve">,</w:t>
+      </w:r>
+      <w:r>
+        <w:t xml:space="preserve"> </w:t>
+      </w:r>
+      <w:r>
+        <w:rPr>
+          <w:rStyle w:val="VerbatimChar"/>
+        </w:rPr>
+        <w:t xml:space="preserve">AuditService</w:t>
+      </w:r>
+      <w:r>
+        <w:t xml:space="preserve">,</w:t>
+      </w:r>
+      <w:r>
+        <w:t xml:space="preserve"> </w:t>
+      </w:r>
+      <w:r>
+        <w:rPr>
+          <w:rStyle w:val="VerbatimChar"/>
+        </w:rPr>
+        <w:t xml:space="preserve">FileStorageService</w:t>
+      </w:r>
+    </w:p>
+    <w:tbl>
+      <w:tblPr>
+        <w:tblStyle w:val="Table"/>
+        <w:tblW w:type="auto" w:w="0"/>
+        <w:tblLook w:firstRow="1" w:lastRow="0" w:firstColumn="0" w:lastColumn="0" w:noHBand="0" w:noVBand="0" w:val="0020"/>
+      </w:tblPr>
+      <w:tblGrid>
+        <w:gridCol w:w="1980"/>
+        <w:gridCol w:w="1980"/>
+        <w:gridCol w:w="1980"/>
+        <w:gridCol w:w="1980"/>
+      </w:tblGrid>
+      <w:tr>
+        <w:trPr>
+          <w:tblHeader w:val="on"/>
+        </w:trPr>
+        <w:tc>
+          <w:tcPr/>
+          <w:p>
+            <w:pPr>
+              <w:pStyle w:val="Compact"/>
+            </w:pPr>
+            <w:r>
+              <w:t xml:space="preserve">Method</w:t>
+            </w:r>
+          </w:p>
+        </w:tc>
+        <w:tc>
+          <w:tcPr/>
+          <w:p>
+            <w:pPr>
+              <w:pStyle w:val="Compact"/>
+            </w:pPr>
+            <w:r>
+              <w:t xml:space="preserve">Parameters</w:t>
+            </w:r>
+          </w:p>
+        </w:tc>
+        <w:tc>
+          <w:tcPr/>
+          <w:p>
+            <w:pPr>
+              <w:pStyle w:val="Compact"/>
+            </w:pPr>
+            <w:r>
+              <w:t xml:space="preserve">Returns</w:t>
+            </w:r>
+          </w:p>
+        </w:tc>
+        <w:tc>
+          <w:tcPr/>
+          <w:p>
+            <w:pPr>
+              <w:pStyle w:val="Compact"/>
+            </w:pPr>
+            <w:r>
+              <w:t xml:space="preserve">Description</w:t>
+            </w:r>
+          </w:p>
+        </w:tc>
+      </w:tr>
+      <w:tr>
+        <w:tc>
+          <w:tcPr/>
+          <w:p>
+            <w:pPr>
+              <w:pStyle w:val="Compact"/>
+            </w:pPr>
+            <w:r>
+              <w:rPr>
+                <w:rStyle w:val="VerbatimChar"/>
+              </w:rPr>
+              <w:t xml:space="preserve">attachDocument(int $revisionId, array $meta, string $tmpPath): int</w:t>
+            </w:r>
+          </w:p>
+        </w:tc>
+        <w:tc>
+          <w:tcPr/>
+          <w:p>
+            <w:pPr>
+              <w:pStyle w:val="Compact"/>
+            </w:pPr>
+            <w:r>
+              <w:t xml:space="preserve">Revision primary key, metadata array, temporary upload path</w:t>
+            </w:r>
+          </w:p>
+        </w:tc>
+        <w:tc>
+          <w:tcPr/>
+          <w:p>
+            <w:pPr>
+              <w:pStyle w:val="Compact"/>
+            </w:pPr>
+            <w:r>
+              <w:t xml:space="preserve">New</w:t>
+            </w:r>
+            <w:r>
+              <w:t xml:space="preserve"> </w:t>
+            </w:r>
+            <w:r>
+              <w:rPr>
+                <w:rStyle w:val="VerbatimChar"/>
+              </w:rPr>
+              <w:t xml:space="preserve">plm_documents.id</w:t>
+            </w:r>
+          </w:p>
+        </w:tc>
+        <w:tc>
+          <w:tcPr/>
+          <w:p>
+            <w:pPr>
+              <w:pStyle w:val="Compact"/>
+            </w:pPr>
+            <w:r>
+              <w:t xml:space="preserve">Stores the file, computes checksum, writes the document row, and links it to the revision.</w:t>
+            </w:r>
+          </w:p>
+        </w:tc>
+      </w:tr>
+      <w:tr>
+        <w:tc>
+          <w:tcPr/>
+          <w:p>
+            <w:pPr>
+              <w:pStyle w:val="Compact"/>
+            </w:pPr>
+            <w:r>
+              <w:rPr>
+                <w:rStyle w:val="VerbatimChar"/>
+              </w:rPr>
+              <w:t xml:space="preserve">markMandatoryForClass(string $itemClass, string $documentType): void</w:t>
+            </w:r>
+          </w:p>
+        </w:tc>
+        <w:tc>
+          <w:tcPr/>
+          <w:p>
+            <w:pPr>
+              <w:pStyle w:val="Compact"/>
+            </w:pPr>
+            <w:r>
+              <w:t xml:space="preserve">Item class code, document type code</w:t>
+            </w:r>
+          </w:p>
+        </w:tc>
+        <w:tc>
+          <w:tcPr/>
+          <w:p>
+            <w:pPr>
+              <w:pStyle w:val="Compact"/>
+            </w:pPr>
+            <w:r>
+              <w:rPr>
+                <w:rStyle w:val="VerbatimChar"/>
+              </w:rPr>
+              <w:t xml:space="preserve">void</w:t>
+            </w:r>
+          </w:p>
+        </w:tc>
+        <w:tc>
+          <w:tcPr/>
+          <w:p>
+            <w:pPr>
+              <w:pStyle w:val="Compact"/>
+            </w:pPr>
+            <w:r>
+              <w:t xml:space="preserve">Updates the mandatory-release rules for the tenant.</w:t>
+            </w:r>
+          </w:p>
+        </w:tc>
+      </w:tr>
+      <w:tr>
+        <w:tc>
+          <w:tcPr/>
+          <w:p>
+            <w:pPr>
+              <w:pStyle w:val="Compact"/>
+            </w:pPr>
+            <w:r>
+              <w:rPr>
+                <w:rStyle w:val="VerbatimChar"/>
+              </w:rPr>
+              <w:t xml:space="preserve">validateReleaseReadiness(int $revisionId): array</w:t>
+            </w:r>
+          </w:p>
+        </w:tc>
+        <w:tc>
+          <w:tcPr/>
+          <w:p>
+            <w:pPr>
+              <w:pStyle w:val="Compact"/>
+            </w:pPr>
+            <w:r>
+              <w:t xml:space="preserve">Revision primary key</w:t>
+            </w:r>
+          </w:p>
+        </w:tc>
+        <w:tc>
+          <w:tcPr/>
+          <w:p>
+            <w:pPr>
+              <w:pStyle w:val="Compact"/>
+            </w:pPr>
+            <w:r>
+              <w:t xml:space="preserve">Array of blocking issues</w:t>
+            </w:r>
+          </w:p>
+        </w:tc>
+        <w:tc>
+          <w:tcPr/>
+          <w:p>
+            <w:pPr>
+              <w:pStyle w:val="Compact"/>
+            </w:pPr>
+            <w:r>
+              <w:t xml:space="preserve">Returns missing document or expired compliance blockers.</w:t>
+            </w:r>
+          </w:p>
+        </w:tc>
+      </w:tr>
+    </w:tbl>
+    <w:p>
+      <w:pPr>
+        <w:pStyle w:val="BodyText"/>
+      </w:pPr>
+      <w:r>
+        <w:rPr>
+          <w:b/>
+          <w:bCs/>
+        </w:rPr>
+        <w:t xml:space="preserve">Tables read/written:</w:t>
+      </w:r>
+      <w:r>
+        <w:t xml:space="preserve"> </w:t>
+      </w:r>
+      <w:r>
+        <w:rPr>
+          <w:rStyle w:val="VerbatimChar"/>
+        </w:rPr>
+        <w:t xml:space="preserve">plm_documents</w:t>
+      </w:r>
+      <w:r>
+        <w:t xml:space="preserve">,</w:t>
+      </w:r>
+      <w:r>
+        <w:t xml:space="preserve"> </w:t>
+      </w:r>
+      <w:r>
+        <w:rPr>
+          <w:rStyle w:val="VerbatimChar"/>
+        </w:rPr>
+        <w:t xml:space="preserve">plm_document_rules</w:t>
+      </w:r>
+    </w:p>
+    <w:p>
+      <w:r>
+        <w:pict>
+          <v:rect style="width:0;height:1.5pt" o:hralign="center" o:hrstd="t" o:hr="t"/>
+        </w:pict>
+      </w:r>
+    </w:p>
+    <w:bookmarkEnd w:id="108"/>
+    <w:bookmarkStart w:id="109" w:name="npiservice"/>
+    <w:p>
+      <w:pPr>
+        <w:pStyle w:val="Heading2"/>
+      </w:pPr>
+      <w:r>
+        <w:t xml:space="preserve">NPIService</w:t>
+      </w:r>
+    </w:p>
+    <w:p>
+      <w:pPr>
+        <w:pStyle w:val="FirstParagraph"/>
+      </w:pPr>
+      <w:r>
+        <w:rPr>
+          <w:b/>
+          <w:bCs/>
+        </w:rPr>
+        <w:t xml:space="preserve">Namespace:</w:t>
+      </w:r>
+      <w:r>
+        <w:t xml:space="preserve"> </w:t>
+      </w:r>
+      <w:r>
+        <w:rPr>
+          <w:rStyle w:val="VerbatimChar"/>
+        </w:rPr>
+        <w:t xml:space="preserve">App\Modules\PLM</w:t>
+      </w:r>
+    </w:p>
+    <w:p>
+      <w:pPr>
+        <w:pStyle w:val="BodyText"/>
+      </w:pPr>
+      <w:r>
+        <w:rPr>
+          <w:b/>
+          <w:bCs/>
+        </w:rPr>
+        <w:t xml:space="preserve">Module guard:</w:t>
+      </w:r>
+      <w:r>
+        <w:t xml:space="preserve"> </w:t>
+      </w:r>
+      <w:r>
+        <w:rPr>
+          <w:rStyle w:val="VerbatimChar"/>
+        </w:rPr>
+        <w:t xml:space="preserve">ModuleRegistry::isActive('PLM', $tenantId)</w:t>
+      </w:r>
+    </w:p>
+    <w:p>
+      <w:pPr>
+        <w:pStyle w:val="BodyText"/>
+      </w:pPr>
+      <w:r>
+        <w:rPr>
+          <w:b/>
+          <w:bCs/>
+        </w:rPr>
+        <w:t xml:space="preserve">Dependencies:</w:t>
+      </w:r>
+      <w:r>
+        <w:t xml:space="preserve"> </w:t>
+      </w:r>
+      <w:r>
+        <w:rPr>
+          <w:rStyle w:val="VerbatimChar"/>
+        </w:rPr>
+        <w:t xml:space="preserve">PDO</w:t>
+      </w:r>
+      <w:r>
+        <w:t xml:space="preserve">,</w:t>
+      </w:r>
+      <w:r>
+        <w:t xml:space="preserve"> </w:t>
+      </w:r>
+      <w:r>
+        <w:rPr>
+          <w:rStyle w:val="VerbatimChar"/>
+        </w:rPr>
+        <w:t xml:space="preserve">SessionService</w:t>
+      </w:r>
+      <w:r>
+        <w:t xml:space="preserve">,</w:t>
+      </w:r>
+      <w:r>
+        <w:t xml:space="preserve"> </w:t>
+      </w:r>
+      <w:r>
+        <w:rPr>
+          <w:rStyle w:val="VerbatimChar"/>
+        </w:rPr>
+        <w:t xml:space="preserve">AuditService</w:t>
+      </w:r>
+    </w:p>
+    <w:tbl>
+      <w:tblPr>
+        <w:tblStyle w:val="Table"/>
+        <w:tblW w:type="auto" w:w="0"/>
+        <w:tblLook w:firstRow="1" w:lastRow="0" w:firstColumn="0" w:lastColumn="0" w:noHBand="0" w:noVBand="0" w:val="0020"/>
+      </w:tblPr>
+      <w:tblGrid>
+        <w:gridCol w:w="1980"/>
+        <w:gridCol w:w="1980"/>
+        <w:gridCol w:w="1980"/>
+        <w:gridCol w:w="1980"/>
+      </w:tblGrid>
+      <w:tr>
+        <w:trPr>
+          <w:tblHeader w:val="on"/>
+        </w:trPr>
+        <w:tc>
+          <w:tcPr/>
+          <w:p>
+            <w:pPr>
+              <w:pStyle w:val="Compact"/>
+            </w:pPr>
+            <w:r>
+              <w:t xml:space="preserve">Method</w:t>
+            </w:r>
+          </w:p>
+        </w:tc>
+        <w:tc>
+          <w:tcPr/>
+          <w:p>
+            <w:pPr>
+              <w:pStyle w:val="Compact"/>
+            </w:pPr>
+            <w:r>
+              <w:t xml:space="preserve">Parameters</w:t>
+            </w:r>
+          </w:p>
+        </w:tc>
+        <w:tc>
+          <w:tcPr/>
+          <w:p>
+            <w:pPr>
+              <w:pStyle w:val="Compact"/>
+            </w:pPr>
+            <w:r>
+              <w:t xml:space="preserve">Returns</w:t>
+            </w:r>
+          </w:p>
+        </w:tc>
+        <w:tc>
+          <w:tcPr/>
+          <w:p>
+            <w:pPr>
+              <w:pStyle w:val="Compact"/>
+            </w:pPr>
+            <w:r>
+              <w:t xml:space="preserve">Description</w:t>
+            </w:r>
+          </w:p>
+        </w:tc>
+      </w:tr>
+      <w:tr>
+        <w:tc>
+          <w:tcPr/>
+          <w:p>
+            <w:pPr>
+              <w:pStyle w:val="Compact"/>
+            </w:pPr>
+            <w:r>
+              <w:rPr>
+                <w:rStyle w:val="VerbatimChar"/>
+              </w:rPr>
+              <w:t xml:space="preserve">createProgramme(array $data): int</w:t>
+            </w:r>
+          </w:p>
+        </w:tc>
+        <w:tc>
+          <w:tcPr/>
+          <w:p>
+            <w:pPr>
+              <w:pStyle w:val="Compact"/>
+            </w:pPr>
+            <w:r>
+              <w:t xml:space="preserve">NPI payload with owner, release target, budget notes, and product family context</w:t>
+            </w:r>
+          </w:p>
+        </w:tc>
+        <w:tc>
+          <w:tcPr/>
+          <w:p>
+            <w:pPr>
+              <w:pStyle w:val="Compact"/>
+            </w:pPr>
+            <w:r>
+              <w:t xml:space="preserve">New</w:t>
+            </w:r>
+            <w:r>
+              <w:t xml:space="preserve"> </w:t>
+            </w:r>
+            <w:r>
+              <w:rPr>
+                <w:rStyle w:val="VerbatimChar"/>
+              </w:rPr>
+              <w:t xml:space="preserve">plm_npi_programmes.id</w:t>
+            </w:r>
+          </w:p>
+        </w:tc>
+        <w:tc>
+          <w:tcPr/>
+          <w:p>
+            <w:pPr>
+              <w:pStyle w:val="Compact"/>
+            </w:pPr>
+            <w:r>
+              <w:t xml:space="preserve">Creates a new NPI programme in</w:t>
+            </w:r>
+            <w:r>
+              <w:t xml:space="preserve"> </w:t>
+            </w:r>
+            <w:r>
+              <w:rPr>
+                <w:rStyle w:val="VerbatimChar"/>
+              </w:rPr>
+              <w:t xml:space="preserve">concept</w:t>
+            </w:r>
+            <w:r>
+              <w:t xml:space="preserve"> </w:t>
+            </w:r>
+            <w:r>
+              <w:t xml:space="preserve">state.</w:t>
+            </w:r>
+          </w:p>
+        </w:tc>
+      </w:tr>
+      <w:tr>
+        <w:tc>
+          <w:tcPr/>
+          <w:p>
+            <w:pPr>
+              <w:pStyle w:val="Compact"/>
+            </w:pPr>
+            <w:r>
+              <w:rPr>
+                <w:rStyle w:val="VerbatimChar"/>
+              </w:rPr>
+              <w:t xml:space="preserve">advanceStage(int $programmeId, string $targetStage): void</w:t>
+            </w:r>
+          </w:p>
+        </w:tc>
+        <w:tc>
+          <w:tcPr/>
+          <w:p>
+            <w:pPr>
+              <w:pStyle w:val="Compact"/>
+            </w:pPr>
+            <w:r>
+              <w:t xml:space="preserve">NPI programme primary key, target stage code</w:t>
+            </w:r>
+          </w:p>
+        </w:tc>
+        <w:tc>
+          <w:tcPr/>
+          <w:p>
+            <w:pPr>
+              <w:pStyle w:val="Compact"/>
+            </w:pPr>
+            <w:r>
+              <w:rPr>
+                <w:rStyle w:val="VerbatimChar"/>
+              </w:rPr>
+              <w:t xml:space="preserve">void</w:t>
+            </w:r>
+          </w:p>
+        </w:tc>
+        <w:tc>
+          <w:tcPr/>
+          <w:p>
+            <w:pPr>
+              <w:pStyle w:val="Compact"/>
+            </w:pPr>
+            <w:r>
+              <w:t xml:space="preserve">Validates stage-gate checklist completion and required approvals before transition.</w:t>
+            </w:r>
+          </w:p>
+        </w:tc>
+      </w:tr>
+      <w:tr>
+        <w:tc>
+          <w:tcPr/>
+          <w:p>
+            <w:pPr>
+              <w:pStyle w:val="Compact"/>
+            </w:pPr>
+            <w:r>
+              <w:rPr>
+                <w:rStyle w:val="VerbatimChar"/>
+              </w:rPr>
+              <w:t xml:space="preserve">getStageSummary(int $programmeId): array</w:t>
+            </w:r>
+          </w:p>
+        </w:tc>
+        <w:tc>
+          <w:tcPr/>
+          <w:p>
+            <w:pPr>
+              <w:pStyle w:val="Compact"/>
+            </w:pPr>
+            <w:r>
+              <w:t xml:space="preserve">NPI programme primary key</w:t>
+            </w:r>
+          </w:p>
+        </w:tc>
+        <w:tc>
+          <w:tcPr/>
+          <w:p>
+            <w:pPr>
+              <w:pStyle w:val="Compact"/>
+            </w:pPr>
+            <w:r>
+              <w:t xml:space="preserve">Checklist and status summary</w:t>
+            </w:r>
+          </w:p>
+        </w:tc>
+        <w:tc>
+          <w:tcPr/>
+          <w:p>
+            <w:pPr>
+              <w:pStyle w:val="Compact"/>
+            </w:pPr>
+            <w:r>
+              <w:t xml:space="preserve">Returns stage progress, unresolved risks, and blocker counts.</w:t>
+            </w:r>
+          </w:p>
+        </w:tc>
+      </w:tr>
+    </w:tbl>
+    <w:p>
+      <w:pPr>
+        <w:pStyle w:val="BodyText"/>
+      </w:pPr>
+      <w:r>
+        <w:rPr>
+          <w:b/>
+          <w:bCs/>
+        </w:rPr>
+        <w:t xml:space="preserve">Tables read/written:</w:t>
+      </w:r>
+      <w:r>
+        <w:t xml:space="preserve"> </w:t>
+      </w:r>
+      <w:r>
+        <w:rPr>
+          <w:rStyle w:val="VerbatimChar"/>
+        </w:rPr>
+        <w:t xml:space="preserve">plm_npi_programmes</w:t>
+      </w:r>
+      <w:r>
+        <w:t xml:space="preserve">,</w:t>
+      </w:r>
+      <w:r>
+        <w:t xml:space="preserve"> </w:t>
+      </w:r>
+      <w:r>
+        <w:rPr>
+          <w:rStyle w:val="VerbatimChar"/>
+        </w:rPr>
+        <w:t xml:space="preserve">plm_npi_checklists</w:t>
+      </w:r>
+      <w:r>
+        <w:t xml:space="preserve">,</w:t>
+      </w:r>
+      <w:r>
+        <w:t xml:space="preserve"> </w:t>
+      </w:r>
+      <w:r>
+        <w:rPr>
+          <w:rStyle w:val="VerbatimChar"/>
+        </w:rPr>
+        <w:t xml:space="preserve">plm_npi_risks</w:t>
+      </w:r>
+    </w:p>
+    <w:p>
+      <w:r>
+        <w:pict>
+          <v:rect style="width:0;height:1.5pt" o:hralign="center" o:hrstd="t" o:hr="t"/>
+        </w:pict>
+      </w:r>
+    </w:p>
+    <w:bookmarkEnd w:id="109"/>
+    <w:bookmarkStart w:id="110" w:name="plmpublicationservice"/>
+    <w:p>
+      <w:pPr>
+        <w:pStyle w:val="Heading2"/>
+      </w:pPr>
+      <w:r>
+        <w:t xml:space="preserve">PLMPublicationService</w:t>
+      </w:r>
+    </w:p>
+    <w:p>
+      <w:pPr>
+        <w:pStyle w:val="FirstParagraph"/>
+      </w:pPr>
+      <w:r>
+        <w:rPr>
+          <w:b/>
+          <w:bCs/>
+        </w:rPr>
+        <w:t xml:space="preserve">Namespace:</w:t>
+      </w:r>
+      <w:r>
+        <w:t xml:space="preserve"> </w:t>
+      </w:r>
+      <w:r>
+        <w:rPr>
+          <w:rStyle w:val="VerbatimChar"/>
+        </w:rPr>
+        <w:t xml:space="preserve">App\Modules\PLM</w:t>
+      </w:r>
+    </w:p>
+    <w:p>
+      <w:pPr>
+        <w:pStyle w:val="BodyText"/>
+      </w:pPr>
+      <w:r>
+        <w:rPr>
+          <w:b/>
+          <w:bCs/>
+        </w:rPr>
+        <w:t xml:space="preserve">Module guard:</w:t>
+      </w:r>
+      <w:r>
+        <w:t xml:space="preserve"> </w:t>
+      </w:r>
+      <w:r>
+        <w:rPr>
+          <w:rStyle w:val="VerbatimChar"/>
+        </w:rPr>
+        <w:t xml:space="preserve">ModuleRegistry::isModuleActive('PLM', $tenantId)</w:t>
+      </w:r>
+    </w:p>
+    <w:p>
+      <w:pPr>
+        <w:pStyle w:val="BodyText"/>
+      </w:pPr>
+      <w:r>
+        <w:rPr>
+          <w:b/>
+          <w:bCs/>
+        </w:rPr>
+        <w:t xml:space="preserve">Dependencies:</w:t>
+      </w:r>
+      <w:r>
+        <w:t xml:space="preserve"> </w:t>
+      </w:r>
+      <w:r>
+        <w:rPr>
+          <w:rStyle w:val="VerbatimChar"/>
+        </w:rPr>
+        <w:t xml:space="preserve">PDO</w:t>
+      </w:r>
+      <w:r>
+        <w:t xml:space="preserve">,</w:t>
+      </w:r>
+      <w:r>
+        <w:t xml:space="preserve"> </w:t>
+      </w:r>
+      <w:r>
+        <w:rPr>
+          <w:rStyle w:val="VerbatimChar"/>
+        </w:rPr>
+        <w:t xml:space="preserve">SessionService</w:t>
+      </w:r>
+      <w:r>
+        <w:t xml:space="preserve">,</w:t>
+      </w:r>
+      <w:r>
+        <w:t xml:space="preserve"> </w:t>
+      </w:r>
+      <w:r>
+        <w:rPr>
+          <w:rStyle w:val="VerbatimChar"/>
+        </w:rPr>
+        <w:t xml:space="preserve">AuditService</w:t>
+      </w:r>
+      <w:r>
+        <w:t xml:space="preserve">,</w:t>
+      </w:r>
+      <w:r>
+        <w:t xml:space="preserve"> </w:t>
+      </w:r>
+      <w:r>
+        <w:rPr>
+          <w:rStyle w:val="VerbatimChar"/>
+        </w:rPr>
+        <w:t xml:space="preserve">InventorySyncService</w:t>
+      </w:r>
+      <w:r>
+        <w:t xml:space="preserve">,</w:t>
+      </w:r>
+      <w:r>
+        <w:t xml:space="preserve"> </w:t>
+      </w:r>
+      <w:r>
+        <w:rPr>
+          <w:rStyle w:val="VerbatimChar"/>
+        </w:rPr>
+        <w:t xml:space="preserve">ManufacturingSyncService</w:t>
+      </w:r>
+      <w:r>
+        <w:t xml:space="preserve">,</w:t>
+      </w:r>
+      <w:r>
+        <w:t xml:space="preserve"> </w:t>
+      </w:r>
+      <w:r>
+        <w:rPr>
+          <w:rStyle w:val="VerbatimChar"/>
+        </w:rPr>
+        <w:t xml:space="preserve">ProcurementSyncService</w:t>
+      </w:r>
+    </w:p>
+    <w:tbl>
+      <w:tblPr>
+        <w:tblStyle w:val="Table"/>
+        <w:tblW w:type="auto" w:w="0"/>
+        <w:tblLook w:firstRow="1" w:lastRow="0" w:firstColumn="0" w:lastColumn="0" w:noHBand="0" w:noVBand="0" w:val="0020"/>
+      </w:tblPr>
+      <w:tblGrid>
+        <w:gridCol w:w="1980"/>
+        <w:gridCol w:w="1980"/>
+        <w:gridCol w:w="1980"/>
+        <w:gridCol w:w="1980"/>
+      </w:tblGrid>
+      <w:tr>
+        <w:trPr>
+          <w:tblHeader w:val="on"/>
+        </w:trPr>
+        <w:tc>
+          <w:tcPr/>
+          <w:p>
+            <w:pPr>
+              <w:pStyle w:val="Compact"/>
+            </w:pPr>
+            <w:r>
+              <w:t xml:space="preserve">Method</w:t>
+            </w:r>
+          </w:p>
+        </w:tc>
+        <w:tc>
+          <w:tcPr/>
+          <w:p>
+            <w:pPr>
+              <w:pStyle w:val="Compact"/>
+            </w:pPr>
+            <w:r>
+              <w:t xml:space="preserve">Parameters</w:t>
+            </w:r>
+          </w:p>
+        </w:tc>
+        <w:tc>
+          <w:tcPr/>
+          <w:p>
+            <w:pPr>
+              <w:pStyle w:val="Compact"/>
+            </w:pPr>
+            <w:r>
+              <w:t xml:space="preserve">Returns</w:t>
+            </w:r>
+          </w:p>
+        </w:tc>
+        <w:tc>
+          <w:tcPr/>
+          <w:p>
+            <w:pPr>
+              <w:pStyle w:val="Compact"/>
+            </w:pPr>
+            <w:r>
+              <w:t xml:space="preserve">Description</w:t>
+            </w:r>
+          </w:p>
+        </w:tc>
+      </w:tr>
+      <w:tr>
+        <w:tc>
+          <w:tcPr/>
+          <w:p>
+            <w:pPr>
+              <w:pStyle w:val="Compact"/>
+            </w:pPr>
+            <w:r>
+              <w:rPr>
+                <w:rStyle w:val="VerbatimChar"/>
+              </w:rPr>
+              <w:t xml:space="preserve">publishRevision(int $revisionId): int</w:t>
+            </w:r>
+          </w:p>
+        </w:tc>
+        <w:tc>
+          <w:tcPr/>
+          <w:p>
+            <w:pPr>
+              <w:pStyle w:val="Compact"/>
+            </w:pPr>
+            <w:r>
+              <w:t xml:space="preserve">Revision primary key</w:t>
+            </w:r>
+          </w:p>
+        </w:tc>
+        <w:tc>
+          <w:tcPr/>
+          <w:p>
+            <w:pPr>
+              <w:pStyle w:val="Compact"/>
+            </w:pPr>
+            <w:r>
+              <w:t xml:space="preserve">New</w:t>
+            </w:r>
+            <w:r>
+              <w:t xml:space="preserve"> </w:t>
+            </w:r>
+            <w:r>
+              <w:rPr>
+                <w:rStyle w:val="VerbatimChar"/>
+              </w:rPr>
+              <w:t xml:space="preserve">plm_publication_events.id</w:t>
+            </w:r>
+          </w:p>
+        </w:tc>
+        <w:tc>
+          <w:tcPr/>
+          <w:p>
+            <w:pPr>
+              <w:pStyle w:val="Compact"/>
+            </w:pPr>
+            <w:r>
+              <w:t xml:space="preserve">Creates a publication event record and dispatches sync handlers for each enabled downstream consumer.</w:t>
+            </w:r>
+          </w:p>
+        </w:tc>
+      </w:tr>
+      <w:tr>
+        <w:tc>
+          <w:tcPr/>
+          <w:p>
+            <w:pPr>
+              <w:pStyle w:val="Compact"/>
+            </w:pPr>
+            <w:r>
+              <w:rPr>
+                <w:rStyle w:val="VerbatimChar"/>
+              </w:rPr>
+              <w:t xml:space="preserve">retryPublication(int $eventId): void</w:t>
+            </w:r>
+          </w:p>
+        </w:tc>
+        <w:tc>
+          <w:tcPr/>
+          <w:p>
+            <w:pPr>
+              <w:pStyle w:val="Compact"/>
+            </w:pPr>
+            <w:r>
+              <w:t xml:space="preserve">Publication event primary key</w:t>
+            </w:r>
+          </w:p>
+        </w:tc>
+        <w:tc>
+          <w:tcPr/>
+          <w:p>
+            <w:pPr>
+              <w:pStyle w:val="Compact"/>
+            </w:pPr>
+            <w:r>
+              <w:rPr>
+                <w:rStyle w:val="VerbatimChar"/>
+              </w:rPr>
+              <w:t xml:space="preserve">void</w:t>
+            </w:r>
+          </w:p>
+        </w:tc>
+        <w:tc>
+          <w:tcPr/>
+          <w:p>
+            <w:pPr>
+              <w:pStyle w:val="Compact"/>
+            </w:pPr>
+            <w:r>
+              <w:t xml:space="preserve">Retries failed downstream deliveries using the stored publication payload.</w:t>
+            </w:r>
+          </w:p>
+        </w:tc>
+      </w:tr>
+      <w:tr>
+        <w:tc>
+          <w:tcPr/>
+          <w:p>
+            <w:pPr>
+              <w:pStyle w:val="Compact"/>
+            </w:pPr>
+            <w:r>
+              <w:rPr>
+                <w:rStyle w:val="VerbatimChar"/>
+              </w:rPr>
+              <w:t xml:space="preserve">getPublicationStatus(int $revisionId): array</w:t>
+            </w:r>
+          </w:p>
+        </w:tc>
+        <w:tc>
+          <w:tcPr/>
+          <w:p>
+            <w:pPr>
+              <w:pStyle w:val="Compact"/>
+            </w:pPr>
+            <w:r>
+              <w:t xml:space="preserve">Revision primary key</w:t>
+            </w:r>
+          </w:p>
+        </w:tc>
+        <w:tc>
+          <w:tcPr/>
+          <w:p>
+            <w:pPr>
+              <w:pStyle w:val="Compact"/>
+            </w:pPr>
+            <w:r>
+              <w:t xml:space="preserve">Per-consumer status array</w:t>
+            </w:r>
+          </w:p>
+        </w:tc>
+        <w:tc>
+          <w:tcPr/>
+          <w:p>
+            <w:pPr>
+              <w:pStyle w:val="Compact"/>
+            </w:pPr>
+            <w:r>
+              <w:t xml:space="preserve">Returns consumer delivery states and last-attempt metadata.</w:t>
+            </w:r>
+          </w:p>
+        </w:tc>
+      </w:tr>
+    </w:tbl>
+    <w:p>
+      <w:pPr>
+        <w:pStyle w:val="BodyText"/>
+      </w:pPr>
+      <w:r>
+        <w:rPr>
+          <w:b/>
+          <w:bCs/>
+        </w:rPr>
+        <w:t xml:space="preserve">Tables read/written:</w:t>
+      </w:r>
+      <w:r>
+        <w:t xml:space="preserve"> </w:t>
+      </w:r>
+      <w:r>
+        <w:rPr>
+          <w:rStyle w:val="VerbatimChar"/>
+        </w:rPr>
+        <w:t xml:space="preserve">plm_publication_events</w:t>
+      </w:r>
+      <w:r>
+        <w:t xml:space="preserve">,</w:t>
+      </w:r>
+      <w:r>
+        <w:t xml:space="preserve"> </w:t>
+      </w:r>
+      <w:r>
+        <w:rPr>
+          <w:rStyle w:val="VerbatimChar"/>
+        </w:rPr>
+        <w:t xml:space="preserve">plm_publication_targets</w:t>
+      </w:r>
+      <w:r>
+        <w:t xml:space="preserve">,</w:t>
+      </w:r>
+      <w:r>
+        <w:t xml:space="preserve"> </w:t>
+      </w:r>
+      <w:r>
+        <w:rPr>
+          <w:rStyle w:val="VerbatimChar"/>
+        </w:rPr>
+        <w:t xml:space="preserve">plm_release_log</w:t>
+      </w:r>
+    </w:p>
+    <w:p>
+      <w:r>
+        <w:pict>
+          <v:rect style="width:0;height:1.5pt" o:hralign="center" o:hrstd="t" o:hr="t"/>
+        </w:pict>
+      </w:r>
+    </w:p>
+    <w:bookmarkEnd w:id="110"/>
+    <w:bookmarkStart w:id="111" w:name="shipmentplanningservice"/>
+    <w:p>
+      <w:pPr>
+        <w:pStyle w:val="Heading2"/>
+      </w:pPr>
+      <w:r>
+        <w:t xml:space="preserve">ShipmentPlanningService</w:t>
+      </w:r>
+    </w:p>
+    <w:p>
+      <w:pPr>
+        <w:pStyle w:val="FirstParagraph"/>
+      </w:pPr>
+      <w:r>
+        <w:rPr>
+          <w:b/>
+          <w:bCs/>
+        </w:rPr>
+        <w:t xml:space="preserve">Namespace:</w:t>
+      </w:r>
+      <w:r>
+        <w:t xml:space="preserve"> </w:t>
+      </w:r>
+      <w:r>
+        <w:rPr>
+          <w:rStyle w:val="VerbatimChar"/>
+        </w:rPr>
+        <w:t xml:space="preserve">App\Modules\Transportation</w:t>
+      </w:r>
+    </w:p>
+    <w:p>
+      <w:pPr>
+        <w:pStyle w:val="BodyText"/>
+      </w:pPr>
+      <w:r>
+        <w:rPr>
+          <w:b/>
+          <w:bCs/>
+        </w:rPr>
+        <w:t xml:space="preserve">Module guard:</w:t>
+      </w:r>
+      <w:r>
+        <w:t xml:space="preserve"> </w:t>
+      </w:r>
+      <w:r>
+        <w:rPr>
+          <w:rStyle w:val="VerbatimChar"/>
+        </w:rPr>
+        <w:t xml:space="preserve">ModuleRegistry::isActive('TRANSPORTATION', $tenantId)</w:t>
+      </w:r>
+    </w:p>
+    <w:p>
+      <w:pPr>
+        <w:pStyle w:val="BodyText"/>
+      </w:pPr>
+      <w:r>
+        <w:rPr>
+          <w:b/>
+          <w:bCs/>
+        </w:rPr>
+        <w:t xml:space="preserve">Dependencies:</w:t>
+      </w:r>
+      <w:r>
+        <w:t xml:space="preserve"> </w:t>
+      </w:r>
+      <w:r>
+        <w:rPr>
+          <w:rStyle w:val="VerbatimChar"/>
+        </w:rPr>
+        <w:t xml:space="preserve">PDO</w:t>
+      </w:r>
+      <w:r>
+        <w:t xml:space="preserve">,</w:t>
+      </w:r>
+      <w:r>
+        <w:t xml:space="preserve"> </w:t>
+      </w:r>
+      <w:r>
+        <w:rPr>
+          <w:rStyle w:val="VerbatimChar"/>
+        </w:rPr>
+        <w:t xml:space="preserve">SessionService</w:t>
+      </w:r>
+      <w:r>
+        <w:t xml:space="preserve">,</w:t>
+      </w:r>
+      <w:r>
+        <w:t xml:space="preserve"> </w:t>
+      </w:r>
+      <w:r>
+        <w:rPr>
+          <w:rStyle w:val="VerbatimChar"/>
+        </w:rPr>
+        <w:t xml:space="preserve">AuditService</w:t>
+      </w:r>
+    </w:p>
+    <w:tbl>
+      <w:tblPr>
+        <w:tblStyle w:val="Table"/>
+        <w:tblW w:type="auto" w:w="0"/>
+        <w:tblLook w:firstRow="1" w:lastRow="0" w:firstColumn="0" w:lastColumn="0" w:noHBand="0" w:noVBand="0" w:val="0020"/>
+      </w:tblPr>
+      <w:tblGrid>
+        <w:gridCol w:w="1980"/>
+        <w:gridCol w:w="1980"/>
+        <w:gridCol w:w="1980"/>
+        <w:gridCol w:w="1980"/>
+      </w:tblGrid>
+      <w:tr>
+        <w:trPr>
+          <w:tblHeader w:val="on"/>
+        </w:trPr>
+        <w:tc>
+          <w:tcPr/>
+          <w:p>
+            <w:pPr>
+              <w:pStyle w:val="Compact"/>
+            </w:pPr>
+            <w:r>
+              <w:t xml:space="preserve">Method</w:t>
+            </w:r>
+          </w:p>
+        </w:tc>
+        <w:tc>
+          <w:tcPr/>
+          <w:p>
+            <w:pPr>
+              <w:pStyle w:val="Compact"/>
+            </w:pPr>
+            <w:r>
+              <w:t xml:space="preserve">Parameters</w:t>
+            </w:r>
+          </w:p>
+        </w:tc>
+        <w:tc>
+          <w:tcPr/>
+          <w:p>
+            <w:pPr>
+              <w:pStyle w:val="Compact"/>
+            </w:pPr>
+            <w:r>
+              <w:t xml:space="preserve">Returns</w:t>
+            </w:r>
+          </w:p>
+        </w:tc>
+        <w:tc>
+          <w:tcPr/>
+          <w:p>
+            <w:pPr>
+              <w:pStyle w:val="Compact"/>
+            </w:pPr>
+            <w:r>
+              <w:t xml:space="preserve">Description</w:t>
+            </w:r>
+          </w:p>
+        </w:tc>
+      </w:tr>
+      <w:tr>
+        <w:tc>
+          <w:tcPr/>
+          <w:p>
+            <w:pPr>
+              <w:pStyle w:val="Compact"/>
+            </w:pPr>
+            <w:r>
+              <w:rPr>
+                <w:rStyle w:val="VerbatimChar"/>
+              </w:rPr>
+              <w:t xml:space="preserve">createShipmentOrder(array $data): int</w:t>
+            </w:r>
+          </w:p>
+        </w:tc>
+        <w:tc>
+          <w:tcPr/>
+          <w:p>
+            <w:pPr>
+              <w:pStyle w:val="Compact"/>
+            </w:pPr>
+            <w:r>
+              <w:t xml:space="preserve">Shipment payload from Sales, Procurement, Inventory transfer, or manual request</w:t>
+            </w:r>
+          </w:p>
+        </w:tc>
+        <w:tc>
+          <w:tcPr/>
+          <w:p>
+            <w:pPr>
+              <w:pStyle w:val="Compact"/>
+            </w:pPr>
+            <w:r>
+              <w:t xml:space="preserve">New</w:t>
+            </w:r>
+            <w:r>
+              <w:t xml:space="preserve"> </w:t>
+            </w:r>
+            <w:r>
+              <w:rPr>
+                <w:rStyle w:val="VerbatimChar"/>
+              </w:rPr>
+              <w:t xml:space="preserve">shipment_orders.id</w:t>
+            </w:r>
+          </w:p>
+        </w:tc>
+        <w:tc>
+          <w:tcPr/>
+          <w:p>
+            <w:pPr>
+              <w:pStyle w:val="Compact"/>
+            </w:pPr>
+            <w:r>
+              <w:t xml:space="preserve">Creates a transport-demand object with source document references and dimensional data.</w:t>
+            </w:r>
+          </w:p>
+        </w:tc>
+      </w:tr>
+      <w:tr>
+        <w:tc>
+          <w:tcPr/>
+          <w:p>
+            <w:pPr>
+              <w:pStyle w:val="Compact"/>
+            </w:pPr>
+            <w:r>
+              <w:rPr>
+                <w:rStyle w:val="VerbatimChar"/>
+              </w:rPr>
+              <w:t xml:space="preserve">listUnplanned(array $filters): array</w:t>
+            </w:r>
+          </w:p>
+        </w:tc>
+        <w:tc>
+          <w:tcPr/>
+          <w:p>
+            <w:pPr>
+              <w:pStyle w:val="Compact"/>
+            </w:pPr>
+            <w:r>
+              <w:t xml:space="preserve">Filter array (</w:t>
+            </w:r>
+            <w:r>
+              <w:rPr>
+                <w:rStyle w:val="VerbatimChar"/>
+              </w:rPr>
+              <w:t xml:space="preserve">branch_id</w:t>
+            </w:r>
+            <w:r>
+              <w:t xml:space="preserve">,</w:t>
+            </w:r>
+            <w:r>
+              <w:t xml:space="preserve"> </w:t>
+            </w:r>
+            <w:r>
+              <w:rPr>
+                <w:rStyle w:val="VerbatimChar"/>
+              </w:rPr>
+              <w:t xml:space="preserve">service_priority</w:t>
+            </w:r>
+            <w:r>
+              <w:t xml:space="preserve">,</w:t>
+            </w:r>
+            <w:r>
+              <w:t xml:space="preserve"> </w:t>
+            </w:r>
+            <w:r>
+              <w:rPr>
+                <w:rStyle w:val="VerbatimChar"/>
+              </w:rPr>
+              <w:t xml:space="preserve">date_from</w:t>
+            </w:r>
+            <w:r>
+              <w:t xml:space="preserve">,</w:t>
+            </w:r>
+            <w:r>
+              <w:t xml:space="preserve"> </w:t>
+            </w:r>
+            <w:r>
+              <w:rPr>
+                <w:rStyle w:val="VerbatimChar"/>
+              </w:rPr>
+              <w:t xml:space="preserve">date_to</w:t>
+            </w:r>
+            <w:r>
+              <w:t xml:space="preserve">)</w:t>
+            </w:r>
+          </w:p>
+        </w:tc>
+        <w:tc>
+          <w:tcPr/>
+          <w:p>
+            <w:pPr>
+              <w:pStyle w:val="Compact"/>
+            </w:pPr>
+            <w:r>
+              <w:t xml:space="preserve">Shipment order list</w:t>
+            </w:r>
+          </w:p>
+        </w:tc>
+        <w:tc>
+          <w:tcPr/>
+          <w:p>
+            <w:pPr>
+              <w:pStyle w:val="Compact"/>
+            </w:pPr>
+            <w:r>
+              <w:t xml:space="preserve">Returns all open shipment orders not yet assigned to a load or active route.</w:t>
+            </w:r>
+          </w:p>
+        </w:tc>
+      </w:tr>
+      <w:tr>
+        <w:tc>
+          <w:tcPr/>
+          <w:p>
+            <w:pPr>
+              <w:pStyle w:val="Compact"/>
+            </w:pPr>
+            <w:r>
+              <w:rPr>
+                <w:rStyle w:val="VerbatimChar"/>
+              </w:rPr>
+              <w:t xml:space="preserve">assignToLoad(int $shipmentOrderId, int $loadId): void</w:t>
+            </w:r>
+          </w:p>
+        </w:tc>
+        <w:tc>
+          <w:tcPr/>
+          <w:p>
+            <w:pPr>
+              <w:pStyle w:val="Compact"/>
+            </w:pPr>
+            <w:r>
+              <w:t xml:space="preserve">Shipment order primary key, load primary key</w:t>
+            </w:r>
+          </w:p>
+        </w:tc>
+        <w:tc>
+          <w:tcPr/>
+          <w:p>
+            <w:pPr>
+              <w:pStyle w:val="Compact"/>
+            </w:pPr>
+            <w:r>
+              <w:rPr>
+                <w:rStyle w:val="VerbatimChar"/>
+              </w:rPr>
+              <w:t xml:space="preserve">void</w:t>
+            </w:r>
+          </w:p>
+        </w:tc>
+        <w:tc>
+          <w:tcPr/>
+          <w:p>
+            <w:pPr>
+              <w:pStyle w:val="Compact"/>
+            </w:pPr>
+            <w:r>
+              <w:t xml:space="preserve">Links the shipment to a load after validating tenant, status, and planning compatibility.</w:t>
+            </w:r>
+          </w:p>
+        </w:tc>
+      </w:tr>
+    </w:tbl>
+    <w:p>
+      <w:pPr>
+        <w:pStyle w:val="BodyText"/>
+      </w:pPr>
+      <w:r>
+        <w:rPr>
+          <w:b/>
+          <w:bCs/>
+        </w:rPr>
+        <w:t xml:space="preserve">Tables read/written:</w:t>
+      </w:r>
+      <w:r>
+        <w:t xml:space="preserve"> </w:t>
+      </w:r>
+      <w:r>
+        <w:rPr>
+          <w:rStyle w:val="VerbatimChar"/>
+        </w:rPr>
+        <w:t xml:space="preserve">shipment_orders</w:t>
+      </w:r>
+      <w:r>
+        <w:t xml:space="preserve">,</w:t>
+      </w:r>
+      <w:r>
+        <w:t xml:space="preserve"> </w:t>
+      </w:r>
+      <w:r>
+        <w:rPr>
+          <w:rStyle w:val="VerbatimChar"/>
+        </w:rPr>
+        <w:t xml:space="preserve">transport_loads</w:t>
+      </w:r>
+      <w:r>
+        <w:t xml:space="preserve">,</w:t>
+      </w:r>
+      <w:r>
+        <w:t xml:space="preserve"> </w:t>
+      </w:r>
+      <w:r>
+        <w:rPr>
+          <w:rStyle w:val="VerbatimChar"/>
+        </w:rPr>
+        <w:t xml:space="preserve">transport_load_shipments</w:t>
+      </w:r>
+    </w:p>
+    <w:p>
+      <w:r>
+        <w:pict>
+          <v:rect style="width:0;height:1.5pt" o:hralign="center" o:hrstd="t" o:hr="t"/>
+        </w:pict>
+      </w:r>
+    </w:p>
+    <w:bookmarkEnd w:id="111"/>
+    <w:bookmarkStart w:id="112" w:name="routeplanningservice"/>
+    <w:p>
+      <w:pPr>
+        <w:pStyle w:val="Heading2"/>
+      </w:pPr>
+      <w:r>
+        <w:t xml:space="preserve">RoutePlanningService</w:t>
+      </w:r>
+    </w:p>
+    <w:p>
+      <w:pPr>
+        <w:pStyle w:val="FirstParagraph"/>
+      </w:pPr>
+      <w:r>
+        <w:rPr>
+          <w:b/>
+          <w:bCs/>
+        </w:rPr>
+        <w:t xml:space="preserve">Namespace:</w:t>
+      </w:r>
+      <w:r>
+        <w:t xml:space="preserve"> </w:t>
+      </w:r>
+      <w:r>
+        <w:rPr>
+          <w:rStyle w:val="VerbatimChar"/>
+        </w:rPr>
+        <w:t xml:space="preserve">App\Modules\Transportation</w:t>
+      </w:r>
+    </w:p>
+    <w:p>
+      <w:pPr>
+        <w:pStyle w:val="BodyText"/>
+      </w:pPr>
+      <w:r>
+        <w:rPr>
+          <w:b/>
+          <w:bCs/>
+        </w:rPr>
+        <w:t xml:space="preserve">Module guard:</w:t>
+      </w:r>
+      <w:r>
+        <w:t xml:space="preserve"> </w:t>
+      </w:r>
+      <w:r>
+        <w:rPr>
+          <w:rStyle w:val="VerbatimChar"/>
+        </w:rPr>
+        <w:t xml:space="preserve">ModuleRegistry::isActive('TRANSPORTATION', $tenantId)</w:t>
+      </w:r>
+    </w:p>
+    <w:p>
+      <w:pPr>
+        <w:pStyle w:val="BodyText"/>
+      </w:pPr>
+      <w:r>
+        <w:rPr>
+          <w:b/>
+          <w:bCs/>
+        </w:rPr>
+        <w:t xml:space="preserve">Dependencies:</w:t>
+      </w:r>
+      <w:r>
+        <w:t xml:space="preserve"> </w:t>
+      </w:r>
+      <w:r>
+        <w:rPr>
+          <w:rStyle w:val="VerbatimChar"/>
+        </w:rPr>
+        <w:t xml:space="preserve">PDO</w:t>
+      </w:r>
+      <w:r>
+        <w:t xml:space="preserve">,</w:t>
+      </w:r>
+      <w:r>
+        <w:t xml:space="preserve"> </w:t>
+      </w:r>
+      <w:r>
+        <w:rPr>
+          <w:rStyle w:val="VerbatimChar"/>
+        </w:rPr>
+        <w:t xml:space="preserve">SessionService</w:t>
+      </w:r>
+      <w:r>
+        <w:t xml:space="preserve">,</w:t>
+      </w:r>
+      <w:r>
+        <w:t xml:space="preserve"> </w:t>
+      </w:r>
+      <w:r>
+        <w:rPr>
+          <w:rStyle w:val="VerbatimChar"/>
+        </w:rPr>
+        <w:t xml:space="preserve">AuditService</w:t>
+      </w:r>
+      <w:r>
+        <w:t xml:space="preserve">,</w:t>
+      </w:r>
+      <w:r>
+        <w:t xml:space="preserve"> </w:t>
+      </w:r>
+      <w:r>
+        <w:rPr>
+          <w:rStyle w:val="VerbatimChar"/>
+        </w:rPr>
+        <w:t xml:space="preserve">ShipmentPlanningService</w:t>
+      </w:r>
+    </w:p>
+    <w:tbl>
+      <w:tblPr>
+        <w:tblStyle w:val="Table"/>
+        <w:tblW w:type="auto" w:w="0"/>
+        <w:tblLook w:firstRow="1" w:lastRow="0" w:firstColumn="0" w:lastColumn="0" w:noHBand="0" w:noVBand="0" w:val="0020"/>
+      </w:tblPr>
+      <w:tblGrid>
+        <w:gridCol w:w="1980"/>
+        <w:gridCol w:w="1980"/>
+        <w:gridCol w:w="1980"/>
+        <w:gridCol w:w="1980"/>
+      </w:tblGrid>
+      <w:tr>
+        <w:trPr>
+          <w:tblHeader w:val="on"/>
+        </w:trPr>
+        <w:tc>
+          <w:tcPr/>
+          <w:p>
+            <w:pPr>
+              <w:pStyle w:val="Compact"/>
+            </w:pPr>
+            <w:r>
+              <w:t xml:space="preserve">Method</w:t>
+            </w:r>
+          </w:p>
+        </w:tc>
+        <w:tc>
+          <w:tcPr/>
+          <w:p>
+            <w:pPr>
+              <w:pStyle w:val="Compact"/>
+            </w:pPr>
+            <w:r>
+              <w:t xml:space="preserve">Parameters</w:t>
+            </w:r>
+          </w:p>
+        </w:tc>
+        <w:tc>
+          <w:tcPr/>
+          <w:p>
+            <w:pPr>
+              <w:pStyle w:val="Compact"/>
+            </w:pPr>
+            <w:r>
+              <w:t xml:space="preserve">Returns</w:t>
+            </w:r>
+          </w:p>
+        </w:tc>
+        <w:tc>
+          <w:tcPr/>
+          <w:p>
+            <w:pPr>
+              <w:pStyle w:val="Compact"/>
+            </w:pPr>
+            <w:r>
+              <w:t xml:space="preserve">Description</w:t>
+            </w:r>
+          </w:p>
+        </w:tc>
+      </w:tr>
+      <w:tr>
+        <w:tc>
+          <w:tcPr/>
+          <w:p>
+            <w:pPr>
+              <w:pStyle w:val="Compact"/>
+            </w:pPr>
+            <w:r>
+              <w:rPr>
+                <w:rStyle w:val="VerbatimChar"/>
+              </w:rPr>
+              <w:t xml:space="preserve">createRoute(array $data): int</w:t>
+            </w:r>
+          </w:p>
+        </w:tc>
+        <w:tc>
+          <w:tcPr/>
+          <w:p>
+            <w:pPr>
+              <w:pStyle w:val="Compact"/>
+            </w:pPr>
+            <w:r>
+              <w:t xml:space="preserve">Route payload with departure plan, assigned load, and ordered stops</w:t>
+            </w:r>
+          </w:p>
+        </w:tc>
+        <w:tc>
+          <w:tcPr/>
+          <w:p>
+            <w:pPr>
+              <w:pStyle w:val="Compact"/>
+            </w:pPr>
+            <w:r>
+              <w:t xml:space="preserve">New</w:t>
+            </w:r>
+            <w:r>
+              <w:t xml:space="preserve"> </w:t>
+            </w:r>
+            <w:r>
+              <w:rPr>
+                <w:rStyle w:val="VerbatimChar"/>
+              </w:rPr>
+              <w:t xml:space="preserve">transport_routes.id</w:t>
+            </w:r>
+          </w:p>
+        </w:tc>
+        <w:tc>
+          <w:tcPr/>
+          <w:p>
+            <w:pPr>
+              <w:pStyle w:val="Compact"/>
+            </w:pPr>
+            <w:r>
+              <w:t xml:space="preserve">Creates the route header and stop rows in a single transaction.</w:t>
+            </w:r>
+          </w:p>
+        </w:tc>
+      </w:tr>
+      <w:tr>
+        <w:tc>
+          <w:tcPr/>
+          <w:p>
+            <w:pPr>
+              <w:pStyle w:val="Compact"/>
+            </w:pPr>
+            <w:r>
+              <w:rPr>
+                <w:rStyle w:val="VerbatimChar"/>
+              </w:rPr>
+              <w:t xml:space="preserve">validateCapacity(int $routeId): array</w:t>
+            </w:r>
+          </w:p>
+        </w:tc>
+        <w:tc>
+          <w:tcPr/>
+          <w:p>
+            <w:pPr>
+              <w:pStyle w:val="Compact"/>
+            </w:pPr>
+            <w:r>
+              <w:t xml:space="preserve">Route primary key</w:t>
+            </w:r>
+          </w:p>
+        </w:tc>
+        <w:tc>
+          <w:tcPr/>
+          <w:p>
+            <w:pPr>
+              <w:pStyle w:val="Compact"/>
+            </w:pPr>
+            <w:r>
+              <w:t xml:space="preserve">Capacity check result array</w:t>
+            </w:r>
+          </w:p>
+        </w:tc>
+        <w:tc>
+          <w:tcPr/>
+          <w:p>
+            <w:pPr>
+              <w:pStyle w:val="Compact"/>
+            </w:pPr>
+            <w:r>
+              <w:t xml:space="preserve">Computes aggregate weight, volume, and stop-count versus selected resource profile.</w:t>
+            </w:r>
+          </w:p>
+        </w:tc>
+      </w:tr>
+      <w:tr>
+        <w:tc>
+          <w:tcPr/>
+          <w:p>
+            <w:pPr>
+              <w:pStyle w:val="Compact"/>
+            </w:pPr>
+            <w:r>
+              <w:rPr>
+                <w:rStyle w:val="VerbatimChar"/>
+              </w:rPr>
+              <w:t xml:space="preserve">resequenceStops(int $routeId, array $stopIds): void</w:t>
+            </w:r>
+          </w:p>
+        </w:tc>
+        <w:tc>
+          <w:tcPr/>
+          <w:p>
+            <w:pPr>
+              <w:pStyle w:val="Compact"/>
+            </w:pPr>
+            <w:r>
+              <w:t xml:space="preserve">Route primary key, ordered stop identifiers</w:t>
+            </w:r>
+          </w:p>
+        </w:tc>
+        <w:tc>
+          <w:tcPr/>
+          <w:p>
+            <w:pPr>
+              <w:pStyle w:val="Compact"/>
+            </w:pPr>
+            <w:r>
+              <w:rPr>
+                <w:rStyle w:val="VerbatimChar"/>
+              </w:rPr>
+              <w:t xml:space="preserve">void</w:t>
+            </w:r>
+          </w:p>
+        </w:tc>
+        <w:tc>
+          <w:tcPr/>
+          <w:p>
+            <w:pPr>
+              <w:pStyle w:val="Compact"/>
+            </w:pPr>
+            <w:r>
+              <w:t xml:space="preserve">Rewrites stop sequence numbers and planned arrival ordering.</w:t>
+            </w:r>
+          </w:p>
+        </w:tc>
+      </w:tr>
+    </w:tbl>
+    <w:p>
+      <w:pPr>
+        <w:pStyle w:val="BodyText"/>
+      </w:pPr>
+      <w:r>
+        <w:rPr>
+          <w:b/>
+          <w:bCs/>
+        </w:rPr>
+        <w:t xml:space="preserve">Tables read/written:</w:t>
+      </w:r>
+      <w:r>
+        <w:t xml:space="preserve"> </w:t>
+      </w:r>
+      <w:r>
+        <w:rPr>
+          <w:rStyle w:val="VerbatimChar"/>
+        </w:rPr>
+        <w:t xml:space="preserve">transport_routes</w:t>
+      </w:r>
+      <w:r>
+        <w:t xml:space="preserve">,</w:t>
+      </w:r>
+      <w:r>
+        <w:t xml:space="preserve"> </w:t>
+      </w:r>
+      <w:r>
+        <w:rPr>
+          <w:rStyle w:val="VerbatimChar"/>
+        </w:rPr>
+        <w:t xml:space="preserve">transport_route_stops</w:t>
+      </w:r>
+      <w:r>
+        <w:t xml:space="preserve">,</w:t>
+      </w:r>
+      <w:r>
+        <w:t xml:space="preserve"> </w:t>
+      </w:r>
+      <w:r>
+        <w:rPr>
+          <w:rStyle w:val="VerbatimChar"/>
+        </w:rPr>
+        <w:t xml:space="preserve">carrier_profiles</w:t>
+      </w:r>
+      <w:r>
+        <w:t xml:space="preserve">,</w:t>
+      </w:r>
+      <w:r>
+        <w:t xml:space="preserve"> </w:t>
+      </w:r>
+      <w:r>
+        <w:rPr>
+          <w:rStyle w:val="VerbatimChar"/>
+        </w:rPr>
+        <w:t xml:space="preserve">vehicle_capacity_profiles</w:t>
+      </w:r>
+    </w:p>
+    <w:p>
+      <w:r>
+        <w:pict>
+          <v:rect style="width:0;height:1.5pt" o:hralign="center" o:hrstd="t" o:hr="t"/>
+        </w:pict>
+      </w:r>
+    </w:p>
+    <w:bookmarkEnd w:id="112"/>
+    <w:bookmarkStart w:id="113" w:name="dispatchservice"/>
+    <w:p>
+      <w:pPr>
+        <w:pStyle w:val="Heading2"/>
+      </w:pPr>
+      <w:r>
+        <w:t xml:space="preserve">DispatchService</w:t>
+      </w:r>
+    </w:p>
+    <w:p>
+      <w:pPr>
+        <w:pStyle w:val="FirstParagraph"/>
+      </w:pPr>
+      <w:r>
+        <w:rPr>
+          <w:b/>
+          <w:bCs/>
+        </w:rPr>
+        <w:t xml:space="preserve">Namespace:</w:t>
+      </w:r>
+      <w:r>
+        <w:t xml:space="preserve"> </w:t>
+      </w:r>
+      <w:r>
+        <w:rPr>
+          <w:rStyle w:val="VerbatimChar"/>
+        </w:rPr>
+        <w:t xml:space="preserve">App\Modules\Transportation</w:t>
+      </w:r>
+    </w:p>
+    <w:p>
+      <w:pPr>
+        <w:pStyle w:val="BodyText"/>
+      </w:pPr>
+      <w:r>
+        <w:rPr>
+          <w:b/>
+          <w:bCs/>
+        </w:rPr>
+        <w:t xml:space="preserve">Module guard:</w:t>
+      </w:r>
+      <w:r>
+        <w:t xml:space="preserve"> </w:t>
+      </w:r>
+      <w:r>
+        <w:rPr>
+          <w:rStyle w:val="VerbatimChar"/>
+        </w:rPr>
+        <w:t xml:space="preserve">ModuleRegistry::isActive('TRANSPORTATION', $tenantId)</w:t>
+      </w:r>
+    </w:p>
+    <w:p>
+      <w:pPr>
+        <w:pStyle w:val="BodyText"/>
+      </w:pPr>
+      <w:r>
+        <w:rPr>
+          <w:b/>
+          <w:bCs/>
+        </w:rPr>
+        <w:t xml:space="preserve">Dependencies:</w:t>
+      </w:r>
+      <w:r>
+        <w:t xml:space="preserve"> </w:t>
+      </w:r>
+      <w:r>
+        <w:rPr>
+          <w:rStyle w:val="VerbatimChar"/>
+        </w:rPr>
+        <w:t xml:space="preserve">PDO</w:t>
+      </w:r>
+      <w:r>
+        <w:t xml:space="preserve">,</w:t>
+      </w:r>
+      <w:r>
+        <w:t xml:space="preserve"> </w:t>
+      </w:r>
+      <w:r>
+        <w:rPr>
+          <w:rStyle w:val="VerbatimChar"/>
+        </w:rPr>
+        <w:t xml:space="preserve">SessionService</w:t>
+      </w:r>
+      <w:r>
+        <w:t xml:space="preserve">,</w:t>
+      </w:r>
+      <w:r>
+        <w:t xml:space="preserve"> </w:t>
+      </w:r>
+      <w:r>
+        <w:rPr>
+          <w:rStyle w:val="VerbatimChar"/>
+        </w:rPr>
+        <w:t xml:space="preserve">AuditService</w:t>
+      </w:r>
+      <w:r>
+        <w:t xml:space="preserve">,</w:t>
+      </w:r>
+      <w:r>
+        <w:t xml:space="preserve"> </w:t>
+      </w:r>
+      <w:r>
+        <w:rPr>
+          <w:rStyle w:val="VerbatimChar"/>
+        </w:rPr>
+        <w:t xml:space="preserve">VehicleAvailabilityService</w:t>
+      </w:r>
+      <w:r>
+        <w:t xml:space="preserve">,</w:t>
+      </w:r>
+      <w:r>
+        <w:t xml:space="preserve"> </w:t>
+      </w:r>
+      <w:r>
+        <w:rPr>
+          <w:rStyle w:val="VerbatimChar"/>
+        </w:rPr>
+        <w:t xml:space="preserve">NotificationService</w:t>
+      </w:r>
+    </w:p>
+    <w:tbl>
+      <w:tblPr>
+        <w:tblStyle w:val="Table"/>
+        <w:tblW w:type="auto" w:w="0"/>
+        <w:tblLook w:firstRow="1" w:lastRow="0" w:firstColumn="0" w:lastColumn="0" w:noHBand="0" w:noVBand="0" w:val="0020"/>
+      </w:tblPr>
+      <w:tblGrid>
+        <w:gridCol w:w="1980"/>
+        <w:gridCol w:w="1980"/>
+        <w:gridCol w:w="1980"/>
+        <w:gridCol w:w="1980"/>
+      </w:tblGrid>
+      <w:tr>
+        <w:trPr>
+          <w:tblHeader w:val="on"/>
+        </w:trPr>
+        <w:tc>
+          <w:tcPr/>
+          <w:p>
+            <w:pPr>
+              <w:pStyle w:val="Compact"/>
+            </w:pPr>
+            <w:r>
+              <w:t xml:space="preserve">Method</w:t>
+            </w:r>
+          </w:p>
+        </w:tc>
+        <w:tc>
+          <w:tcPr/>
+          <w:p>
+            <w:pPr>
+              <w:pStyle w:val="Compact"/>
+            </w:pPr>
+            <w:r>
+              <w:t xml:space="preserve">Parameters</w:t>
+            </w:r>
+          </w:p>
+        </w:tc>
+        <w:tc>
+          <w:tcPr/>
+          <w:p>
+            <w:pPr>
+              <w:pStyle w:val="Compact"/>
+            </w:pPr>
+            <w:r>
+              <w:t xml:space="preserve">Returns</w:t>
+            </w:r>
+          </w:p>
+        </w:tc>
+        <w:tc>
+          <w:tcPr/>
+          <w:p>
+            <w:pPr>
+              <w:pStyle w:val="Compact"/>
+            </w:pPr>
+            <w:r>
+              <w:t xml:space="preserve">Description</w:t>
+            </w:r>
+          </w:p>
+        </w:tc>
+      </w:tr>
+      <w:tr>
+        <w:tc>
+          <w:tcPr/>
+          <w:p>
+            <w:pPr>
+              <w:pStyle w:val="Compact"/>
+            </w:pPr>
+            <w:r>
+              <w:rPr>
+                <w:rStyle w:val="VerbatimChar"/>
+              </w:rPr>
+              <w:t xml:space="preserve">dispatchRoute(int $routeId, array $assignment): int</w:t>
+            </w:r>
+          </w:p>
+        </w:tc>
+        <w:tc>
+          <w:tcPr/>
+          <w:p>
+            <w:pPr>
+              <w:pStyle w:val="Compact"/>
+            </w:pPr>
+            <w:r>
+              <w:t xml:space="preserve">Route primary key, assignment payload for internal fleet or external carrier</w:t>
+            </w:r>
+          </w:p>
+        </w:tc>
+        <w:tc>
+          <w:tcPr/>
+          <w:p>
+            <w:pPr>
+              <w:pStyle w:val="Compact"/>
+            </w:pPr>
+            <w:r>
+              <w:t xml:space="preserve">New</w:t>
+            </w:r>
+            <w:r>
+              <w:t xml:space="preserve"> </w:t>
+            </w:r>
+            <w:r>
+              <w:rPr>
+                <w:rStyle w:val="VerbatimChar"/>
+              </w:rPr>
+              <w:t xml:space="preserve">transport_trips.id</w:t>
+            </w:r>
+          </w:p>
+        </w:tc>
+        <w:tc>
+          <w:tcPr/>
+          <w:p>
+            <w:pPr>
+              <w:pStyle w:val="Compact"/>
+            </w:pPr>
+            <w:r>
+              <w:t xml:space="preserve">Validates resource availability, marks route</w:t>
+            </w:r>
+            <w:r>
+              <w:t xml:space="preserve"> </w:t>
+            </w:r>
+            <w:r>
+              <w:rPr>
+                <w:rStyle w:val="VerbatimChar"/>
+              </w:rPr>
+              <w:t xml:space="preserve">dispatched</w:t>
+            </w:r>
+            <w:r>
+              <w:t xml:space="preserve">, creates trip record, and emits dispatch notification.</w:t>
+            </w:r>
+          </w:p>
+        </w:tc>
+      </w:tr>
+      <w:tr>
+        <w:tc>
+          <w:tcPr/>
+          <w:p>
+            <w:pPr>
+              <w:pStyle w:val="Compact"/>
+            </w:pPr>
+            <w:r>
+              <w:rPr>
+                <w:rStyle w:val="VerbatimChar"/>
+              </w:rPr>
+              <w:t xml:space="preserve">cancelDispatch(int $tripId, string $reason): void</w:t>
+            </w:r>
+          </w:p>
+        </w:tc>
+        <w:tc>
+          <w:tcPr/>
+          <w:p>
+            <w:pPr>
+              <w:pStyle w:val="Compact"/>
+            </w:pPr>
+            <w:r>
+              <w:t xml:space="preserve">Trip primary key, reason text</w:t>
+            </w:r>
+          </w:p>
+        </w:tc>
+        <w:tc>
+          <w:tcPr/>
+          <w:p>
+            <w:pPr>
+              <w:pStyle w:val="Compact"/>
+            </w:pPr>
+            <w:r>
+              <w:rPr>
+                <w:rStyle w:val="VerbatimChar"/>
+              </w:rPr>
+              <w:t xml:space="preserve">void</w:t>
+            </w:r>
+          </w:p>
+        </w:tc>
+        <w:tc>
+          <w:tcPr/>
+          <w:p>
+            <w:pPr>
+              <w:pStyle w:val="Compact"/>
+            </w:pPr>
+            <w:r>
+              <w:t xml:space="preserve">Cancels trip before departure and returns route to</w:t>
+            </w:r>
+            <w:r>
+              <w:t xml:space="preserve"> </w:t>
+            </w:r>
+            <w:r>
+              <w:rPr>
+                <w:rStyle w:val="VerbatimChar"/>
+              </w:rPr>
+              <w:t xml:space="preserve">planned</w:t>
+            </w:r>
+            <w:r>
+              <w:t xml:space="preserve"> </w:t>
+            </w:r>
+            <w:r>
+              <w:t xml:space="preserve">state if no milestone has been posted.</w:t>
+            </w:r>
+          </w:p>
+        </w:tc>
+      </w:tr>
+      <w:tr>
+        <w:tc>
+          <w:tcPr/>
+          <w:p>
+            <w:pPr>
+              <w:pStyle w:val="Compact"/>
+            </w:pPr>
+            <w:r>
+              <w:rPr>
+                <w:rStyle w:val="VerbatimChar"/>
+              </w:rPr>
+              <w:t xml:space="preserve">getDispatchBoard(array $filters): array</w:t>
+            </w:r>
+          </w:p>
+        </w:tc>
+        <w:tc>
+          <w:tcPr/>
+          <w:p>
+            <w:pPr>
+              <w:pStyle w:val="Compact"/>
+            </w:pPr>
+            <w:r>
+              <w:t xml:space="preserve">Branch/date/status filters</w:t>
+            </w:r>
+          </w:p>
+        </w:tc>
+        <w:tc>
+          <w:tcPr/>
+          <w:p>
+            <w:pPr>
+              <w:pStyle w:val="Compact"/>
+            </w:pPr>
+            <w:r>
+              <w:t xml:space="preserve">Route and trip board rows</w:t>
+            </w:r>
+          </w:p>
+        </w:tc>
+        <w:tc>
+          <w:tcPr/>
+          <w:p>
+            <w:pPr>
+              <w:pStyle w:val="Compact"/>
+            </w:pPr>
+            <w:r>
+              <w:t xml:space="preserve">Returns operational dispatch-board state.</w:t>
+            </w:r>
+          </w:p>
+        </w:tc>
+      </w:tr>
+    </w:tbl>
+    <w:p>
+      <w:pPr>
+        <w:pStyle w:val="BodyText"/>
+      </w:pPr>
+      <w:r>
+        <w:rPr>
+          <w:b/>
+          <w:bCs/>
+        </w:rPr>
+        <w:t xml:space="preserve">Tables read/written:</w:t>
+      </w:r>
+      <w:r>
+        <w:t xml:space="preserve"> </w:t>
+      </w:r>
+      <w:r>
+        <w:rPr>
+          <w:rStyle w:val="VerbatimChar"/>
+        </w:rPr>
+        <w:t xml:space="preserve">transport_trips</w:t>
+      </w:r>
+      <w:r>
+        <w:t xml:space="preserve">,</w:t>
+      </w:r>
+      <w:r>
+        <w:t xml:space="preserve"> </w:t>
+      </w:r>
+      <w:r>
+        <w:rPr>
+          <w:rStyle w:val="VerbatimChar"/>
+        </w:rPr>
+        <w:t xml:space="preserve">transport_routes</w:t>
+      </w:r>
+      <w:r>
+        <w:t xml:space="preserve">,</w:t>
+      </w:r>
+      <w:r>
+        <w:t xml:space="preserve"> </w:t>
+      </w:r>
+      <w:r>
+        <w:rPr>
+          <w:rStyle w:val="VerbatimChar"/>
+        </w:rPr>
+        <w:t xml:space="preserve">transport_resource_assignments</w:t>
+      </w:r>
+      <w:r>
+        <w:t xml:space="preserve">,</w:t>
+      </w:r>
+      <w:r>
+        <w:t xml:space="preserve"> </w:t>
+      </w:r>
+      <w:r>
+        <w:rPr>
+          <w:rStyle w:val="VerbatimChar"/>
+        </w:rPr>
+        <w:t xml:space="preserve">notification_log</w:t>
+      </w:r>
+    </w:p>
+    <w:p>
+      <w:r>
+        <w:pict>
+          <v:rect style="width:0;height:1.5pt" o:hralign="center" o:hrstd="t" o:hr="t"/>
+        </w:pict>
+      </w:r>
+    </w:p>
+    <w:bookmarkEnd w:id="113"/>
+    <w:bookmarkStart w:id="114" w:name="tripexecutionservice"/>
+    <w:p>
+      <w:pPr>
+        <w:pStyle w:val="Heading2"/>
+      </w:pPr>
+      <w:r>
+        <w:t xml:space="preserve">TripExecutionService</w:t>
+      </w:r>
+    </w:p>
+    <w:p>
+      <w:pPr>
+        <w:pStyle w:val="FirstParagraph"/>
+      </w:pPr>
+      <w:r>
+        <w:rPr>
+          <w:b/>
+          <w:bCs/>
+        </w:rPr>
+        <w:t xml:space="preserve">Namespace:</w:t>
+      </w:r>
+      <w:r>
+        <w:t xml:space="preserve"> </w:t>
+      </w:r>
+      <w:r>
+        <w:rPr>
+          <w:rStyle w:val="VerbatimChar"/>
+        </w:rPr>
+        <w:t xml:space="preserve">App\Modules\Transportation</w:t>
+      </w:r>
+    </w:p>
+    <w:p>
+      <w:pPr>
+        <w:pStyle w:val="BodyText"/>
+      </w:pPr>
+      <w:r>
+        <w:rPr>
+          <w:b/>
+          <w:bCs/>
+        </w:rPr>
+        <w:t xml:space="preserve">Module guard:</w:t>
+      </w:r>
+      <w:r>
+        <w:t xml:space="preserve"> </w:t>
+      </w:r>
+      <w:r>
+        <w:rPr>
+          <w:rStyle w:val="VerbatimChar"/>
+        </w:rPr>
+        <w:t xml:space="preserve">ModuleRegistry::isActive('TRANSPORTATION', $tenantId)</w:t>
+      </w:r>
+    </w:p>
+    <w:p>
+      <w:pPr>
+        <w:pStyle w:val="BodyText"/>
+      </w:pPr>
+      <w:r>
+        <w:rPr>
+          <w:b/>
+          <w:bCs/>
+        </w:rPr>
+        <w:t xml:space="preserve">Dependencies:</w:t>
+      </w:r>
+      <w:r>
+        <w:t xml:space="preserve"> </w:t>
+      </w:r>
+      <w:r>
+        <w:rPr>
+          <w:rStyle w:val="VerbatimChar"/>
+        </w:rPr>
+        <w:t xml:space="preserve">PDO</w:t>
+      </w:r>
+      <w:r>
+        <w:t xml:space="preserve">,</w:t>
+      </w:r>
+      <w:r>
+        <w:t xml:space="preserve"> </w:t>
+      </w:r>
+      <w:r>
+        <w:rPr>
+          <w:rStyle w:val="VerbatimChar"/>
+        </w:rPr>
+        <w:t xml:space="preserve">SessionService</w:t>
+      </w:r>
+      <w:r>
+        <w:t xml:space="preserve">,</w:t>
+      </w:r>
+      <w:r>
+        <w:t xml:space="preserve"> </w:t>
+      </w:r>
+      <w:r>
+        <w:rPr>
+          <w:rStyle w:val="VerbatimChar"/>
+        </w:rPr>
+        <w:t xml:space="preserve">AuditService</w:t>
+      </w:r>
+      <w:r>
+        <w:t xml:space="preserve">,</w:t>
+      </w:r>
+      <w:r>
+        <w:t xml:space="preserve"> </w:t>
+      </w:r>
+      <w:r>
+        <w:rPr>
+          <w:rStyle w:val="VerbatimChar"/>
+        </w:rPr>
+        <w:t xml:space="preserve">ExceptionService</w:t>
+      </w:r>
+    </w:p>
+    <w:tbl>
+      <w:tblPr>
+        <w:tblStyle w:val="Table"/>
+        <w:tblW w:type="auto" w:w="0"/>
+        <w:tblLook w:firstRow="1" w:lastRow="0" w:firstColumn="0" w:lastColumn="0" w:noHBand="0" w:noVBand="0" w:val="0020"/>
+      </w:tblPr>
+      <w:tblGrid>
+        <w:gridCol w:w="1980"/>
+        <w:gridCol w:w="1980"/>
+        <w:gridCol w:w="1980"/>
+        <w:gridCol w:w="1980"/>
+      </w:tblGrid>
+      <w:tr>
+        <w:trPr>
+          <w:tblHeader w:val="on"/>
+        </w:trPr>
+        <w:tc>
+          <w:tcPr/>
+          <w:p>
+            <w:pPr>
+              <w:pStyle w:val="Compact"/>
+            </w:pPr>
+            <w:r>
+              <w:t xml:space="preserve">Method</w:t>
+            </w:r>
+          </w:p>
+        </w:tc>
+        <w:tc>
+          <w:tcPr/>
+          <w:p>
+            <w:pPr>
+              <w:pStyle w:val="Compact"/>
+            </w:pPr>
+            <w:r>
+              <w:t xml:space="preserve">Parameters</w:t>
+            </w:r>
+          </w:p>
+        </w:tc>
+        <w:tc>
+          <w:tcPr/>
+          <w:p>
+            <w:pPr>
+              <w:pStyle w:val="Compact"/>
+            </w:pPr>
+            <w:r>
+              <w:t xml:space="preserve">Returns</w:t>
+            </w:r>
+          </w:p>
+        </w:tc>
+        <w:tc>
+          <w:tcPr/>
+          <w:p>
+            <w:pPr>
+              <w:pStyle w:val="Compact"/>
+            </w:pPr>
+            <w:r>
+              <w:t xml:space="preserve">Description</w:t>
+            </w:r>
+          </w:p>
+        </w:tc>
+      </w:tr>
+      <w:tr>
+        <w:tc>
+          <w:tcPr/>
+          <w:p>
+            <w:pPr>
+              <w:pStyle w:val="Compact"/>
+            </w:pPr>
+            <w:r>
+              <w:rPr>
+                <w:rStyle w:val="VerbatimChar"/>
+              </w:rPr>
+              <w:t xml:space="preserve">recordMilestone(int $tripId, array $event): int</w:t>
+            </w:r>
+          </w:p>
+        </w:tc>
+        <w:tc>
+          <w:tcPr/>
+          <w:p>
+            <w:pPr>
+              <w:pStyle w:val="Compact"/>
+            </w:pPr>
+            <w:r>
+              <w:t xml:space="preserve">Trip primary key, milestone payload</w:t>
+            </w:r>
+          </w:p>
+        </w:tc>
+        <w:tc>
+          <w:tcPr/>
+          <w:p>
+            <w:pPr>
+              <w:pStyle w:val="Compact"/>
+            </w:pPr>
+            <w:r>
+              <w:t xml:space="preserve">New</w:t>
+            </w:r>
+            <w:r>
+              <w:t xml:space="preserve"> </w:t>
+            </w:r>
+            <w:r>
+              <w:rPr>
+                <w:rStyle w:val="VerbatimChar"/>
+              </w:rPr>
+              <w:t xml:space="preserve">transport_trip_events.id</w:t>
+            </w:r>
+          </w:p>
+        </w:tc>
+        <w:tc>
+          <w:tcPr/>
+          <w:p>
+            <w:pPr>
+              <w:pStyle w:val="Compact"/>
+            </w:pPr>
+            <w:r>
+              <w:t xml:space="preserve">Writes the milestone event, recalculates ETA, and triggers exception evaluation.</w:t>
+            </w:r>
+          </w:p>
+        </w:tc>
+      </w:tr>
+      <w:tr>
+        <w:tc>
+          <w:tcPr/>
+          <w:p>
+            <w:pPr>
+              <w:pStyle w:val="Compact"/>
+            </w:pPr>
+            <w:r>
+              <w:rPr>
+                <w:rStyle w:val="VerbatimChar"/>
+              </w:rPr>
+              <w:t xml:space="preserve">captureProof(int $tripId, int $stopId, array $proof): int</w:t>
+            </w:r>
+          </w:p>
+        </w:tc>
+        <w:tc>
+          <w:tcPr/>
+          <w:p>
+            <w:pPr>
+              <w:pStyle w:val="Compact"/>
+            </w:pPr>
+            <w:r>
+              <w:t xml:space="preserve">Trip primary key, stop primary key, proof payload</w:t>
+            </w:r>
+          </w:p>
+        </w:tc>
+        <w:tc>
+          <w:tcPr/>
+          <w:p>
+            <w:pPr>
+              <w:pStyle w:val="Compact"/>
+            </w:pPr>
+            <w:r>
+              <w:t xml:space="preserve">New</w:t>
+            </w:r>
+            <w:r>
+              <w:t xml:space="preserve"> </w:t>
+            </w:r>
+            <w:r>
+              <w:rPr>
+                <w:rStyle w:val="VerbatimChar"/>
+              </w:rPr>
+              <w:t xml:space="preserve">transport_proofs.id</w:t>
+            </w:r>
+          </w:p>
+        </w:tc>
+        <w:tc>
+          <w:tcPr/>
+          <w:p>
+            <w:pPr>
+              <w:pStyle w:val="Compact"/>
+            </w:pPr>
+            <w:r>
+              <w:t xml:space="preserve">Stores proof metadata and optional image/document path.</w:t>
+            </w:r>
+          </w:p>
+        </w:tc>
+      </w:tr>
+      <w:tr>
+        <w:tc>
+          <w:tcPr/>
+          <w:p>
+            <w:pPr>
+              <w:pStyle w:val="Compact"/>
+            </w:pPr>
+            <w:r>
+              <w:rPr>
+                <w:rStyle w:val="VerbatimChar"/>
+              </w:rPr>
+              <w:t xml:space="preserve">closeTrip(int $tripId, array $closeout): void</w:t>
+            </w:r>
+          </w:p>
+        </w:tc>
+        <w:tc>
+          <w:tcPr/>
+          <w:p>
+            <w:pPr>
+              <w:pStyle w:val="Compact"/>
+            </w:pPr>
+            <w:r>
+              <w:t xml:space="preserve">Trip primary key, close-out payload with actual times and costs</w:t>
+            </w:r>
+          </w:p>
+        </w:tc>
+        <w:tc>
+          <w:tcPr/>
+          <w:p>
+            <w:pPr>
+              <w:pStyle w:val="Compact"/>
+            </w:pPr>
+            <w:r>
+              <w:rPr>
+                <w:rStyle w:val="VerbatimChar"/>
+              </w:rPr>
+              <w:t xml:space="preserve">void</w:t>
+            </w:r>
+          </w:p>
+        </w:tc>
+        <w:tc>
+          <w:tcPr/>
+          <w:p>
+            <w:pPr>
+              <w:pStyle w:val="Compact"/>
+            </w:pPr>
+            <w:r>
+              <w:t xml:space="preserve">Validates stop completion and closes the trip.</w:t>
+            </w:r>
+          </w:p>
+        </w:tc>
+      </w:tr>
+    </w:tbl>
+    <w:p>
+      <w:pPr>
+        <w:pStyle w:val="BodyText"/>
+      </w:pPr>
+      <w:r>
+        <w:rPr>
+          <w:b/>
+          <w:bCs/>
+        </w:rPr>
+        <w:t xml:space="preserve">Tables read/written:</w:t>
+      </w:r>
+      <w:r>
+        <w:t xml:space="preserve"> </w:t>
+      </w:r>
+      <w:r>
+        <w:rPr>
+          <w:rStyle w:val="VerbatimChar"/>
+        </w:rPr>
+        <w:t xml:space="preserve">transport_trip_events</w:t>
+      </w:r>
+      <w:r>
+        <w:t xml:space="preserve">,</w:t>
+      </w:r>
+      <w:r>
+        <w:t xml:space="preserve"> </w:t>
+      </w:r>
+      <w:r>
+        <w:rPr>
+          <w:rStyle w:val="VerbatimChar"/>
+        </w:rPr>
+        <w:t xml:space="preserve">transport_proofs</w:t>
+      </w:r>
+      <w:r>
+        <w:t xml:space="preserve">,</w:t>
+      </w:r>
+      <w:r>
+        <w:t xml:space="preserve"> </w:t>
+      </w:r>
+      <w:r>
+        <w:rPr>
+          <w:rStyle w:val="VerbatimChar"/>
+        </w:rPr>
+        <w:t xml:space="preserve">transport_routes</w:t>
+      </w:r>
+      <w:r>
+        <w:t xml:space="preserve">,</w:t>
+      </w:r>
+      <w:r>
+        <w:t xml:space="preserve"> </w:t>
+      </w:r>
+      <w:r>
+        <w:rPr>
+          <w:rStyle w:val="VerbatimChar"/>
+        </w:rPr>
+        <w:t xml:space="preserve">transport_route_stops</w:t>
+      </w:r>
+      <w:r>
+        <w:t xml:space="preserve">,</w:t>
+      </w:r>
+      <w:r>
+        <w:t xml:space="preserve"> </w:t>
+      </w:r>
+      <w:r>
+        <w:rPr>
+          <w:rStyle w:val="VerbatimChar"/>
+        </w:rPr>
+        <w:t xml:space="preserve">transport_trips</w:t>
+      </w:r>
+    </w:p>
+    <w:p>
+      <w:r>
+        <w:pict>
+          <v:rect style="width:0;height:1.5pt" o:hralign="center" o:hrstd="t" o:hr="t"/>
+        </w:pict>
+      </w:r>
+    </w:p>
+    <w:bookmarkEnd w:id="114"/>
+    <w:bookmarkStart w:id="115" w:name="exceptionservice"/>
+    <w:p>
+      <w:pPr>
+        <w:pStyle w:val="Heading2"/>
+      </w:pPr>
+      <w:r>
+        <w:t xml:space="preserve">ExceptionService</w:t>
+      </w:r>
+    </w:p>
+    <w:p>
+      <w:pPr>
+        <w:pStyle w:val="FirstParagraph"/>
+      </w:pPr>
+      <w:r>
+        <w:rPr>
+          <w:b/>
+          <w:bCs/>
+        </w:rPr>
+        <w:t xml:space="preserve">Namespace:</w:t>
+      </w:r>
+      <w:r>
+        <w:t xml:space="preserve"> </w:t>
+      </w:r>
+      <w:r>
+        <w:rPr>
+          <w:rStyle w:val="VerbatimChar"/>
+        </w:rPr>
+        <w:t xml:space="preserve">App\Modules\Transportation</w:t>
+      </w:r>
+    </w:p>
+    <w:p>
+      <w:pPr>
+        <w:pStyle w:val="BodyText"/>
+      </w:pPr>
+      <w:r>
+        <w:rPr>
+          <w:b/>
+          <w:bCs/>
+        </w:rPr>
+        <w:t xml:space="preserve">Module guard:</w:t>
+      </w:r>
+      <w:r>
+        <w:t xml:space="preserve"> </w:t>
+      </w:r>
+      <w:r>
+        <w:rPr>
+          <w:rStyle w:val="VerbatimChar"/>
+        </w:rPr>
+        <w:t xml:space="preserve">ModuleRegistry::isActive('TRANSPORTATION', $tenantId)</w:t>
+      </w:r>
+    </w:p>
+    <w:p>
+      <w:pPr>
+        <w:pStyle w:val="BodyText"/>
+      </w:pPr>
+      <w:r>
+        <w:rPr>
+          <w:b/>
+          <w:bCs/>
+        </w:rPr>
+        <w:t xml:space="preserve">Dependencies:</w:t>
+      </w:r>
+      <w:r>
+        <w:t xml:space="preserve"> </w:t>
+      </w:r>
+      <w:r>
+        <w:rPr>
+          <w:rStyle w:val="VerbatimChar"/>
+        </w:rPr>
+        <w:t xml:space="preserve">PDO</w:t>
+      </w:r>
+      <w:r>
+        <w:t xml:space="preserve">,</w:t>
+      </w:r>
+      <w:r>
+        <w:t xml:space="preserve"> </w:t>
+      </w:r>
+      <w:r>
+        <w:rPr>
+          <w:rStyle w:val="VerbatimChar"/>
+        </w:rPr>
+        <w:t xml:space="preserve">SessionService</w:t>
+      </w:r>
+      <w:r>
+        <w:t xml:space="preserve">,</w:t>
+      </w:r>
+      <w:r>
+        <w:t xml:space="preserve"> </w:t>
+      </w:r>
+      <w:r>
+        <w:rPr>
+          <w:rStyle w:val="VerbatimChar"/>
+        </w:rPr>
+        <w:t xml:space="preserve">AuditService</w:t>
+      </w:r>
+      <w:r>
+        <w:t xml:space="preserve">,</w:t>
+      </w:r>
+      <w:r>
+        <w:t xml:space="preserve"> </w:t>
+      </w:r>
+      <w:r>
+        <w:rPr>
+          <w:rStyle w:val="VerbatimChar"/>
+        </w:rPr>
+        <w:t xml:space="preserve">NotificationService</w:t>
+      </w:r>
+    </w:p>
+    <w:tbl>
+      <w:tblPr>
+        <w:tblStyle w:val="Table"/>
+        <w:tblW w:type="auto" w:w="0"/>
+        <w:tblLook w:firstRow="1" w:lastRow="0" w:firstColumn="0" w:lastColumn="0" w:noHBand="0" w:noVBand="0" w:val="0020"/>
+      </w:tblPr>
+      <w:tblGrid>
+        <w:gridCol w:w="1980"/>
+        <w:gridCol w:w="1980"/>
+        <w:gridCol w:w="1980"/>
+        <w:gridCol w:w="1980"/>
+      </w:tblGrid>
+      <w:tr>
+        <w:trPr>
+          <w:tblHeader w:val="on"/>
+        </w:trPr>
+        <w:tc>
+          <w:tcPr/>
+          <w:p>
+            <w:pPr>
+              <w:pStyle w:val="Compact"/>
+            </w:pPr>
+            <w:r>
+              <w:t xml:space="preserve">Method</w:t>
+            </w:r>
+          </w:p>
+        </w:tc>
+        <w:tc>
+          <w:tcPr/>
+          <w:p>
+            <w:pPr>
+              <w:pStyle w:val="Compact"/>
+            </w:pPr>
+            <w:r>
+              <w:t xml:space="preserve">Parameters</w:t>
+            </w:r>
+          </w:p>
+        </w:tc>
+        <w:tc>
+          <w:tcPr/>
+          <w:p>
+            <w:pPr>
+              <w:pStyle w:val="Compact"/>
+            </w:pPr>
+            <w:r>
+              <w:t xml:space="preserve">Returns</w:t>
+            </w:r>
+          </w:p>
+        </w:tc>
+        <w:tc>
+          <w:tcPr/>
+          <w:p>
+            <w:pPr>
+              <w:pStyle w:val="Compact"/>
+            </w:pPr>
+            <w:r>
+              <w:t xml:space="preserve">Description</w:t>
+            </w:r>
+          </w:p>
+        </w:tc>
+      </w:tr>
+      <w:tr>
+        <w:tc>
+          <w:tcPr/>
+          <w:p>
+            <w:pPr>
+              <w:pStyle w:val="Compact"/>
+            </w:pPr>
+            <w:r>
+              <w:rPr>
+                <w:rStyle w:val="VerbatimChar"/>
+              </w:rPr>
+              <w:t xml:space="preserve">evaluateTripState(int $tripId): void</w:t>
+            </w:r>
+          </w:p>
+        </w:tc>
+        <w:tc>
+          <w:tcPr/>
+          <w:p>
+            <w:pPr>
+              <w:pStyle w:val="Compact"/>
+            </w:pPr>
+            <w:r>
+              <w:t xml:space="preserve">Trip primary key</w:t>
+            </w:r>
+          </w:p>
+        </w:tc>
+        <w:tc>
+          <w:tcPr/>
+          <w:p>
+            <w:pPr>
+              <w:pStyle w:val="Compact"/>
+            </w:pPr>
+            <w:r>
+              <w:rPr>
+                <w:rStyle w:val="VerbatimChar"/>
+              </w:rPr>
+              <w:t xml:space="preserve">void</w:t>
+            </w:r>
+          </w:p>
+        </w:tc>
+        <w:tc>
+          <w:tcPr/>
+          <w:p>
+            <w:pPr>
+              <w:pStyle w:val="Compact"/>
+            </w:pPr>
+            <w:r>
+              <w:t xml:space="preserve">Computes late-stop thresholds and creates or updates transport exceptions.</w:t>
+            </w:r>
+          </w:p>
+        </w:tc>
+      </w:tr>
+      <w:tr>
+        <w:tc>
+          <w:tcPr/>
+          <w:p>
+            <w:pPr>
+              <w:pStyle w:val="Compact"/>
+            </w:pPr>
+            <w:r>
+              <w:rPr>
+                <w:rStyle w:val="VerbatimChar"/>
+              </w:rPr>
+              <w:t xml:space="preserve">assignException(int $exceptionId, int $userId): void</w:t>
+            </w:r>
+          </w:p>
+        </w:tc>
+        <w:tc>
+          <w:tcPr/>
+          <w:p>
+            <w:pPr>
+              <w:pStyle w:val="Compact"/>
+            </w:pPr>
+            <w:r>
+              <w:t xml:space="preserve">Exception primary key, user primary key</w:t>
+            </w:r>
+          </w:p>
+        </w:tc>
+        <w:tc>
+          <w:tcPr/>
+          <w:p>
+            <w:pPr>
+              <w:pStyle w:val="Compact"/>
+            </w:pPr>
+            <w:r>
+              <w:rPr>
+                <w:rStyle w:val="VerbatimChar"/>
+              </w:rPr>
+              <w:t xml:space="preserve">void</w:t>
+            </w:r>
+          </w:p>
+        </w:tc>
+        <w:tc>
+          <w:tcPr/>
+          <w:p>
+            <w:pPr>
+              <w:pStyle w:val="Compact"/>
+            </w:pPr>
+            <w:r>
+              <w:t xml:space="preserve">Changes exception ownership and logs reassignment.</w:t>
+            </w:r>
+          </w:p>
+        </w:tc>
+      </w:tr>
+      <w:tr>
+        <w:tc>
+          <w:tcPr/>
+          <w:p>
+            <w:pPr>
+              <w:pStyle w:val="Compact"/>
+            </w:pPr>
+            <w:r>
+              <w:rPr>
+                <w:rStyle w:val="VerbatimChar"/>
+              </w:rPr>
+              <w:t xml:space="preserve">resolveException(int $exceptionId, string $resolutionCode, string $note): void</w:t>
+            </w:r>
+          </w:p>
+        </w:tc>
+        <w:tc>
+          <w:tcPr/>
+          <w:p>
+            <w:pPr>
+              <w:pStyle w:val="Compact"/>
+            </w:pPr>
+            <w:r>
+              <w:t xml:space="preserve">Exception primary key, resolution code, note</w:t>
+            </w:r>
+          </w:p>
+        </w:tc>
+        <w:tc>
+          <w:tcPr/>
+          <w:p>
+            <w:pPr>
+              <w:pStyle w:val="Compact"/>
+            </w:pPr>
+            <w:r>
+              <w:rPr>
+                <w:rStyle w:val="VerbatimChar"/>
+              </w:rPr>
+              <w:t xml:space="preserve">void</w:t>
+            </w:r>
+          </w:p>
+        </w:tc>
+        <w:tc>
+          <w:tcPr/>
+          <w:p>
+            <w:pPr>
+              <w:pStyle w:val="Compact"/>
+            </w:pPr>
+            <w:r>
+              <w:t xml:space="preserve">Marks exception resolved and stores outcome context.</w:t>
+            </w:r>
+          </w:p>
+        </w:tc>
+      </w:tr>
+    </w:tbl>
+    <w:p>
+      <w:pPr>
+        <w:pStyle w:val="BodyText"/>
+      </w:pPr>
+      <w:r>
+        <w:rPr>
+          <w:b/>
+          <w:bCs/>
+        </w:rPr>
+        <w:t xml:space="preserve">Tables read/written:</w:t>
+      </w:r>
+      <w:r>
+        <w:t xml:space="preserve"> </w:t>
+      </w:r>
+      <w:r>
+        <w:rPr>
+          <w:rStyle w:val="VerbatimChar"/>
+        </w:rPr>
+        <w:t xml:space="preserve">transport_exceptions</w:t>
+      </w:r>
+      <w:r>
+        <w:t xml:space="preserve">,</w:t>
+      </w:r>
+      <w:r>
+        <w:t xml:space="preserve"> </w:t>
+      </w:r>
+      <w:r>
+        <w:rPr>
+          <w:rStyle w:val="VerbatimChar"/>
+        </w:rPr>
+        <w:t xml:space="preserve">notification_log</w:t>
+      </w:r>
+    </w:p>
+    <w:p>
+      <w:r>
+        <w:pict>
+          <v:rect style="width:0;height:1.5pt" o:hralign="center" o:hrstd="t" o:hr="t"/>
+        </w:pict>
+      </w:r>
+    </w:p>
+    <w:bookmarkEnd w:id="115"/>
+    <w:bookmarkStart w:id="116" w:name="freightsettlementservice"/>
+    <w:p>
+      <w:pPr>
+        <w:pStyle w:val="Heading2"/>
+      </w:pPr>
+      <w:r>
+        <w:t xml:space="preserve">FreightSettlementService</w:t>
+      </w:r>
+    </w:p>
+    <w:p>
+      <w:pPr>
+        <w:pStyle w:val="FirstParagraph"/>
+      </w:pPr>
+      <w:r>
+        <w:rPr>
+          <w:b/>
+          <w:bCs/>
+        </w:rPr>
+        <w:t xml:space="preserve">Namespace:</w:t>
+      </w:r>
+      <w:r>
+        <w:t xml:space="preserve"> </w:t>
+      </w:r>
+      <w:r>
+        <w:rPr>
+          <w:rStyle w:val="VerbatimChar"/>
+        </w:rPr>
+        <w:t xml:space="preserve">App\Modules\Transportation</w:t>
+      </w:r>
+    </w:p>
+    <w:p>
+      <w:pPr>
+        <w:pStyle w:val="BodyText"/>
+      </w:pPr>
+      <w:r>
+        <w:rPr>
+          <w:b/>
+          <w:bCs/>
+        </w:rPr>
+        <w:t xml:space="preserve">Module guard:</w:t>
+      </w:r>
+      <w:r>
+        <w:t xml:space="preserve"> </w:t>
+      </w:r>
+      <w:r>
+        <w:rPr>
+          <w:rStyle w:val="VerbatimChar"/>
+        </w:rPr>
+        <w:t xml:space="preserve">ModuleRegistry::isActive('TRANSPORTATION', $tenantId)</w:t>
+      </w:r>
+    </w:p>
+    <w:p>
+      <w:pPr>
+        <w:pStyle w:val="BodyText"/>
+      </w:pPr>
+      <w:r>
+        <w:rPr>
+          <w:b/>
+          <w:bCs/>
+        </w:rPr>
+        <w:t xml:space="preserve">Dependencies:</w:t>
+      </w:r>
+      <w:r>
+        <w:t xml:space="preserve"> </w:t>
+      </w:r>
+      <w:r>
+        <w:rPr>
+          <w:rStyle w:val="VerbatimChar"/>
+        </w:rPr>
+        <w:t xml:space="preserve">PDO</w:t>
+      </w:r>
+      <w:r>
+        <w:t xml:space="preserve">,</w:t>
+      </w:r>
+      <w:r>
+        <w:t xml:space="preserve"> </w:t>
+      </w:r>
+      <w:r>
+        <w:rPr>
+          <w:rStyle w:val="VerbatimChar"/>
+        </w:rPr>
+        <w:t xml:space="preserve">SessionService</w:t>
+      </w:r>
+      <w:r>
+        <w:t xml:space="preserve">,</w:t>
+      </w:r>
+      <w:r>
+        <w:t xml:space="preserve"> </w:t>
+      </w:r>
+      <w:r>
+        <w:rPr>
+          <w:rStyle w:val="VerbatimChar"/>
+        </w:rPr>
+        <w:t xml:space="preserve">AuditService</w:t>
+      </w:r>
+      <w:r>
+        <w:t xml:space="preserve">,</w:t>
+      </w:r>
+      <w:r>
+        <w:t xml:space="preserve"> </w:t>
+      </w:r>
+      <w:r>
+        <w:rPr>
+          <w:rStyle w:val="VerbatimChar"/>
+        </w:rPr>
+        <w:t xml:space="preserve">AccountingService</w:t>
+      </w:r>
+    </w:p>
+    <w:tbl>
+      <w:tblPr>
+        <w:tblStyle w:val="Table"/>
+        <w:tblW w:type="auto" w:w="0"/>
+        <w:tblLook w:firstRow="1" w:lastRow="0" w:firstColumn="0" w:lastColumn="0" w:noHBand="0" w:noVBand="0" w:val="0020"/>
+      </w:tblPr>
+      <w:tblGrid>
+        <w:gridCol w:w="1980"/>
+        <w:gridCol w:w="1980"/>
+        <w:gridCol w:w="1980"/>
+        <w:gridCol w:w="1980"/>
+      </w:tblGrid>
+      <w:tr>
+        <w:trPr>
+          <w:tblHeader w:val="on"/>
+        </w:trPr>
+        <w:tc>
+          <w:tcPr/>
+          <w:p>
+            <w:pPr>
+              <w:pStyle w:val="Compact"/>
+            </w:pPr>
+            <w:r>
+              <w:t xml:space="preserve">Method</w:t>
+            </w:r>
+          </w:p>
+        </w:tc>
+        <w:tc>
+          <w:tcPr/>
+          <w:p>
+            <w:pPr>
+              <w:pStyle w:val="Compact"/>
+            </w:pPr>
+            <w:r>
+              <w:t xml:space="preserve">Parameters</w:t>
+            </w:r>
+          </w:p>
+        </w:tc>
+        <w:tc>
+          <w:tcPr/>
+          <w:p>
+            <w:pPr>
+              <w:pStyle w:val="Compact"/>
+            </w:pPr>
+            <w:r>
+              <w:t xml:space="preserve">Returns</w:t>
+            </w:r>
+          </w:p>
+        </w:tc>
+        <w:tc>
+          <w:tcPr/>
+          <w:p>
+            <w:pPr>
+              <w:pStyle w:val="Compact"/>
+            </w:pPr>
+            <w:r>
+              <w:t xml:space="preserve">Description</w:t>
+            </w:r>
+          </w:p>
+        </w:tc>
+      </w:tr>
+      <w:tr>
+        <w:tc>
+          <w:tcPr/>
+          <w:p>
+            <w:pPr>
+              <w:pStyle w:val="Compact"/>
+            </w:pPr>
+            <w:r>
+              <w:rPr>
+                <w:rStyle w:val="VerbatimChar"/>
+              </w:rPr>
+              <w:t xml:space="preserve">submitSettlement(array $data): int</w:t>
+            </w:r>
+          </w:p>
+        </w:tc>
+        <w:tc>
+          <w:tcPr/>
+          <w:p>
+            <w:pPr>
+              <w:pStyle w:val="Compact"/>
+            </w:pPr>
+            <w:r>
+              <w:t xml:space="preserve">Settlement payload for carrier invoice or internal trip close-out</w:t>
+            </w:r>
+          </w:p>
+        </w:tc>
+        <w:tc>
+          <w:tcPr/>
+          <w:p>
+            <w:pPr>
+              <w:pStyle w:val="Compact"/>
+            </w:pPr>
+            <w:r>
+              <w:t xml:space="preserve">New</w:t>
+            </w:r>
+            <w:r>
+              <w:t xml:space="preserve"> </w:t>
+            </w:r>
+            <w:r>
+              <w:rPr>
+                <w:rStyle w:val="VerbatimChar"/>
+              </w:rPr>
+              <w:t xml:space="preserve">transport_settlements.id</w:t>
+            </w:r>
+          </w:p>
+        </w:tc>
+        <w:tc>
+          <w:tcPr/>
+          <w:p>
+            <w:pPr>
+              <w:pStyle w:val="Compact"/>
+            </w:pPr>
+            <w:r>
+              <w:t xml:space="preserve">Creates a settlement in</w:t>
+            </w:r>
+            <w:r>
+              <w:t xml:space="preserve"> </w:t>
+            </w:r>
+            <w:r>
+              <w:rPr>
+                <w:rStyle w:val="VerbatimChar"/>
+              </w:rPr>
+              <w:t xml:space="preserve">submitted</w:t>
+            </w:r>
+            <w:r>
+              <w:t xml:space="preserve"> </w:t>
+            </w:r>
+            <w:r>
+              <w:t xml:space="preserve">or</w:t>
+            </w:r>
+            <w:r>
+              <w:t xml:space="preserve"> </w:t>
+            </w:r>
+            <w:r>
+              <w:rPr>
+                <w:rStyle w:val="VerbatimChar"/>
+              </w:rPr>
+              <w:t xml:space="preserve">audit_hold</w:t>
+            </w:r>
+            <w:r>
+              <w:t xml:space="preserve"> </w:t>
+            </w:r>
+            <w:r>
+              <w:t xml:space="preserve">state based on variance rules.</w:t>
+            </w:r>
+          </w:p>
+        </w:tc>
+      </w:tr>
+      <w:tr>
+        <w:tc>
+          <w:tcPr/>
+          <w:p>
+            <w:pPr>
+              <w:pStyle w:val="Compact"/>
+            </w:pPr>
+            <w:r>
+              <w:rPr>
+                <w:rStyle w:val="VerbatimChar"/>
+              </w:rPr>
+              <w:t xml:space="preserve">approveSettlement(int $settlementId, string $note): void</w:t>
+            </w:r>
+          </w:p>
+        </w:tc>
+        <w:tc>
+          <w:tcPr/>
+          <w:p>
+            <w:pPr>
+              <w:pStyle w:val="Compact"/>
+            </w:pPr>
+            <w:r>
+              <w:t xml:space="preserve">Settlement primary key, approval note</w:t>
+            </w:r>
+          </w:p>
+        </w:tc>
+        <w:tc>
+          <w:tcPr/>
+          <w:p>
+            <w:pPr>
+              <w:pStyle w:val="Compact"/>
+            </w:pPr>
+            <w:r>
+              <w:rPr>
+                <w:rStyle w:val="VerbatimChar"/>
+              </w:rPr>
+              <w:t xml:space="preserve">void</w:t>
+            </w:r>
+          </w:p>
+        </w:tc>
+        <w:tc>
+          <w:tcPr/>
+          <w:p>
+            <w:pPr>
+              <w:pStyle w:val="Compact"/>
+            </w:pPr>
+            <w:r>
+              <w:t xml:space="preserve">Approves a held settlement and posts payables or internal cost allocations to the GL.</w:t>
+            </w:r>
+          </w:p>
+        </w:tc>
+      </w:tr>
+      <w:tr>
+        <w:tc>
+          <w:tcPr/>
+          <w:p>
+            <w:pPr>
+              <w:pStyle w:val="Compact"/>
+            </w:pPr>
+            <w:r>
+              <w:rPr>
+                <w:rStyle w:val="VerbatimChar"/>
+              </w:rPr>
+              <w:t xml:space="preserve">getLaneAnalytics(array $filters): array</w:t>
+            </w:r>
+          </w:p>
+        </w:tc>
+        <w:tc>
+          <w:tcPr/>
+          <w:p>
+            <w:pPr>
+              <w:pStyle w:val="Compact"/>
+            </w:pPr>
+            <w:r>
+              <w:t xml:space="preserve">Date and lane filters</w:t>
+            </w:r>
+          </w:p>
+        </w:tc>
+        <w:tc>
+          <w:tcPr/>
+          <w:p>
+            <w:pPr>
+              <w:pStyle w:val="Compact"/>
+            </w:pPr>
+            <w:r>
+              <w:t xml:space="preserve">Aggregated analytics rows</w:t>
+            </w:r>
+          </w:p>
+        </w:tc>
+        <w:tc>
+          <w:tcPr/>
+          <w:p>
+            <w:pPr>
+              <w:pStyle w:val="Compact"/>
+            </w:pPr>
+            <w:r>
+              <w:t xml:space="preserve">Returns transport performance by lane, carrier, vehicle, and customer.</w:t>
+            </w:r>
+          </w:p>
+        </w:tc>
+      </w:tr>
+    </w:tbl>
+    <w:p>
+      <w:pPr>
+        <w:pStyle w:val="BodyText"/>
+      </w:pPr>
+      <w:r>
+        <w:rPr>
+          <w:b/>
+          <w:bCs/>
+        </w:rPr>
+        <w:t xml:space="preserve">Tables read/written:</w:t>
+      </w:r>
+      <w:r>
+        <w:t xml:space="preserve"> </w:t>
+      </w:r>
+      <w:r>
+        <w:rPr>
+          <w:rStyle w:val="VerbatimChar"/>
+        </w:rPr>
+        <w:t xml:space="preserve">transport_settlements</w:t>
+      </w:r>
+      <w:r>
+        <w:t xml:space="preserve">,</w:t>
+      </w:r>
+      <w:r>
+        <w:t xml:space="preserve"> </w:t>
+      </w:r>
+      <w:r>
+        <w:rPr>
+          <w:rStyle w:val="VerbatimChar"/>
+        </w:rPr>
+        <w:t xml:space="preserve">transport_settlement_lines</w:t>
+      </w:r>
+      <w:r>
+        <w:t xml:space="preserve">,</w:t>
+      </w:r>
+      <w:r>
+        <w:t xml:space="preserve"> </w:t>
+      </w:r>
+      <w:r>
+        <w:rPr>
+          <w:rStyle w:val="VerbatimChar"/>
+        </w:rPr>
+        <w:t xml:space="preserve">transport_lane_costs</w:t>
+      </w:r>
+    </w:p>
+    <w:bookmarkEnd w:id="116"/>
+    <w:bookmarkEnd w:id="117"/>
     <w:sectPr>
       <w:footerReference r:id="rId9" w:type="default"/>
       <w:headerReference r:id="rId10" w:type="default"/>
@@ -32566,6 +37157,9 @@
     <w:abstractNumId w:val="991"/>
   </w:num>
   <w:num w:numId="1006">
+    <w:abstractNumId w:val="991"/>
+  </w:num>
+  <w:num w:numId="1007">
     <w:abstractNumId w:val="991"/>
   </w:num>
 </w:numbering>

--- a/projects/LonghornERP/03-design-documentation/LonghornERP_LLD.docx
+++ b/projects/LonghornERP/03-design-documentation/LonghornERP_LLD.docx
@@ -23324,7 +23324,7 @@
     </w:p>
     <w:bookmarkEnd w:id="82"/>
     <w:bookmarkEnd w:id="83"/>
-    <w:bookmarkStart w:id="93" w:name="add-on-module-services--low-level-design"/>
+    <w:bookmarkStart w:id="100" w:name="add-on-module-services--low-level-design"/>
     <w:p>
       <w:pPr>
         <w:pStyle w:val="Heading1"/>
@@ -24601,7 +24601,7 @@
       </w:r>
     </w:p>
     <w:bookmarkEnd w:id="86"/>
-    <w:bookmarkStart w:id="87" w:name="salescrmservice"/>
+    <w:bookmarkStart w:id="88" w:name="salescrmservice"/>
     <w:p>
       <w:pPr>
         <w:pStyle w:val="Heading2"/>
@@ -24695,6 +24695,42 @@
           <w:rStyle w:val="VerbatimChar"/>
         </w:rPr>
         <w:t xml:space="preserve">AuditService</w:t>
+      </w:r>
+      <w:r>
+        <w:t xml:space="preserve">,</w:t>
+      </w:r>
+      <w:r>
+        <w:t xml:space="preserve"> </w:t>
+      </w:r>
+      <w:r>
+        <w:rPr>
+          <w:rStyle w:val="VerbatimChar"/>
+        </w:rPr>
+        <w:t xml:space="preserve">AccountingService</w:t>
+      </w:r>
+      <w:r>
+        <w:t xml:space="preserve">,</w:t>
+      </w:r>
+      <w:r>
+        <w:t xml:space="preserve"> </w:t>
+      </w:r>
+      <w:r>
+        <w:rPr>
+          <w:rStyle w:val="VerbatimChar"/>
+        </w:rPr>
+        <w:t xml:space="preserve">SalesOrderService</w:t>
+      </w:r>
+      <w:r>
+        <w:t xml:space="preserve">,</w:t>
+      </w:r>
+      <w:r>
+        <w:t xml:space="preserve"> </w:t>
+      </w:r>
+      <w:r>
+        <w:rPr>
+          <w:rStyle w:val="VerbatimChar"/>
+        </w:rPr>
+        <w:t xml:space="preserve">CustomerService</w:t>
       </w:r>
     </w:p>
     <w:tbl>
@@ -24769,24 +24805,24 @@
               <w:rPr>
                 <w:rStyle w:val="VerbatimChar"/>
               </w:rPr>
-              <w:t xml:space="preserve">createLead(array $data): int</w:t>
-            </w:r>
-          </w:p>
-        </w:tc>
-        <w:tc>
-          <w:tcPr/>
-          <w:p>
-            <w:pPr>
-              <w:pStyle w:val="Compact"/>
-            </w:pPr>
-            <w:r>
-              <w:t xml:space="preserve">Associative array of lead attributes (</w:t>
-            </w:r>
-            <w:r>
-              <w:rPr>
-                <w:rStyle w:val="VerbatimChar"/>
-              </w:rPr>
-              <w:t xml:space="preserve">company_name</w:t>
+              <w:t xml:space="preserve">upsertAccount(array $data): int</w:t>
+            </w:r>
+          </w:p>
+        </w:tc>
+        <w:tc>
+          <w:tcPr/>
+          <w:p>
+            <w:pPr>
+              <w:pStyle w:val="Compact"/>
+            </w:pPr>
+            <w:r>
+              <w:t xml:space="preserve">Associative array of account attributes (</w:t>
+            </w:r>
+            <w:r>
+              <w:rPr>
+                <w:rStyle w:val="VerbatimChar"/>
+              </w:rPr>
+              <w:t xml:space="preserve">account_name</w:t>
             </w:r>
             <w:r>
               <w:t xml:space="preserve">,</w:t>
@@ -24798,7 +24834,7 @@
               <w:rPr>
                 <w:rStyle w:val="VerbatimChar"/>
               </w:rPr>
-              <w:t xml:space="preserve">contact_name</w:t>
+              <w:t xml:space="preserve">external_ref</w:t>
             </w:r>
             <w:r>
               <w:t xml:space="preserve">,</w:t>
@@ -24810,7 +24846,7 @@
               <w:rPr>
                 <w:rStyle w:val="VerbatimChar"/>
               </w:rPr>
-              <w:t xml:space="preserve">email</w:t>
+              <w:t xml:space="preserve">segment_code</w:t>
             </w:r>
             <w:r>
               <w:t xml:space="preserve">,</w:t>
@@ -24822,7 +24858,7 @@
               <w:rPr>
                 <w:rStyle w:val="VerbatimChar"/>
               </w:rPr>
-              <w:t xml:space="preserve">phone</w:t>
+              <w:t xml:space="preserve">territory_id</w:t>
             </w:r>
             <w:r>
               <w:t xml:space="preserve">,</w:t>
@@ -24834,7 +24870,7 @@
               <w:rPr>
                 <w:rStyle w:val="VerbatimChar"/>
               </w:rPr>
-              <w:t xml:space="preserve">source</w:t>
+              <w:t xml:space="preserve">parent_account_id</w:t>
             </w:r>
             <w:r>
               <w:t xml:space="preserve">,</w:t>
@@ -24846,7 +24882,7 @@
               <w:rPr>
                 <w:rStyle w:val="VerbatimChar"/>
               </w:rPr>
-              <w:t xml:space="preserve">estimated_value</w:t>
+              <w:t xml:space="preserve">owner_user_id</w:t>
             </w:r>
             <w:r>
               <w:t xml:space="preserve">,</w:t>
@@ -24858,7 +24894,7 @@
               <w:rPr>
                 <w:rStyle w:val="VerbatimChar"/>
               </w:rPr>
-              <w:t xml:space="preserve">assigned_to</w:t>
+              <w:t xml:space="preserve">channel_partner_id</w:t>
             </w:r>
             <w:r>
               <w:t xml:space="preserve">)</w:t>
@@ -24872,54 +24908,39 @@
               <w:pStyle w:val="Compact"/>
             </w:pPr>
             <w:r>
-              <w:t xml:space="preserve">New</w:t>
-            </w:r>
-            <w:r>
-              <w:t xml:space="preserve"> </w:t>
-            </w:r>
-            <w:r>
-              <w:rPr>
-                <w:rStyle w:val="VerbatimChar"/>
-              </w:rPr>
-              <w:t xml:space="preserve">crm_leads.id</w:t>
-            </w:r>
-          </w:p>
-        </w:tc>
-        <w:tc>
-          <w:tcPr/>
-          <w:p>
-            <w:pPr>
-              <w:pStyle w:val="Compact"/>
-            </w:pPr>
-            <w:r>
-              <w:t xml:space="preserve">Inserts one row into</w:t>
-            </w:r>
-            <w:r>
-              <w:t xml:space="preserve"> </w:t>
-            </w:r>
-            <w:r>
-              <w:rPr>
-                <w:rStyle w:val="VerbatimChar"/>
-              </w:rPr>
-              <w:t xml:space="preserve">crm_leads</w:t>
-            </w:r>
-            <w:r>
-              <w:t xml:space="preserve"> </w:t>
-            </w:r>
-            <w:r>
-              <w:t xml:space="preserve">with</w:t>
-            </w:r>
-            <w:r>
-              <w:t xml:space="preserve"> </w:t>
-            </w:r>
-            <w:r>
-              <w:rPr>
-                <w:rStyle w:val="VerbatimChar"/>
-              </w:rPr>
-              <w:t xml:space="preserve">status = 'new'</w:t>
-            </w:r>
-            <w:r>
-              <w:t xml:space="preserve">.</w:t>
+              <w:t xml:space="preserve">New or existing</w:t>
+            </w:r>
+            <w:r>
+              <w:t xml:space="preserve"> </w:t>
+            </w:r>
+            <w:r>
+              <w:rPr>
+                <w:rStyle w:val="VerbatimChar"/>
+              </w:rPr>
+              <w:t xml:space="preserve">crm_accounts.id</w:t>
+            </w:r>
+          </w:p>
+        </w:tc>
+        <w:tc>
+          <w:tcPr/>
+          <w:p>
+            <w:pPr>
+              <w:pStyle w:val="Compact"/>
+            </w:pPr>
+            <w:r>
+              <w:t xml:space="preserve">Inserts or updates one row in</w:t>
+            </w:r>
+            <w:r>
+              <w:t xml:space="preserve"> </w:t>
+            </w:r>
+            <w:r>
+              <w:rPr>
+                <w:rStyle w:val="VerbatimChar"/>
+              </w:rPr>
+              <w:t xml:space="preserve">crm_accounts</w:t>
+            </w:r>
+            <w:r>
+              <w:t xml:space="preserve">. Enforces duplicate checks on legal name, tax identifier, and external reference before merge or create.</w:t>
             </w:r>
           </w:p>
         </w:tc>
@@ -24935,18 +24956,87 @@
               <w:rPr>
                 <w:rStyle w:val="VerbatimChar"/>
               </w:rPr>
-              <w:t xml:space="preserve">convertToOpportunity(int $leadId): int</w:t>
-            </w:r>
-          </w:p>
-        </w:tc>
-        <w:tc>
-          <w:tcPr/>
-          <w:p>
-            <w:pPr>
-              <w:pStyle w:val="Compact"/>
-            </w:pPr>
-            <w:r>
-              <w:t xml:space="preserve">Lead primary key</w:t>
+              <w:t xml:space="preserve">registerContact(int $accountId, array $data): int</w:t>
+            </w:r>
+          </w:p>
+        </w:tc>
+        <w:tc>
+          <w:tcPr/>
+          <w:p>
+            <w:pPr>
+              <w:pStyle w:val="Compact"/>
+            </w:pPr>
+            <w:r>
+              <w:t xml:space="preserve">Account primary key and contact attributes (</w:t>
+            </w:r>
+            <w:r>
+              <w:rPr>
+                <w:rStyle w:val="VerbatimChar"/>
+              </w:rPr>
+              <w:t xml:space="preserve">full_name</w:t>
+            </w:r>
+            <w:r>
+              <w:t xml:space="preserve">,</w:t>
+            </w:r>
+            <w:r>
+              <w:t xml:space="preserve"> </w:t>
+            </w:r>
+            <w:r>
+              <w:rPr>
+                <w:rStyle w:val="VerbatimChar"/>
+              </w:rPr>
+              <w:t xml:space="preserve">email</w:t>
+            </w:r>
+            <w:r>
+              <w:t xml:space="preserve">,</w:t>
+            </w:r>
+            <w:r>
+              <w:t xml:space="preserve"> </w:t>
+            </w:r>
+            <w:r>
+              <w:rPr>
+                <w:rStyle w:val="VerbatimChar"/>
+              </w:rPr>
+              <w:t xml:space="preserve">phone</w:t>
+            </w:r>
+            <w:r>
+              <w:t xml:space="preserve">,</w:t>
+            </w:r>
+            <w:r>
+              <w:t xml:space="preserve"> </w:t>
+            </w:r>
+            <w:r>
+              <w:rPr>
+                <w:rStyle w:val="VerbatimChar"/>
+              </w:rPr>
+              <w:t xml:space="preserve">role_title</w:t>
+            </w:r>
+            <w:r>
+              <w:t xml:space="preserve">,</w:t>
+            </w:r>
+            <w:r>
+              <w:t xml:space="preserve"> </w:t>
+            </w:r>
+            <w:r>
+              <w:rPr>
+                <w:rStyle w:val="VerbatimChar"/>
+              </w:rPr>
+              <w:t xml:space="preserve">decision_role</w:t>
+            </w:r>
+            <w:r>
+              <w:t xml:space="preserve">,</w:t>
+            </w:r>
+            <w:r>
+              <w:t xml:space="preserve"> </w:t>
+            </w:r>
+            <w:r>
+              <w:rPr>
+                <w:rStyle w:val="VerbatimChar"/>
+              </w:rPr>
+              <w:t xml:space="preserve">is_primary</w:t>
+            </w:r>
+            <w:r>
+              <w:t xml:space="preserve">)</w:t>
             </w:r>
           </w:p>
         </w:tc>
@@ -24966,54 +25056,42 @@
               <w:rPr>
                 <w:rStyle w:val="VerbatimChar"/>
               </w:rPr>
-              <w:t xml:space="preserve">crm_opportunities.id</w:t>
-            </w:r>
-          </w:p>
-        </w:tc>
-        <w:tc>
-          <w:tcPr/>
-          <w:p>
-            <w:pPr>
-              <w:pStyle w:val="Compact"/>
-            </w:pPr>
-            <w:r>
-              <w:t xml:space="preserve">Copies lead data into</w:t>
-            </w:r>
-            <w:r>
-              <w:t xml:space="preserve"> </w:t>
-            </w:r>
-            <w:r>
-              <w:rPr>
-                <w:rStyle w:val="VerbatimChar"/>
-              </w:rPr>
-              <w:t xml:space="preserve">crm_opportunities</w:t>
-            </w:r>
-            <w:r>
-              <w:t xml:space="preserve">. Sets</w:t>
-            </w:r>
-            <w:r>
-              <w:t xml:space="preserve"> </w:t>
-            </w:r>
-            <w:r>
-              <w:rPr>
-                <w:rStyle w:val="VerbatimChar"/>
-              </w:rPr>
-              <w:t xml:space="preserve">crm_leads.status = 'converted'</w:t>
-            </w:r>
-            <w:r>
-              <w:t xml:space="preserve">. Initial opportunity stage is</w:t>
-            </w:r>
-            <w:r>
-              <w:t xml:space="preserve"> </w:t>
-            </w:r>
-            <w:r>
-              <w:rPr>
-                <w:rStyle w:val="VerbatimChar"/>
-              </w:rPr>
-              <w:t xml:space="preserve">qualification</w:t>
-            </w:r>
-            <w:r>
-              <w:t xml:space="preserve">.</w:t>
+              <w:t xml:space="preserve">crm_contacts.id</w:t>
+            </w:r>
+          </w:p>
+        </w:tc>
+        <w:tc>
+          <w:tcPr/>
+          <w:p>
+            <w:pPr>
+              <w:pStyle w:val="Compact"/>
+            </w:pPr>
+            <w:r>
+              <w:t xml:space="preserve">Inserts one row into</w:t>
+            </w:r>
+            <w:r>
+              <w:t xml:space="preserve"> </w:t>
+            </w:r>
+            <w:r>
+              <w:rPr>
+                <w:rStyle w:val="VerbatimChar"/>
+              </w:rPr>
+              <w:t xml:space="preserve">crm_contacts</w:t>
+            </w:r>
+            <w:r>
+              <w:t xml:space="preserve">. If</w:t>
+            </w:r>
+            <w:r>
+              <w:t xml:space="preserve"> </w:t>
+            </w:r>
+            <w:r>
+              <w:rPr>
+                <w:rStyle w:val="VerbatimChar"/>
+              </w:rPr>
+              <w:t xml:space="preserve">is_primary = true</w:t>
+            </w:r>
+            <w:r>
+              <w:t xml:space="preserve">, clears the prior primary contact for the same account.</w:t>
             </w:r>
           </w:p>
         </w:tc>
@@ -25029,24 +25107,24 @@
               <w:rPr>
                 <w:rStyle w:val="VerbatimChar"/>
               </w:rPr>
-              <w:t xml:space="preserve">logActivity(int $opportunityId, string $activityType, string $notes, ?string $nextActionDate = null): int</w:t>
-            </w:r>
-          </w:p>
-        </w:tc>
-        <w:tc>
-          <w:tcPr/>
-          <w:p>
-            <w:pPr>
-              <w:pStyle w:val="Compact"/>
-            </w:pPr>
-            <w:r>
-              <w:t xml:space="preserve">Opportunity primary key, activity type code (</w:t>
-            </w:r>
-            <w:r>
-              <w:rPr>
-                <w:rStyle w:val="VerbatimChar"/>
-              </w:rPr>
-              <w:t xml:space="preserve">CALL</w:t>
+              <w:t xml:space="preserve">createLead(array $data): int</w:t>
+            </w:r>
+          </w:p>
+        </w:tc>
+        <w:tc>
+          <w:tcPr/>
+          <w:p>
+            <w:pPr>
+              <w:pStyle w:val="Compact"/>
+            </w:pPr>
+            <w:r>
+              <w:t xml:space="preserve">Associative array of lead attributes (</w:t>
+            </w:r>
+            <w:r>
+              <w:rPr>
+                <w:rStyle w:val="VerbatimChar"/>
+              </w:rPr>
+              <w:t xml:space="preserve">company_name</w:t>
             </w:r>
             <w:r>
               <w:t xml:space="preserve">,</w:t>
@@ -25058,7 +25136,7 @@
               <w:rPr>
                 <w:rStyle w:val="VerbatimChar"/>
               </w:rPr>
-              <w:t xml:space="preserve">EMAIL</w:t>
+              <w:t xml:space="preserve">contact_name</w:t>
             </w:r>
             <w:r>
               <w:t xml:space="preserve">,</w:t>
@@ -25070,7 +25148,7 @@
               <w:rPr>
                 <w:rStyle w:val="VerbatimChar"/>
               </w:rPr>
-              <w:t xml:space="preserve">MEETING</w:t>
+              <w:t xml:space="preserve">email</w:t>
             </w:r>
             <w:r>
               <w:t xml:space="preserve">,</w:t>
@@ -25082,10 +25160,58 @@
               <w:rPr>
                 <w:rStyle w:val="VerbatimChar"/>
               </w:rPr>
-              <w:t xml:space="preserve">DEMO</w:t>
-            </w:r>
-            <w:r>
-              <w:t xml:space="preserve">), free-text notes, optional ISO 8601 next action date</w:t>
+              <w:t xml:space="preserve">phone</w:t>
+            </w:r>
+            <w:r>
+              <w:t xml:space="preserve">,</w:t>
+            </w:r>
+            <w:r>
+              <w:t xml:space="preserve"> </w:t>
+            </w:r>
+            <w:r>
+              <w:rPr>
+                <w:rStyle w:val="VerbatimChar"/>
+              </w:rPr>
+              <w:t xml:space="preserve">source</w:t>
+            </w:r>
+            <w:r>
+              <w:t xml:space="preserve">,</w:t>
+            </w:r>
+            <w:r>
+              <w:t xml:space="preserve"> </w:t>
+            </w:r>
+            <w:r>
+              <w:rPr>
+                <w:rStyle w:val="VerbatimChar"/>
+              </w:rPr>
+              <w:t xml:space="preserve">estimated_value</w:t>
+            </w:r>
+            <w:r>
+              <w:t xml:space="preserve">,</w:t>
+            </w:r>
+            <w:r>
+              <w:t xml:space="preserve"> </w:t>
+            </w:r>
+            <w:r>
+              <w:rPr>
+                <w:rStyle w:val="VerbatimChar"/>
+              </w:rPr>
+              <w:t xml:space="preserve">assigned_to</w:t>
+            </w:r>
+            <w:r>
+              <w:t xml:space="preserve">,</w:t>
+            </w:r>
+            <w:r>
+              <w:t xml:space="preserve"> </w:t>
+            </w:r>
+            <w:r>
+              <w:rPr>
+                <w:rStyle w:val="VerbatimChar"/>
+              </w:rPr>
+              <w:t xml:space="preserve">segment_code</w:t>
+            </w:r>
+            <w:r>
+              <w:t xml:space="preserve">)</w:t>
             </w:r>
           </w:p>
         </w:tc>
@@ -25105,7 +25231,7 @@
               <w:rPr>
                 <w:rStyle w:val="VerbatimChar"/>
               </w:rPr>
-              <w:t xml:space="preserve">crm_activities.id</w:t>
+              <w:t xml:space="preserve">crm_leads.id</w:t>
             </w:r>
           </w:p>
         </w:tc>
@@ -25125,22 +25251,25 @@
               <w:rPr>
                 <w:rStyle w:val="VerbatimChar"/>
               </w:rPr>
-              <w:t xml:space="preserve">crm_activities</w:t>
-            </w:r>
-            <w:r>
-              <w:t xml:space="preserve">. Updates</w:t>
-            </w:r>
-            <w:r>
-              <w:t xml:space="preserve"> </w:t>
-            </w:r>
-            <w:r>
-              <w:rPr>
-                <w:rStyle w:val="VerbatimChar"/>
-              </w:rPr>
-              <w:t xml:space="preserve">crm_opportunities.last_activity_at</w:t>
-            </w:r>
-            <w:r>
-              <w:t xml:space="preserve">.</w:t>
+              <w:t xml:space="preserve">crm_leads</w:t>
+            </w:r>
+            <w:r>
+              <w:t xml:space="preserve"> </w:t>
+            </w:r>
+            <w:r>
+              <w:t xml:space="preserve">with</w:t>
+            </w:r>
+            <w:r>
+              <w:t xml:space="preserve"> </w:t>
+            </w:r>
+            <w:r>
+              <w:rPr>
+                <w:rStyle w:val="VerbatimChar"/>
+              </w:rPr>
+              <w:t xml:space="preserve">status = 'new'</w:t>
+            </w:r>
+            <w:r>
+              <w:t xml:space="preserve">. Lead identity matching runs before insert to prevent duplicate prospect creation.</w:t>
             </w:r>
           </w:p>
         </w:tc>
@@ -25156,6 +25285,724 @@
               <w:rPr>
                 <w:rStyle w:val="VerbatimChar"/>
               </w:rPr>
+              <w:t xml:space="preserve">qualifyLead(int $leadId, array $qualification): void</w:t>
+            </w:r>
+          </w:p>
+        </w:tc>
+        <w:tc>
+          <w:tcPr/>
+          <w:p>
+            <w:pPr>
+              <w:pStyle w:val="Compact"/>
+            </w:pPr>
+            <w:r>
+              <w:t xml:space="preserve">Lead primary key and qualification payload (</w:t>
+            </w:r>
+            <w:r>
+              <w:rPr>
+                <w:rStyle w:val="VerbatimChar"/>
+              </w:rPr>
+              <w:t xml:space="preserve">fit_score</w:t>
+            </w:r>
+            <w:r>
+              <w:t xml:space="preserve">,</w:t>
+            </w:r>
+            <w:r>
+              <w:t xml:space="preserve"> </w:t>
+            </w:r>
+            <w:r>
+              <w:rPr>
+                <w:rStyle w:val="VerbatimChar"/>
+              </w:rPr>
+              <w:t xml:space="preserve">need_confirmed</w:t>
+            </w:r>
+            <w:r>
+              <w:t xml:space="preserve">,</w:t>
+            </w:r>
+            <w:r>
+              <w:t xml:space="preserve"> </w:t>
+            </w:r>
+            <w:r>
+              <w:rPr>
+                <w:rStyle w:val="VerbatimChar"/>
+              </w:rPr>
+              <w:t xml:space="preserve">budget_confirmed</w:t>
+            </w:r>
+            <w:r>
+              <w:t xml:space="preserve">,</w:t>
+            </w:r>
+            <w:r>
+              <w:t xml:space="preserve"> </w:t>
+            </w:r>
+            <w:r>
+              <w:rPr>
+                <w:rStyle w:val="VerbatimChar"/>
+              </w:rPr>
+              <w:t xml:space="preserve">timeline_confirmed</w:t>
+            </w:r>
+            <w:r>
+              <w:t xml:space="preserve">,</w:t>
+            </w:r>
+            <w:r>
+              <w:t xml:space="preserve"> </w:t>
+            </w:r>
+            <w:r>
+              <w:rPr>
+                <w:rStyle w:val="VerbatimChar"/>
+              </w:rPr>
+              <w:t xml:space="preserve">decision_process_notes</w:t>
+            </w:r>
+            <w:r>
+              <w:t xml:space="preserve">)</w:t>
+            </w:r>
+          </w:p>
+        </w:tc>
+        <w:tc>
+          <w:tcPr/>
+          <w:p>
+            <w:pPr>
+              <w:pStyle w:val="Compact"/>
+            </w:pPr>
+            <w:r>
+              <w:rPr>
+                <w:rStyle w:val="VerbatimChar"/>
+              </w:rPr>
+              <w:t xml:space="preserve">void</w:t>
+            </w:r>
+          </w:p>
+        </w:tc>
+        <w:tc>
+          <w:tcPr/>
+          <w:p>
+            <w:pPr>
+              <w:pStyle w:val="Compact"/>
+            </w:pPr>
+            <w:r>
+              <w:t xml:space="preserve">Updates the lead qualification fields and sets</w:t>
+            </w:r>
+            <w:r>
+              <w:t xml:space="preserve"> </w:t>
+            </w:r>
+            <w:r>
+              <w:rPr>
+                <w:rStyle w:val="VerbatimChar"/>
+              </w:rPr>
+              <w:t xml:space="preserve">crm_leads.status</w:t>
+            </w:r>
+            <w:r>
+              <w:t xml:space="preserve"> </w:t>
+            </w:r>
+            <w:r>
+              <w:t xml:space="preserve">to</w:t>
+            </w:r>
+            <w:r>
+              <w:t xml:space="preserve"> </w:t>
+            </w:r>
+            <w:r>
+              <w:rPr>
+                <w:rStyle w:val="VerbatimChar"/>
+              </w:rPr>
+              <w:t xml:space="preserve">qualified</w:t>
+            </w:r>
+            <w:r>
+              <w:t xml:space="preserve"> </w:t>
+            </w:r>
+            <w:r>
+              <w:t xml:space="preserve">or</w:t>
+            </w:r>
+            <w:r>
+              <w:t xml:space="preserve"> </w:t>
+            </w:r>
+            <w:r>
+              <w:rPr>
+                <w:rStyle w:val="VerbatimChar"/>
+              </w:rPr>
+              <w:t xml:space="preserve">nurture</w:t>
+            </w:r>
+            <w:r>
+              <w:t xml:space="preserve"> </w:t>
+            </w:r>
+            <w:r>
+              <w:t xml:space="preserve">according to configured scoring thresholds.</w:t>
+            </w:r>
+          </w:p>
+        </w:tc>
+      </w:tr>
+      <w:tr>
+        <w:tc>
+          <w:tcPr/>
+          <w:p>
+            <w:pPr>
+              <w:pStyle w:val="Compact"/>
+            </w:pPr>
+            <w:r>
+              <w:rPr>
+                <w:rStyle w:val="VerbatimChar"/>
+              </w:rPr>
+              <w:t xml:space="preserve">convertToOpportunity(int $leadId, int $accountId, int $primaryContactId): int</w:t>
+            </w:r>
+          </w:p>
+        </w:tc>
+        <w:tc>
+          <w:tcPr/>
+          <w:p>
+            <w:pPr>
+              <w:pStyle w:val="Compact"/>
+            </w:pPr>
+            <w:r>
+              <w:t xml:space="preserve">Lead primary key, account primary key, contact primary key</w:t>
+            </w:r>
+          </w:p>
+        </w:tc>
+        <w:tc>
+          <w:tcPr/>
+          <w:p>
+            <w:pPr>
+              <w:pStyle w:val="Compact"/>
+            </w:pPr>
+            <w:r>
+              <w:t xml:space="preserve">New</w:t>
+            </w:r>
+            <w:r>
+              <w:t xml:space="preserve"> </w:t>
+            </w:r>
+            <w:r>
+              <w:rPr>
+                <w:rStyle w:val="VerbatimChar"/>
+              </w:rPr>
+              <w:t xml:space="preserve">crm_opportunities.id</w:t>
+            </w:r>
+          </w:p>
+        </w:tc>
+        <w:tc>
+          <w:tcPr/>
+          <w:p>
+            <w:pPr>
+              <w:pStyle w:val="Compact"/>
+            </w:pPr>
+            <w:r>
+              <w:t xml:space="preserve">Copies lead data into</w:t>
+            </w:r>
+            <w:r>
+              <w:t xml:space="preserve"> </w:t>
+            </w:r>
+            <w:r>
+              <w:rPr>
+                <w:rStyle w:val="VerbatimChar"/>
+              </w:rPr>
+              <w:t xml:space="preserve">crm_opportunities</w:t>
+            </w:r>
+            <w:r>
+              <w:t xml:space="preserve">, links the opportunity to the chosen account and primary contact, and sets</w:t>
+            </w:r>
+            <w:r>
+              <w:t xml:space="preserve"> </w:t>
+            </w:r>
+            <w:r>
+              <w:rPr>
+                <w:rStyle w:val="VerbatimChar"/>
+              </w:rPr>
+              <w:t xml:space="preserve">crm_leads.status = 'converted'</w:t>
+            </w:r>
+            <w:r>
+              <w:t xml:space="preserve">. Initial stage is</w:t>
+            </w:r>
+            <w:r>
+              <w:t xml:space="preserve"> </w:t>
+            </w:r>
+            <w:r>
+              <w:rPr>
+                <w:rStyle w:val="VerbatimChar"/>
+              </w:rPr>
+              <w:t xml:space="preserve">qualification</w:t>
+            </w:r>
+            <w:r>
+              <w:t xml:space="preserve">.</w:t>
+            </w:r>
+          </w:p>
+        </w:tc>
+      </w:tr>
+      <w:tr>
+        <w:tc>
+          <w:tcPr/>
+          <w:p>
+            <w:pPr>
+              <w:pStyle w:val="Compact"/>
+            </w:pPr>
+            <w:r>
+              <w:rPr>
+                <w:rStyle w:val="VerbatimChar"/>
+              </w:rPr>
+              <w:t xml:space="preserve">advanceOpportunityStage(int $opportunityId, string $stageCode, array $evidence = []): void</w:t>
+            </w:r>
+          </w:p>
+        </w:tc>
+        <w:tc>
+          <w:tcPr/>
+          <w:p>
+            <w:pPr>
+              <w:pStyle w:val="Compact"/>
+            </w:pPr>
+            <w:r>
+              <w:t xml:space="preserve">Opportunity primary key, target stage code, optional evidence bundle</w:t>
+            </w:r>
+          </w:p>
+        </w:tc>
+        <w:tc>
+          <w:tcPr/>
+          <w:p>
+            <w:pPr>
+              <w:pStyle w:val="Compact"/>
+            </w:pPr>
+            <w:r>
+              <w:rPr>
+                <w:rStyle w:val="VerbatimChar"/>
+              </w:rPr>
+              <w:t xml:space="preserve">void</w:t>
+            </w:r>
+          </w:p>
+        </w:tc>
+        <w:tc>
+          <w:tcPr/>
+          <w:p>
+            <w:pPr>
+              <w:pStyle w:val="Compact"/>
+            </w:pPr>
+            <w:r>
+              <w:t xml:space="preserve">Validates stage exit criteria, updates</w:t>
+            </w:r>
+            <w:r>
+              <w:t xml:space="preserve"> </w:t>
+            </w:r>
+            <w:r>
+              <w:rPr>
+                <w:rStyle w:val="VerbatimChar"/>
+              </w:rPr>
+              <w:t xml:space="preserve">crm_opportunities.stage_code</w:t>
+            </w:r>
+            <w:r>
+              <w:t xml:space="preserve">, recalculates probability, and writes one row into</w:t>
+            </w:r>
+            <w:r>
+              <w:t xml:space="preserve"> </w:t>
+            </w:r>
+            <w:r>
+              <w:rPr>
+                <w:rStyle w:val="VerbatimChar"/>
+              </w:rPr>
+              <w:t xml:space="preserve">crm_opportunity_stage_history</w:t>
+            </w:r>
+            <w:r>
+              <w:t xml:space="preserve">.</w:t>
+            </w:r>
+          </w:p>
+        </w:tc>
+      </w:tr>
+      <w:tr>
+        <w:tc>
+          <w:tcPr/>
+          <w:p>
+            <w:pPr>
+              <w:pStyle w:val="Compact"/>
+            </w:pPr>
+            <w:r>
+              <w:rPr>
+                <w:rStyle w:val="VerbatimChar"/>
+              </w:rPr>
+              <w:t xml:space="preserve">submitOpportunityApproval(int $opportunityId, string $approvalType, string $justification): int</w:t>
+            </w:r>
+          </w:p>
+        </w:tc>
+        <w:tc>
+          <w:tcPr/>
+          <w:p>
+            <w:pPr>
+              <w:pStyle w:val="Compact"/>
+            </w:pPr>
+            <w:r>
+              <w:t xml:space="preserve">Opportunity primary key, approval type code (</w:t>
+            </w:r>
+            <w:r>
+              <w:rPr>
+                <w:rStyle w:val="VerbatimChar"/>
+              </w:rPr>
+              <w:t xml:space="preserve">DISCOUNT</w:t>
+            </w:r>
+            <w:r>
+              <w:t xml:space="preserve">,</w:t>
+            </w:r>
+            <w:r>
+              <w:t xml:space="preserve"> </w:t>
+            </w:r>
+            <w:r>
+              <w:rPr>
+                <w:rStyle w:val="VerbatimChar"/>
+              </w:rPr>
+              <w:t xml:space="preserve">NON_STANDARD_TERMS</w:t>
+            </w:r>
+            <w:r>
+              <w:t xml:space="preserve">,</w:t>
+            </w:r>
+            <w:r>
+              <w:t xml:space="preserve"> </w:t>
+            </w:r>
+            <w:r>
+              <w:rPr>
+                <w:rStyle w:val="VerbatimChar"/>
+              </w:rPr>
+              <w:t xml:space="preserve">STRATEGIC_BID</w:t>
+            </w:r>
+            <w:r>
+              <w:t xml:space="preserve">,</w:t>
+            </w:r>
+            <w:r>
+              <w:t xml:space="preserve"> </w:t>
+            </w:r>
+            <w:r>
+              <w:rPr>
+                <w:rStyle w:val="VerbatimChar"/>
+              </w:rPr>
+              <w:t xml:space="preserve">PARTNER_EXCEPTION</w:t>
+            </w:r>
+            <w:r>
+              <w:t xml:space="preserve">), justification</w:t>
+            </w:r>
+          </w:p>
+        </w:tc>
+        <w:tc>
+          <w:tcPr/>
+          <w:p>
+            <w:pPr>
+              <w:pStyle w:val="Compact"/>
+            </w:pPr>
+            <w:r>
+              <w:t xml:space="preserve">New</w:t>
+            </w:r>
+            <w:r>
+              <w:t xml:space="preserve"> </w:t>
+            </w:r>
+            <w:r>
+              <w:rPr>
+                <w:rStyle w:val="VerbatimChar"/>
+              </w:rPr>
+              <w:t xml:space="preserve">crm_opportunity_approvals.id</w:t>
+            </w:r>
+          </w:p>
+        </w:tc>
+        <w:tc>
+          <w:tcPr/>
+          <w:p>
+            <w:pPr>
+              <w:pStyle w:val="Compact"/>
+            </w:pPr>
+            <w:r>
+              <w:t xml:space="preserve">Opens a governed approval request and freezes restricted commercial fields until an approval decision is recorded.</w:t>
+            </w:r>
+          </w:p>
+        </w:tc>
+      </w:tr>
+      <w:tr>
+        <w:tc>
+          <w:tcPr/>
+          <w:p>
+            <w:pPr>
+              <w:pStyle w:val="Compact"/>
+            </w:pPr>
+            <w:r>
+              <w:rPr>
+                <w:rStyle w:val="VerbatimChar"/>
+              </w:rPr>
+              <w:t xml:space="preserve">recordQuoteHandoff(int $opportunityId, array $quoteContext): int</w:t>
+            </w:r>
+          </w:p>
+        </w:tc>
+        <w:tc>
+          <w:tcPr/>
+          <w:p>
+            <w:pPr>
+              <w:pStyle w:val="Compact"/>
+            </w:pPr>
+            <w:r>
+              <w:t xml:space="preserve">Opportunity primary key and quote handoff attributes (</w:t>
+            </w:r>
+            <w:r>
+              <w:rPr>
+                <w:rStyle w:val="VerbatimChar"/>
+              </w:rPr>
+              <w:t xml:space="preserve">quote_number</w:t>
+            </w:r>
+            <w:r>
+              <w:t xml:space="preserve">,</w:t>
+            </w:r>
+            <w:r>
+              <w:t xml:space="preserve"> </w:t>
+            </w:r>
+            <w:r>
+              <w:rPr>
+                <w:rStyle w:val="VerbatimChar"/>
+              </w:rPr>
+              <w:t xml:space="preserve">pricing_basis</w:t>
+            </w:r>
+            <w:r>
+              <w:t xml:space="preserve">,</w:t>
+            </w:r>
+            <w:r>
+              <w:t xml:space="preserve"> </w:t>
+            </w:r>
+            <w:r>
+              <w:rPr>
+                <w:rStyle w:val="VerbatimChar"/>
+              </w:rPr>
+              <w:t xml:space="preserve">valid_until</w:t>
+            </w:r>
+            <w:r>
+              <w:t xml:space="preserve">,</w:t>
+            </w:r>
+            <w:r>
+              <w:t xml:space="preserve"> </w:t>
+            </w:r>
+            <w:r>
+              <w:rPr>
+                <w:rStyle w:val="VerbatimChar"/>
+              </w:rPr>
+              <w:t xml:space="preserve">currency_code</w:t>
+            </w:r>
+            <w:r>
+              <w:t xml:space="preserve">,</w:t>
+            </w:r>
+            <w:r>
+              <w:t xml:space="preserve"> </w:t>
+            </w:r>
+            <w:r>
+              <w:rPr>
+                <w:rStyle w:val="VerbatimChar"/>
+              </w:rPr>
+              <w:t xml:space="preserve">handoff_payload_hash</w:t>
+            </w:r>
+            <w:r>
+              <w:t xml:space="preserve">)</w:t>
+            </w:r>
+          </w:p>
+        </w:tc>
+        <w:tc>
+          <w:tcPr/>
+          <w:p>
+            <w:pPr>
+              <w:pStyle w:val="Compact"/>
+            </w:pPr>
+            <w:r>
+              <w:t xml:space="preserve">New</w:t>
+            </w:r>
+            <w:r>
+              <w:t xml:space="preserve"> </w:t>
+            </w:r>
+            <w:r>
+              <w:rPr>
+                <w:rStyle w:val="VerbatimChar"/>
+              </w:rPr>
+              <w:t xml:space="preserve">crm_quote_handoffs.id</w:t>
+            </w:r>
+          </w:p>
+        </w:tc>
+        <w:tc>
+          <w:tcPr/>
+          <w:p>
+            <w:pPr>
+              <w:pStyle w:val="Compact"/>
+            </w:pPr>
+            <w:r>
+              <w:t xml:space="preserve">Records the CRM-to-ERP quote handoff event, stores the payload fingerprint, and waits for downstream order or quote execution status from ERP services.</w:t>
+            </w:r>
+          </w:p>
+        </w:tc>
+      </w:tr>
+      <w:tr>
+        <w:tc>
+          <w:tcPr/>
+          <w:p>
+            <w:pPr>
+              <w:pStyle w:val="Compact"/>
+            </w:pPr>
+            <w:r>
+              <w:rPr>
+                <w:rStyle w:val="VerbatimChar"/>
+              </w:rPr>
+              <w:t xml:space="preserve">logActivity(int $accountId, ?int $opportunityId, string $activityType, string $notes, ?string $dueAt = null): int</w:t>
+            </w:r>
+          </w:p>
+        </w:tc>
+        <w:tc>
+          <w:tcPr/>
+          <w:p>
+            <w:pPr>
+              <w:pStyle w:val="Compact"/>
+            </w:pPr>
+            <w:r>
+              <w:t xml:space="preserve">Account primary key, optional opportunity primary key, activity type code (</w:t>
+            </w:r>
+            <w:r>
+              <w:rPr>
+                <w:rStyle w:val="VerbatimChar"/>
+              </w:rPr>
+              <w:t xml:space="preserve">CALL</w:t>
+            </w:r>
+            <w:r>
+              <w:t xml:space="preserve">,</w:t>
+            </w:r>
+            <w:r>
+              <w:t xml:space="preserve"> </w:t>
+            </w:r>
+            <w:r>
+              <w:rPr>
+                <w:rStyle w:val="VerbatimChar"/>
+              </w:rPr>
+              <w:t xml:space="preserve">EMAIL</w:t>
+            </w:r>
+            <w:r>
+              <w:t xml:space="preserve">,</w:t>
+            </w:r>
+            <w:r>
+              <w:t xml:space="preserve"> </w:t>
+            </w:r>
+            <w:r>
+              <w:rPr>
+                <w:rStyle w:val="VerbatimChar"/>
+              </w:rPr>
+              <w:t xml:space="preserve">MEETING</w:t>
+            </w:r>
+            <w:r>
+              <w:t xml:space="preserve">,</w:t>
+            </w:r>
+            <w:r>
+              <w:t xml:space="preserve"> </w:t>
+            </w:r>
+            <w:r>
+              <w:rPr>
+                <w:rStyle w:val="VerbatimChar"/>
+              </w:rPr>
+              <w:t xml:space="preserve">DEMO</w:t>
+            </w:r>
+            <w:r>
+              <w:t xml:space="preserve">,</w:t>
+            </w:r>
+            <w:r>
+              <w:t xml:space="preserve"> </w:t>
+            </w:r>
+            <w:r>
+              <w:rPr>
+                <w:rStyle w:val="VerbatimChar"/>
+              </w:rPr>
+              <w:t xml:space="preserve">TASK</w:t>
+            </w:r>
+            <w:r>
+              <w:t xml:space="preserve">), free-text notes, optional ISO 8601 due date/time</w:t>
+            </w:r>
+          </w:p>
+        </w:tc>
+        <w:tc>
+          <w:tcPr/>
+          <w:p>
+            <w:pPr>
+              <w:pStyle w:val="Compact"/>
+            </w:pPr>
+            <w:r>
+              <w:t xml:space="preserve">New</w:t>
+            </w:r>
+            <w:r>
+              <w:t xml:space="preserve"> </w:t>
+            </w:r>
+            <w:r>
+              <w:rPr>
+                <w:rStyle w:val="VerbatimChar"/>
+              </w:rPr>
+              <w:t xml:space="preserve">crm_activities.id</w:t>
+            </w:r>
+          </w:p>
+        </w:tc>
+        <w:tc>
+          <w:tcPr/>
+          <w:p>
+            <w:pPr>
+              <w:pStyle w:val="Compact"/>
+            </w:pPr>
+            <w:r>
+              <w:t xml:space="preserve">Inserts one row into</w:t>
+            </w:r>
+            <w:r>
+              <w:t xml:space="preserve"> </w:t>
+            </w:r>
+            <w:r>
+              <w:rPr>
+                <w:rStyle w:val="VerbatimChar"/>
+              </w:rPr>
+              <w:t xml:space="preserve">crm_activities</w:t>
+            </w:r>
+            <w:r>
+              <w:t xml:space="preserve">, associates it to the account and optional opportunity, and updates the relevant last-activity timestamps.</w:t>
+            </w:r>
+          </w:p>
+        </w:tc>
+      </w:tr>
+      <w:tr>
+        <w:tc>
+          <w:tcPr/>
+          <w:p>
+            <w:pPr>
+              <w:pStyle w:val="Compact"/>
+            </w:pPr>
+            <w:r>
+              <w:rPr>
+                <w:rStyle w:val="VerbatimChar"/>
+              </w:rPr>
+              <w:t xml:space="preserve">getCustomerFinancialContext(int $accountId): array</w:t>
+            </w:r>
+          </w:p>
+        </w:tc>
+        <w:tc>
+          <w:tcPr/>
+          <w:p>
+            <w:pPr>
+              <w:pStyle w:val="Compact"/>
+            </w:pPr>
+            <w:r>
+              <w:t xml:space="preserve">Account primary key</w:t>
+            </w:r>
+          </w:p>
+        </w:tc>
+        <w:tc>
+          <w:tcPr/>
+          <w:p>
+            <w:pPr>
+              <w:pStyle w:val="Compact"/>
+            </w:pPr>
+            <w:r>
+              <w:t xml:space="preserve">`['credit_status' =&gt; string, 'receivables_ageing' =&gt; array, 'open_orders' =&gt; array, 'last_payment_date' =&gt; string</w:t>
+            </w:r>
+          </w:p>
+        </w:tc>
+        <w:tc>
+          <w:tcPr/>
+          <w:p>
+            <w:pPr>
+              <w:pStyle w:val="Compact"/>
+            </w:pPr>
+            <w:r>
+              <w:t xml:space="preserve">null]`</w:t>
+            </w:r>
+          </w:p>
+        </w:tc>
+      </w:tr>
+      <w:tr>
+        <w:tc>
+          <w:tcPr/>
+          <w:p>
+            <w:pPr>
+              <w:pStyle w:val="Compact"/>
+            </w:pPr>
+            <w:r>
+              <w:rPr>
+                <w:rStyle w:val="VerbatimChar"/>
+              </w:rPr>
               <w:t xml:space="preserve">getForecast(string $month): array</w:t>
             </w:r>
           </w:p>
@@ -25213,19 +26060,7 @@
               <w:pStyle w:val="Compact"/>
             </w:pPr>
             <w:r>
-              <w:t xml:space="preserve">Queries</w:t>
-            </w:r>
-            <w:r>
-              <w:t xml:space="preserve"> </w:t>
-            </w:r>
-            <w:r>
-              <w:rPr>
-                <w:rStyle w:val="VerbatimChar"/>
-              </w:rPr>
-              <w:t xml:space="preserve">crm_opportunities WHERE expected_close_month = :month AND tenant_id = :tenant_id AND status = 'open'</w:t>
-            </w:r>
-            <w:r>
-              <w:t xml:space="preserve">.</w:t>
+              <w:t xml:space="preserve">Queries open opportunities and aggregates pipeline by stage, owner, and expected close month.</w:t>
             </w:r>
             <w:r>
               <w:t xml:space="preserve"> </w:t>
@@ -25395,6 +26230,42 @@
         <w:rPr>
           <w:rStyle w:val="VerbatimChar"/>
         </w:rPr>
+        <w:t xml:space="preserve">crm_accounts</w:t>
+      </w:r>
+      <w:r>
+        <w:t xml:space="preserve">,</w:t>
+      </w:r>
+      <w:r>
+        <w:t xml:space="preserve"> </w:t>
+      </w:r>
+      <w:r>
+        <w:rPr>
+          <w:rStyle w:val="VerbatimChar"/>
+        </w:rPr>
+        <w:t xml:space="preserve">crm_account_hierarchies</w:t>
+      </w:r>
+      <w:r>
+        <w:t xml:space="preserve">,</w:t>
+      </w:r>
+      <w:r>
+        <w:t xml:space="preserve"> </w:t>
+      </w:r>
+      <w:r>
+        <w:rPr>
+          <w:rStyle w:val="VerbatimChar"/>
+        </w:rPr>
+        <w:t xml:space="preserve">crm_contacts</w:t>
+      </w:r>
+      <w:r>
+        <w:t xml:space="preserve">,</w:t>
+      </w:r>
+      <w:r>
+        <w:t xml:space="preserve"> </w:t>
+      </w:r>
+      <w:r>
+        <w:rPr>
+          <w:rStyle w:val="VerbatimChar"/>
+        </w:rPr>
         <w:t xml:space="preserve">crm_leads</w:t>
       </w:r>
       <w:r>
@@ -25419,7 +26290,130 @@
         <w:rPr>
           <w:rStyle w:val="VerbatimChar"/>
         </w:rPr>
+        <w:t xml:space="preserve">crm_opportunity_stage_history</w:t>
+      </w:r>
+      <w:r>
+        <w:t xml:space="preserve">,</w:t>
+      </w:r>
+      <w:r>
+        <w:t xml:space="preserve"> </w:t>
+      </w:r>
+      <w:r>
+        <w:rPr>
+          <w:rStyle w:val="VerbatimChar"/>
+        </w:rPr>
+        <w:t xml:space="preserve">crm_opportunity_approvals</w:t>
+      </w:r>
+      <w:r>
+        <w:t xml:space="preserve">,</w:t>
+      </w:r>
+      <w:r>
+        <w:t xml:space="preserve"> </w:t>
+      </w:r>
+      <w:r>
+        <w:rPr>
+          <w:rStyle w:val="VerbatimChar"/>
+        </w:rPr>
         <w:t xml:space="preserve">crm_activities</w:t>
+      </w:r>
+      <w:r>
+        <w:t xml:space="preserve">,</w:t>
+      </w:r>
+      <w:r>
+        <w:t xml:space="preserve"> </w:t>
+      </w:r>
+      <w:r>
+        <w:rPr>
+          <w:rStyle w:val="VerbatimChar"/>
+        </w:rPr>
+        <w:t xml:space="preserve">crm_quote_handoffs</w:t>
+      </w:r>
+    </w:p>
+    <w:bookmarkStart w:id="87" w:name="crm-boundary-notes"/>
+    <w:p>
+      <w:pPr>
+        <w:pStyle w:val="Heading3"/>
+      </w:pPr>
+      <w:r>
+        <w:t xml:space="preserve">CRM Boundary Notes</w:t>
+      </w:r>
+    </w:p>
+    <w:p>
+      <w:pPr>
+        <w:pStyle w:val="Compact"/>
+        <w:numPr>
+          <w:ilvl w:val="0"/>
+          <w:numId w:val="1008"/>
+        </w:numPr>
+      </w:pPr>
+      <w:r>
+        <w:rPr>
+          <w:rStyle w:val="VerbatimChar"/>
+        </w:rPr>
+        <w:t xml:space="preserve">SalesCRMService</w:t>
+      </w:r>
+      <w:r>
+        <w:t xml:space="preserve"> </w:t>
+      </w:r>
+      <w:r>
+        <w:t xml:space="preserve">owns selling and service workflow, account intelligence, pipeline evidence, and customer interaction history.</w:t>
+      </w:r>
+    </w:p>
+    <w:p>
+      <w:pPr>
+        <w:pStyle w:val="Compact"/>
+        <w:numPr>
+          <w:ilvl w:val="0"/>
+          <w:numId w:val="1008"/>
+        </w:numPr>
+      </w:pPr>
+      <w:r>
+        <w:rPr>
+          <w:rStyle w:val="VerbatimChar"/>
+        </w:rPr>
+        <w:t xml:space="preserve">CustomerService</w:t>
+      </w:r>
+      <w:r>
+        <w:t xml:space="preserve">,</w:t>
+      </w:r>
+      <w:r>
+        <w:t xml:space="preserve"> </w:t>
+      </w:r>
+      <w:r>
+        <w:rPr>
+          <w:rStyle w:val="VerbatimChar"/>
+        </w:rPr>
+        <w:t xml:space="preserve">SalesOrderService</w:t>
+      </w:r>
+      <w:r>
+        <w:t xml:space="preserve">, and</w:t>
+      </w:r>
+      <w:r>
+        <w:t xml:space="preserve"> </w:t>
+      </w:r>
+      <w:r>
+        <w:rPr>
+          <w:rStyle w:val="VerbatimChar"/>
+        </w:rPr>
+        <w:t xml:space="preserve">AccountingService</w:t>
+      </w:r>
+      <w:r>
+        <w:t xml:space="preserve"> </w:t>
+      </w:r>
+      <w:r>
+        <w:t xml:space="preserve">remain the source of truth for customer masters in execution contexts, order execution, invoicing, receivables, credit exposure, and financial balances.</w:t>
+      </w:r>
+    </w:p>
+    <w:p>
+      <w:pPr>
+        <w:pStyle w:val="Compact"/>
+        <w:numPr>
+          <w:ilvl w:val="0"/>
+          <w:numId w:val="1008"/>
+        </w:numPr>
+      </w:pPr>
+      <w:r>
+        <w:t xml:space="preserve">CRM may originate quote intent and handoff payloads, but ERP owns executable orders, shipment, invoicing, taxation, and revenue recognition.</w:t>
       </w:r>
     </w:p>
     <w:p>
@@ -25430,7 +26424,3692 @@
       </w:r>
     </w:p>
     <w:bookmarkEnd w:id="87"/>
-    <w:bookmarkStart w:id="88" w:name="salesagentservice"/>
+    <w:bookmarkEnd w:id="88"/>
+    <w:bookmarkStart w:id="89" w:name="accountplanningservice"/>
+    <w:p>
+      <w:pPr>
+        <w:pStyle w:val="Heading2"/>
+      </w:pPr>
+      <w:r>
+        <w:t xml:space="preserve">AccountPlanningService</w:t>
+      </w:r>
+    </w:p>
+    <w:p>
+      <w:pPr>
+        <w:pStyle w:val="FirstParagraph"/>
+      </w:pPr>
+      <w:r>
+        <w:rPr>
+          <w:b/>
+          <w:bCs/>
+        </w:rPr>
+        <w:t xml:space="preserve">Namespace:</w:t>
+      </w:r>
+      <w:r>
+        <w:t xml:space="preserve"> </w:t>
+      </w:r>
+      <w:r>
+        <w:rPr>
+          <w:rStyle w:val="VerbatimChar"/>
+        </w:rPr>
+        <w:t xml:space="preserve">App\Modules\SalesCRM</w:t>
+      </w:r>
+    </w:p>
+    <w:p>
+      <w:pPr>
+        <w:pStyle w:val="BodyText"/>
+      </w:pPr>
+      <w:r>
+        <w:rPr>
+          <w:b/>
+          <w:bCs/>
+        </w:rPr>
+        <w:t xml:space="preserve">Module guard:</w:t>
+      </w:r>
+      <w:r>
+        <w:t xml:space="preserve"> </w:t>
+      </w:r>
+      <w:r>
+        <w:rPr>
+          <w:rStyle w:val="VerbatimChar"/>
+        </w:rPr>
+        <w:t xml:space="preserve">ModuleRegistry::isActive('SALES_CRM', $tenantId)</w:t>
+      </w:r>
+    </w:p>
+    <w:p>
+      <w:pPr>
+        <w:pStyle w:val="BodyText"/>
+      </w:pPr>
+      <w:r>
+        <w:rPr>
+          <w:b/>
+          <w:bCs/>
+        </w:rPr>
+        <w:t xml:space="preserve">Dependencies:</w:t>
+      </w:r>
+      <w:r>
+        <w:t xml:space="preserve"> </w:t>
+      </w:r>
+      <w:r>
+        <w:rPr>
+          <w:rStyle w:val="VerbatimChar"/>
+        </w:rPr>
+        <w:t xml:space="preserve">PDO</w:t>
+      </w:r>
+      <w:r>
+        <w:t xml:space="preserve">,</w:t>
+      </w:r>
+      <w:r>
+        <w:t xml:space="preserve"> </w:t>
+      </w:r>
+      <w:r>
+        <w:rPr>
+          <w:rStyle w:val="VerbatimChar"/>
+        </w:rPr>
+        <w:t xml:space="preserve">SessionService</w:t>
+      </w:r>
+      <w:r>
+        <w:t xml:space="preserve">,</w:t>
+      </w:r>
+      <w:r>
+        <w:t xml:space="preserve"> </w:t>
+      </w:r>
+      <w:r>
+        <w:rPr>
+          <w:rStyle w:val="VerbatimChar"/>
+        </w:rPr>
+        <w:t xml:space="preserve">AuditService</w:t>
+      </w:r>
+      <w:r>
+        <w:t xml:space="preserve">,</w:t>
+      </w:r>
+      <w:r>
+        <w:t xml:space="preserve"> </w:t>
+      </w:r>
+      <w:r>
+        <w:rPr>
+          <w:rStyle w:val="VerbatimChar"/>
+        </w:rPr>
+        <w:t xml:space="preserve">SalesCRMService</w:t>
+      </w:r>
+    </w:p>
+    <w:tbl>
+      <w:tblPr>
+        <w:tblStyle w:val="Table"/>
+        <w:tblW w:type="auto" w:w="0"/>
+        <w:tblLook w:firstRow="1" w:lastRow="0" w:firstColumn="0" w:lastColumn="0" w:noHBand="0" w:noVBand="0" w:val="0020"/>
+      </w:tblPr>
+      <w:tblGrid>
+        <w:gridCol w:w="1980"/>
+        <w:gridCol w:w="1980"/>
+        <w:gridCol w:w="1980"/>
+        <w:gridCol w:w="1980"/>
+      </w:tblGrid>
+      <w:tr>
+        <w:trPr>
+          <w:tblHeader w:val="on"/>
+        </w:trPr>
+        <w:tc>
+          <w:tcPr/>
+          <w:p>
+            <w:pPr>
+              <w:pStyle w:val="Compact"/>
+            </w:pPr>
+            <w:r>
+              <w:t xml:space="preserve">Method</w:t>
+            </w:r>
+          </w:p>
+        </w:tc>
+        <w:tc>
+          <w:tcPr/>
+          <w:p>
+            <w:pPr>
+              <w:pStyle w:val="Compact"/>
+            </w:pPr>
+            <w:r>
+              <w:t xml:space="preserve">Parameters</w:t>
+            </w:r>
+          </w:p>
+        </w:tc>
+        <w:tc>
+          <w:tcPr/>
+          <w:p>
+            <w:pPr>
+              <w:pStyle w:val="Compact"/>
+            </w:pPr>
+            <w:r>
+              <w:t xml:space="preserve">Returns</w:t>
+            </w:r>
+          </w:p>
+        </w:tc>
+        <w:tc>
+          <w:tcPr/>
+          <w:p>
+            <w:pPr>
+              <w:pStyle w:val="Compact"/>
+            </w:pPr>
+            <w:r>
+              <w:t xml:space="preserve">Description</w:t>
+            </w:r>
+          </w:p>
+        </w:tc>
+      </w:tr>
+      <w:tr>
+        <w:tc>
+          <w:tcPr/>
+          <w:p>
+            <w:pPr>
+              <w:pStyle w:val="Compact"/>
+            </w:pPr>
+            <w:r>
+              <w:rPr>
+                <w:rStyle w:val="VerbatimChar"/>
+              </w:rPr>
+              <w:t xml:space="preserve">setSegmentationModel(array $data): int</w:t>
+            </w:r>
+          </w:p>
+        </w:tc>
+        <w:tc>
+          <w:tcPr/>
+          <w:p>
+            <w:pPr>
+              <w:pStyle w:val="Compact"/>
+            </w:pPr>
+            <w:r>
+              <w:t xml:space="preserve">Segmentation model attributes (</w:t>
+            </w:r>
+            <w:r>
+              <w:rPr>
+                <w:rStyle w:val="VerbatimChar"/>
+              </w:rPr>
+              <w:t xml:space="preserve">name</w:t>
+            </w:r>
+            <w:r>
+              <w:t xml:space="preserve">,</w:t>
+            </w:r>
+            <w:r>
+              <w:t xml:space="preserve"> </w:t>
+            </w:r>
+            <w:r>
+              <w:rPr>
+                <w:rStyle w:val="VerbatimChar"/>
+              </w:rPr>
+              <w:t xml:space="preserve">effective_from</w:t>
+            </w:r>
+            <w:r>
+              <w:t xml:space="preserve">,</w:t>
+            </w:r>
+            <w:r>
+              <w:t xml:space="preserve"> </w:t>
+            </w:r>
+            <w:r>
+              <w:rPr>
+                <w:rStyle w:val="VerbatimChar"/>
+              </w:rPr>
+              <w:t xml:space="preserve">criteria_json</w:t>
+            </w:r>
+            <w:r>
+              <w:t xml:space="preserve">,</w:t>
+            </w:r>
+            <w:r>
+              <w:t xml:space="preserve"> </w:t>
+            </w:r>
+            <w:r>
+              <w:rPr>
+                <w:rStyle w:val="VerbatimChar"/>
+              </w:rPr>
+              <w:t xml:space="preserve">owner_user_id</w:t>
+            </w:r>
+            <w:r>
+              <w:t xml:space="preserve">)</w:t>
+            </w:r>
+          </w:p>
+        </w:tc>
+        <w:tc>
+          <w:tcPr/>
+          <w:p>
+            <w:pPr>
+              <w:pStyle w:val="Compact"/>
+            </w:pPr>
+            <w:r>
+              <w:t xml:space="preserve">New</w:t>
+            </w:r>
+            <w:r>
+              <w:t xml:space="preserve"> </w:t>
+            </w:r>
+            <w:r>
+              <w:rPr>
+                <w:rStyle w:val="VerbatimChar"/>
+              </w:rPr>
+              <w:t xml:space="preserve">crm_segmentation_models.id</w:t>
+            </w:r>
+          </w:p>
+        </w:tc>
+        <w:tc>
+          <w:tcPr/>
+          <w:p>
+            <w:pPr>
+              <w:pStyle w:val="Compact"/>
+            </w:pPr>
+            <w:r>
+              <w:t xml:space="preserve">Inserts one row into</w:t>
+            </w:r>
+            <w:r>
+              <w:t xml:space="preserve"> </w:t>
+            </w:r>
+            <w:r>
+              <w:rPr>
+                <w:rStyle w:val="VerbatimChar"/>
+              </w:rPr>
+              <w:t xml:space="preserve">crm_segmentation_models</w:t>
+            </w:r>
+            <w:r>
+              <w:t xml:space="preserve">. Criteria are versioned so prior account classifications remain auditable.</w:t>
+            </w:r>
+          </w:p>
+        </w:tc>
+      </w:tr>
+      <w:tr>
+        <w:tc>
+          <w:tcPr/>
+          <w:p>
+            <w:pPr>
+              <w:pStyle w:val="Compact"/>
+            </w:pPr>
+            <w:r>
+              <w:rPr>
+                <w:rStyle w:val="VerbatimChar"/>
+              </w:rPr>
+              <w:t xml:space="preserve">classifyAccount(int $accountId, string $segmentCode, string $tierCode, ?string $reason = null): void</w:t>
+            </w:r>
+          </w:p>
+        </w:tc>
+        <w:tc>
+          <w:tcPr/>
+          <w:p>
+            <w:pPr>
+              <w:pStyle w:val="Compact"/>
+            </w:pPr>
+            <w:r>
+              <w:t xml:space="preserve">Account primary key, segment code, tier code, optional reason</w:t>
+            </w:r>
+          </w:p>
+        </w:tc>
+        <w:tc>
+          <w:tcPr/>
+          <w:p>
+            <w:pPr>
+              <w:pStyle w:val="Compact"/>
+            </w:pPr>
+            <w:r>
+              <w:rPr>
+                <w:rStyle w:val="VerbatimChar"/>
+              </w:rPr>
+              <w:t xml:space="preserve">void</w:t>
+            </w:r>
+          </w:p>
+        </w:tc>
+        <w:tc>
+          <w:tcPr/>
+          <w:p>
+            <w:pPr>
+              <w:pStyle w:val="Compact"/>
+            </w:pPr>
+            <w:r>
+              <w:t xml:space="preserve">Writes or updates the active segment assignment for the account and preserves history in</w:t>
+            </w:r>
+            <w:r>
+              <w:t xml:space="preserve"> </w:t>
+            </w:r>
+            <w:r>
+              <w:rPr>
+                <w:rStyle w:val="VerbatimChar"/>
+              </w:rPr>
+              <w:t xml:space="preserve">crm_account_segment_history</w:t>
+            </w:r>
+            <w:r>
+              <w:t xml:space="preserve">.</w:t>
+            </w:r>
+          </w:p>
+        </w:tc>
+      </w:tr>
+      <w:tr>
+        <w:tc>
+          <w:tcPr/>
+          <w:p>
+            <w:pPr>
+              <w:pStyle w:val="Compact"/>
+            </w:pPr>
+            <w:r>
+              <w:rPr>
+                <w:rStyle w:val="VerbatimChar"/>
+              </w:rPr>
+              <w:t xml:space="preserve">createAccountPlan(int $accountId, array $data): int</w:t>
+            </w:r>
+          </w:p>
+        </w:tc>
+        <w:tc>
+          <w:tcPr/>
+          <w:p>
+            <w:pPr>
+              <w:pStyle w:val="Compact"/>
+            </w:pPr>
+            <w:r>
+              <w:t xml:space="preserve">Account primary key and plan attributes (</w:t>
+            </w:r>
+            <w:r>
+              <w:rPr>
+                <w:rStyle w:val="VerbatimChar"/>
+              </w:rPr>
+              <w:t xml:space="preserve">plan_year</w:t>
+            </w:r>
+            <w:r>
+              <w:t xml:space="preserve">,</w:t>
+            </w:r>
+            <w:r>
+              <w:t xml:space="preserve"> </w:t>
+            </w:r>
+            <w:r>
+              <w:rPr>
+                <w:rStyle w:val="VerbatimChar"/>
+              </w:rPr>
+              <w:t xml:space="preserve">growth_goal</w:t>
+            </w:r>
+            <w:r>
+              <w:t xml:space="preserve">,</w:t>
+            </w:r>
+            <w:r>
+              <w:t xml:space="preserve"> </w:t>
+            </w:r>
+            <w:r>
+              <w:rPr>
+                <w:rStyle w:val="VerbatimChar"/>
+              </w:rPr>
+              <w:t xml:space="preserve">renewal_risk</w:t>
+            </w:r>
+            <w:r>
+              <w:t xml:space="preserve">,</w:t>
+            </w:r>
+            <w:r>
+              <w:t xml:space="preserve"> </w:t>
+            </w:r>
+            <w:r>
+              <w:rPr>
+                <w:rStyle w:val="VerbatimChar"/>
+              </w:rPr>
+              <w:t xml:space="preserve">white_space_summary</w:t>
+            </w:r>
+            <w:r>
+              <w:t xml:space="preserve">,</w:t>
+            </w:r>
+            <w:r>
+              <w:t xml:space="preserve"> </w:t>
+            </w:r>
+            <w:r>
+              <w:rPr>
+                <w:rStyle w:val="VerbatimChar"/>
+              </w:rPr>
+              <w:t xml:space="preserve">owner_user_id</w:t>
+            </w:r>
+            <w:r>
+              <w:t xml:space="preserve">)</w:t>
+            </w:r>
+          </w:p>
+        </w:tc>
+        <w:tc>
+          <w:tcPr/>
+          <w:p>
+            <w:pPr>
+              <w:pStyle w:val="Compact"/>
+            </w:pPr>
+            <w:r>
+              <w:t xml:space="preserve">New</w:t>
+            </w:r>
+            <w:r>
+              <w:t xml:space="preserve"> </w:t>
+            </w:r>
+            <w:r>
+              <w:rPr>
+                <w:rStyle w:val="VerbatimChar"/>
+              </w:rPr>
+              <w:t xml:space="preserve">crm_account_plans.id</w:t>
+            </w:r>
+          </w:p>
+        </w:tc>
+        <w:tc>
+          <w:tcPr/>
+          <w:p>
+            <w:pPr>
+              <w:pStyle w:val="Compact"/>
+            </w:pPr>
+            <w:r>
+              <w:t xml:space="preserve">Inserts one row into</w:t>
+            </w:r>
+            <w:r>
+              <w:t xml:space="preserve"> </w:t>
+            </w:r>
+            <w:r>
+              <w:rPr>
+                <w:rStyle w:val="VerbatimChar"/>
+              </w:rPr>
+              <w:t xml:space="preserve">crm_account_plans</w:t>
+            </w:r>
+            <w:r>
+              <w:t xml:space="preserve">.</w:t>
+            </w:r>
+          </w:p>
+        </w:tc>
+      </w:tr>
+      <w:tr>
+        <w:tc>
+          <w:tcPr/>
+          <w:p>
+            <w:pPr>
+              <w:pStyle w:val="Compact"/>
+            </w:pPr>
+            <w:r>
+              <w:rPr>
+                <w:rStyle w:val="VerbatimChar"/>
+              </w:rPr>
+              <w:t xml:space="preserve">setAccountPlanInitiative(int $planId, array $data): int</w:t>
+            </w:r>
+          </w:p>
+        </w:tc>
+        <w:tc>
+          <w:tcPr/>
+          <w:p>
+            <w:pPr>
+              <w:pStyle w:val="Compact"/>
+            </w:pPr>
+            <w:r>
+              <w:t xml:space="preserve">Account plan primary key and initiative attributes (</w:t>
+            </w:r>
+            <w:r>
+              <w:rPr>
+                <w:rStyle w:val="VerbatimChar"/>
+              </w:rPr>
+              <w:t xml:space="preserve">initiative_name</w:t>
+            </w:r>
+            <w:r>
+              <w:t xml:space="preserve">,</w:t>
+            </w:r>
+            <w:r>
+              <w:t xml:space="preserve"> </w:t>
+            </w:r>
+            <w:r>
+              <w:rPr>
+                <w:rStyle w:val="VerbatimChar"/>
+              </w:rPr>
+              <w:t xml:space="preserve">target_value</w:t>
+            </w:r>
+            <w:r>
+              <w:t xml:space="preserve">,</w:t>
+            </w:r>
+            <w:r>
+              <w:t xml:space="preserve"> </w:t>
+            </w:r>
+            <w:r>
+              <w:rPr>
+                <w:rStyle w:val="VerbatimChar"/>
+              </w:rPr>
+              <w:t xml:space="preserve">due_date</w:t>
+            </w:r>
+            <w:r>
+              <w:t xml:space="preserve">,</w:t>
+            </w:r>
+            <w:r>
+              <w:t xml:space="preserve"> </w:t>
+            </w:r>
+            <w:r>
+              <w:rPr>
+                <w:rStyle w:val="VerbatimChar"/>
+              </w:rPr>
+              <w:t xml:space="preserve">status</w:t>
+            </w:r>
+            <w:r>
+              <w:t xml:space="preserve">)</w:t>
+            </w:r>
+          </w:p>
+        </w:tc>
+        <w:tc>
+          <w:tcPr/>
+          <w:p>
+            <w:pPr>
+              <w:pStyle w:val="Compact"/>
+            </w:pPr>
+            <w:r>
+              <w:t xml:space="preserve">New</w:t>
+            </w:r>
+            <w:r>
+              <w:t xml:space="preserve"> </w:t>
+            </w:r>
+            <w:r>
+              <w:rPr>
+                <w:rStyle w:val="VerbatimChar"/>
+              </w:rPr>
+              <w:t xml:space="preserve">crm_account_plan_initiatives.id</w:t>
+            </w:r>
+          </w:p>
+        </w:tc>
+        <w:tc>
+          <w:tcPr/>
+          <w:p>
+            <w:pPr>
+              <w:pStyle w:val="Compact"/>
+            </w:pPr>
+            <w:r>
+              <w:t xml:space="preserve">Inserts one row into</w:t>
+            </w:r>
+            <w:r>
+              <w:t xml:space="preserve"> </w:t>
+            </w:r>
+            <w:r>
+              <w:rPr>
+                <w:rStyle w:val="VerbatimChar"/>
+              </w:rPr>
+              <w:t xml:space="preserve">crm_account_plan_initiatives</w:t>
+            </w:r>
+            <w:r>
+              <w:t xml:space="preserve"> </w:t>
+            </w:r>
+            <w:r>
+              <w:t xml:space="preserve">tied to the account plan.</w:t>
+            </w:r>
+          </w:p>
+        </w:tc>
+      </w:tr>
+      <w:tr>
+        <w:tc>
+          <w:tcPr/>
+          <w:p>
+            <w:pPr>
+              <w:pStyle w:val="Compact"/>
+            </w:pPr>
+            <w:r>
+              <w:rPr>
+                <w:rStyle w:val="VerbatimChar"/>
+              </w:rPr>
+              <w:t xml:space="preserve">getPriorityAccounts(string $period): array</w:t>
+            </w:r>
+          </w:p>
+        </w:tc>
+        <w:tc>
+          <w:tcPr/>
+          <w:p>
+            <w:pPr>
+              <w:pStyle w:val="Compact"/>
+            </w:pPr>
+            <w:r>
+              <w:t xml:space="preserve">Planning period in</w:t>
+            </w:r>
+            <w:r>
+              <w:t xml:space="preserve"> </w:t>
+            </w:r>
+            <w:r>
+              <w:rPr>
+                <w:rStyle w:val="VerbatimChar"/>
+              </w:rPr>
+              <w:t xml:space="preserve">YYYY</w:t>
+            </w:r>
+            <w:r>
+              <w:t xml:space="preserve"> </w:t>
+            </w:r>
+            <w:r>
+              <w:t xml:space="preserve">or</w:t>
+            </w:r>
+            <w:r>
+              <w:t xml:space="preserve"> </w:t>
+            </w:r>
+            <w:r>
+              <w:rPr>
+                <w:rStyle w:val="VerbatimChar"/>
+              </w:rPr>
+              <w:t xml:space="preserve">YYYY-MM</w:t>
+            </w:r>
+            <w:r>
+              <w:t xml:space="preserve"> </w:t>
+            </w:r>
+            <w:r>
+              <w:t xml:space="preserve">format</w:t>
+            </w:r>
+          </w:p>
+        </w:tc>
+        <w:tc>
+          <w:tcPr/>
+          <w:p>
+            <w:pPr>
+              <w:pStyle w:val="Compact"/>
+            </w:pPr>
+            <w:r>
+              <w:t xml:space="preserve">Prioritized account rows with segment, plan status, and risk indicators</w:t>
+            </w:r>
+          </w:p>
+        </w:tc>
+        <w:tc>
+          <w:tcPr/>
+          <w:p>
+            <w:pPr>
+              <w:pStyle w:val="Compact"/>
+            </w:pPr>
+            <w:r>
+              <w:t xml:space="preserve">Returns accounts ranked by segment, whitespace, active opportunities, renewal risk, and customer health signals.</w:t>
+            </w:r>
+          </w:p>
+        </w:tc>
+      </w:tr>
+    </w:tbl>
+    <w:p>
+      <w:pPr>
+        <w:pStyle w:val="BodyText"/>
+      </w:pPr>
+      <w:r>
+        <w:rPr>
+          <w:b/>
+          <w:bCs/>
+        </w:rPr>
+        <w:t xml:space="preserve">Tables read/written:</w:t>
+      </w:r>
+      <w:r>
+        <w:t xml:space="preserve"> </w:t>
+      </w:r>
+      <w:r>
+        <w:rPr>
+          <w:rStyle w:val="VerbatimChar"/>
+        </w:rPr>
+        <w:t xml:space="preserve">crm_segmentation_models</w:t>
+      </w:r>
+      <w:r>
+        <w:t xml:space="preserve">,</w:t>
+      </w:r>
+      <w:r>
+        <w:t xml:space="preserve"> </w:t>
+      </w:r>
+      <w:r>
+        <w:rPr>
+          <w:rStyle w:val="VerbatimChar"/>
+        </w:rPr>
+        <w:t xml:space="preserve">crm_account_segment_history</w:t>
+      </w:r>
+      <w:r>
+        <w:t xml:space="preserve">,</w:t>
+      </w:r>
+      <w:r>
+        <w:t xml:space="preserve"> </w:t>
+      </w:r>
+      <w:r>
+        <w:rPr>
+          <w:rStyle w:val="VerbatimChar"/>
+        </w:rPr>
+        <w:t xml:space="preserve">crm_account_plans</w:t>
+      </w:r>
+      <w:r>
+        <w:t xml:space="preserve">,</w:t>
+      </w:r>
+      <w:r>
+        <w:t xml:space="preserve"> </w:t>
+      </w:r>
+      <w:r>
+        <w:rPr>
+          <w:rStyle w:val="VerbatimChar"/>
+        </w:rPr>
+        <w:t xml:space="preserve">crm_account_plan_initiatives</w:t>
+      </w:r>
+    </w:p>
+    <w:p>
+      <w:r>
+        <w:pict>
+          <v:rect style="width:0;height:1.5pt" o:hralign="center" o:hrstd="t" o:hr="t"/>
+        </w:pict>
+      </w:r>
+    </w:p>
+    <w:bookmarkEnd w:id="89"/>
+    <w:bookmarkStart w:id="90" w:name="opportunitygovernanceservice"/>
+    <w:p>
+      <w:pPr>
+        <w:pStyle w:val="Heading2"/>
+      </w:pPr>
+      <w:r>
+        <w:t xml:space="preserve">OpportunityGovernanceService</w:t>
+      </w:r>
+    </w:p>
+    <w:p>
+      <w:pPr>
+        <w:pStyle w:val="FirstParagraph"/>
+      </w:pPr>
+      <w:r>
+        <w:rPr>
+          <w:b/>
+          <w:bCs/>
+        </w:rPr>
+        <w:t xml:space="preserve">Namespace:</w:t>
+      </w:r>
+      <w:r>
+        <w:t xml:space="preserve"> </w:t>
+      </w:r>
+      <w:r>
+        <w:rPr>
+          <w:rStyle w:val="VerbatimChar"/>
+        </w:rPr>
+        <w:t xml:space="preserve">App\Modules\SalesCRM</w:t>
+      </w:r>
+    </w:p>
+    <w:p>
+      <w:pPr>
+        <w:pStyle w:val="BodyText"/>
+      </w:pPr>
+      <w:r>
+        <w:rPr>
+          <w:b/>
+          <w:bCs/>
+        </w:rPr>
+        <w:t xml:space="preserve">Module guard:</w:t>
+      </w:r>
+      <w:r>
+        <w:t xml:space="preserve"> </w:t>
+      </w:r>
+      <w:r>
+        <w:rPr>
+          <w:rStyle w:val="VerbatimChar"/>
+        </w:rPr>
+        <w:t xml:space="preserve">ModuleRegistry::isActive('SALES_CRM', $tenantId)</w:t>
+      </w:r>
+    </w:p>
+    <w:p>
+      <w:pPr>
+        <w:pStyle w:val="BodyText"/>
+      </w:pPr>
+      <w:r>
+        <w:rPr>
+          <w:b/>
+          <w:bCs/>
+        </w:rPr>
+        <w:t xml:space="preserve">Dependencies:</w:t>
+      </w:r>
+      <w:r>
+        <w:t xml:space="preserve"> </w:t>
+      </w:r>
+      <w:r>
+        <w:rPr>
+          <w:rStyle w:val="VerbatimChar"/>
+        </w:rPr>
+        <w:t xml:space="preserve">PDO</w:t>
+      </w:r>
+      <w:r>
+        <w:t xml:space="preserve">,</w:t>
+      </w:r>
+      <w:r>
+        <w:t xml:space="preserve"> </w:t>
+      </w:r>
+      <w:r>
+        <w:rPr>
+          <w:rStyle w:val="VerbatimChar"/>
+        </w:rPr>
+        <w:t xml:space="preserve">SessionService</w:t>
+      </w:r>
+      <w:r>
+        <w:t xml:space="preserve">,</w:t>
+      </w:r>
+      <w:r>
+        <w:t xml:space="preserve"> </w:t>
+      </w:r>
+      <w:r>
+        <w:rPr>
+          <w:rStyle w:val="VerbatimChar"/>
+        </w:rPr>
+        <w:t xml:space="preserve">AuditService</w:t>
+      </w:r>
+      <w:r>
+        <w:t xml:space="preserve">,</w:t>
+      </w:r>
+      <w:r>
+        <w:t xml:space="preserve"> </w:t>
+      </w:r>
+      <w:r>
+        <w:rPr>
+          <w:rStyle w:val="VerbatimChar"/>
+        </w:rPr>
+        <w:t xml:space="preserve">SalesCRMService</w:t>
+      </w:r>
+    </w:p>
+    <w:tbl>
+      <w:tblPr>
+        <w:tblStyle w:val="Table"/>
+        <w:tblW w:type="auto" w:w="0"/>
+        <w:tblLook w:firstRow="1" w:lastRow="0" w:firstColumn="0" w:lastColumn="0" w:noHBand="0" w:noVBand="0" w:val="0020"/>
+      </w:tblPr>
+      <w:tblGrid>
+        <w:gridCol w:w="1980"/>
+        <w:gridCol w:w="1980"/>
+        <w:gridCol w:w="1980"/>
+        <w:gridCol w:w="1980"/>
+      </w:tblGrid>
+      <w:tr>
+        <w:trPr>
+          <w:tblHeader w:val="on"/>
+        </w:trPr>
+        <w:tc>
+          <w:tcPr/>
+          <w:p>
+            <w:pPr>
+              <w:pStyle w:val="Compact"/>
+            </w:pPr>
+            <w:r>
+              <w:t xml:space="preserve">Method</w:t>
+            </w:r>
+          </w:p>
+        </w:tc>
+        <w:tc>
+          <w:tcPr/>
+          <w:p>
+            <w:pPr>
+              <w:pStyle w:val="Compact"/>
+            </w:pPr>
+            <w:r>
+              <w:t xml:space="preserve">Parameters</w:t>
+            </w:r>
+          </w:p>
+        </w:tc>
+        <w:tc>
+          <w:tcPr/>
+          <w:p>
+            <w:pPr>
+              <w:pStyle w:val="Compact"/>
+            </w:pPr>
+            <w:r>
+              <w:t xml:space="preserve">Returns</w:t>
+            </w:r>
+          </w:p>
+        </w:tc>
+        <w:tc>
+          <w:tcPr/>
+          <w:p>
+            <w:pPr>
+              <w:pStyle w:val="Compact"/>
+            </w:pPr>
+            <w:r>
+              <w:t xml:space="preserve">Description</w:t>
+            </w:r>
+          </w:p>
+        </w:tc>
+      </w:tr>
+      <w:tr>
+        <w:tc>
+          <w:tcPr/>
+          <w:p>
+            <w:pPr>
+              <w:pStyle w:val="Compact"/>
+            </w:pPr>
+            <w:r>
+              <w:rPr>
+                <w:rStyle w:val="VerbatimChar"/>
+              </w:rPr>
+              <w:t xml:space="preserve">setStagePolicy(string $pipelineCode, array $policy): int</w:t>
+            </w:r>
+          </w:p>
+        </w:tc>
+        <w:tc>
+          <w:tcPr/>
+          <w:p>
+            <w:pPr>
+              <w:pStyle w:val="Compact"/>
+            </w:pPr>
+            <w:r>
+              <w:t xml:space="preserve">Pipeline code and stage-policy payload (</w:t>
+            </w:r>
+            <w:r>
+              <w:rPr>
+                <w:rStyle w:val="VerbatimChar"/>
+              </w:rPr>
+              <w:t xml:space="preserve">stage_code</w:t>
+            </w:r>
+            <w:r>
+              <w:t xml:space="preserve">,</w:t>
+            </w:r>
+            <w:r>
+              <w:t xml:space="preserve"> </w:t>
+            </w:r>
+            <w:r>
+              <w:rPr>
+                <w:rStyle w:val="VerbatimChar"/>
+              </w:rPr>
+              <w:t xml:space="preserve">required_fields</w:t>
+            </w:r>
+            <w:r>
+              <w:t xml:space="preserve">,</w:t>
+            </w:r>
+            <w:r>
+              <w:t xml:space="preserve"> </w:t>
+            </w:r>
+            <w:r>
+              <w:rPr>
+                <w:rStyle w:val="VerbatimChar"/>
+              </w:rPr>
+              <w:t xml:space="preserve">approval_rules_json</w:t>
+            </w:r>
+            <w:r>
+              <w:t xml:space="preserve">,</w:t>
+            </w:r>
+            <w:r>
+              <w:t xml:space="preserve"> </w:t>
+            </w:r>
+            <w:r>
+              <w:rPr>
+                <w:rStyle w:val="VerbatimChar"/>
+              </w:rPr>
+              <w:t xml:space="preserve">probability_pct</w:t>
+            </w:r>
+            <w:r>
+              <w:t xml:space="preserve">)</w:t>
+            </w:r>
+          </w:p>
+        </w:tc>
+        <w:tc>
+          <w:tcPr/>
+          <w:p>
+            <w:pPr>
+              <w:pStyle w:val="Compact"/>
+            </w:pPr>
+            <w:r>
+              <w:t xml:space="preserve">New</w:t>
+            </w:r>
+            <w:r>
+              <w:t xml:space="preserve"> </w:t>
+            </w:r>
+            <w:r>
+              <w:rPr>
+                <w:rStyle w:val="VerbatimChar"/>
+              </w:rPr>
+              <w:t xml:space="preserve">crm_pipeline_stage_policies.id</w:t>
+            </w:r>
+          </w:p>
+        </w:tc>
+        <w:tc>
+          <w:tcPr/>
+          <w:p>
+            <w:pPr>
+              <w:pStyle w:val="Compact"/>
+            </w:pPr>
+            <w:r>
+              <w:t xml:space="preserve">Inserts or updates stage-governance policy rows for the given pipeline.</w:t>
+            </w:r>
+          </w:p>
+        </w:tc>
+      </w:tr>
+      <w:tr>
+        <w:tc>
+          <w:tcPr/>
+          <w:p>
+            <w:pPr>
+              <w:pStyle w:val="Compact"/>
+            </w:pPr>
+            <w:r>
+              <w:rPr>
+                <w:rStyle w:val="VerbatimChar"/>
+              </w:rPr>
+              <w:t xml:space="preserve">submitOpportunityReview(int $opportunityId, string $reviewType, string $notes): int</w:t>
+            </w:r>
+          </w:p>
+        </w:tc>
+        <w:tc>
+          <w:tcPr/>
+          <w:p>
+            <w:pPr>
+              <w:pStyle w:val="Compact"/>
+            </w:pPr>
+            <w:r>
+              <w:t xml:space="preserve">Opportunity primary key, review type (</w:t>
+            </w:r>
+            <w:r>
+              <w:rPr>
+                <w:rStyle w:val="VerbatimChar"/>
+              </w:rPr>
+              <w:t xml:space="preserve">PIPELINE_REVIEW</w:t>
+            </w:r>
+            <w:r>
+              <w:t xml:space="preserve">,</w:t>
+            </w:r>
+            <w:r>
+              <w:t xml:space="preserve"> </w:t>
+            </w:r>
+            <w:r>
+              <w:rPr>
+                <w:rStyle w:val="VerbatimChar"/>
+              </w:rPr>
+              <w:t xml:space="preserve">DEAL_DESK</w:t>
+            </w:r>
+            <w:r>
+              <w:t xml:space="preserve">,</w:t>
+            </w:r>
+            <w:r>
+              <w:t xml:space="preserve"> </w:t>
+            </w:r>
+            <w:r>
+              <w:rPr>
+                <w:rStyle w:val="VerbatimChar"/>
+              </w:rPr>
+              <w:t xml:space="preserve">FORECAST_COMMIT</w:t>
+            </w:r>
+            <w:r>
+              <w:t xml:space="preserve">), notes</w:t>
+            </w:r>
+          </w:p>
+        </w:tc>
+        <w:tc>
+          <w:tcPr/>
+          <w:p>
+            <w:pPr>
+              <w:pStyle w:val="Compact"/>
+            </w:pPr>
+            <w:r>
+              <w:t xml:space="preserve">New</w:t>
+            </w:r>
+            <w:r>
+              <w:t xml:space="preserve"> </w:t>
+            </w:r>
+            <w:r>
+              <w:rPr>
+                <w:rStyle w:val="VerbatimChar"/>
+              </w:rPr>
+              <w:t xml:space="preserve">crm_opportunity_reviews.id</w:t>
+            </w:r>
+          </w:p>
+        </w:tc>
+        <w:tc>
+          <w:tcPr/>
+          <w:p>
+            <w:pPr>
+              <w:pStyle w:val="Compact"/>
+            </w:pPr>
+            <w:r>
+              <w:t xml:space="preserve">Creates a governed opportunity review record with due date and owner.</w:t>
+            </w:r>
+          </w:p>
+        </w:tc>
+      </w:tr>
+      <w:tr>
+        <w:tc>
+          <w:tcPr/>
+          <w:p>
+            <w:pPr>
+              <w:pStyle w:val="Compact"/>
+            </w:pPr>
+            <w:r>
+              <w:rPr>
+                <w:rStyle w:val="VerbatimChar"/>
+              </w:rPr>
+              <w:t xml:space="preserve">recordApprovalDecision(int $approvalId, string $decision, ?string $comment = null): void</w:t>
+            </w:r>
+          </w:p>
+        </w:tc>
+        <w:tc>
+          <w:tcPr/>
+          <w:p>
+            <w:pPr>
+              <w:pStyle w:val="Compact"/>
+            </w:pPr>
+            <w:r>
+              <w:t xml:space="preserve">Approval primary key, decision (</w:t>
+            </w:r>
+            <w:r>
+              <w:rPr>
+                <w:rStyle w:val="VerbatimChar"/>
+              </w:rPr>
+              <w:t xml:space="preserve">APPROVED</w:t>
+            </w:r>
+            <w:r>
+              <w:t xml:space="preserve">,</w:t>
+            </w:r>
+            <w:r>
+              <w:t xml:space="preserve"> </w:t>
+            </w:r>
+            <w:r>
+              <w:rPr>
+                <w:rStyle w:val="VerbatimChar"/>
+              </w:rPr>
+              <w:t xml:space="preserve">REJECTED</w:t>
+            </w:r>
+            <w:r>
+              <w:t xml:space="preserve">), optional comment</w:t>
+            </w:r>
+          </w:p>
+        </w:tc>
+        <w:tc>
+          <w:tcPr/>
+          <w:p>
+            <w:pPr>
+              <w:pStyle w:val="Compact"/>
+            </w:pPr>
+            <w:r>
+              <w:rPr>
+                <w:rStyle w:val="VerbatimChar"/>
+              </w:rPr>
+              <w:t xml:space="preserve">void</w:t>
+            </w:r>
+          </w:p>
+        </w:tc>
+        <w:tc>
+          <w:tcPr/>
+          <w:p>
+            <w:pPr>
+              <w:pStyle w:val="Compact"/>
+            </w:pPr>
+            <w:r>
+              <w:t xml:space="preserve">Updates the approval row, records the approver and timestamp, and unblocks or rejects the relevant commercial exception.</w:t>
+            </w:r>
+          </w:p>
+        </w:tc>
+      </w:tr>
+      <w:tr>
+        <w:tc>
+          <w:tcPr/>
+          <w:p>
+            <w:pPr>
+              <w:pStyle w:val="Compact"/>
+            </w:pPr>
+            <w:r>
+              <w:rPr>
+                <w:rStyle w:val="VerbatimChar"/>
+              </w:rPr>
+              <w:t xml:space="preserve">getCommitForecast(string $month): array</w:t>
+            </w:r>
+          </w:p>
+        </w:tc>
+        <w:tc>
+          <w:tcPr/>
+          <w:p>
+            <w:pPr>
+              <w:pStyle w:val="Compact"/>
+            </w:pPr>
+            <w:r>
+              <w:t xml:space="preserve">Target month in</w:t>
+            </w:r>
+            <w:r>
+              <w:t xml:space="preserve"> </w:t>
+            </w:r>
+            <w:r>
+              <w:rPr>
+                <w:rStyle w:val="VerbatimChar"/>
+              </w:rPr>
+              <w:t xml:space="preserve">YYYY-MM</w:t>
+            </w:r>
+            <w:r>
+              <w:t xml:space="preserve"> </w:t>
+            </w:r>
+            <w:r>
+              <w:t xml:space="preserve">format</w:t>
+            </w:r>
+          </w:p>
+        </w:tc>
+        <w:tc>
+          <w:tcPr/>
+          <w:p>
+            <w:pPr>
+              <w:pStyle w:val="Compact"/>
+            </w:pPr>
+            <w:r>
+              <w:t xml:space="preserve">Forecast summary grouped by seller, stage, and commit status</w:t>
+            </w:r>
+          </w:p>
+        </w:tc>
+        <w:tc>
+          <w:tcPr/>
+          <w:p>
+            <w:pPr>
+              <w:pStyle w:val="Compact"/>
+            </w:pPr>
+            <w:r>
+              <w:t xml:space="preserve">Reads governed opportunities, excludes unapproved exception deals from commit totals, and returns forecast aggregates.</w:t>
+            </w:r>
+          </w:p>
+        </w:tc>
+      </w:tr>
+    </w:tbl>
+    <w:p>
+      <w:pPr>
+        <w:pStyle w:val="BodyText"/>
+      </w:pPr>
+      <w:r>
+        <w:rPr>
+          <w:b/>
+          <w:bCs/>
+        </w:rPr>
+        <w:t xml:space="preserve">Tables read/written:</w:t>
+      </w:r>
+      <w:r>
+        <w:t xml:space="preserve"> </w:t>
+      </w:r>
+      <w:r>
+        <w:rPr>
+          <w:rStyle w:val="VerbatimChar"/>
+        </w:rPr>
+        <w:t xml:space="preserve">crm_pipeline_stage_policies</w:t>
+      </w:r>
+      <w:r>
+        <w:t xml:space="preserve">,</w:t>
+      </w:r>
+      <w:r>
+        <w:t xml:space="preserve"> </w:t>
+      </w:r>
+      <w:r>
+        <w:rPr>
+          <w:rStyle w:val="VerbatimChar"/>
+        </w:rPr>
+        <w:t xml:space="preserve">crm_opportunity_reviews</w:t>
+      </w:r>
+      <w:r>
+        <w:t xml:space="preserve">,</w:t>
+      </w:r>
+      <w:r>
+        <w:t xml:space="preserve"> </w:t>
+      </w:r>
+      <w:r>
+        <w:rPr>
+          <w:rStyle w:val="VerbatimChar"/>
+        </w:rPr>
+        <w:t xml:space="preserve">crm_opportunity_approvals</w:t>
+      </w:r>
+    </w:p>
+    <w:p>
+      <w:r>
+        <w:pict>
+          <v:rect style="width:0;height:1.5pt" o:hralign="center" o:hrstd="t" o:hr="t"/>
+        </w:pict>
+      </w:r>
+    </w:p>
+    <w:bookmarkEnd w:id="90"/>
+    <w:bookmarkStart w:id="91" w:name="quotetocashhandoffservice"/>
+    <w:p>
+      <w:pPr>
+        <w:pStyle w:val="Heading2"/>
+      </w:pPr>
+      <w:r>
+        <w:t xml:space="preserve">QuoteToCashHandoffService</w:t>
+      </w:r>
+    </w:p>
+    <w:p>
+      <w:pPr>
+        <w:pStyle w:val="FirstParagraph"/>
+      </w:pPr>
+      <w:r>
+        <w:rPr>
+          <w:b/>
+          <w:bCs/>
+        </w:rPr>
+        <w:t xml:space="preserve">Namespace:</w:t>
+      </w:r>
+      <w:r>
+        <w:t xml:space="preserve"> </w:t>
+      </w:r>
+      <w:r>
+        <w:rPr>
+          <w:rStyle w:val="VerbatimChar"/>
+        </w:rPr>
+        <w:t xml:space="preserve">App\Modules\SalesCRM</w:t>
+      </w:r>
+    </w:p>
+    <w:p>
+      <w:pPr>
+        <w:pStyle w:val="BodyText"/>
+      </w:pPr>
+      <w:r>
+        <w:rPr>
+          <w:b/>
+          <w:bCs/>
+        </w:rPr>
+        <w:t xml:space="preserve">Module guard:</w:t>
+      </w:r>
+      <w:r>
+        <w:t xml:space="preserve"> </w:t>
+      </w:r>
+      <w:r>
+        <w:rPr>
+          <w:rStyle w:val="VerbatimChar"/>
+        </w:rPr>
+        <w:t xml:space="preserve">ModuleRegistry::isActive('SALES_CRM', $tenantId)</w:t>
+      </w:r>
+    </w:p>
+    <w:p>
+      <w:pPr>
+        <w:pStyle w:val="BodyText"/>
+      </w:pPr>
+      <w:r>
+        <w:rPr>
+          <w:b/>
+          <w:bCs/>
+        </w:rPr>
+        <w:t xml:space="preserve">Dependencies:</w:t>
+      </w:r>
+      <w:r>
+        <w:t xml:space="preserve"> </w:t>
+      </w:r>
+      <w:r>
+        <w:rPr>
+          <w:rStyle w:val="VerbatimChar"/>
+        </w:rPr>
+        <w:t xml:space="preserve">PDO</w:t>
+      </w:r>
+      <w:r>
+        <w:t xml:space="preserve">,</w:t>
+      </w:r>
+      <w:r>
+        <w:t xml:space="preserve"> </w:t>
+      </w:r>
+      <w:r>
+        <w:rPr>
+          <w:rStyle w:val="VerbatimChar"/>
+        </w:rPr>
+        <w:t xml:space="preserve">SessionService</w:t>
+      </w:r>
+      <w:r>
+        <w:t xml:space="preserve">,</w:t>
+      </w:r>
+      <w:r>
+        <w:t xml:space="preserve"> </w:t>
+      </w:r>
+      <w:r>
+        <w:rPr>
+          <w:rStyle w:val="VerbatimChar"/>
+        </w:rPr>
+        <w:t xml:space="preserve">AuditService</w:t>
+      </w:r>
+      <w:r>
+        <w:t xml:space="preserve">,</w:t>
+      </w:r>
+      <w:r>
+        <w:t xml:space="preserve"> </w:t>
+      </w:r>
+      <w:r>
+        <w:rPr>
+          <w:rStyle w:val="VerbatimChar"/>
+        </w:rPr>
+        <w:t xml:space="preserve">SalesOrderService</w:t>
+      </w:r>
+      <w:r>
+        <w:t xml:space="preserve">,</w:t>
+      </w:r>
+      <w:r>
+        <w:t xml:space="preserve"> </w:t>
+      </w:r>
+      <w:r>
+        <w:rPr>
+          <w:rStyle w:val="VerbatimChar"/>
+        </w:rPr>
+        <w:t xml:space="preserve">AccountingService</w:t>
+      </w:r>
+    </w:p>
+    <w:tbl>
+      <w:tblPr>
+        <w:tblStyle w:val="Table"/>
+        <w:tblW w:type="auto" w:w="0"/>
+        <w:tblLook w:firstRow="1" w:lastRow="0" w:firstColumn="0" w:lastColumn="0" w:noHBand="0" w:noVBand="0" w:val="0020"/>
+      </w:tblPr>
+      <w:tblGrid>
+        <w:gridCol w:w="1980"/>
+        <w:gridCol w:w="1980"/>
+        <w:gridCol w:w="1980"/>
+        <w:gridCol w:w="1980"/>
+      </w:tblGrid>
+      <w:tr>
+        <w:trPr>
+          <w:tblHeader w:val="on"/>
+        </w:trPr>
+        <w:tc>
+          <w:tcPr/>
+          <w:p>
+            <w:pPr>
+              <w:pStyle w:val="Compact"/>
+            </w:pPr>
+            <w:r>
+              <w:t xml:space="preserve">Method</w:t>
+            </w:r>
+          </w:p>
+        </w:tc>
+        <w:tc>
+          <w:tcPr/>
+          <w:p>
+            <w:pPr>
+              <w:pStyle w:val="Compact"/>
+            </w:pPr>
+            <w:r>
+              <w:t xml:space="preserve">Parameters</w:t>
+            </w:r>
+          </w:p>
+        </w:tc>
+        <w:tc>
+          <w:tcPr/>
+          <w:p>
+            <w:pPr>
+              <w:pStyle w:val="Compact"/>
+            </w:pPr>
+            <w:r>
+              <w:t xml:space="preserve">Returns</w:t>
+            </w:r>
+          </w:p>
+        </w:tc>
+        <w:tc>
+          <w:tcPr/>
+          <w:p>
+            <w:pPr>
+              <w:pStyle w:val="Compact"/>
+            </w:pPr>
+            <w:r>
+              <w:t xml:space="preserve">Description</w:t>
+            </w:r>
+          </w:p>
+        </w:tc>
+      </w:tr>
+      <w:tr>
+        <w:tc>
+          <w:tcPr/>
+          <w:p>
+            <w:pPr>
+              <w:pStyle w:val="Compact"/>
+            </w:pPr>
+            <w:r>
+              <w:rPr>
+                <w:rStyle w:val="VerbatimChar"/>
+              </w:rPr>
+              <w:t xml:space="preserve">prepareQuoteHandoff(int $opportunityId): array</w:t>
+            </w:r>
+          </w:p>
+        </w:tc>
+        <w:tc>
+          <w:tcPr/>
+          <w:p>
+            <w:pPr>
+              <w:pStyle w:val="Compact"/>
+            </w:pPr>
+            <w:r>
+              <w:t xml:space="preserve">Opportunity primary key</w:t>
+            </w:r>
+          </w:p>
+        </w:tc>
+        <w:tc>
+          <w:tcPr/>
+          <w:p>
+            <w:pPr>
+              <w:pStyle w:val="Compact"/>
+            </w:pPr>
+            <w:r>
+              <w:t xml:space="preserve">Canonical quote handoff payload</w:t>
+            </w:r>
+          </w:p>
+        </w:tc>
+        <w:tc>
+          <w:tcPr/>
+          <w:p>
+            <w:pPr>
+              <w:pStyle w:val="Compact"/>
+            </w:pPr>
+            <w:r>
+              <w:t xml:space="preserve">Builds a normalized payload containing account, contact, commercial terms, item lines, and approval references for ERP execution.</w:t>
+            </w:r>
+          </w:p>
+        </w:tc>
+      </w:tr>
+      <w:tr>
+        <w:tc>
+          <w:tcPr/>
+          <w:p>
+            <w:pPr>
+              <w:pStyle w:val="Compact"/>
+            </w:pPr>
+            <w:r>
+              <w:rPr>
+                <w:rStyle w:val="VerbatimChar"/>
+              </w:rPr>
+              <w:t xml:space="preserve">submitQuoteHandoff(int $opportunityId, array $payload): int</w:t>
+            </w:r>
+          </w:p>
+        </w:tc>
+        <w:tc>
+          <w:tcPr/>
+          <w:p>
+            <w:pPr>
+              <w:pStyle w:val="Compact"/>
+            </w:pPr>
+            <w:r>
+              <w:t xml:space="preserve">Opportunity primary key and handoff payload</w:t>
+            </w:r>
+          </w:p>
+        </w:tc>
+        <w:tc>
+          <w:tcPr/>
+          <w:p>
+            <w:pPr>
+              <w:pStyle w:val="Compact"/>
+            </w:pPr>
+            <w:r>
+              <w:t xml:space="preserve">New</w:t>
+            </w:r>
+            <w:r>
+              <w:t xml:space="preserve"> </w:t>
+            </w:r>
+            <w:r>
+              <w:rPr>
+                <w:rStyle w:val="VerbatimChar"/>
+              </w:rPr>
+              <w:t xml:space="preserve">crm_quote_handoffs.id</w:t>
+            </w:r>
+          </w:p>
+        </w:tc>
+        <w:tc>
+          <w:tcPr/>
+          <w:p>
+            <w:pPr>
+              <w:pStyle w:val="Compact"/>
+            </w:pPr>
+            <w:r>
+              <w:t xml:space="preserve">Persists the payload hash, posts the handoff event, and marks the opportunity as</w:t>
+            </w:r>
+            <w:r>
+              <w:t xml:space="preserve"> </w:t>
+            </w:r>
+            <w:r>
+              <w:rPr>
+                <w:rStyle w:val="VerbatimChar"/>
+              </w:rPr>
+              <w:t xml:space="preserve">pending_execution</w:t>
+            </w:r>
+            <w:r>
+              <w:t xml:space="preserve"> </w:t>
+            </w:r>
+            <w:r>
+              <w:t xml:space="preserve">if all mandatory approvals exist.</w:t>
+            </w:r>
+          </w:p>
+        </w:tc>
+      </w:tr>
+      <w:tr>
+        <w:tc>
+          <w:tcPr/>
+          <w:p>
+            <w:pPr>
+              <w:pStyle w:val="Compact"/>
+            </w:pPr>
+            <w:r>
+              <w:rPr>
+                <w:rStyle w:val="VerbatimChar"/>
+              </w:rPr>
+              <w:t xml:space="preserve">recordERPExecutionFeedback(int $handoffId, array $feedback): void</w:t>
+            </w:r>
+          </w:p>
+        </w:tc>
+        <w:tc>
+          <w:tcPr/>
+          <w:p>
+            <w:pPr>
+              <w:pStyle w:val="Compact"/>
+            </w:pPr>
+            <w:r>
+              <w:t xml:space="preserve">Handoff primary key and ERP feedback (</w:t>
+            </w:r>
+            <w:r>
+              <w:rPr>
+                <w:rStyle w:val="VerbatimChar"/>
+              </w:rPr>
+              <w:t xml:space="preserve">status</w:t>
+            </w:r>
+            <w:r>
+              <w:t xml:space="preserve">,</w:t>
+            </w:r>
+            <w:r>
+              <w:t xml:space="preserve"> </w:t>
+            </w:r>
+            <w:r>
+              <w:rPr>
+                <w:rStyle w:val="VerbatimChar"/>
+              </w:rPr>
+              <w:t xml:space="preserve">erp_quote_id</w:t>
+            </w:r>
+            <w:r>
+              <w:t xml:space="preserve">,</w:t>
+            </w:r>
+            <w:r>
+              <w:t xml:space="preserve"> </w:t>
+            </w:r>
+            <w:r>
+              <w:rPr>
+                <w:rStyle w:val="VerbatimChar"/>
+              </w:rPr>
+              <w:t xml:space="preserve">erp_order_id</w:t>
+            </w:r>
+            <w:r>
+              <w:t xml:space="preserve">,</w:t>
+            </w:r>
+            <w:r>
+              <w:t xml:space="preserve"> </w:t>
+            </w:r>
+            <w:r>
+              <w:rPr>
+                <w:rStyle w:val="VerbatimChar"/>
+              </w:rPr>
+              <w:t xml:space="preserve">error_message</w:t>
+            </w:r>
+            <w:r>
+              <w:t xml:space="preserve">)</w:t>
+            </w:r>
+          </w:p>
+        </w:tc>
+        <w:tc>
+          <w:tcPr/>
+          <w:p>
+            <w:pPr>
+              <w:pStyle w:val="Compact"/>
+            </w:pPr>
+            <w:r>
+              <w:rPr>
+                <w:rStyle w:val="VerbatimChar"/>
+              </w:rPr>
+              <w:t xml:space="preserve">void</w:t>
+            </w:r>
+          </w:p>
+        </w:tc>
+        <w:tc>
+          <w:tcPr/>
+          <w:p>
+            <w:pPr>
+              <w:pStyle w:val="Compact"/>
+            </w:pPr>
+            <w:r>
+              <w:t xml:space="preserve">Updates the handoff row with ERP acceptance, rejection, quote creation, or order conversion outcomes.</w:t>
+            </w:r>
+          </w:p>
+        </w:tc>
+      </w:tr>
+      <w:tr>
+        <w:tc>
+          <w:tcPr/>
+          <w:p>
+            <w:pPr>
+              <w:pStyle w:val="Compact"/>
+            </w:pPr>
+            <w:r>
+              <w:rPr>
+                <w:rStyle w:val="VerbatimChar"/>
+              </w:rPr>
+              <w:t xml:space="preserve">getHandoffStatus(int $handoffId): array</w:t>
+            </w:r>
+          </w:p>
+        </w:tc>
+        <w:tc>
+          <w:tcPr/>
+          <w:p>
+            <w:pPr>
+              <w:pStyle w:val="Compact"/>
+            </w:pPr>
+            <w:r>
+              <w:t xml:space="preserve">Handoff primary key</w:t>
+            </w:r>
+          </w:p>
+        </w:tc>
+        <w:tc>
+          <w:tcPr/>
+          <w:p>
+            <w:pPr>
+              <w:pStyle w:val="Compact"/>
+            </w:pPr>
+            <w:r>
+              <w:t xml:space="preserve">Handoff status, ERP references, and commercial exception notes</w:t>
+            </w:r>
+          </w:p>
+        </w:tc>
+        <w:tc>
+          <w:tcPr/>
+          <w:p>
+            <w:pPr>
+              <w:pStyle w:val="Compact"/>
+            </w:pPr>
+            <w:r>
+              <w:t xml:space="preserve">Returns CRM-to-ERP execution state for sales operations follow-up.</w:t>
+            </w:r>
+          </w:p>
+        </w:tc>
+      </w:tr>
+    </w:tbl>
+    <w:p>
+      <w:pPr>
+        <w:pStyle w:val="BodyText"/>
+      </w:pPr>
+      <w:r>
+        <w:rPr>
+          <w:b/>
+          <w:bCs/>
+        </w:rPr>
+        <w:t xml:space="preserve">Tables read/written:</w:t>
+      </w:r>
+      <w:r>
+        <w:t xml:space="preserve"> </w:t>
+      </w:r>
+      <w:r>
+        <w:rPr>
+          <w:rStyle w:val="VerbatimChar"/>
+        </w:rPr>
+        <w:t xml:space="preserve">crm_quote_handoffs</w:t>
+      </w:r>
+      <w:r>
+        <w:t xml:space="preserve">,</w:t>
+      </w:r>
+      <w:r>
+        <w:t xml:space="preserve"> </w:t>
+      </w:r>
+      <w:r>
+        <w:rPr>
+          <w:rStyle w:val="VerbatimChar"/>
+        </w:rPr>
+        <w:t xml:space="preserve">crm_quote_handoff_lines</w:t>
+      </w:r>
+    </w:p>
+    <w:p>
+      <w:r>
+        <w:pict>
+          <v:rect style="width:0;height:1.5pt" o:hralign="center" o:hrstd="t" o:hr="t"/>
+        </w:pict>
+      </w:r>
+    </w:p>
+    <w:bookmarkEnd w:id="91"/>
+    <w:bookmarkStart w:id="92" w:name="casemanagementservice"/>
+    <w:p>
+      <w:pPr>
+        <w:pStyle w:val="Heading2"/>
+      </w:pPr>
+      <w:r>
+        <w:t xml:space="preserve">CaseManagementService</w:t>
+      </w:r>
+    </w:p>
+    <w:p>
+      <w:pPr>
+        <w:pStyle w:val="FirstParagraph"/>
+      </w:pPr>
+      <w:r>
+        <w:rPr>
+          <w:b/>
+          <w:bCs/>
+        </w:rPr>
+        <w:t xml:space="preserve">Namespace:</w:t>
+      </w:r>
+      <w:r>
+        <w:t xml:space="preserve"> </w:t>
+      </w:r>
+      <w:r>
+        <w:rPr>
+          <w:rStyle w:val="VerbatimChar"/>
+        </w:rPr>
+        <w:t xml:space="preserve">App\Modules\SalesCRM</w:t>
+      </w:r>
+    </w:p>
+    <w:p>
+      <w:pPr>
+        <w:pStyle w:val="BodyText"/>
+      </w:pPr>
+      <w:r>
+        <w:rPr>
+          <w:b/>
+          <w:bCs/>
+        </w:rPr>
+        <w:t xml:space="preserve">Module guard:</w:t>
+      </w:r>
+      <w:r>
+        <w:t xml:space="preserve"> </w:t>
+      </w:r>
+      <w:r>
+        <w:rPr>
+          <w:rStyle w:val="VerbatimChar"/>
+        </w:rPr>
+        <w:t xml:space="preserve">ModuleRegistry::isActive('SALES_CRM', $tenantId)</w:t>
+      </w:r>
+    </w:p>
+    <w:p>
+      <w:pPr>
+        <w:pStyle w:val="BodyText"/>
+      </w:pPr>
+      <w:r>
+        <w:rPr>
+          <w:b/>
+          <w:bCs/>
+        </w:rPr>
+        <w:t xml:space="preserve">Dependencies:</w:t>
+      </w:r>
+      <w:r>
+        <w:t xml:space="preserve"> </w:t>
+      </w:r>
+      <w:r>
+        <w:rPr>
+          <w:rStyle w:val="VerbatimChar"/>
+        </w:rPr>
+        <w:t xml:space="preserve">PDO</w:t>
+      </w:r>
+      <w:r>
+        <w:t xml:space="preserve">,</w:t>
+      </w:r>
+      <w:r>
+        <w:t xml:space="preserve"> </w:t>
+      </w:r>
+      <w:r>
+        <w:rPr>
+          <w:rStyle w:val="VerbatimChar"/>
+        </w:rPr>
+        <w:t xml:space="preserve">SessionService</w:t>
+      </w:r>
+      <w:r>
+        <w:t xml:space="preserve">,</w:t>
+      </w:r>
+      <w:r>
+        <w:t xml:space="preserve"> </w:t>
+      </w:r>
+      <w:r>
+        <w:rPr>
+          <w:rStyle w:val="VerbatimChar"/>
+        </w:rPr>
+        <w:t xml:space="preserve">AuditService</w:t>
+      </w:r>
+      <w:r>
+        <w:t xml:space="preserve">,</w:t>
+      </w:r>
+      <w:r>
+        <w:t xml:space="preserve"> </w:t>
+      </w:r>
+      <w:r>
+        <w:rPr>
+          <w:rStyle w:val="VerbatimChar"/>
+        </w:rPr>
+        <w:t xml:space="preserve">NotificationService</w:t>
+      </w:r>
+    </w:p>
+    <w:tbl>
+      <w:tblPr>
+        <w:tblStyle w:val="Table"/>
+        <w:tblW w:type="auto" w:w="0"/>
+        <w:tblLook w:firstRow="1" w:lastRow="0" w:firstColumn="0" w:lastColumn="0" w:noHBand="0" w:noVBand="0" w:val="0020"/>
+      </w:tblPr>
+      <w:tblGrid>
+        <w:gridCol w:w="1980"/>
+        <w:gridCol w:w="1980"/>
+        <w:gridCol w:w="1980"/>
+        <w:gridCol w:w="1980"/>
+      </w:tblGrid>
+      <w:tr>
+        <w:trPr>
+          <w:tblHeader w:val="on"/>
+        </w:trPr>
+        <w:tc>
+          <w:tcPr/>
+          <w:p>
+            <w:pPr>
+              <w:pStyle w:val="Compact"/>
+            </w:pPr>
+            <w:r>
+              <w:t xml:space="preserve">Method</w:t>
+            </w:r>
+          </w:p>
+        </w:tc>
+        <w:tc>
+          <w:tcPr/>
+          <w:p>
+            <w:pPr>
+              <w:pStyle w:val="Compact"/>
+            </w:pPr>
+            <w:r>
+              <w:t xml:space="preserve">Parameters</w:t>
+            </w:r>
+          </w:p>
+        </w:tc>
+        <w:tc>
+          <w:tcPr/>
+          <w:p>
+            <w:pPr>
+              <w:pStyle w:val="Compact"/>
+            </w:pPr>
+            <w:r>
+              <w:t xml:space="preserve">Returns</w:t>
+            </w:r>
+          </w:p>
+        </w:tc>
+        <w:tc>
+          <w:tcPr/>
+          <w:p>
+            <w:pPr>
+              <w:pStyle w:val="Compact"/>
+            </w:pPr>
+            <w:r>
+              <w:t xml:space="preserve">Description</w:t>
+            </w:r>
+          </w:p>
+        </w:tc>
+      </w:tr>
+      <w:tr>
+        <w:tc>
+          <w:tcPr/>
+          <w:p>
+            <w:pPr>
+              <w:pStyle w:val="Compact"/>
+            </w:pPr>
+            <w:r>
+              <w:rPr>
+                <w:rStyle w:val="VerbatimChar"/>
+              </w:rPr>
+              <w:t xml:space="preserve">openCase(int $accountId, array $data): int</w:t>
+            </w:r>
+          </w:p>
+        </w:tc>
+        <w:tc>
+          <w:tcPr/>
+          <w:p>
+            <w:pPr>
+              <w:pStyle w:val="Compact"/>
+            </w:pPr>
+            <w:r>
+              <w:t xml:space="preserve">Account primary key and case attributes (</w:t>
+            </w:r>
+            <w:r>
+              <w:rPr>
+                <w:rStyle w:val="VerbatimChar"/>
+              </w:rPr>
+              <w:t xml:space="preserve">contact_id</w:t>
+            </w:r>
+            <w:r>
+              <w:t xml:space="preserve">,</w:t>
+            </w:r>
+            <w:r>
+              <w:t xml:space="preserve"> </w:t>
+            </w:r>
+            <w:r>
+              <w:rPr>
+                <w:rStyle w:val="VerbatimChar"/>
+              </w:rPr>
+              <w:t xml:space="preserve">case_type</w:t>
+            </w:r>
+            <w:r>
+              <w:t xml:space="preserve">,</w:t>
+            </w:r>
+            <w:r>
+              <w:t xml:space="preserve"> </w:t>
+            </w:r>
+            <w:r>
+              <w:rPr>
+                <w:rStyle w:val="VerbatimChar"/>
+              </w:rPr>
+              <w:t xml:space="preserve">priority_code</w:t>
+            </w:r>
+            <w:r>
+              <w:t xml:space="preserve">,</w:t>
+            </w:r>
+            <w:r>
+              <w:t xml:space="preserve"> </w:t>
+            </w:r>
+            <w:r>
+              <w:rPr>
+                <w:rStyle w:val="VerbatimChar"/>
+              </w:rPr>
+              <w:t xml:space="preserve">subject</w:t>
+            </w:r>
+            <w:r>
+              <w:t xml:space="preserve">,</w:t>
+            </w:r>
+            <w:r>
+              <w:t xml:space="preserve"> </w:t>
+            </w:r>
+            <w:r>
+              <w:rPr>
+                <w:rStyle w:val="VerbatimChar"/>
+              </w:rPr>
+              <w:t xml:space="preserve">description</w:t>
+            </w:r>
+            <w:r>
+              <w:t xml:space="preserve">,</w:t>
+            </w:r>
+            <w:r>
+              <w:t xml:space="preserve"> </w:t>
+            </w:r>
+            <w:r>
+              <w:rPr>
+                <w:rStyle w:val="VerbatimChar"/>
+              </w:rPr>
+              <w:t xml:space="preserve">channel_code</w:t>
+            </w:r>
+            <w:r>
+              <w:t xml:space="preserve">)</w:t>
+            </w:r>
+          </w:p>
+        </w:tc>
+        <w:tc>
+          <w:tcPr/>
+          <w:p>
+            <w:pPr>
+              <w:pStyle w:val="Compact"/>
+            </w:pPr>
+            <w:r>
+              <w:t xml:space="preserve">New</w:t>
+            </w:r>
+            <w:r>
+              <w:t xml:space="preserve"> </w:t>
+            </w:r>
+            <w:r>
+              <w:rPr>
+                <w:rStyle w:val="VerbatimChar"/>
+              </w:rPr>
+              <w:t xml:space="preserve">crm_cases.id</w:t>
+            </w:r>
+          </w:p>
+        </w:tc>
+        <w:tc>
+          <w:tcPr/>
+          <w:p>
+            <w:pPr>
+              <w:pStyle w:val="Compact"/>
+            </w:pPr>
+            <w:r>
+              <w:t xml:space="preserve">Inserts one row into</w:t>
+            </w:r>
+            <w:r>
+              <w:t xml:space="preserve"> </w:t>
+            </w:r>
+            <w:r>
+              <w:rPr>
+                <w:rStyle w:val="VerbatimChar"/>
+              </w:rPr>
+              <w:t xml:space="preserve">crm_cases</w:t>
+            </w:r>
+            <w:r>
+              <w:t xml:space="preserve">, derives the applicable SLA policy, and starts the response and resolution clocks.</w:t>
+            </w:r>
+          </w:p>
+        </w:tc>
+      </w:tr>
+      <w:tr>
+        <w:tc>
+          <w:tcPr/>
+          <w:p>
+            <w:pPr>
+              <w:pStyle w:val="Compact"/>
+            </w:pPr>
+            <w:r>
+              <w:rPr>
+                <w:rStyle w:val="VerbatimChar"/>
+              </w:rPr>
+              <w:t xml:space="preserve">assignCase(int $caseId, int $ownerUserId, ?int $queueId = null): void</w:t>
+            </w:r>
+          </w:p>
+        </w:tc>
+        <w:tc>
+          <w:tcPr/>
+          <w:p>
+            <w:pPr>
+              <w:pStyle w:val="Compact"/>
+            </w:pPr>
+            <w:r>
+              <w:t xml:space="preserve">Case primary key, owner user primary key, optional queue primary key</w:t>
+            </w:r>
+          </w:p>
+        </w:tc>
+        <w:tc>
+          <w:tcPr/>
+          <w:p>
+            <w:pPr>
+              <w:pStyle w:val="Compact"/>
+            </w:pPr>
+            <w:r>
+              <w:rPr>
+                <w:rStyle w:val="VerbatimChar"/>
+              </w:rPr>
+              <w:t xml:space="preserve">void</w:t>
+            </w:r>
+          </w:p>
+        </w:tc>
+        <w:tc>
+          <w:tcPr/>
+          <w:p>
+            <w:pPr>
+              <w:pStyle w:val="Compact"/>
+            </w:pPr>
+            <w:r>
+              <w:t xml:space="preserve">Updates case ownership and writes a timeline event describing the assignment change.</w:t>
+            </w:r>
+          </w:p>
+        </w:tc>
+      </w:tr>
+      <w:tr>
+        <w:tc>
+          <w:tcPr/>
+          <w:p>
+            <w:pPr>
+              <w:pStyle w:val="Compact"/>
+            </w:pPr>
+            <w:r>
+              <w:rPr>
+                <w:rStyle w:val="VerbatimChar"/>
+              </w:rPr>
+              <w:t xml:space="preserve">addCaseComment(int $caseId, string $comment, bool $isCustomerVisible): int</w:t>
+            </w:r>
+          </w:p>
+        </w:tc>
+        <w:tc>
+          <w:tcPr/>
+          <w:p>
+            <w:pPr>
+              <w:pStyle w:val="Compact"/>
+            </w:pPr>
+            <w:r>
+              <w:t xml:space="preserve">Case primary key, comment body, customer-visible flag</w:t>
+            </w:r>
+          </w:p>
+        </w:tc>
+        <w:tc>
+          <w:tcPr/>
+          <w:p>
+            <w:pPr>
+              <w:pStyle w:val="Compact"/>
+            </w:pPr>
+            <w:r>
+              <w:t xml:space="preserve">New</w:t>
+            </w:r>
+            <w:r>
+              <w:t xml:space="preserve"> </w:t>
+            </w:r>
+            <w:r>
+              <w:rPr>
+                <w:rStyle w:val="VerbatimChar"/>
+              </w:rPr>
+              <w:t xml:space="preserve">crm_case_comments.id</w:t>
+            </w:r>
+          </w:p>
+        </w:tc>
+        <w:tc>
+          <w:tcPr/>
+          <w:p>
+            <w:pPr>
+              <w:pStyle w:val="Compact"/>
+            </w:pPr>
+            <w:r>
+              <w:t xml:space="preserve">Inserts one row into</w:t>
+            </w:r>
+            <w:r>
+              <w:t xml:space="preserve"> </w:t>
+            </w:r>
+            <w:r>
+              <w:rPr>
+                <w:rStyle w:val="VerbatimChar"/>
+              </w:rPr>
+              <w:t xml:space="preserve">crm_case_comments</w:t>
+            </w:r>
+            <w:r>
+              <w:t xml:space="preserve"> </w:t>
+            </w:r>
+            <w:r>
+              <w:t xml:space="preserve">and mirrors it into</w:t>
+            </w:r>
+            <w:r>
+              <w:t xml:space="preserve"> </w:t>
+            </w:r>
+            <w:r>
+              <w:rPr>
+                <w:rStyle w:val="VerbatimChar"/>
+              </w:rPr>
+              <w:t xml:space="preserve">crm_case_timeline_events</w:t>
+            </w:r>
+            <w:r>
+              <w:t xml:space="preserve">.</w:t>
+            </w:r>
+          </w:p>
+        </w:tc>
+      </w:tr>
+      <w:tr>
+        <w:tc>
+          <w:tcPr/>
+          <w:p>
+            <w:pPr>
+              <w:pStyle w:val="Compact"/>
+            </w:pPr>
+            <w:r>
+              <w:rPr>
+                <w:rStyle w:val="VerbatimChar"/>
+              </w:rPr>
+              <w:t xml:space="preserve">escalateCase(int $caseId, string $escalationReason, int $toUserId): int</w:t>
+            </w:r>
+          </w:p>
+        </w:tc>
+        <w:tc>
+          <w:tcPr/>
+          <w:p>
+            <w:pPr>
+              <w:pStyle w:val="Compact"/>
+            </w:pPr>
+            <w:r>
+              <w:t xml:space="preserve">Case primary key, escalation reason, target user primary key</w:t>
+            </w:r>
+          </w:p>
+        </w:tc>
+        <w:tc>
+          <w:tcPr/>
+          <w:p>
+            <w:pPr>
+              <w:pStyle w:val="Compact"/>
+            </w:pPr>
+            <w:r>
+              <w:t xml:space="preserve">New</w:t>
+            </w:r>
+            <w:r>
+              <w:t xml:space="preserve"> </w:t>
+            </w:r>
+            <w:r>
+              <w:rPr>
+                <w:rStyle w:val="VerbatimChar"/>
+              </w:rPr>
+              <w:t xml:space="preserve">crm_case_escalations.id</w:t>
+            </w:r>
+          </w:p>
+        </w:tc>
+        <w:tc>
+          <w:tcPr/>
+          <w:p>
+            <w:pPr>
+              <w:pStyle w:val="Compact"/>
+            </w:pPr>
+            <w:r>
+              <w:t xml:space="preserve">Records the escalation, updates the case severity if needed, and emits notifications according to the SLA policy.</w:t>
+            </w:r>
+          </w:p>
+        </w:tc>
+      </w:tr>
+      <w:tr>
+        <w:tc>
+          <w:tcPr/>
+          <w:p>
+            <w:pPr>
+              <w:pStyle w:val="Compact"/>
+            </w:pPr>
+            <w:r>
+              <w:rPr>
+                <w:rStyle w:val="VerbatimChar"/>
+              </w:rPr>
+              <w:t xml:space="preserve">resolveCase(int $caseId, string $resolutionCode, string $resolutionSummary): void</w:t>
+            </w:r>
+          </w:p>
+        </w:tc>
+        <w:tc>
+          <w:tcPr/>
+          <w:p>
+            <w:pPr>
+              <w:pStyle w:val="Compact"/>
+            </w:pPr>
+            <w:r>
+              <w:t xml:space="preserve">Case primary key, resolution code, resolution summary</w:t>
+            </w:r>
+          </w:p>
+        </w:tc>
+        <w:tc>
+          <w:tcPr/>
+          <w:p>
+            <w:pPr>
+              <w:pStyle w:val="Compact"/>
+            </w:pPr>
+            <w:r>
+              <w:rPr>
+                <w:rStyle w:val="VerbatimChar"/>
+              </w:rPr>
+              <w:t xml:space="preserve">void</w:t>
+            </w:r>
+          </w:p>
+        </w:tc>
+        <w:tc>
+          <w:tcPr/>
+          <w:p>
+            <w:pPr>
+              <w:pStyle w:val="Compact"/>
+            </w:pPr>
+            <w:r>
+              <w:t xml:space="preserve">Stops SLA clocks, sets</w:t>
+            </w:r>
+            <w:r>
+              <w:t xml:space="preserve"> </w:t>
+            </w:r>
+            <w:r>
+              <w:rPr>
+                <w:rStyle w:val="VerbatimChar"/>
+              </w:rPr>
+              <w:t xml:space="preserve">crm_cases.status = 'resolved'</w:t>
+            </w:r>
+            <w:r>
+              <w:t xml:space="preserve">, and records one final timeline event.</w:t>
+            </w:r>
+          </w:p>
+        </w:tc>
+      </w:tr>
+      <w:tr>
+        <w:tc>
+          <w:tcPr/>
+          <w:p>
+            <w:pPr>
+              <w:pStyle w:val="Compact"/>
+            </w:pPr>
+            <w:r>
+              <w:rPr>
+                <w:rStyle w:val="VerbatimChar"/>
+              </w:rPr>
+              <w:t xml:space="preserve">getSLAWatchlist(): array</w:t>
+            </w:r>
+          </w:p>
+        </w:tc>
+        <w:tc>
+          <w:tcPr/>
+          <w:p>
+            <w:pPr>
+              <w:pStyle w:val="Compact"/>
+            </w:pPr>
+            <w:r>
+              <w:t xml:space="preserve">None</w:t>
+            </w:r>
+          </w:p>
+        </w:tc>
+        <w:tc>
+          <w:tcPr/>
+          <w:p>
+            <w:pPr>
+              <w:pStyle w:val="Compact"/>
+            </w:pPr>
+            <w:r>
+              <w:t xml:space="preserve">Open case rows nearing or breaching SLA</w:t>
+            </w:r>
+          </w:p>
+        </w:tc>
+        <w:tc>
+          <w:tcPr/>
+          <w:p>
+            <w:pPr>
+              <w:pStyle w:val="Compact"/>
+            </w:pPr>
+            <w:r>
+              <w:t xml:space="preserve">Returns active cases ordered by SLA breach risk and escalation state.</w:t>
+            </w:r>
+          </w:p>
+        </w:tc>
+      </w:tr>
+    </w:tbl>
+    <w:p>
+      <w:pPr>
+        <w:pStyle w:val="BodyText"/>
+      </w:pPr>
+      <w:r>
+        <w:rPr>
+          <w:b/>
+          <w:bCs/>
+        </w:rPr>
+        <w:t xml:space="preserve">Tables read/written:</w:t>
+      </w:r>
+      <w:r>
+        <w:t xml:space="preserve"> </w:t>
+      </w:r>
+      <w:r>
+        <w:rPr>
+          <w:rStyle w:val="VerbatimChar"/>
+        </w:rPr>
+        <w:t xml:space="preserve">crm_cases</w:t>
+      </w:r>
+      <w:r>
+        <w:t xml:space="preserve">,</w:t>
+      </w:r>
+      <w:r>
+        <w:t xml:space="preserve"> </w:t>
+      </w:r>
+      <w:r>
+        <w:rPr>
+          <w:rStyle w:val="VerbatimChar"/>
+        </w:rPr>
+        <w:t xml:space="preserve">crm_case_comments</w:t>
+      </w:r>
+      <w:r>
+        <w:t xml:space="preserve">,</w:t>
+      </w:r>
+      <w:r>
+        <w:t xml:space="preserve"> </w:t>
+      </w:r>
+      <w:r>
+        <w:rPr>
+          <w:rStyle w:val="VerbatimChar"/>
+        </w:rPr>
+        <w:t xml:space="preserve">crm_case_timeline_events</w:t>
+      </w:r>
+      <w:r>
+        <w:t xml:space="preserve">,</w:t>
+      </w:r>
+      <w:r>
+        <w:t xml:space="preserve"> </w:t>
+      </w:r>
+      <w:r>
+        <w:rPr>
+          <w:rStyle w:val="VerbatimChar"/>
+        </w:rPr>
+        <w:t xml:space="preserve">crm_case_escalations</w:t>
+      </w:r>
+      <w:r>
+        <w:t xml:space="preserve">,</w:t>
+      </w:r>
+      <w:r>
+        <w:t xml:space="preserve"> </w:t>
+      </w:r>
+      <w:r>
+        <w:rPr>
+          <w:rStyle w:val="VerbatimChar"/>
+        </w:rPr>
+        <w:t xml:space="preserve">crm_sla_policies</w:t>
+      </w:r>
+    </w:p>
+    <w:p>
+      <w:r>
+        <w:pict>
+          <v:rect style="width:0;height:1.5pt" o:hralign="center" o:hrstd="t" o:hr="t"/>
+        </w:pict>
+      </w:r>
+    </w:p>
+    <w:bookmarkEnd w:id="92"/>
+    <w:bookmarkStart w:id="93" w:name="customerhealthservice"/>
+    <w:p>
+      <w:pPr>
+        <w:pStyle w:val="Heading2"/>
+      </w:pPr>
+      <w:r>
+        <w:t xml:space="preserve">CustomerHealthService</w:t>
+      </w:r>
+    </w:p>
+    <w:p>
+      <w:pPr>
+        <w:pStyle w:val="FirstParagraph"/>
+      </w:pPr>
+      <w:r>
+        <w:rPr>
+          <w:b/>
+          <w:bCs/>
+        </w:rPr>
+        <w:t xml:space="preserve">Namespace:</w:t>
+      </w:r>
+      <w:r>
+        <w:t xml:space="preserve"> </w:t>
+      </w:r>
+      <w:r>
+        <w:rPr>
+          <w:rStyle w:val="VerbatimChar"/>
+        </w:rPr>
+        <w:t xml:space="preserve">App\Modules\SalesCRM</w:t>
+      </w:r>
+    </w:p>
+    <w:p>
+      <w:pPr>
+        <w:pStyle w:val="BodyText"/>
+      </w:pPr>
+      <w:r>
+        <w:rPr>
+          <w:b/>
+          <w:bCs/>
+        </w:rPr>
+        <w:t xml:space="preserve">Module guard:</w:t>
+      </w:r>
+      <w:r>
+        <w:t xml:space="preserve"> </w:t>
+      </w:r>
+      <w:r>
+        <w:rPr>
+          <w:rStyle w:val="VerbatimChar"/>
+        </w:rPr>
+        <w:t xml:space="preserve">ModuleRegistry::isActive('SALES_CRM', $tenantId)</w:t>
+      </w:r>
+    </w:p>
+    <w:p>
+      <w:pPr>
+        <w:pStyle w:val="BodyText"/>
+      </w:pPr>
+      <w:r>
+        <w:rPr>
+          <w:b/>
+          <w:bCs/>
+        </w:rPr>
+        <w:t xml:space="preserve">Dependencies:</w:t>
+      </w:r>
+      <w:r>
+        <w:t xml:space="preserve"> </w:t>
+      </w:r>
+      <w:r>
+        <w:rPr>
+          <w:rStyle w:val="VerbatimChar"/>
+        </w:rPr>
+        <w:t xml:space="preserve">PDO</w:t>
+      </w:r>
+      <w:r>
+        <w:t xml:space="preserve">,</w:t>
+      </w:r>
+      <w:r>
+        <w:t xml:space="preserve"> </w:t>
+      </w:r>
+      <w:r>
+        <w:rPr>
+          <w:rStyle w:val="VerbatimChar"/>
+        </w:rPr>
+        <w:t xml:space="preserve">SessionService</w:t>
+      </w:r>
+      <w:r>
+        <w:t xml:space="preserve">,</w:t>
+      </w:r>
+      <w:r>
+        <w:t xml:space="preserve"> </w:t>
+      </w:r>
+      <w:r>
+        <w:rPr>
+          <w:rStyle w:val="VerbatimChar"/>
+        </w:rPr>
+        <w:t xml:space="preserve">AuditService</w:t>
+      </w:r>
+      <w:r>
+        <w:t xml:space="preserve">,</w:t>
+      </w:r>
+      <w:r>
+        <w:t xml:space="preserve"> </w:t>
+      </w:r>
+      <w:r>
+        <w:rPr>
+          <w:rStyle w:val="VerbatimChar"/>
+        </w:rPr>
+        <w:t xml:space="preserve">AccountingService</w:t>
+      </w:r>
+      <w:r>
+        <w:t xml:space="preserve">,</w:t>
+      </w:r>
+      <w:r>
+        <w:t xml:space="preserve"> </w:t>
+      </w:r>
+      <w:r>
+        <w:rPr>
+          <w:rStyle w:val="VerbatimChar"/>
+        </w:rPr>
+        <w:t xml:space="preserve">SalesCRMService</w:t>
+      </w:r>
+    </w:p>
+    <w:tbl>
+      <w:tblPr>
+        <w:tblStyle w:val="Table"/>
+        <w:tblW w:type="auto" w:w="0"/>
+        <w:tblLook w:firstRow="1" w:lastRow="0" w:firstColumn="0" w:lastColumn="0" w:noHBand="0" w:noVBand="0" w:val="0020"/>
+      </w:tblPr>
+      <w:tblGrid>
+        <w:gridCol w:w="1980"/>
+        <w:gridCol w:w="1980"/>
+        <w:gridCol w:w="1980"/>
+        <w:gridCol w:w="1980"/>
+      </w:tblGrid>
+      <w:tr>
+        <w:trPr>
+          <w:tblHeader w:val="on"/>
+        </w:trPr>
+        <w:tc>
+          <w:tcPr/>
+          <w:p>
+            <w:pPr>
+              <w:pStyle w:val="Compact"/>
+            </w:pPr>
+            <w:r>
+              <w:t xml:space="preserve">Method</w:t>
+            </w:r>
+          </w:p>
+        </w:tc>
+        <w:tc>
+          <w:tcPr/>
+          <w:p>
+            <w:pPr>
+              <w:pStyle w:val="Compact"/>
+            </w:pPr>
+            <w:r>
+              <w:t xml:space="preserve">Parameters</w:t>
+            </w:r>
+          </w:p>
+        </w:tc>
+        <w:tc>
+          <w:tcPr/>
+          <w:p>
+            <w:pPr>
+              <w:pStyle w:val="Compact"/>
+            </w:pPr>
+            <w:r>
+              <w:t xml:space="preserve">Returns</w:t>
+            </w:r>
+          </w:p>
+        </w:tc>
+        <w:tc>
+          <w:tcPr/>
+          <w:p>
+            <w:pPr>
+              <w:pStyle w:val="Compact"/>
+            </w:pPr>
+            <w:r>
+              <w:t xml:space="preserve">Description</w:t>
+            </w:r>
+          </w:p>
+        </w:tc>
+      </w:tr>
+      <w:tr>
+        <w:tc>
+          <w:tcPr/>
+          <w:p>
+            <w:pPr>
+              <w:pStyle w:val="Compact"/>
+            </w:pPr>
+            <w:r>
+              <w:rPr>
+                <w:rStyle w:val="VerbatimChar"/>
+              </w:rPr>
+              <w:t xml:space="preserve">captureHealthSignal(int $accountId, array $data): int</w:t>
+            </w:r>
+          </w:p>
+        </w:tc>
+        <w:tc>
+          <w:tcPr/>
+          <w:p>
+            <w:pPr>
+              <w:pStyle w:val="Compact"/>
+            </w:pPr>
+            <w:r>
+              <w:t xml:space="preserve">Account primary key and signal attributes (</w:t>
+            </w:r>
+            <w:r>
+              <w:rPr>
+                <w:rStyle w:val="VerbatimChar"/>
+              </w:rPr>
+              <w:t xml:space="preserve">signal_type</w:t>
+            </w:r>
+            <w:r>
+              <w:t xml:space="preserve">,</w:t>
+            </w:r>
+            <w:r>
+              <w:t xml:space="preserve"> </w:t>
+            </w:r>
+            <w:r>
+              <w:rPr>
+                <w:rStyle w:val="VerbatimChar"/>
+              </w:rPr>
+              <w:t xml:space="preserve">signal_score</w:t>
+            </w:r>
+            <w:r>
+              <w:t xml:space="preserve">,</w:t>
+            </w:r>
+            <w:r>
+              <w:t xml:space="preserve"> </w:t>
+            </w:r>
+            <w:r>
+              <w:rPr>
+                <w:rStyle w:val="VerbatimChar"/>
+              </w:rPr>
+              <w:t xml:space="preserve">observed_at</w:t>
+            </w:r>
+            <w:r>
+              <w:t xml:space="preserve">,</w:t>
+            </w:r>
+            <w:r>
+              <w:t xml:space="preserve"> </w:t>
+            </w:r>
+            <w:r>
+              <w:rPr>
+                <w:rStyle w:val="VerbatimChar"/>
+              </w:rPr>
+              <w:t xml:space="preserve">source_system</w:t>
+            </w:r>
+            <w:r>
+              <w:t xml:space="preserve">,</w:t>
+            </w:r>
+            <w:r>
+              <w:t xml:space="preserve"> </w:t>
+            </w:r>
+            <w:r>
+              <w:rPr>
+                <w:rStyle w:val="VerbatimChar"/>
+              </w:rPr>
+              <w:t xml:space="preserve">notes</w:t>
+            </w:r>
+            <w:r>
+              <w:t xml:space="preserve">)</w:t>
+            </w:r>
+          </w:p>
+        </w:tc>
+        <w:tc>
+          <w:tcPr/>
+          <w:p>
+            <w:pPr>
+              <w:pStyle w:val="Compact"/>
+            </w:pPr>
+            <w:r>
+              <w:t xml:space="preserve">New</w:t>
+            </w:r>
+            <w:r>
+              <w:t xml:space="preserve"> </w:t>
+            </w:r>
+            <w:r>
+              <w:rPr>
+                <w:rStyle w:val="VerbatimChar"/>
+              </w:rPr>
+              <w:t xml:space="preserve">crm_customer_health_signals.id</w:t>
+            </w:r>
+          </w:p>
+        </w:tc>
+        <w:tc>
+          <w:tcPr/>
+          <w:p>
+            <w:pPr>
+              <w:pStyle w:val="Compact"/>
+            </w:pPr>
+            <w:r>
+              <w:t xml:space="preserve">Inserts one row into</w:t>
+            </w:r>
+            <w:r>
+              <w:t xml:space="preserve"> </w:t>
+            </w:r>
+            <w:r>
+              <w:rPr>
+                <w:rStyle w:val="VerbatimChar"/>
+              </w:rPr>
+              <w:t xml:space="preserve">crm_customer_health_signals</w:t>
+            </w:r>
+            <w:r>
+              <w:t xml:space="preserve"> </w:t>
+            </w:r>
+            <w:r>
+              <w:t xml:space="preserve">from usage, service, commercial, or financial context inputs.</w:t>
+            </w:r>
+          </w:p>
+        </w:tc>
+      </w:tr>
+      <w:tr>
+        <w:tc>
+          <w:tcPr/>
+          <w:p>
+            <w:pPr>
+              <w:pStyle w:val="Compact"/>
+            </w:pPr>
+            <w:r>
+              <w:rPr>
+                <w:rStyle w:val="VerbatimChar"/>
+              </w:rPr>
+              <w:t xml:space="preserve">recalculateHealthScore(int $accountId): void</w:t>
+            </w:r>
+          </w:p>
+        </w:tc>
+        <w:tc>
+          <w:tcPr/>
+          <w:p>
+            <w:pPr>
+              <w:pStyle w:val="Compact"/>
+            </w:pPr>
+            <w:r>
+              <w:t xml:space="preserve">Account primary key</w:t>
+            </w:r>
+          </w:p>
+        </w:tc>
+        <w:tc>
+          <w:tcPr/>
+          <w:p>
+            <w:pPr>
+              <w:pStyle w:val="Compact"/>
+            </w:pPr>
+            <w:r>
+              <w:rPr>
+                <w:rStyle w:val="VerbatimChar"/>
+              </w:rPr>
+              <w:t xml:space="preserve">void</w:t>
+            </w:r>
+          </w:p>
+        </w:tc>
+        <w:tc>
+          <w:tcPr/>
+          <w:p>
+            <w:pPr>
+              <w:pStyle w:val="Compact"/>
+            </w:pPr>
+            <w:r>
+              <w:t xml:space="preserve">Aggregates active health signals, recent cases, renewal posture, and financial context into the current account health score.</w:t>
+            </w:r>
+          </w:p>
+        </w:tc>
+      </w:tr>
+      <w:tr>
+        <w:tc>
+          <w:tcPr/>
+          <w:p>
+            <w:pPr>
+              <w:pStyle w:val="Compact"/>
+            </w:pPr>
+            <w:r>
+              <w:rPr>
+                <w:rStyle w:val="VerbatimChar"/>
+              </w:rPr>
+              <w:t xml:space="preserve">registerRenewal(int $accountId, array $data): int</w:t>
+            </w:r>
+          </w:p>
+        </w:tc>
+        <w:tc>
+          <w:tcPr/>
+          <w:p>
+            <w:pPr>
+              <w:pStyle w:val="Compact"/>
+            </w:pPr>
+            <w:r>
+              <w:t xml:space="preserve">Account primary key and renewal attributes (</w:t>
+            </w:r>
+            <w:r>
+              <w:rPr>
+                <w:rStyle w:val="VerbatimChar"/>
+              </w:rPr>
+              <w:t xml:space="preserve">contract_ref</w:t>
+            </w:r>
+            <w:r>
+              <w:t xml:space="preserve">,</w:t>
+            </w:r>
+            <w:r>
+              <w:t xml:space="preserve"> </w:t>
+            </w:r>
+            <w:r>
+              <w:rPr>
+                <w:rStyle w:val="VerbatimChar"/>
+              </w:rPr>
+              <w:t xml:space="preserve">renewal_date</w:t>
+            </w:r>
+            <w:r>
+              <w:t xml:space="preserve">,</w:t>
+            </w:r>
+            <w:r>
+              <w:t xml:space="preserve"> </w:t>
+            </w:r>
+            <w:r>
+              <w:rPr>
+                <w:rStyle w:val="VerbatimChar"/>
+              </w:rPr>
+              <w:t xml:space="preserve">renewal_value</w:t>
+            </w:r>
+            <w:r>
+              <w:t xml:space="preserve">,</w:t>
+            </w:r>
+            <w:r>
+              <w:t xml:space="preserve"> </w:t>
+            </w:r>
+            <w:r>
+              <w:rPr>
+                <w:rStyle w:val="VerbatimChar"/>
+              </w:rPr>
+              <w:t xml:space="preserve">renewal_owner_user_id</w:t>
+            </w:r>
+            <w:r>
+              <w:t xml:space="preserve">)</w:t>
+            </w:r>
+          </w:p>
+        </w:tc>
+        <w:tc>
+          <w:tcPr/>
+          <w:p>
+            <w:pPr>
+              <w:pStyle w:val="Compact"/>
+            </w:pPr>
+            <w:r>
+              <w:t xml:space="preserve">New</w:t>
+            </w:r>
+            <w:r>
+              <w:t xml:space="preserve"> </w:t>
+            </w:r>
+            <w:r>
+              <w:rPr>
+                <w:rStyle w:val="VerbatimChar"/>
+              </w:rPr>
+              <w:t xml:space="preserve">crm_renewals.id</w:t>
+            </w:r>
+          </w:p>
+        </w:tc>
+        <w:tc>
+          <w:tcPr/>
+          <w:p>
+            <w:pPr>
+              <w:pStyle w:val="Compact"/>
+            </w:pPr>
+            <w:r>
+              <w:t xml:space="preserve">Inserts one row into</w:t>
+            </w:r>
+            <w:r>
+              <w:t xml:space="preserve"> </w:t>
+            </w:r>
+            <w:r>
+              <w:rPr>
+                <w:rStyle w:val="VerbatimChar"/>
+              </w:rPr>
+              <w:t xml:space="preserve">crm_renewals</w:t>
+            </w:r>
+            <w:r>
+              <w:t xml:space="preserve"> </w:t>
+            </w:r>
+            <w:r>
+              <w:t xml:space="preserve">and attaches the account to the renewal watchlist.</w:t>
+            </w:r>
+          </w:p>
+        </w:tc>
+      </w:tr>
+      <w:tr>
+        <w:tc>
+          <w:tcPr/>
+          <w:p>
+            <w:pPr>
+              <w:pStyle w:val="Compact"/>
+            </w:pPr>
+            <w:r>
+              <w:rPr>
+                <w:rStyle w:val="VerbatimChar"/>
+              </w:rPr>
+              <w:t xml:space="preserve">getRenewalWatchlist(string $fromMonth, string $toMonth): array</w:t>
+            </w:r>
+          </w:p>
+        </w:tc>
+        <w:tc>
+          <w:tcPr/>
+          <w:p>
+            <w:pPr>
+              <w:pStyle w:val="Compact"/>
+            </w:pPr>
+            <w:r>
+              <w:t xml:space="preserve">Inclusive month range in</w:t>
+            </w:r>
+            <w:r>
+              <w:t xml:space="preserve"> </w:t>
+            </w:r>
+            <w:r>
+              <w:rPr>
+                <w:rStyle w:val="VerbatimChar"/>
+              </w:rPr>
+              <w:t xml:space="preserve">YYYY-MM</w:t>
+            </w:r>
+            <w:r>
+              <w:t xml:space="preserve"> </w:t>
+            </w:r>
+            <w:r>
+              <w:t xml:space="preserve">format</w:t>
+            </w:r>
+          </w:p>
+        </w:tc>
+        <w:tc>
+          <w:tcPr/>
+          <w:p>
+            <w:pPr>
+              <w:pStyle w:val="Compact"/>
+            </w:pPr>
+            <w:r>
+              <w:t xml:space="preserve">Renewal rows with health, risk, and open-case indicators</w:t>
+            </w:r>
+          </w:p>
+        </w:tc>
+        <w:tc>
+          <w:tcPr/>
+          <w:p>
+            <w:pPr>
+              <w:pStyle w:val="Compact"/>
+            </w:pPr>
+            <w:r>
+              <w:t xml:space="preserve">Returns upcoming renewals with combined selling, service, and financial warning signals.</w:t>
+            </w:r>
+          </w:p>
+        </w:tc>
+      </w:tr>
+    </w:tbl>
+    <w:p>
+      <w:pPr>
+        <w:pStyle w:val="BodyText"/>
+      </w:pPr>
+      <w:r>
+        <w:rPr>
+          <w:b/>
+          <w:bCs/>
+        </w:rPr>
+        <w:t xml:space="preserve">Tables read/written:</w:t>
+      </w:r>
+      <w:r>
+        <w:t xml:space="preserve"> </w:t>
+      </w:r>
+      <w:r>
+        <w:rPr>
+          <w:rStyle w:val="VerbatimChar"/>
+        </w:rPr>
+        <w:t xml:space="preserve">crm_customer_health_signals</w:t>
+      </w:r>
+      <w:r>
+        <w:t xml:space="preserve">,</w:t>
+      </w:r>
+      <w:r>
+        <w:t xml:space="preserve"> </w:t>
+      </w:r>
+      <w:r>
+        <w:rPr>
+          <w:rStyle w:val="VerbatimChar"/>
+        </w:rPr>
+        <w:t xml:space="preserve">crm_account_health_scores</w:t>
+      </w:r>
+      <w:r>
+        <w:t xml:space="preserve">,</w:t>
+      </w:r>
+      <w:r>
+        <w:t xml:space="preserve"> </w:t>
+      </w:r>
+      <w:r>
+        <w:rPr>
+          <w:rStyle w:val="VerbatimChar"/>
+        </w:rPr>
+        <w:t xml:space="preserve">crm_renewals</w:t>
+      </w:r>
+    </w:p>
+    <w:p>
+      <w:r>
+        <w:pict>
+          <v:rect style="width:0;height:1.5pt" o:hralign="center" o:hrstd="t" o:hr="t"/>
+        </w:pict>
+      </w:r>
+    </w:p>
+    <w:bookmarkEnd w:id="93"/>
+    <w:bookmarkStart w:id="94" w:name="channelpartnerservice"/>
+    <w:p>
+      <w:pPr>
+        <w:pStyle w:val="Heading2"/>
+      </w:pPr>
+      <w:r>
+        <w:t xml:space="preserve">ChannelPartnerService</w:t>
+      </w:r>
+    </w:p>
+    <w:p>
+      <w:pPr>
+        <w:pStyle w:val="FirstParagraph"/>
+      </w:pPr>
+      <w:r>
+        <w:rPr>
+          <w:b/>
+          <w:bCs/>
+        </w:rPr>
+        <w:t xml:space="preserve">Namespace:</w:t>
+      </w:r>
+      <w:r>
+        <w:t xml:space="preserve"> </w:t>
+      </w:r>
+      <w:r>
+        <w:rPr>
+          <w:rStyle w:val="VerbatimChar"/>
+        </w:rPr>
+        <w:t xml:space="preserve">App\Modules\SalesCRM</w:t>
+      </w:r>
+    </w:p>
+    <w:p>
+      <w:pPr>
+        <w:pStyle w:val="BodyText"/>
+      </w:pPr>
+      <w:r>
+        <w:rPr>
+          <w:b/>
+          <w:bCs/>
+        </w:rPr>
+        <w:t xml:space="preserve">Module guard:</w:t>
+      </w:r>
+      <w:r>
+        <w:t xml:space="preserve"> </w:t>
+      </w:r>
+      <w:r>
+        <w:rPr>
+          <w:rStyle w:val="VerbatimChar"/>
+        </w:rPr>
+        <w:t xml:space="preserve">ModuleRegistry::isActive('SALES_CRM', $tenantId)</w:t>
+      </w:r>
+    </w:p>
+    <w:p>
+      <w:pPr>
+        <w:pStyle w:val="BodyText"/>
+      </w:pPr>
+      <w:r>
+        <w:rPr>
+          <w:b/>
+          <w:bCs/>
+        </w:rPr>
+        <w:t xml:space="preserve">Dependencies:</w:t>
+      </w:r>
+      <w:r>
+        <w:t xml:space="preserve"> </w:t>
+      </w:r>
+      <w:r>
+        <w:rPr>
+          <w:rStyle w:val="VerbatimChar"/>
+        </w:rPr>
+        <w:t xml:space="preserve">PDO</w:t>
+      </w:r>
+      <w:r>
+        <w:t xml:space="preserve">,</w:t>
+      </w:r>
+      <w:r>
+        <w:t xml:space="preserve"> </w:t>
+      </w:r>
+      <w:r>
+        <w:rPr>
+          <w:rStyle w:val="VerbatimChar"/>
+        </w:rPr>
+        <w:t xml:space="preserve">SessionService</w:t>
+      </w:r>
+      <w:r>
+        <w:t xml:space="preserve">,</w:t>
+      </w:r>
+      <w:r>
+        <w:t xml:space="preserve"> </w:t>
+      </w:r>
+      <w:r>
+        <w:rPr>
+          <w:rStyle w:val="VerbatimChar"/>
+        </w:rPr>
+        <w:t xml:space="preserve">AuditService</w:t>
+      </w:r>
+      <w:r>
+        <w:t xml:space="preserve">,</w:t>
+      </w:r>
+      <w:r>
+        <w:t xml:space="preserve"> </w:t>
+      </w:r>
+      <w:r>
+        <w:rPr>
+          <w:rStyle w:val="VerbatimChar"/>
+        </w:rPr>
+        <w:t xml:space="preserve">SalesCRMService</w:t>
+      </w:r>
+    </w:p>
+    <w:tbl>
+      <w:tblPr>
+        <w:tblStyle w:val="Table"/>
+        <w:tblW w:type="auto" w:w="0"/>
+        <w:tblLook w:firstRow="1" w:lastRow="0" w:firstColumn="0" w:lastColumn="0" w:noHBand="0" w:noVBand="0" w:val="0020"/>
+      </w:tblPr>
+      <w:tblGrid>
+        <w:gridCol w:w="1980"/>
+        <w:gridCol w:w="1980"/>
+        <w:gridCol w:w="1980"/>
+        <w:gridCol w:w="1980"/>
+      </w:tblGrid>
+      <w:tr>
+        <w:trPr>
+          <w:tblHeader w:val="on"/>
+        </w:trPr>
+        <w:tc>
+          <w:tcPr/>
+          <w:p>
+            <w:pPr>
+              <w:pStyle w:val="Compact"/>
+            </w:pPr>
+            <w:r>
+              <w:t xml:space="preserve">Method</w:t>
+            </w:r>
+          </w:p>
+        </w:tc>
+        <w:tc>
+          <w:tcPr/>
+          <w:p>
+            <w:pPr>
+              <w:pStyle w:val="Compact"/>
+            </w:pPr>
+            <w:r>
+              <w:t xml:space="preserve">Parameters</w:t>
+            </w:r>
+          </w:p>
+        </w:tc>
+        <w:tc>
+          <w:tcPr/>
+          <w:p>
+            <w:pPr>
+              <w:pStyle w:val="Compact"/>
+            </w:pPr>
+            <w:r>
+              <w:t xml:space="preserve">Returns</w:t>
+            </w:r>
+          </w:p>
+        </w:tc>
+        <w:tc>
+          <w:tcPr/>
+          <w:p>
+            <w:pPr>
+              <w:pStyle w:val="Compact"/>
+            </w:pPr>
+            <w:r>
+              <w:t xml:space="preserve">Description</w:t>
+            </w:r>
+          </w:p>
+        </w:tc>
+      </w:tr>
+      <w:tr>
+        <w:tc>
+          <w:tcPr/>
+          <w:p>
+            <w:pPr>
+              <w:pStyle w:val="Compact"/>
+            </w:pPr>
+            <w:r>
+              <w:rPr>
+                <w:rStyle w:val="VerbatimChar"/>
+              </w:rPr>
+              <w:t xml:space="preserve">registerChannelPartner(array $data): int</w:t>
+            </w:r>
+          </w:p>
+        </w:tc>
+        <w:tc>
+          <w:tcPr/>
+          <w:p>
+            <w:pPr>
+              <w:pStyle w:val="Compact"/>
+            </w:pPr>
+            <w:r>
+              <w:t xml:space="preserve">Partner attributes (</w:t>
+            </w:r>
+            <w:r>
+              <w:rPr>
+                <w:rStyle w:val="VerbatimChar"/>
+              </w:rPr>
+              <w:t xml:space="preserve">partner_name</w:t>
+            </w:r>
+            <w:r>
+              <w:t xml:space="preserve">,</w:t>
+            </w:r>
+            <w:r>
+              <w:t xml:space="preserve"> </w:t>
+            </w:r>
+            <w:r>
+              <w:rPr>
+                <w:rStyle w:val="VerbatimChar"/>
+              </w:rPr>
+              <w:t xml:space="preserve">partner_type</w:t>
+            </w:r>
+            <w:r>
+              <w:t xml:space="preserve">,</w:t>
+            </w:r>
+            <w:r>
+              <w:t xml:space="preserve"> </w:t>
+            </w:r>
+            <w:r>
+              <w:rPr>
+                <w:rStyle w:val="VerbatimChar"/>
+              </w:rPr>
+              <w:t xml:space="preserve">coverage_region</w:t>
+            </w:r>
+            <w:r>
+              <w:t xml:space="preserve">,</w:t>
+            </w:r>
+            <w:r>
+              <w:t xml:space="preserve"> </w:t>
+            </w:r>
+            <w:r>
+              <w:rPr>
+                <w:rStyle w:val="VerbatimChar"/>
+              </w:rPr>
+              <w:t xml:space="preserve">tier_code</w:t>
+            </w:r>
+            <w:r>
+              <w:t xml:space="preserve">,</w:t>
+            </w:r>
+            <w:r>
+              <w:t xml:space="preserve"> </w:t>
+            </w:r>
+            <w:r>
+              <w:rPr>
+                <w:rStyle w:val="VerbatimChar"/>
+              </w:rPr>
+              <w:t xml:space="preserve">owner_user_id</w:t>
+            </w:r>
+            <w:r>
+              <w:t xml:space="preserve">)</w:t>
+            </w:r>
+          </w:p>
+        </w:tc>
+        <w:tc>
+          <w:tcPr/>
+          <w:p>
+            <w:pPr>
+              <w:pStyle w:val="Compact"/>
+            </w:pPr>
+            <w:r>
+              <w:t xml:space="preserve">New</w:t>
+            </w:r>
+            <w:r>
+              <w:t xml:space="preserve"> </w:t>
+            </w:r>
+            <w:r>
+              <w:rPr>
+                <w:rStyle w:val="VerbatimChar"/>
+              </w:rPr>
+              <w:t xml:space="preserve">crm_channel_partners.id</w:t>
+            </w:r>
+          </w:p>
+        </w:tc>
+        <w:tc>
+          <w:tcPr/>
+          <w:p>
+            <w:pPr>
+              <w:pStyle w:val="Compact"/>
+            </w:pPr>
+            <w:r>
+              <w:t xml:space="preserve">Inserts one row into</w:t>
+            </w:r>
+            <w:r>
+              <w:t xml:space="preserve"> </w:t>
+            </w:r>
+            <w:r>
+              <w:rPr>
+                <w:rStyle w:val="VerbatimChar"/>
+              </w:rPr>
+              <w:t xml:space="preserve">crm_channel_partners</w:t>
+            </w:r>
+            <w:r>
+              <w:t xml:space="preserve">.</w:t>
+            </w:r>
+          </w:p>
+        </w:tc>
+      </w:tr>
+      <w:tr>
+        <w:tc>
+          <w:tcPr/>
+          <w:p>
+            <w:pPr>
+              <w:pStyle w:val="Compact"/>
+            </w:pPr>
+            <w:r>
+              <w:rPr>
+                <w:rStyle w:val="VerbatimChar"/>
+              </w:rPr>
+              <w:t xml:space="preserve">linkAccountToPartner(int $accountId, int $partnerId, string $relationshipType): int</w:t>
+            </w:r>
+          </w:p>
+        </w:tc>
+        <w:tc>
+          <w:tcPr/>
+          <w:p>
+            <w:pPr>
+              <w:pStyle w:val="Compact"/>
+            </w:pPr>
+            <w:r>
+              <w:t xml:space="preserve">Account primary key, partner primary key, relationship type (</w:t>
+            </w:r>
+            <w:r>
+              <w:rPr>
+                <w:rStyle w:val="VerbatimChar"/>
+              </w:rPr>
+              <w:t xml:space="preserve">RESELLER</w:t>
+            </w:r>
+            <w:r>
+              <w:t xml:space="preserve">,</w:t>
+            </w:r>
+            <w:r>
+              <w:t xml:space="preserve"> </w:t>
+            </w:r>
+            <w:r>
+              <w:rPr>
+                <w:rStyle w:val="VerbatimChar"/>
+              </w:rPr>
+              <w:t xml:space="preserve">DISTRIBUTOR</w:t>
+            </w:r>
+            <w:r>
+              <w:t xml:space="preserve">,</w:t>
+            </w:r>
+            <w:r>
+              <w:t xml:space="preserve"> </w:t>
+            </w:r>
+            <w:r>
+              <w:rPr>
+                <w:rStyle w:val="VerbatimChar"/>
+              </w:rPr>
+              <w:t xml:space="preserve">IMPLEMENTER</w:t>
+            </w:r>
+            <w:r>
+              <w:t xml:space="preserve">,</w:t>
+            </w:r>
+            <w:r>
+              <w:t xml:space="preserve"> </w:t>
+            </w:r>
+            <w:r>
+              <w:rPr>
+                <w:rStyle w:val="VerbatimChar"/>
+              </w:rPr>
+              <w:t xml:space="preserve">REFERRAL</w:t>
+            </w:r>
+            <w:r>
+              <w:t xml:space="preserve">)</w:t>
+            </w:r>
+          </w:p>
+        </w:tc>
+        <w:tc>
+          <w:tcPr/>
+          <w:p>
+            <w:pPr>
+              <w:pStyle w:val="Compact"/>
+            </w:pPr>
+            <w:r>
+              <w:t xml:space="preserve">New</w:t>
+            </w:r>
+            <w:r>
+              <w:t xml:space="preserve"> </w:t>
+            </w:r>
+            <w:r>
+              <w:rPr>
+                <w:rStyle w:val="VerbatimChar"/>
+              </w:rPr>
+              <w:t xml:space="preserve">crm_account_partner_links.id</w:t>
+            </w:r>
+          </w:p>
+        </w:tc>
+        <w:tc>
+          <w:tcPr/>
+          <w:p>
+            <w:pPr>
+              <w:pStyle w:val="Compact"/>
+            </w:pPr>
+            <w:r>
+              <w:t xml:space="preserve">Inserts one row linking a customer account to a partner relationship.</w:t>
+            </w:r>
+          </w:p>
+        </w:tc>
+      </w:tr>
+      <w:tr>
+        <w:tc>
+          <w:tcPr/>
+          <w:p>
+            <w:pPr>
+              <w:pStyle w:val="Compact"/>
+            </w:pPr>
+            <w:r>
+              <w:rPr>
+                <w:rStyle w:val="VerbatimChar"/>
+              </w:rPr>
+              <w:t xml:space="preserve">registerPartnerDeal(int $partnerId, int $opportunityId, array $data): int</w:t>
+            </w:r>
+          </w:p>
+        </w:tc>
+        <w:tc>
+          <w:tcPr/>
+          <w:p>
+            <w:pPr>
+              <w:pStyle w:val="Compact"/>
+            </w:pPr>
+            <w:r>
+              <w:t xml:space="preserve">Partner primary key, opportunity primary key, deal registration attributes (</w:t>
+            </w:r>
+            <w:r>
+              <w:rPr>
+                <w:rStyle w:val="VerbatimChar"/>
+              </w:rPr>
+              <w:t xml:space="preserve">registration_date</w:t>
+            </w:r>
+            <w:r>
+              <w:t xml:space="preserve">,</w:t>
+            </w:r>
+            <w:r>
+              <w:t xml:space="preserve"> </w:t>
+            </w:r>
+            <w:r>
+              <w:rPr>
+                <w:rStyle w:val="VerbatimChar"/>
+              </w:rPr>
+              <w:t xml:space="preserve">protection_expiry</w:t>
+            </w:r>
+            <w:r>
+              <w:t xml:space="preserve">,</w:t>
+            </w:r>
+            <w:r>
+              <w:t xml:space="preserve"> </w:t>
+            </w:r>
+            <w:r>
+              <w:rPr>
+                <w:rStyle w:val="VerbatimChar"/>
+              </w:rPr>
+              <w:t xml:space="preserve">channel_discount_pct</w:t>
+            </w:r>
+            <w:r>
+              <w:t xml:space="preserve">)</w:t>
+            </w:r>
+          </w:p>
+        </w:tc>
+        <w:tc>
+          <w:tcPr/>
+          <w:p>
+            <w:pPr>
+              <w:pStyle w:val="Compact"/>
+            </w:pPr>
+            <w:r>
+              <w:t xml:space="preserve">New</w:t>
+            </w:r>
+            <w:r>
+              <w:t xml:space="preserve"> </w:t>
+            </w:r>
+            <w:r>
+              <w:rPr>
+                <w:rStyle w:val="VerbatimChar"/>
+              </w:rPr>
+              <w:t xml:space="preserve">crm_partner_deals.id</w:t>
+            </w:r>
+          </w:p>
+        </w:tc>
+        <w:tc>
+          <w:tcPr/>
+          <w:p>
+            <w:pPr>
+              <w:pStyle w:val="Compact"/>
+            </w:pPr>
+            <w:r>
+              <w:t xml:space="preserve">Inserts one row into</w:t>
+            </w:r>
+            <w:r>
+              <w:t xml:space="preserve"> </w:t>
+            </w:r>
+            <w:r>
+              <w:rPr>
+                <w:rStyle w:val="VerbatimChar"/>
+              </w:rPr>
+              <w:t xml:space="preserve">crm_partner_deals</w:t>
+            </w:r>
+            <w:r>
+              <w:t xml:space="preserve"> </w:t>
+            </w:r>
+            <w:r>
+              <w:t xml:space="preserve">and blocks duplicate partner registration on the same opportunity while active.</w:t>
+            </w:r>
+          </w:p>
+        </w:tc>
+      </w:tr>
+      <w:tr>
+        <w:tc>
+          <w:tcPr/>
+          <w:p>
+            <w:pPr>
+              <w:pStyle w:val="Compact"/>
+            </w:pPr>
+            <w:r>
+              <w:rPr>
+                <w:rStyle w:val="VerbatimChar"/>
+              </w:rPr>
+              <w:t xml:space="preserve">getPartnerPipeline(int $partnerId): array</w:t>
+            </w:r>
+          </w:p>
+        </w:tc>
+        <w:tc>
+          <w:tcPr/>
+          <w:p>
+            <w:pPr>
+              <w:pStyle w:val="Compact"/>
+            </w:pPr>
+            <w:r>
+              <w:t xml:space="preserve">Partner primary key</w:t>
+            </w:r>
+          </w:p>
+        </w:tc>
+        <w:tc>
+          <w:tcPr/>
+          <w:p>
+            <w:pPr>
+              <w:pStyle w:val="Compact"/>
+            </w:pPr>
+            <w:r>
+              <w:t xml:space="preserve">Open partner opportunity rows with stage, forecast, and renewal context</w:t>
+            </w:r>
+          </w:p>
+        </w:tc>
+        <w:tc>
+          <w:tcPr/>
+          <w:p>
+            <w:pPr>
+              <w:pStyle w:val="Compact"/>
+            </w:pPr>
+            <w:r>
+              <w:t xml:space="preserve">Returns the governed pipeline associated with the partner.</w:t>
+            </w:r>
+          </w:p>
+        </w:tc>
+      </w:tr>
+    </w:tbl>
+    <w:p>
+      <w:pPr>
+        <w:pStyle w:val="BodyText"/>
+      </w:pPr>
+      <w:r>
+        <w:rPr>
+          <w:b/>
+          <w:bCs/>
+        </w:rPr>
+        <w:t xml:space="preserve">Tables read/written:</w:t>
+      </w:r>
+      <w:r>
+        <w:t xml:space="preserve"> </w:t>
+      </w:r>
+      <w:r>
+        <w:rPr>
+          <w:rStyle w:val="VerbatimChar"/>
+        </w:rPr>
+        <w:t xml:space="preserve">crm_channel_partners</w:t>
+      </w:r>
+      <w:r>
+        <w:t xml:space="preserve">,</w:t>
+      </w:r>
+      <w:r>
+        <w:t xml:space="preserve"> </w:t>
+      </w:r>
+      <w:r>
+        <w:rPr>
+          <w:rStyle w:val="VerbatimChar"/>
+        </w:rPr>
+        <w:t xml:space="preserve">crm_account_partner_links</w:t>
+      </w:r>
+      <w:r>
+        <w:t xml:space="preserve">,</w:t>
+      </w:r>
+      <w:r>
+        <w:t xml:space="preserve"> </w:t>
+      </w:r>
+      <w:r>
+        <w:rPr>
+          <w:rStyle w:val="VerbatimChar"/>
+        </w:rPr>
+        <w:t xml:space="preserve">crm_partner_deals</w:t>
+      </w:r>
+    </w:p>
+    <w:p>
+      <w:r>
+        <w:pict>
+          <v:rect style="width:0;height:1.5pt" o:hralign="center" o:hrstd="t" o:hr="t"/>
+        </w:pict>
+      </w:r>
+    </w:p>
+    <w:bookmarkEnd w:id="94"/>
+    <w:bookmarkStart w:id="95" w:name="salesagentservice"/>
     <w:p>
       <w:pPr>
         <w:pStyle w:val="Heading2"/>
@@ -26451,8 +31130,8 @@
         </w:pict>
       </w:r>
     </w:p>
-    <w:bookmarkEnd w:id="88"/>
-    <w:bookmarkStart w:id="89" w:name="cooperativeservice"/>
+    <w:bookmarkEnd w:id="95"/>
+    <w:bookmarkStart w:id="96" w:name="cooperativeservice"/>
     <w:p>
       <w:pPr>
         <w:pStyle w:val="Heading2"/>
@@ -27234,8 +31913,8 @@
         </w:pict>
       </w:r>
     </w:p>
-    <w:bookmarkEnd w:id="89"/>
-    <w:bookmarkStart w:id="90" w:name="projectservice"/>
+    <w:bookmarkEnd w:id="96"/>
+    <w:bookmarkStart w:id="97" w:name="projectservice"/>
     <w:p>
       <w:pPr>
         <w:pStyle w:val="Heading2"/>
@@ -28438,8 +33117,8 @@
         </w:pict>
       </w:r>
     </w:p>
-    <w:bookmarkEnd w:id="90"/>
-    <w:bookmarkStart w:id="91" w:name="strategyservice"/>
+    <w:bookmarkEnd w:id="97"/>
+    <w:bookmarkStart w:id="98" w:name="strategyservice"/>
     <w:p>
       <w:pPr>
         <w:pStyle w:val="Heading2"/>
@@ -29537,8 +34216,8 @@
         </w:pict>
       </w:r>
     </w:p>
-    <w:bookmarkEnd w:id="91"/>
-    <w:bookmarkStart w:id="92" w:name="assetservice"/>
+    <w:bookmarkEnd w:id="98"/>
+    <w:bookmarkStart w:id="99" w:name="assetservice"/>
     <w:p>
       <w:pPr>
         <w:pStyle w:val="Heading2"/>
@@ -30599,9 +35278,9 @@
         <w:t xml:space="preserve">maintenance_schedules</w:t>
       </w:r>
     </w:p>
-    <w:bookmarkEnd w:id="92"/>
-    <w:bookmarkEnd w:id="93"/>
-    <w:bookmarkStart w:id="100" w:name="integration-layer--low-level-design"/>
+    <w:bookmarkEnd w:id="99"/>
+    <w:bookmarkEnd w:id="100"/>
+    <w:bookmarkStart w:id="107" w:name="integration-layer--low-level-design"/>
     <w:p>
       <w:pPr>
         <w:pStyle w:val="Heading1"/>
@@ -30610,7 +35289,7 @@
         <w:t xml:space="preserve">Integration Layer — Low-Level Design</w:t>
       </w:r>
     </w:p>
-    <w:bookmarkStart w:id="94" w:name="overview-6"/>
+    <w:bookmarkStart w:id="101" w:name="overview-6"/>
     <w:p>
       <w:pPr>
         <w:pStyle w:val="Heading2"/>
@@ -30646,8 +35325,8 @@
         </w:pict>
       </w:r>
     </w:p>
-    <w:bookmarkEnd w:id="94"/>
-    <w:bookmarkStart w:id="95" w:name="efrisservice"/>
+    <w:bookmarkEnd w:id="101"/>
+    <w:bookmarkStart w:id="102" w:name="efrisservice"/>
     <w:p>
       <w:pPr>
         <w:pStyle w:val="Heading2"/>
@@ -30978,8 +35657,8 @@
         </w:pict>
       </w:r>
     </w:p>
-    <w:bookmarkEnd w:id="95"/>
-    <w:bookmarkStart w:id="96" w:name="momoservice"/>
+    <w:bookmarkEnd w:id="102"/>
+    <w:bookmarkStart w:id="103" w:name="momoservice"/>
     <w:p>
       <w:pPr>
         <w:pStyle w:val="Heading2"/>
@@ -31449,8 +36128,8 @@
         </w:pict>
       </w:r>
     </w:p>
-    <w:bookmarkEnd w:id="96"/>
-    <w:bookmarkStart w:id="97" w:name="africastalkingservice"/>
+    <w:bookmarkEnd w:id="103"/>
+    <w:bookmarkStart w:id="104" w:name="africastalkingservice"/>
     <w:p>
       <w:pPr>
         <w:pStyle w:val="Heading2"/>
@@ -31812,8 +36491,8 @@
         </w:pict>
       </w:r>
     </w:p>
-    <w:bookmarkEnd w:id="97"/>
-    <w:bookmarkStart w:id="98" w:name="jwtservice-mobile-api"/>
+    <w:bookmarkEnd w:id="104"/>
+    <w:bookmarkStart w:id="105" w:name="jwtservice-mobile-api"/>
     <w:p>
       <w:pPr>
         <w:pStyle w:val="Heading2"/>
@@ -32359,8 +37038,8 @@
         </w:pict>
       </w:r>
     </w:p>
-    <w:bookmarkEnd w:id="98"/>
-    <w:bookmarkStart w:id="99" w:name="offlinesyncservice-mobile-api"/>
+    <w:bookmarkEnd w:id="105"/>
+    <w:bookmarkStart w:id="106" w:name="offlinesyncservice-mobile-api"/>
     <w:p>
       <w:pPr>
         <w:pStyle w:val="Heading2"/>
@@ -32838,9 +37517,9 @@
         </w:tc>
       </w:tr>
     </w:tbl>
-    <w:bookmarkEnd w:id="99"/>
-    <w:bookmarkEnd w:id="100"/>
-    <w:bookmarkStart w:id="110" w:name="database-interaction-patterns"/>
+    <w:bookmarkEnd w:id="106"/>
+    <w:bookmarkEnd w:id="107"/>
+    <w:bookmarkStart w:id="117" w:name="database-interaction-patterns"/>
     <w:p>
       <w:pPr>
         <w:pStyle w:val="Heading1"/>
@@ -32849,7 +37528,7 @@
         <w:t xml:space="preserve">Database Interaction Patterns</w:t>
       </w:r>
     </w:p>
-    <w:bookmarkStart w:id="101" w:name="overview-7"/>
+    <w:bookmarkStart w:id="108" w:name="overview-7"/>
     <w:p>
       <w:pPr>
         <w:pStyle w:val="Heading2"/>
@@ -32873,8 +37552,8 @@
         </w:pict>
       </w:r>
     </w:p>
-    <w:bookmarkEnd w:id="101"/>
-    <w:bookmarkStart w:id="102" w:name="pdo-injection"/>
+    <w:bookmarkEnd w:id="108"/>
+    <w:bookmarkStart w:id="109" w:name="pdo-injection"/>
     <w:p>
       <w:pPr>
         <w:pStyle w:val="Heading2"/>
@@ -33209,7 +37888,7 @@
         <w:pStyle w:val="Compact"/>
         <w:numPr>
           <w:ilvl w:val="0"/>
-          <w:numId w:val="1008"/>
+          <w:numId w:val="1009"/>
         </w:numPr>
       </w:pPr>
       <w:r>
@@ -33224,7 +37903,7 @@
         <w:pStyle w:val="Compact"/>
         <w:numPr>
           <w:ilvl w:val="0"/>
-          <w:numId w:val="1008"/>
+          <w:numId w:val="1009"/>
         </w:numPr>
       </w:pPr>
       <w:r>
@@ -33239,7 +37918,7 @@
         <w:pStyle w:val="Compact"/>
         <w:numPr>
           <w:ilvl w:val="0"/>
-          <w:numId w:val="1008"/>
+          <w:numId w:val="1009"/>
         </w:numPr>
       </w:pPr>
       <w:r>
@@ -33288,8 +37967,8 @@
         </w:pict>
       </w:r>
     </w:p>
-    <w:bookmarkEnd w:id="102"/>
-    <w:bookmarkStart w:id="103" w:name="tenant-isolation-rule"/>
+    <w:bookmarkEnd w:id="109"/>
+    <w:bookmarkStart w:id="110" w:name="tenant-isolation-rule"/>
     <w:p>
       <w:pPr>
         <w:pStyle w:val="Heading2"/>
@@ -33614,8 +38293,8 @@
         </w:pict>
       </w:r>
     </w:p>
-    <w:bookmarkEnd w:id="103"/>
-    <w:bookmarkStart w:id="104" w:name="prepared-statements"/>
+    <w:bookmarkEnd w:id="110"/>
+    <w:bookmarkStart w:id="111" w:name="prepared-statements"/>
     <w:p>
       <w:pPr>
         <w:pStyle w:val="Heading2"/>
@@ -34261,8 +38940,8 @@
         </w:pict>
       </w:r>
     </w:p>
-    <w:bookmarkEnd w:id="104"/>
-    <w:bookmarkStart w:id="105" w:name="transaction-boundaries"/>
+    <w:bookmarkEnd w:id="111"/>
+    <w:bookmarkStart w:id="112" w:name="transaction-boundaries"/>
     <w:p>
       <w:pPr>
         <w:pStyle w:val="Heading2"/>
@@ -34731,8 +39410,8 @@
         </w:pict>
       </w:r>
     </w:p>
-    <w:bookmarkEnd w:id="105"/>
-    <w:bookmarkStart w:id="106" w:name="audit-log-integration"/>
+    <w:bookmarkEnd w:id="112"/>
+    <w:bookmarkStart w:id="113" w:name="audit-log-integration"/>
     <w:p>
       <w:pPr>
         <w:pStyle w:val="Heading2"/>
@@ -34893,8 +39572,8 @@
         </w:pict>
       </w:r>
     </w:p>
-    <w:bookmarkEnd w:id="106"/>
-    <w:bookmarkStart w:id="107" w:name="view-usage"/>
+    <w:bookmarkEnd w:id="113"/>
+    <w:bookmarkStart w:id="114" w:name="view-usage"/>
     <w:p>
       <w:pPr>
         <w:pStyle w:val="Heading2"/>
@@ -35213,8 +39892,8 @@
         </w:pict>
       </w:r>
     </w:p>
-    <w:bookmarkEnd w:id="107"/>
-    <w:bookmarkStart w:id="108" w:name="branch-isolation"/>
+    <w:bookmarkEnd w:id="114"/>
+    <w:bookmarkStart w:id="115" w:name="branch-isolation"/>
     <w:p>
       <w:pPr>
         <w:pStyle w:val="Heading2"/>
@@ -35304,8 +39983,8 @@
         </w:pict>
       </w:r>
     </w:p>
-    <w:bookmarkEnd w:id="108"/>
-    <w:bookmarkStart w:id="109" w:name="connection-lifecycle"/>
+    <w:bookmarkEnd w:id="115"/>
+    <w:bookmarkStart w:id="116" w:name="connection-lifecycle"/>
     <w:p>
       <w:pPr>
         <w:pStyle w:val="Heading2"/>
@@ -35364,9 +40043,9 @@
         <w:t xml:space="preserve">to prevent stale connections.</w:t>
       </w:r>
     </w:p>
-    <w:bookmarkEnd w:id="109"/>
-    <w:bookmarkEnd w:id="110"/>
-    <w:bookmarkStart w:id="123" w:name="industrial-modules---low-level-design"/>
+    <w:bookmarkEnd w:id="116"/>
+    <w:bookmarkEnd w:id="117"/>
+    <w:bookmarkStart w:id="130" w:name="industrial-modules---low-level-design"/>
     <w:p>
       <w:pPr>
         <w:pStyle w:val="Heading1"/>
@@ -35375,7 +40054,7 @@
         <w:t xml:space="preserve">Industrial Modules - Low-Level Design</w:t>
       </w:r>
     </w:p>
-    <w:bookmarkStart w:id="111" w:name="overview-8"/>
+    <w:bookmarkStart w:id="118" w:name="overview-8"/>
     <w:p>
       <w:pPr>
         <w:pStyle w:val="Heading2"/>
@@ -35414,8 +40093,8 @@
         </w:pict>
       </w:r>
     </w:p>
-    <w:bookmarkEnd w:id="111"/>
-    <w:bookmarkStart w:id="112" w:name="plmitemservice"/>
+    <w:bookmarkEnd w:id="118"/>
+    <w:bookmarkStart w:id="119" w:name="plmitemservice"/>
     <w:p>
       <w:pPr>
         <w:pStyle w:val="Heading2"/>
@@ -35826,8 +40505,8 @@
         </w:pict>
       </w:r>
     </w:p>
-    <w:bookmarkEnd w:id="112"/>
-    <w:bookmarkStart w:id="113" w:name="engineeringchangeservice"/>
+    <w:bookmarkEnd w:id="119"/>
+    <w:bookmarkStart w:id="120" w:name="engineeringchangeservice"/>
     <w:p>
       <w:pPr>
         <w:pStyle w:val="Heading2"/>
@@ -36286,8 +40965,8 @@
         </w:pict>
       </w:r>
     </w:p>
-    <w:bookmarkEnd w:id="113"/>
-    <w:bookmarkStart w:id="114" w:name="plmdocumentservice"/>
+    <w:bookmarkEnd w:id="120"/>
+    <w:bookmarkStart w:id="121" w:name="plmdocumentservice"/>
     <w:p>
       <w:pPr>
         <w:pStyle w:val="Heading2"/>
@@ -36656,8 +41335,8 @@
         </w:pict>
       </w:r>
     </w:p>
-    <w:bookmarkEnd w:id="114"/>
-    <w:bookmarkStart w:id="115" w:name="npiservice"/>
+    <w:bookmarkEnd w:id="121"/>
+    <w:bookmarkStart w:id="122" w:name="npiservice"/>
     <w:p>
       <w:pPr>
         <w:pStyle w:val="Heading2"/>
@@ -37041,8 +41720,8 @@
         </w:pict>
       </w:r>
     </w:p>
-    <w:bookmarkEnd w:id="115"/>
-    <w:bookmarkStart w:id="116" w:name="plmpublicationservice"/>
+    <w:bookmarkEnd w:id="122"/>
+    <w:bookmarkStart w:id="123" w:name="plmpublicationservice"/>
     <w:p>
       <w:pPr>
         <w:pStyle w:val="Heading2"/>
@@ -37447,8 +42126,8 @@
         </w:pict>
       </w:r>
     </w:p>
-    <w:bookmarkEnd w:id="116"/>
-    <w:bookmarkStart w:id="117" w:name="shipmentplanningservice"/>
+    <w:bookmarkEnd w:id="123"/>
+    <w:bookmarkStart w:id="124" w:name="shipmentplanningservice"/>
     <w:p>
       <w:pPr>
         <w:pStyle w:val="Heading2"/>
@@ -37862,8 +42541,8 @@
         </w:pict>
       </w:r>
     </w:p>
-    <w:bookmarkEnd w:id="117"/>
-    <w:bookmarkStart w:id="118" w:name="routeplanningservice"/>
+    <w:bookmarkEnd w:id="124"/>
+    <w:bookmarkStart w:id="125" w:name="routeplanningservice"/>
     <w:p>
       <w:pPr>
         <w:pStyle w:val="Heading2"/>
@@ -38256,8 +42935,8 @@
         </w:pict>
       </w:r>
     </w:p>
-    <w:bookmarkEnd w:id="118"/>
-    <w:bookmarkStart w:id="119" w:name="dispatchservice"/>
+    <w:bookmarkEnd w:id="125"/>
+    <w:bookmarkStart w:id="126" w:name="dispatchservice"/>
     <w:p>
       <w:pPr>
         <w:pStyle w:val="Heading2"/>
@@ -38689,8 +43368,8 @@
         </w:pict>
       </w:r>
     </w:p>
-    <w:bookmarkEnd w:id="119"/>
-    <w:bookmarkStart w:id="120" w:name="tripexecutionservice"/>
+    <w:bookmarkEnd w:id="126"/>
+    <w:bookmarkStart w:id="127" w:name="tripexecutionservice"/>
     <w:p>
       <w:pPr>
         <w:pStyle w:val="Heading2"/>
@@ -39104,8 +43783,8 @@
         </w:pict>
       </w:r>
     </w:p>
-    <w:bookmarkEnd w:id="120"/>
-    <w:bookmarkStart w:id="121" w:name="exceptionservice"/>
+    <w:bookmarkEnd w:id="127"/>
+    <w:bookmarkStart w:id="128" w:name="exceptionservice"/>
     <w:p>
       <w:pPr>
         <w:pStyle w:val="Heading2"/>
@@ -39471,8 +44150,8 @@
         </w:pict>
       </w:r>
     </w:p>
-    <w:bookmarkEnd w:id="121"/>
-    <w:bookmarkStart w:id="122" w:name="freightsettlementservice"/>
+    <w:bookmarkEnd w:id="128"/>
+    <w:bookmarkStart w:id="129" w:name="freightsettlementservice"/>
     <w:p>
       <w:pPr>
         <w:pStyle w:val="Heading2"/>
@@ -39876,9 +44555,9 @@
         <w:t xml:space="preserve">transport_lane_costs</w:t>
       </w:r>
     </w:p>
-    <w:bookmarkEnd w:id="122"/>
-    <w:bookmarkEnd w:id="123"/>
-    <w:bookmarkStart w:id="154" w:name="Xc32218629fcfa172f6b6d5faebe0749ab98bbd5"/>
+    <w:bookmarkEnd w:id="129"/>
+    <w:bookmarkEnd w:id="130"/>
+    <w:bookmarkStart w:id="161" w:name="Xc32218629fcfa172f6b6d5faebe0749ab98bbd5"/>
     <w:p>
       <w:pPr>
         <w:pStyle w:val="Heading1"/>
@@ -39887,7 +44566,7 @@
         <w:t xml:space="preserve">11. Finance Operations Services</w:t>
       </w:r>
     </w:p>
-    <w:bookmarkStart w:id="124" w:name="X93c8f7bda7bfc5ebf3de79a61df038885ee446b"/>
+    <w:bookmarkStart w:id="131" w:name="X93c8f7bda7bfc5ebf3de79a61df038885ee446b"/>
     <w:p>
       <w:pPr>
         <w:pStyle w:val="Heading2"/>
@@ -39904,8 +44583,8 @@
         <w:t xml:space="preserve">This section defines low-level finance operations services that extend the accounting core for payment control, bank reconciliation, asset-accounting runs, and group-finance orchestration. These services are additive. They consume accounting and operational master data from existing modules and publish governed finance outcomes back into accounting, reporting, and integration layers.</w:t>
       </w:r>
     </w:p>
-    <w:bookmarkEnd w:id="124"/>
-    <w:bookmarkStart w:id="128" w:name="Xd7be3af8c5b50a454bd73c29efe8ad39b059128"/>
+    <w:bookmarkEnd w:id="131"/>
+    <w:bookmarkStart w:id="135" w:name="Xd7be3af8c5b50a454bd73c29efe8ad39b059128"/>
     <w:p>
       <w:pPr>
         <w:pStyle w:val="Heading2"/>
@@ -39923,71 +44602,13 @@
         <w:t xml:space="preserve">BankAccountGovernanceService</w:t>
       </w:r>
     </w:p>
-    <w:bookmarkStart w:id="125" w:name="Xc8b8432bef406773db0bce8cbdd732144c4b1c9"/>
+    <w:bookmarkStart w:id="132" w:name="Xc8b8432bef406773db0bce8cbdd732144c4b1c9"/>
     <w:p>
       <w:pPr>
         <w:pStyle w:val="Heading3"/>
       </w:pPr>
       <w:r>
         <w:t xml:space="preserve">11.2.1 Responsibilities</w:t>
-      </w:r>
-    </w:p>
-    <w:p>
-      <w:pPr>
-        <w:pStyle w:val="Compact"/>
-        <w:numPr>
-          <w:ilvl w:val="0"/>
-          <w:numId w:val="1009"/>
-        </w:numPr>
-      </w:pPr>
-      <w:r>
-        <w:t xml:space="preserve">manage bank account master records by entity, currency, and usage</w:t>
-      </w:r>
-    </w:p>
-    <w:p>
-      <w:pPr>
-        <w:pStyle w:val="Compact"/>
-        <w:numPr>
-          <w:ilvl w:val="0"/>
-          <w:numId w:val="1009"/>
-        </w:numPr>
-      </w:pPr>
-      <w:r>
-        <w:t xml:space="preserve">maintain account status, signatory policy, and release thresholds</w:t>
-      </w:r>
-    </w:p>
-    <w:p>
-      <w:pPr>
-        <w:pStyle w:val="Compact"/>
-        <w:numPr>
-          <w:ilvl w:val="0"/>
-          <w:numId w:val="1009"/>
-        </w:numPr>
-      </w:pPr>
-      <w:r>
-        <w:t xml:space="preserve">store connector routing metadata without embedding bank-specific protocol logic in the ledger domain</w:t>
-      </w:r>
-    </w:p>
-    <w:p>
-      <w:pPr>
-        <w:pStyle w:val="Compact"/>
-        <w:numPr>
-          <w:ilvl w:val="0"/>
-          <w:numId w:val="1009"/>
-        </w:numPr>
-      </w:pPr>
-      <w:r>
-        <w:t xml:space="preserve">enforce approval workflow for creation, change, suspension, and closure of bank accounts</w:t>
-      </w:r>
-    </w:p>
-    <w:bookmarkEnd w:id="125"/>
-    <w:bookmarkStart w:id="126" w:name="X4819f0ec9f3489292f5003660dc3f651d373915"/>
-    <w:p>
-      <w:pPr>
-        <w:pStyle w:val="Heading3"/>
-      </w:pPr>
-      <w:r>
-        <w:t xml:space="preserve">11.2.2 Core Operations</w:t>
       </w:r>
     </w:p>
     <w:p>
@@ -39999,10 +44620,7 @@
         </w:numPr>
       </w:pPr>
       <w:r>
-        <w:rPr>
-          <w:rStyle w:val="VerbatimChar"/>
-        </w:rPr>
-        <w:t xml:space="preserve">createBankAccount(entityId, payload)</w:t>
+        <w:t xml:space="preserve">manage bank account master records by entity, currency, and usage</w:t>
       </w:r>
     </w:p>
     <w:p>
@@ -40014,10 +44632,7 @@
         </w:numPr>
       </w:pPr>
       <w:r>
-        <w:rPr>
-          <w:rStyle w:val="VerbatimChar"/>
-        </w:rPr>
-        <w:t xml:space="preserve">submitBankAccountChange(accountId, changeSet)</w:t>
+        <w:t xml:space="preserve">maintain account status, signatory policy, and release thresholds</w:t>
       </w:r>
     </w:p>
     <w:p>
@@ -40029,10 +44644,7 @@
         </w:numPr>
       </w:pPr>
       <w:r>
-        <w:rPr>
-          <w:rStyle w:val="VerbatimChar"/>
-        </w:rPr>
-        <w:t xml:space="preserve">approveBankAccountChange(requestId, approverId)</w:t>
+        <w:t xml:space="preserve">store connector routing metadata without embedding bank-specific protocol logic in the ledger domain</w:t>
       </w:r>
     </w:p>
     <w:p>
@@ -40044,35 +44656,17 @@
         </w:numPr>
       </w:pPr>
       <w:r>
-        <w:rPr>
-          <w:rStyle w:val="VerbatimChar"/>
-        </w:rPr>
-        <w:t xml:space="preserve">suspendBankAccount(accountId, reason)</w:t>
-      </w:r>
-    </w:p>
-    <w:p>
-      <w:pPr>
-        <w:pStyle w:val="Compact"/>
-        <w:numPr>
-          <w:ilvl w:val="0"/>
-          <w:numId w:val="1010"/>
-        </w:numPr>
-      </w:pPr>
-      <w:r>
-        <w:rPr>
-          <w:rStyle w:val="VerbatimChar"/>
-        </w:rPr>
-        <w:t xml:space="preserve">listEligibleAccounts(entityId, purpose, currency)</w:t>
-      </w:r>
-    </w:p>
-    <w:bookmarkEnd w:id="126"/>
-    <w:bookmarkStart w:id="127" w:name="X59b524f0d66aee749f85c527c1a4ad1d39afed5"/>
+        <w:t xml:space="preserve">enforce approval workflow for creation, change, suspension, and closure of bank accounts</w:t>
+      </w:r>
+    </w:p>
+    <w:bookmarkEnd w:id="132"/>
+    <w:bookmarkStart w:id="133" w:name="X4819f0ec9f3489292f5003660dc3f651d373915"/>
     <w:p>
       <w:pPr>
         <w:pStyle w:val="Heading3"/>
       </w:pPr>
       <w:r>
-        <w:t xml:space="preserve">11.2.3 Rules</w:t>
+        <w:t xml:space="preserve">11.2.2 Core Operations</w:t>
       </w:r>
     </w:p>
     <w:p>
@@ -40084,7 +44678,10 @@
         </w:numPr>
       </w:pPr>
       <w:r>
-        <w:t xml:space="preserve">active payment release requires an approved bank account in usable status</w:t>
+        <w:rPr>
+          <w:rStyle w:val="VerbatimChar"/>
+        </w:rPr>
+        <w:t xml:space="preserve">createBankAccount(entityId, payload)</w:t>
       </w:r>
     </w:p>
     <w:p>
@@ -40096,7 +44693,10 @@
         </w:numPr>
       </w:pPr>
       <w:r>
-        <w:t xml:space="preserve">account-number and routing-field changes require controlled approval, not direct overwrite</w:t>
+        <w:rPr>
+          <w:rStyle w:val="VerbatimChar"/>
+        </w:rPr>
+        <w:t xml:space="preserve">submitBankAccountChange(accountId, changeSet)</w:t>
       </w:r>
     </w:p>
     <w:p>
@@ -40108,36 +44708,50 @@
         </w:numPr>
       </w:pPr>
       <w:r>
-        <w:t xml:space="preserve">default disbursement accounts are unique by entity, payment rail, and currency combination</w:t>
-      </w:r>
-    </w:p>
-    <w:bookmarkEnd w:id="127"/>
-    <w:bookmarkEnd w:id="128"/>
-    <w:bookmarkStart w:id="132" w:name="X7485cb9808d4fdecb14b5d59750d994f612e350"/>
-    <w:p>
-      <w:pPr>
-        <w:pStyle w:val="Heading2"/>
-      </w:pPr>
-      <w:r>
-        <w:t xml:space="preserve">11.3</w:t>
-      </w:r>
-      <w:r>
-        <w:t xml:space="preserve"> </w:t>
-      </w:r>
-      <w:r>
-        <w:rPr>
-          <w:rStyle w:val="VerbatimChar"/>
-        </w:rPr>
-        <w:t xml:space="preserve">PaymentReleaseWorkflowService</w:t>
-      </w:r>
-    </w:p>
-    <w:bookmarkStart w:id="129" w:name="X531d25c2a62345e9d699c15b9c8188acda1a1dc"/>
+        <w:rPr>
+          <w:rStyle w:val="VerbatimChar"/>
+        </w:rPr>
+        <w:t xml:space="preserve">approveBankAccountChange(requestId, approverId)</w:t>
+      </w:r>
+    </w:p>
+    <w:p>
+      <w:pPr>
+        <w:pStyle w:val="Compact"/>
+        <w:numPr>
+          <w:ilvl w:val="0"/>
+          <w:numId w:val="1011"/>
+        </w:numPr>
+      </w:pPr>
+      <w:r>
+        <w:rPr>
+          <w:rStyle w:val="VerbatimChar"/>
+        </w:rPr>
+        <w:t xml:space="preserve">suspendBankAccount(accountId, reason)</w:t>
+      </w:r>
+    </w:p>
+    <w:p>
+      <w:pPr>
+        <w:pStyle w:val="Compact"/>
+        <w:numPr>
+          <w:ilvl w:val="0"/>
+          <w:numId w:val="1011"/>
+        </w:numPr>
+      </w:pPr>
+      <w:r>
+        <w:rPr>
+          <w:rStyle w:val="VerbatimChar"/>
+        </w:rPr>
+        <w:t xml:space="preserve">listEligibleAccounts(entityId, purpose, currency)</w:t>
+      </w:r>
+    </w:p>
+    <w:bookmarkEnd w:id="133"/>
+    <w:bookmarkStart w:id="134" w:name="X59b524f0d66aee749f85c527c1a4ad1d39afed5"/>
     <w:p>
       <w:pPr>
         <w:pStyle w:val="Heading3"/>
       </w:pPr>
       <w:r>
-        <w:t xml:space="preserve">11.3.1 Responsibilities</w:t>
+        <w:t xml:space="preserve">11.2.3 Rules</w:t>
       </w:r>
     </w:p>
     <w:p>
@@ -40149,7 +44763,7 @@
         </w:numPr>
       </w:pPr>
       <w:r>
-        <w:t xml:space="preserve">assemble payment batches from approved obligations</w:t>
+        <w:t xml:space="preserve">active payment release requires an approved bank account in usable status</w:t>
       </w:r>
     </w:p>
     <w:p>
@@ -40161,7 +44775,7 @@
         </w:numPr>
       </w:pPr>
       <w:r>
-        <w:t xml:space="preserve">validate batch composition, due dates, currencies, and bank-account policy</w:t>
+        <w:t xml:space="preserve">account-number and routing-field changes require controlled approval, not direct overwrite</w:t>
       </w:r>
     </w:p>
     <w:p>
@@ -40173,41 +44787,36 @@
         </w:numPr>
       </w:pPr>
       <w:r>
-        <w:t xml:space="preserve">orchestrate maker-checker approval steps</w:t>
-      </w:r>
-    </w:p>
-    <w:p>
-      <w:pPr>
-        <w:pStyle w:val="Compact"/>
-        <w:numPr>
-          <w:ilvl w:val="0"/>
-          <w:numId w:val="1012"/>
-        </w:numPr>
-      </w:pPr>
-      <w:r>
-        <w:t xml:space="preserve">generate release payloads for connector adapters or controlled exports</w:t>
-      </w:r>
-    </w:p>
-    <w:p>
-      <w:pPr>
-        <w:pStyle w:val="Compact"/>
-        <w:numPr>
-          <w:ilvl w:val="0"/>
-          <w:numId w:val="1012"/>
-        </w:numPr>
-      </w:pPr>
-      <w:r>
-        <w:t xml:space="preserve">capture release evidence, transmission status, and rejection outcomes</w:t>
-      </w:r>
-    </w:p>
-    <w:bookmarkEnd w:id="129"/>
-    <w:bookmarkStart w:id="130" w:name="X9b17ca8313bf0f4cbba4c206c954c339c1a3f67"/>
+        <w:t xml:space="preserve">default disbursement accounts are unique by entity, payment rail, and currency combination</w:t>
+      </w:r>
+    </w:p>
+    <w:bookmarkEnd w:id="134"/>
+    <w:bookmarkEnd w:id="135"/>
+    <w:bookmarkStart w:id="139" w:name="X7485cb9808d4fdecb14b5d59750d994f612e350"/>
+    <w:p>
+      <w:pPr>
+        <w:pStyle w:val="Heading2"/>
+      </w:pPr>
+      <w:r>
+        <w:t xml:space="preserve">11.3</w:t>
+      </w:r>
+      <w:r>
+        <w:t xml:space="preserve"> </w:t>
+      </w:r>
+      <w:r>
+        <w:rPr>
+          <w:rStyle w:val="VerbatimChar"/>
+        </w:rPr>
+        <w:t xml:space="preserve">PaymentReleaseWorkflowService</w:t>
+      </w:r>
+    </w:p>
+    <w:bookmarkStart w:id="136" w:name="X531d25c2a62345e9d699c15b9c8188acda1a1dc"/>
     <w:p>
       <w:pPr>
         <w:pStyle w:val="Heading3"/>
       </w:pPr>
       <w:r>
-        <w:t xml:space="preserve">11.3.2 Core Operations</w:t>
+        <w:t xml:space="preserve">11.3.1 Responsibilities</w:t>
       </w:r>
     </w:p>
     <w:p>
@@ -40219,10 +44828,7 @@
         </w:numPr>
       </w:pPr>
       <w:r>
-        <w:rPr>
-          <w:rStyle w:val="VerbatimChar"/>
-        </w:rPr>
-        <w:t xml:space="preserve">createPaymentBatch(entityId, sourceFilters)</w:t>
+        <w:t xml:space="preserve">assemble payment batches from approved obligations</w:t>
       </w:r>
     </w:p>
     <w:p>
@@ -40234,10 +44840,7 @@
         </w:numPr>
       </w:pPr>
       <w:r>
-        <w:rPr>
-          <w:rStyle w:val="VerbatimChar"/>
-        </w:rPr>
-        <w:t xml:space="preserve">validatePaymentBatch(batchId)</w:t>
+        <w:t xml:space="preserve">validate batch composition, due dates, currencies, and bank-account policy</w:t>
       </w:r>
     </w:p>
     <w:p>
@@ -40249,10 +44852,7 @@
         </w:numPr>
       </w:pPr>
       <w:r>
-        <w:rPr>
-          <w:rStyle w:val="VerbatimChar"/>
-        </w:rPr>
-        <w:t xml:space="preserve">submitBatchForApproval(batchId, submitterId)</w:t>
+        <w:t xml:space="preserve">orchestrate maker-checker approval steps</w:t>
       </w:r>
     </w:p>
     <w:p>
@@ -40264,10 +44864,7 @@
         </w:numPr>
       </w:pPr>
       <w:r>
-        <w:rPr>
-          <w:rStyle w:val="VerbatimChar"/>
-        </w:rPr>
-        <w:t xml:space="preserve">recordApprovalAction(batchId, approverId, action, comment)</w:t>
+        <w:t xml:space="preserve">generate release payloads for connector adapters or controlled exports</w:t>
       </w:r>
     </w:p>
     <w:p>
@@ -40279,35 +44876,17 @@
         </w:numPr>
       </w:pPr>
       <w:r>
-        <w:rPr>
-          <w:rStyle w:val="VerbatimChar"/>
-        </w:rPr>
-        <w:t xml:space="preserve">releasePaymentBatch(batchId, releaserId)</w:t>
-      </w:r>
-    </w:p>
-    <w:p>
-      <w:pPr>
-        <w:pStyle w:val="Compact"/>
-        <w:numPr>
-          <w:ilvl w:val="0"/>
-          <w:numId w:val="1013"/>
-        </w:numPr>
-      </w:pPr>
-      <w:r>
-        <w:rPr>
-          <w:rStyle w:val="VerbatimChar"/>
-        </w:rPr>
-        <w:t xml:space="preserve">recordBankExecutionFeedback(batchId, statusPayload)</w:t>
-      </w:r>
-    </w:p>
-    <w:bookmarkEnd w:id="130"/>
-    <w:bookmarkStart w:id="131" w:name="Xfe5910066bb3543b753a614271dd2d2ba7b2aff"/>
+        <w:t xml:space="preserve">capture release evidence, transmission status, and rejection outcomes</w:t>
+      </w:r>
+    </w:p>
+    <w:bookmarkEnd w:id="136"/>
+    <w:bookmarkStart w:id="137" w:name="X9b17ca8313bf0f4cbba4c206c954c339c1a3f67"/>
     <w:p>
       <w:pPr>
         <w:pStyle w:val="Heading3"/>
       </w:pPr>
       <w:r>
-        <w:t xml:space="preserve">11.3.3 Rules</w:t>
+        <w:t xml:space="preserve">11.3.2 Core Operations</w:t>
       </w:r>
     </w:p>
     <w:p>
@@ -40319,7 +44898,10 @@
         </w:numPr>
       </w:pPr>
       <w:r>
-        <w:t xml:space="preserve">a user cannot both prepare and finally approve the same payment batch</w:t>
+        <w:rPr>
+          <w:rStyle w:val="VerbatimChar"/>
+        </w:rPr>
+        <w:t xml:space="preserve">createPaymentBatch(entityId, sourceFilters)</w:t>
       </w:r>
     </w:p>
     <w:p>
@@ -40331,7 +44913,10 @@
         </w:numPr>
       </w:pPr>
       <w:r>
-        <w:t xml:space="preserve">release requires all threshold approvals to be complete</w:t>
+        <w:rPr>
+          <w:rStyle w:val="VerbatimChar"/>
+        </w:rPr>
+        <w:t xml:space="preserve">validatePaymentBatch(batchId)</w:t>
       </w:r>
     </w:p>
     <w:p>
@@ -40343,7 +44928,10 @@
         </w:numPr>
       </w:pPr>
       <w:r>
-        <w:t xml:space="preserve">partially failed batches create actionable exception items without rewriting approved source obligations</w:t>
+        <w:rPr>
+          <w:rStyle w:val="VerbatimChar"/>
+        </w:rPr>
+        <w:t xml:space="preserve">submitBatchForApproval(batchId, submitterId)</w:t>
       </w:r>
     </w:p>
     <w:p>
@@ -40355,36 +44943,50 @@
         </w:numPr>
       </w:pPr>
       <w:r>
-        <w:t xml:space="preserve">release payloads are immutable once transmitted; corrections occur through controlled reversal or replacement flows</w:t>
-      </w:r>
-    </w:p>
-    <w:bookmarkEnd w:id="131"/>
-    <w:bookmarkEnd w:id="132"/>
-    <w:bookmarkStart w:id="136" w:name="X293f448b68291f161a8d00b8fdc3416843e2395"/>
-    <w:p>
-      <w:pPr>
-        <w:pStyle w:val="Heading2"/>
-      </w:pPr>
-      <w:r>
-        <w:t xml:space="preserve">11.4</w:t>
-      </w:r>
-      <w:r>
-        <w:t xml:space="preserve"> </w:t>
-      </w:r>
-      <w:r>
-        <w:rPr>
-          <w:rStyle w:val="VerbatimChar"/>
-        </w:rPr>
-        <w:t xml:space="preserve">BankReconciliationService</w:t>
-      </w:r>
-    </w:p>
-    <w:bookmarkStart w:id="133" w:name="X3c268e58d7105754d34a608c1168fcbd63d228a"/>
+        <w:rPr>
+          <w:rStyle w:val="VerbatimChar"/>
+        </w:rPr>
+        <w:t xml:space="preserve">recordApprovalAction(batchId, approverId, action, comment)</w:t>
+      </w:r>
+    </w:p>
+    <w:p>
+      <w:pPr>
+        <w:pStyle w:val="Compact"/>
+        <w:numPr>
+          <w:ilvl w:val="0"/>
+          <w:numId w:val="1014"/>
+        </w:numPr>
+      </w:pPr>
+      <w:r>
+        <w:rPr>
+          <w:rStyle w:val="VerbatimChar"/>
+        </w:rPr>
+        <w:t xml:space="preserve">releasePaymentBatch(batchId, releaserId)</w:t>
+      </w:r>
+    </w:p>
+    <w:p>
+      <w:pPr>
+        <w:pStyle w:val="Compact"/>
+        <w:numPr>
+          <w:ilvl w:val="0"/>
+          <w:numId w:val="1014"/>
+        </w:numPr>
+      </w:pPr>
+      <w:r>
+        <w:rPr>
+          <w:rStyle w:val="VerbatimChar"/>
+        </w:rPr>
+        <w:t xml:space="preserve">recordBankExecutionFeedback(batchId, statusPayload)</w:t>
+      </w:r>
+    </w:p>
+    <w:bookmarkEnd w:id="137"/>
+    <w:bookmarkStart w:id="138" w:name="Xfe5910066bb3543b753a614271dd2d2ba7b2aff"/>
     <w:p>
       <w:pPr>
         <w:pStyle w:val="Heading3"/>
       </w:pPr>
       <w:r>
-        <w:t xml:space="preserve">11.4.1 Responsibilities</w:t>
+        <w:t xml:space="preserve">11.3.3 Rules</w:t>
       </w:r>
     </w:p>
     <w:p>
@@ -40396,7 +44998,7 @@
         </w:numPr>
       </w:pPr>
       <w:r>
-        <w:t xml:space="preserve">register statement import batches and parsed statement lines</w:t>
+        <w:t xml:space="preserve">a user cannot both prepare and finally approve the same payment batch</w:t>
       </w:r>
     </w:p>
     <w:p>
@@ -40408,7 +45010,7 @@
         </w:numPr>
       </w:pPr>
       <w:r>
-        <w:t xml:space="preserve">generate candidate matches between bank activity and ERP cash transactions</w:t>
+        <w:t xml:space="preserve">release requires all threshold approvals to be complete</w:t>
       </w:r>
     </w:p>
     <w:p>
@@ -40420,7 +45022,7 @@
         </w:numPr>
       </w:pPr>
       <w:r>
-        <w:t xml:space="preserve">maintain reconciliation items, exceptions, and manual-review decisions</w:t>
+        <w:t xml:space="preserve">partially failed batches create actionable exception items without rewriting approved source obligations</w:t>
       </w:r>
     </w:p>
     <w:p>
@@ -40432,17 +45034,36 @@
         </w:numPr>
       </w:pPr>
       <w:r>
-        <w:t xml:space="preserve">produce reconciliation completion status by bank account and period</w:t>
-      </w:r>
-    </w:p>
-    <w:bookmarkEnd w:id="133"/>
-    <w:bookmarkStart w:id="134" w:name="Xda43a59c5ad5af1acbcf4cf35be5eb18a20962b"/>
+        <w:t xml:space="preserve">release payloads are immutable once transmitted; corrections occur through controlled reversal or replacement flows</w:t>
+      </w:r>
+    </w:p>
+    <w:bookmarkEnd w:id="138"/>
+    <w:bookmarkEnd w:id="139"/>
+    <w:bookmarkStart w:id="143" w:name="X293f448b68291f161a8d00b8fdc3416843e2395"/>
+    <w:p>
+      <w:pPr>
+        <w:pStyle w:val="Heading2"/>
+      </w:pPr>
+      <w:r>
+        <w:t xml:space="preserve">11.4</w:t>
+      </w:r>
+      <w:r>
+        <w:t xml:space="preserve"> </w:t>
+      </w:r>
+      <w:r>
+        <w:rPr>
+          <w:rStyle w:val="VerbatimChar"/>
+        </w:rPr>
+        <w:t xml:space="preserve">BankReconciliationService</w:t>
+      </w:r>
+    </w:p>
+    <w:bookmarkStart w:id="140" w:name="X3c268e58d7105754d34a608c1168fcbd63d228a"/>
     <w:p>
       <w:pPr>
         <w:pStyle w:val="Heading3"/>
       </w:pPr>
       <w:r>
-        <w:t xml:space="preserve">11.4.2 Core Operations</w:t>
+        <w:t xml:space="preserve">11.4.1 Responsibilities</w:t>
       </w:r>
     </w:p>
     <w:p>
@@ -40454,10 +45075,7 @@
         </w:numPr>
       </w:pPr>
       <w:r>
-        <w:rPr>
-          <w:rStyle w:val="VerbatimChar"/>
-        </w:rPr>
-        <w:t xml:space="preserve">registerStatementImport(accountId, importMetadata)</w:t>
+        <w:t xml:space="preserve">register statement import batches and parsed statement lines</w:t>
       </w:r>
     </w:p>
     <w:p>
@@ -40469,10 +45087,7 @@
         </w:numPr>
       </w:pPr>
       <w:r>
-        <w:rPr>
-          <w:rStyle w:val="VerbatimChar"/>
-        </w:rPr>
-        <w:t xml:space="preserve">ingestStatementLines(importId, lines)</w:t>
+        <w:t xml:space="preserve">generate candidate matches between bank activity and ERP cash transactions</w:t>
       </w:r>
     </w:p>
     <w:p>
@@ -40484,10 +45099,7 @@
         </w:numPr>
       </w:pPr>
       <w:r>
-        <w:rPr>
-          <w:rStyle w:val="VerbatimChar"/>
-        </w:rPr>
-        <w:t xml:space="preserve">generateMatchSuggestions(accountId, statementWindow)</w:t>
+        <w:t xml:space="preserve">maintain reconciliation items, exceptions, and manual-review decisions</w:t>
       </w:r>
     </w:p>
     <w:p>
@@ -40499,50 +45111,17 @@
         </w:numPr>
       </w:pPr>
       <w:r>
-        <w:rPr>
-          <w:rStyle w:val="VerbatimChar"/>
-        </w:rPr>
-        <w:t xml:space="preserve">confirmMatch(reconciliationItemId, actorId)</w:t>
-      </w:r>
-    </w:p>
-    <w:p>
-      <w:pPr>
-        <w:pStyle w:val="Compact"/>
-        <w:numPr>
-          <w:ilvl w:val="0"/>
-          <w:numId w:val="1016"/>
-        </w:numPr>
-      </w:pPr>
-      <w:r>
-        <w:rPr>
-          <w:rStyle w:val="VerbatimChar"/>
-        </w:rPr>
-        <w:t xml:space="preserve">flagException(reconciliationItemId, reasonCode)</w:t>
-      </w:r>
-    </w:p>
-    <w:p>
-      <w:pPr>
-        <w:pStyle w:val="Compact"/>
-        <w:numPr>
-          <w:ilvl w:val="0"/>
-          <w:numId w:val="1016"/>
-        </w:numPr>
-      </w:pPr>
-      <w:r>
-        <w:rPr>
-          <w:rStyle w:val="VerbatimChar"/>
-        </w:rPr>
-        <w:t xml:space="preserve">closeReconciliationPeriod(accountId, periodId)</w:t>
-      </w:r>
-    </w:p>
-    <w:bookmarkEnd w:id="134"/>
-    <w:bookmarkStart w:id="135" w:name="X44dd1b9bc0b0a977ff39a68566906cc0fbd164b"/>
+        <w:t xml:space="preserve">produce reconciliation completion status by bank account and period</w:t>
+      </w:r>
+    </w:p>
+    <w:bookmarkEnd w:id="140"/>
+    <w:bookmarkStart w:id="141" w:name="Xda43a59c5ad5af1acbcf4cf35be5eb18a20962b"/>
     <w:p>
       <w:pPr>
         <w:pStyle w:val="Heading3"/>
       </w:pPr>
       <w:r>
-        <w:t xml:space="preserve">11.4.3 Rules</w:t>
+        <w:t xml:space="preserve">11.4.2 Core Operations</w:t>
       </w:r>
     </w:p>
     <w:p>
@@ -40554,7 +45133,10 @@
         </w:numPr>
       </w:pPr>
       <w:r>
-        <w:t xml:space="preserve">raw imported statement lines remain immutable after load</w:t>
+        <w:rPr>
+          <w:rStyle w:val="VerbatimChar"/>
+        </w:rPr>
+        <w:t xml:space="preserve">registerStatementImport(accountId, importMetadata)</w:t>
       </w:r>
     </w:p>
     <w:p>
@@ -40566,7 +45148,10 @@
         </w:numPr>
       </w:pPr>
       <w:r>
-        <w:t xml:space="preserve">manual match overrides require reason capture</w:t>
+        <w:rPr>
+          <w:rStyle w:val="VerbatimChar"/>
+        </w:rPr>
+        <w:t xml:space="preserve">ingestStatementLines(importId, lines)</w:t>
       </w:r>
     </w:p>
     <w:p>
@@ -40578,36 +45163,65 @@
         </w:numPr>
       </w:pPr>
       <w:r>
-        <w:t xml:space="preserve">reconciliation period closure is blocked while material exceptions remain unresolved according to policy</w:t>
-      </w:r>
-    </w:p>
-    <w:bookmarkEnd w:id="135"/>
-    <w:bookmarkEnd w:id="136"/>
-    <w:bookmarkStart w:id="140" w:name="X92ff6a56547c9858e69f66fcaea272201b06bc4"/>
-    <w:p>
-      <w:pPr>
-        <w:pStyle w:val="Heading2"/>
-      </w:pPr>
-      <w:r>
-        <w:t xml:space="preserve">11.5</w:t>
-      </w:r>
-      <w:r>
-        <w:t xml:space="preserve"> </w:t>
-      </w:r>
-      <w:r>
-        <w:rPr>
-          <w:rStyle w:val="VerbatimChar"/>
-        </w:rPr>
-        <w:t xml:space="preserve">AssetAccountingRunService</w:t>
-      </w:r>
-    </w:p>
-    <w:bookmarkStart w:id="137" w:name="X284f07c6d73843abb601887e5d94c83a3c9c65a"/>
+        <w:rPr>
+          <w:rStyle w:val="VerbatimChar"/>
+        </w:rPr>
+        <w:t xml:space="preserve">generateMatchSuggestions(accountId, statementWindow)</w:t>
+      </w:r>
+    </w:p>
+    <w:p>
+      <w:pPr>
+        <w:pStyle w:val="Compact"/>
+        <w:numPr>
+          <w:ilvl w:val="0"/>
+          <w:numId w:val="1017"/>
+        </w:numPr>
+      </w:pPr>
+      <w:r>
+        <w:rPr>
+          <w:rStyle w:val="VerbatimChar"/>
+        </w:rPr>
+        <w:t xml:space="preserve">confirmMatch(reconciliationItemId, actorId)</w:t>
+      </w:r>
+    </w:p>
+    <w:p>
+      <w:pPr>
+        <w:pStyle w:val="Compact"/>
+        <w:numPr>
+          <w:ilvl w:val="0"/>
+          <w:numId w:val="1017"/>
+        </w:numPr>
+      </w:pPr>
+      <w:r>
+        <w:rPr>
+          <w:rStyle w:val="VerbatimChar"/>
+        </w:rPr>
+        <w:t xml:space="preserve">flagException(reconciliationItemId, reasonCode)</w:t>
+      </w:r>
+    </w:p>
+    <w:p>
+      <w:pPr>
+        <w:pStyle w:val="Compact"/>
+        <w:numPr>
+          <w:ilvl w:val="0"/>
+          <w:numId w:val="1017"/>
+        </w:numPr>
+      </w:pPr>
+      <w:r>
+        <w:rPr>
+          <w:rStyle w:val="VerbatimChar"/>
+        </w:rPr>
+        <w:t xml:space="preserve">closeReconciliationPeriod(accountId, periodId)</w:t>
+      </w:r>
+    </w:p>
+    <w:bookmarkEnd w:id="141"/>
+    <w:bookmarkStart w:id="142" w:name="X44dd1b9bc0b0a977ff39a68566906cc0fbd164b"/>
     <w:p>
       <w:pPr>
         <w:pStyle w:val="Heading3"/>
       </w:pPr>
       <w:r>
-        <w:t xml:space="preserve">11.5.1 Responsibilities</w:t>
+        <w:t xml:space="preserve">11.4.3 Rules</w:t>
       </w:r>
     </w:p>
     <w:p>
@@ -40619,7 +45233,7 @@
         </w:numPr>
       </w:pPr>
       <w:r>
-        <w:t xml:space="preserve">maintain accounting books for fixed assets by entity and basis</w:t>
+        <w:t xml:space="preserve">raw imported statement lines remain immutable after load</w:t>
       </w:r>
     </w:p>
     <w:p>
@@ -40631,7 +45245,7 @@
         </w:numPr>
       </w:pPr>
       <w:r>
-        <w:t xml:space="preserve">orchestrate depreciation, amortisation, revaluation, and disposal accounting runs</w:t>
+        <w:t xml:space="preserve">manual match overrides require reason capture</w:t>
       </w:r>
     </w:p>
     <w:p>
@@ -40643,29 +45257,36 @@
         </w:numPr>
       </w:pPr>
       <w:r>
-        <w:t xml:space="preserve">validate tie-out between asset subledger balances and accounting postings</w:t>
-      </w:r>
-    </w:p>
-    <w:p>
-      <w:pPr>
-        <w:pStyle w:val="Compact"/>
-        <w:numPr>
-          <w:ilvl w:val="0"/>
-          <w:numId w:val="1018"/>
-        </w:numPr>
-      </w:pPr>
-      <w:r>
-        <w:t xml:space="preserve">publish posting-ready accounting entries to the accounting core</w:t>
-      </w:r>
-    </w:p>
-    <w:bookmarkEnd w:id="137"/>
-    <w:bookmarkStart w:id="138" w:name="X5d679411c508dfc650c70353ee80f427bc4a882"/>
+        <w:t xml:space="preserve">reconciliation period closure is blocked while material exceptions remain unresolved according to policy</w:t>
+      </w:r>
+    </w:p>
+    <w:bookmarkEnd w:id="142"/>
+    <w:bookmarkEnd w:id="143"/>
+    <w:bookmarkStart w:id="147" w:name="X92ff6a56547c9858e69f66fcaea272201b06bc4"/>
+    <w:p>
+      <w:pPr>
+        <w:pStyle w:val="Heading2"/>
+      </w:pPr>
+      <w:r>
+        <w:t xml:space="preserve">11.5</w:t>
+      </w:r>
+      <w:r>
+        <w:t xml:space="preserve"> </w:t>
+      </w:r>
+      <w:r>
+        <w:rPr>
+          <w:rStyle w:val="VerbatimChar"/>
+        </w:rPr>
+        <w:t xml:space="preserve">AssetAccountingRunService</w:t>
+      </w:r>
+    </w:p>
+    <w:bookmarkStart w:id="144" w:name="X284f07c6d73843abb601887e5d94c83a3c9c65a"/>
     <w:p>
       <w:pPr>
         <w:pStyle w:val="Heading3"/>
       </w:pPr>
       <w:r>
-        <w:t xml:space="preserve">11.5.2 Core Operations</w:t>
+        <w:t xml:space="preserve">11.5.1 Responsibilities</w:t>
       </w:r>
     </w:p>
     <w:p>
@@ -40677,10 +45298,7 @@
         </w:numPr>
       </w:pPr>
       <w:r>
-        <w:rPr>
-          <w:rStyle w:val="VerbatimChar"/>
-        </w:rPr>
-        <w:t xml:space="preserve">createAssetBook(entityId, valuationBasis, ruleset)</w:t>
+        <w:t xml:space="preserve">maintain accounting books for fixed assets by entity and basis</w:t>
       </w:r>
     </w:p>
     <w:p>
@@ -40692,10 +45310,7 @@
         </w:numPr>
       </w:pPr>
       <w:r>
-        <w:rPr>
-          <w:rStyle w:val="VerbatimChar"/>
-        </w:rPr>
-        <w:t xml:space="preserve">startDepreciationRun(bookId, periodId)</w:t>
+        <w:t xml:space="preserve">orchestrate depreciation, amortisation, revaluation, and disposal accounting runs</w:t>
       </w:r>
     </w:p>
     <w:p>
@@ -40707,10 +45322,7 @@
         </w:numPr>
       </w:pPr>
       <w:r>
-        <w:rPr>
-          <w:rStyle w:val="VerbatimChar"/>
-        </w:rPr>
-        <w:t xml:space="preserve">previewDepreciationRun(runId)</w:t>
+        <w:t xml:space="preserve">validate tie-out between asset subledger balances and accounting postings</w:t>
       </w:r>
     </w:p>
     <w:p>
@@ -40722,50 +45334,17 @@
         </w:numPr>
       </w:pPr>
       <w:r>
-        <w:rPr>
-          <w:rStyle w:val="VerbatimChar"/>
-        </w:rPr>
-        <w:t xml:space="preserve">postDepreciationRun(runId, actorId)</w:t>
-      </w:r>
-    </w:p>
-    <w:p>
-      <w:pPr>
-        <w:pStyle w:val="Compact"/>
-        <w:numPr>
-          <w:ilvl w:val="0"/>
-          <w:numId w:val="1019"/>
-        </w:numPr>
-      </w:pPr>
-      <w:r>
-        <w:rPr>
-          <w:rStyle w:val="VerbatimChar"/>
-        </w:rPr>
-        <w:t xml:space="preserve">recordAssetAccountingAdjustment(bookId, adjustmentPayload)</w:t>
-      </w:r>
-    </w:p>
-    <w:p>
-      <w:pPr>
-        <w:pStyle w:val="Compact"/>
-        <w:numPr>
-          <w:ilvl w:val="0"/>
-          <w:numId w:val="1019"/>
-        </w:numPr>
-      </w:pPr>
-      <w:r>
-        <w:rPr>
-          <w:rStyle w:val="VerbatimChar"/>
-        </w:rPr>
-        <w:t xml:space="preserve">certifyAssetClose(bookId, periodId, actorId)</w:t>
-      </w:r>
-    </w:p>
-    <w:bookmarkEnd w:id="138"/>
-    <w:bookmarkStart w:id="139" w:name="Xce5623cd3ba7e63c6f996991201993894ff9545"/>
+        <w:t xml:space="preserve">publish posting-ready accounting entries to the accounting core</w:t>
+      </w:r>
+    </w:p>
+    <w:bookmarkEnd w:id="144"/>
+    <w:bookmarkStart w:id="145" w:name="X5d679411c508dfc650c70353ee80f427bc4a882"/>
     <w:p>
       <w:pPr>
         <w:pStyle w:val="Heading3"/>
       </w:pPr>
       <w:r>
-        <w:t xml:space="preserve">11.5.3 Rules</w:t>
+        <w:t xml:space="preserve">11.5.2 Core Operations</w:t>
       </w:r>
     </w:p>
     <w:p>
@@ -40777,7 +45356,10 @@
         </w:numPr>
       </w:pPr>
       <w:r>
-        <w:t xml:space="preserve">one open depreciation run per asset book and period</w:t>
+        <w:rPr>
+          <w:rStyle w:val="VerbatimChar"/>
+        </w:rPr>
+        <w:t xml:space="preserve">createAssetBook(entityId, valuationBasis, ruleset)</w:t>
       </w:r>
     </w:p>
     <w:p>
@@ -40789,7 +45371,10 @@
         </w:numPr>
       </w:pPr>
       <w:r>
-        <w:t xml:space="preserve">reruns after posting require controlled reversal or delta-adjustment treatment</w:t>
+        <w:rPr>
+          <w:rStyle w:val="VerbatimChar"/>
+        </w:rPr>
+        <w:t xml:space="preserve">startDepreciationRun(bookId, periodId)</w:t>
       </w:r>
     </w:p>
     <w:p>
@@ -40801,36 +45386,65 @@
         </w:numPr>
       </w:pPr>
       <w:r>
-        <w:t xml:space="preserve">asset close certification requires all run exceptions to be resolved or explicitly waived</w:t>
-      </w:r>
-    </w:p>
-    <w:bookmarkEnd w:id="139"/>
-    <w:bookmarkEnd w:id="140"/>
-    <w:bookmarkStart w:id="144" w:name="X15ffbcb0da9b3fbcbadadc10a91a9f7ab59351f"/>
-    <w:p>
-      <w:pPr>
-        <w:pStyle w:val="Heading2"/>
-      </w:pPr>
-      <w:r>
-        <w:t xml:space="preserve">11.6</w:t>
-      </w:r>
-      <w:r>
-        <w:t xml:space="preserve"> </w:t>
-      </w:r>
-      <w:r>
-        <w:rPr>
-          <w:rStyle w:val="VerbatimChar"/>
-        </w:rPr>
-        <w:t xml:space="preserve">GroupFinanceOrchestrationService</w:t>
-      </w:r>
-    </w:p>
-    <w:bookmarkStart w:id="141" w:name="Xe2be318b2746294288de874fe29b0bdb8756029"/>
+        <w:rPr>
+          <w:rStyle w:val="VerbatimChar"/>
+        </w:rPr>
+        <w:t xml:space="preserve">previewDepreciationRun(runId)</w:t>
+      </w:r>
+    </w:p>
+    <w:p>
+      <w:pPr>
+        <w:pStyle w:val="Compact"/>
+        <w:numPr>
+          <w:ilvl w:val="0"/>
+          <w:numId w:val="1020"/>
+        </w:numPr>
+      </w:pPr>
+      <w:r>
+        <w:rPr>
+          <w:rStyle w:val="VerbatimChar"/>
+        </w:rPr>
+        <w:t xml:space="preserve">postDepreciationRun(runId, actorId)</w:t>
+      </w:r>
+    </w:p>
+    <w:p>
+      <w:pPr>
+        <w:pStyle w:val="Compact"/>
+        <w:numPr>
+          <w:ilvl w:val="0"/>
+          <w:numId w:val="1020"/>
+        </w:numPr>
+      </w:pPr>
+      <w:r>
+        <w:rPr>
+          <w:rStyle w:val="VerbatimChar"/>
+        </w:rPr>
+        <w:t xml:space="preserve">recordAssetAccountingAdjustment(bookId, adjustmentPayload)</w:t>
+      </w:r>
+    </w:p>
+    <w:p>
+      <w:pPr>
+        <w:pStyle w:val="Compact"/>
+        <w:numPr>
+          <w:ilvl w:val="0"/>
+          <w:numId w:val="1020"/>
+        </w:numPr>
+      </w:pPr>
+      <w:r>
+        <w:rPr>
+          <w:rStyle w:val="VerbatimChar"/>
+        </w:rPr>
+        <w:t xml:space="preserve">certifyAssetClose(bookId, periodId, actorId)</w:t>
+      </w:r>
+    </w:p>
+    <w:bookmarkEnd w:id="145"/>
+    <w:bookmarkStart w:id="146" w:name="Xce5623cd3ba7e63c6f996991201993894ff9545"/>
     <w:p>
       <w:pPr>
         <w:pStyle w:val="Heading3"/>
       </w:pPr>
       <w:r>
-        <w:t xml:space="preserve">11.6.1 Responsibilities</w:t>
+        <w:t xml:space="preserve">11.5.3 Rules</w:t>
       </w:r>
     </w:p>
     <w:p>
@@ -40842,7 +45456,7 @@
         </w:numPr>
       </w:pPr>
       <w:r>
-        <w:t xml:space="preserve">manage ownership hierarchies and reporting groups</w:t>
+        <w:t xml:space="preserve">one open depreciation run per asset book and period</w:t>
       </w:r>
     </w:p>
     <w:p>
@@ -40854,7 +45468,7 @@
         </w:numPr>
       </w:pPr>
       <w:r>
-        <w:t xml:space="preserve">orchestrate FX translation runs from local books into reporting currency</w:t>
+        <w:t xml:space="preserve">reruns after posting require controlled reversal or delta-adjustment treatment</w:t>
       </w:r>
     </w:p>
     <w:p>
@@ -40866,41 +45480,36 @@
         </w:numPr>
       </w:pPr>
       <w:r>
-        <w:t xml:space="preserve">execute elimination runs across intercompany and group relationships</w:t>
-      </w:r>
-    </w:p>
-    <w:p>
-      <w:pPr>
-        <w:pStyle w:val="Compact"/>
-        <w:numPr>
-          <w:ilvl w:val="0"/>
-          <w:numId w:val="1021"/>
-        </w:numPr>
-      </w:pPr>
-      <w:r>
-        <w:t xml:space="preserve">record top-side adjustments with approval traceability</w:t>
-      </w:r>
-    </w:p>
-    <w:p>
-      <w:pPr>
-        <w:pStyle w:val="Compact"/>
-        <w:numPr>
-          <w:ilvl w:val="0"/>
-          <w:numId w:val="1021"/>
-        </w:numPr>
-      </w:pPr>
-      <w:r>
-        <w:t xml:space="preserve">assemble consolidation status for group reporting cycles</w:t>
-      </w:r>
-    </w:p>
-    <w:bookmarkEnd w:id="141"/>
-    <w:bookmarkStart w:id="142" w:name="X610653ae2d0c0df9222f1f2f3f250d857e3e56a"/>
+        <w:t xml:space="preserve">asset close certification requires all run exceptions to be resolved or explicitly waived</w:t>
+      </w:r>
+    </w:p>
+    <w:bookmarkEnd w:id="146"/>
+    <w:bookmarkEnd w:id="147"/>
+    <w:bookmarkStart w:id="151" w:name="X15ffbcb0da9b3fbcbadadc10a91a9f7ab59351f"/>
+    <w:p>
+      <w:pPr>
+        <w:pStyle w:val="Heading2"/>
+      </w:pPr>
+      <w:r>
+        <w:t xml:space="preserve">11.6</w:t>
+      </w:r>
+      <w:r>
+        <w:t xml:space="preserve"> </w:t>
+      </w:r>
+      <w:r>
+        <w:rPr>
+          <w:rStyle w:val="VerbatimChar"/>
+        </w:rPr>
+        <w:t xml:space="preserve">GroupFinanceOrchestrationService</w:t>
+      </w:r>
+    </w:p>
+    <w:bookmarkStart w:id="148" w:name="Xe2be318b2746294288de874fe29b0bdb8756029"/>
     <w:p>
       <w:pPr>
         <w:pStyle w:val="Heading3"/>
       </w:pPr>
       <w:r>
-        <w:t xml:space="preserve">11.6.2 Core Operations</w:t>
+        <w:t xml:space="preserve">11.6.1 Responsibilities</w:t>
       </w:r>
     </w:p>
     <w:p>
@@ -40912,10 +45521,7 @@
         </w:numPr>
       </w:pPr>
       <w:r>
-        <w:rPr>
-          <w:rStyle w:val="VerbatimChar"/>
-        </w:rPr>
-        <w:t xml:space="preserve">maintainOwnershipHierarchy(groupId, structurePayload)</w:t>
+        <w:t xml:space="preserve">manage ownership hierarchies and reporting groups</w:t>
       </w:r>
     </w:p>
     <w:p>
@@ -40927,10 +45533,7 @@
         </w:numPr>
       </w:pPr>
       <w:r>
-        <w:rPr>
-          <w:rStyle w:val="VerbatimChar"/>
-        </w:rPr>
-        <w:t xml:space="preserve">startFxTranslationRun(groupId, periodId, rateSetId)</w:t>
+        <w:t xml:space="preserve">orchestrate FX translation runs from local books into reporting currency</w:t>
       </w:r>
     </w:p>
     <w:p>
@@ -40942,10 +45545,7 @@
         </w:numPr>
       </w:pPr>
       <w:r>
-        <w:rPr>
-          <w:rStyle w:val="VerbatimChar"/>
-        </w:rPr>
-        <w:t xml:space="preserve">reviewFxTranslationExceptions(runId)</w:t>
+        <w:t xml:space="preserve">execute elimination runs across intercompany and group relationships</w:t>
       </w:r>
     </w:p>
     <w:p>
@@ -40957,10 +45557,7 @@
         </w:numPr>
       </w:pPr>
       <w:r>
-        <w:rPr>
-          <w:rStyle w:val="VerbatimChar"/>
-        </w:rPr>
-        <w:t xml:space="preserve">startEliminationRun(groupId, periodId)</w:t>
+        <w:t xml:space="preserve">record top-side adjustments with approval traceability</w:t>
       </w:r>
     </w:p>
     <w:p>
@@ -40972,35 +45569,17 @@
         </w:numPr>
       </w:pPr>
       <w:r>
-        <w:rPr>
-          <w:rStyle w:val="VerbatimChar"/>
-        </w:rPr>
-        <w:t xml:space="preserve">recordTopsideAdjustment(groupId, periodId, adjustmentPayload)</w:t>
-      </w:r>
-    </w:p>
-    <w:p>
-      <w:pPr>
-        <w:pStyle w:val="Compact"/>
-        <w:numPr>
-          <w:ilvl w:val="0"/>
-          <w:numId w:val="1022"/>
-        </w:numPr>
-      </w:pPr>
-      <w:r>
-        <w:rPr>
-          <w:rStyle w:val="VerbatimChar"/>
-        </w:rPr>
-        <w:t xml:space="preserve">closeGroupFinanceCycle(groupId, periodId)</w:t>
-      </w:r>
-    </w:p>
-    <w:bookmarkEnd w:id="142"/>
-    <w:bookmarkStart w:id="143" w:name="X4809e30b5756b6c6769cc46d000f29924486fe8"/>
+        <w:t xml:space="preserve">assemble consolidation status for group reporting cycles</w:t>
+      </w:r>
+    </w:p>
+    <w:bookmarkEnd w:id="148"/>
+    <w:bookmarkStart w:id="149" w:name="X610653ae2d0c0df9222f1f2f3f250d857e3e56a"/>
     <w:p>
       <w:pPr>
         <w:pStyle w:val="Heading3"/>
       </w:pPr>
       <w:r>
-        <w:t xml:space="preserve">11.6.3 Rules</w:t>
+        <w:t xml:space="preserve">11.6.2 Core Operations</w:t>
       </w:r>
     </w:p>
     <w:p>
@@ -41012,7 +45591,10 @@
         </w:numPr>
       </w:pPr>
       <w:r>
-        <w:t xml:space="preserve">ownership changes are versioned by effective date</w:t>
+        <w:rPr>
+          <w:rStyle w:val="VerbatimChar"/>
+        </w:rPr>
+        <w:t xml:space="preserve">maintainOwnershipHierarchy(groupId, structurePayload)</w:t>
       </w:r>
     </w:p>
     <w:p>
@@ -41024,7 +45606,10 @@
         </w:numPr>
       </w:pPr>
       <w:r>
-        <w:t xml:space="preserve">elimination and top-side adjustments are separated from source-ledger journals for audit clarity</w:t>
+        <w:rPr>
+          <w:rStyle w:val="VerbatimChar"/>
+        </w:rPr>
+        <w:t xml:space="preserve">startFxTranslationRun(groupId, periodId, rateSetId)</w:t>
       </w:r>
     </w:p>
     <w:p>
@@ -41036,36 +45621,65 @@
         </w:numPr>
       </w:pPr>
       <w:r>
-        <w:t xml:space="preserve">group close cannot complete until entity close dependencies, translation, eliminations, and certification gates are satisfied</w:t>
-      </w:r>
-    </w:p>
-    <w:bookmarkEnd w:id="143"/>
-    <w:bookmarkEnd w:id="144"/>
-    <w:bookmarkStart w:id="148" w:name="X200b74574f6394925ad9031c5c18e4abc95525e"/>
-    <w:p>
-      <w:pPr>
-        <w:pStyle w:val="Heading2"/>
-      </w:pPr>
-      <w:r>
-        <w:t xml:space="preserve">11.7</w:t>
-      </w:r>
-      <w:r>
-        <w:t xml:space="preserve"> </w:t>
-      </w:r>
-      <w:r>
-        <w:rPr>
-          <w:rStyle w:val="VerbatimChar"/>
-        </w:rPr>
-        <w:t xml:space="preserve">ReportingCertificationService</w:t>
-      </w:r>
-    </w:p>
-    <w:bookmarkStart w:id="145" w:name="Xf0b9d4f8b54ffaae222544fadd79d404f449b76"/>
+        <w:rPr>
+          <w:rStyle w:val="VerbatimChar"/>
+        </w:rPr>
+        <w:t xml:space="preserve">reviewFxTranslationExceptions(runId)</w:t>
+      </w:r>
+    </w:p>
+    <w:p>
+      <w:pPr>
+        <w:pStyle w:val="Compact"/>
+        <w:numPr>
+          <w:ilvl w:val="0"/>
+          <w:numId w:val="1023"/>
+        </w:numPr>
+      </w:pPr>
+      <w:r>
+        <w:rPr>
+          <w:rStyle w:val="VerbatimChar"/>
+        </w:rPr>
+        <w:t xml:space="preserve">startEliminationRun(groupId, periodId)</w:t>
+      </w:r>
+    </w:p>
+    <w:p>
+      <w:pPr>
+        <w:pStyle w:val="Compact"/>
+        <w:numPr>
+          <w:ilvl w:val="0"/>
+          <w:numId w:val="1023"/>
+        </w:numPr>
+      </w:pPr>
+      <w:r>
+        <w:rPr>
+          <w:rStyle w:val="VerbatimChar"/>
+        </w:rPr>
+        <w:t xml:space="preserve">recordTopsideAdjustment(groupId, periodId, adjustmentPayload)</w:t>
+      </w:r>
+    </w:p>
+    <w:p>
+      <w:pPr>
+        <w:pStyle w:val="Compact"/>
+        <w:numPr>
+          <w:ilvl w:val="0"/>
+          <w:numId w:val="1023"/>
+        </w:numPr>
+      </w:pPr>
+      <w:r>
+        <w:rPr>
+          <w:rStyle w:val="VerbatimChar"/>
+        </w:rPr>
+        <w:t xml:space="preserve">closeGroupFinanceCycle(groupId, periodId)</w:t>
+      </w:r>
+    </w:p>
+    <w:bookmarkEnd w:id="149"/>
+    <w:bookmarkStart w:id="150" w:name="X4809e30b5756b6c6769cc46d000f29924486fe8"/>
     <w:p>
       <w:pPr>
         <w:pStyle w:val="Heading3"/>
       </w:pPr>
       <w:r>
-        <w:t xml:space="preserve">11.7.1 Responsibilities</w:t>
+        <w:t xml:space="preserve">11.6.3 Rules</w:t>
       </w:r>
     </w:p>
     <w:p>
@@ -41077,7 +45691,7 @@
         </w:numPr>
       </w:pPr>
       <w:r>
-        <w:t xml:space="preserve">create certification packages for management, statutory, and lender-facing reports</w:t>
+        <w:t xml:space="preserve">ownership changes are versioned by effective date</w:t>
       </w:r>
     </w:p>
     <w:p>
@@ -41089,7 +45703,7 @@
         </w:numPr>
       </w:pPr>
       <w:r>
-        <w:t xml:space="preserve">capture reviewer sign-off, commentary, and evidence links</w:t>
+        <w:t xml:space="preserve">elimination and top-side adjustments are separated from source-ledger journals for audit clarity</w:t>
       </w:r>
     </w:p>
     <w:p>
@@ -41101,29 +45715,36 @@
         </w:numPr>
       </w:pPr>
       <w:r>
-        <w:t xml:space="preserve">store final certification status by entity, group, period, and report set</w:t>
-      </w:r>
-    </w:p>
-    <w:p>
-      <w:pPr>
-        <w:pStyle w:val="Compact"/>
-        <w:numPr>
-          <w:ilvl w:val="0"/>
-          <w:numId w:val="1024"/>
-        </w:numPr>
-      </w:pPr>
-      <w:r>
-        <w:t xml:space="preserve">expose publication readiness to reporting and portal layers</w:t>
-      </w:r>
-    </w:p>
-    <w:bookmarkEnd w:id="145"/>
-    <w:bookmarkStart w:id="146" w:name="X8bfe17e1d0bf0d4ee6fc93313d986ef39624b6e"/>
+        <w:t xml:space="preserve">group close cannot complete until entity close dependencies, translation, eliminations, and certification gates are satisfied</w:t>
+      </w:r>
+    </w:p>
+    <w:bookmarkEnd w:id="150"/>
+    <w:bookmarkEnd w:id="151"/>
+    <w:bookmarkStart w:id="155" w:name="X200b74574f6394925ad9031c5c18e4abc95525e"/>
+    <w:p>
+      <w:pPr>
+        <w:pStyle w:val="Heading2"/>
+      </w:pPr>
+      <w:r>
+        <w:t xml:space="preserve">11.7</w:t>
+      </w:r>
+      <w:r>
+        <w:t xml:space="preserve"> </w:t>
+      </w:r>
+      <w:r>
+        <w:rPr>
+          <w:rStyle w:val="VerbatimChar"/>
+        </w:rPr>
+        <w:t xml:space="preserve">ReportingCertificationService</w:t>
+      </w:r>
+    </w:p>
+    <w:bookmarkStart w:id="152" w:name="Xf0b9d4f8b54ffaae222544fadd79d404f449b76"/>
     <w:p>
       <w:pPr>
         <w:pStyle w:val="Heading3"/>
       </w:pPr>
       <w:r>
-        <w:t xml:space="preserve">11.7.2 Core Operations</w:t>
+        <w:t xml:space="preserve">11.7.1 Responsibilities</w:t>
       </w:r>
     </w:p>
     <w:p>
@@ -41135,10 +45756,7 @@
         </w:numPr>
       </w:pPr>
       <w:r>
-        <w:rPr>
-          <w:rStyle w:val="VerbatimChar"/>
-        </w:rPr>
-        <w:t xml:space="preserve">createCertificationPackage(scopeType, scopeId, periodId, reportSet)</w:t>
+        <w:t xml:space="preserve">create certification packages for management, statutory, and lender-facing reports</w:t>
       </w:r>
     </w:p>
     <w:p>
@@ -41150,10 +45768,7 @@
         </w:numPr>
       </w:pPr>
       <w:r>
-        <w:rPr>
-          <w:rStyle w:val="VerbatimChar"/>
-        </w:rPr>
-        <w:t xml:space="preserve">assignCertifier(packageId, userId, roleCode)</w:t>
+        <w:t xml:space="preserve">capture reviewer sign-off, commentary, and evidence links</w:t>
       </w:r>
     </w:p>
     <w:p>
@@ -41165,10 +45780,7 @@
         </w:numPr>
       </w:pPr>
       <w:r>
-        <w:rPr>
-          <w:rStyle w:val="VerbatimChar"/>
-        </w:rPr>
-        <w:t xml:space="preserve">submitCertification(packageId, actorId)</w:t>
+        <w:t xml:space="preserve">store final certification status by entity, group, period, and report set</w:t>
       </w:r>
     </w:p>
     <w:p>
@@ -41180,35 +45792,17 @@
         </w:numPr>
       </w:pPr>
       <w:r>
-        <w:rPr>
-          <w:rStyle w:val="VerbatimChar"/>
-        </w:rPr>
-        <w:t xml:space="preserve">approveCertificationStep(packageId, actorId, action, notes)</w:t>
-      </w:r>
-    </w:p>
-    <w:p>
-      <w:pPr>
-        <w:pStyle w:val="Compact"/>
-        <w:numPr>
-          <w:ilvl w:val="0"/>
-          <w:numId w:val="1025"/>
-        </w:numPr>
-      </w:pPr>
-      <w:r>
-        <w:rPr>
-          <w:rStyle w:val="VerbatimChar"/>
-        </w:rPr>
-        <w:t xml:space="preserve">publishCertifiedReportSet(packageId)</w:t>
-      </w:r>
-    </w:p>
-    <w:bookmarkEnd w:id="146"/>
-    <w:bookmarkStart w:id="147" w:name="X244a3412b499ccd0c4dbf5f8d12edb663464bc7"/>
+        <w:t xml:space="preserve">expose publication readiness to reporting and portal layers</w:t>
+      </w:r>
+    </w:p>
+    <w:bookmarkEnd w:id="152"/>
+    <w:bookmarkStart w:id="153" w:name="X8bfe17e1d0bf0d4ee6fc93313d986ef39624b6e"/>
     <w:p>
       <w:pPr>
         <w:pStyle w:val="Heading3"/>
       </w:pPr>
       <w:r>
-        <w:t xml:space="preserve">11.7.3 Rules</w:t>
+        <w:t xml:space="preserve">11.7.2 Core Operations</w:t>
       </w:r>
     </w:p>
     <w:p>
@@ -41220,7 +45814,10 @@
         </w:numPr>
       </w:pPr>
       <w:r>
-        <w:t xml:space="preserve">reports cannot be marked certified while upstream close gates remain open</w:t>
+        <w:rPr>
+          <w:rStyle w:val="VerbatimChar"/>
+        </w:rPr>
+        <w:t xml:space="preserve">createCertificationPackage(scopeType, scopeId, periodId, reportSet)</w:t>
       </w:r>
     </w:p>
     <w:p>
@@ -41232,7 +45829,10 @@
         </w:numPr>
       </w:pPr>
       <w:r>
-        <w:t xml:space="preserve">certification packages preserve the report snapshot reference used for approval</w:t>
+        <w:rPr>
+          <w:rStyle w:val="VerbatimChar"/>
+        </w:rPr>
+        <w:t xml:space="preserve">assignCertifier(packageId, userId, roleCode)</w:t>
       </w:r>
     </w:p>
     <w:p>
@@ -41244,27 +45844,50 @@
         </w:numPr>
       </w:pPr>
       <w:r>
-        <w:t xml:space="preserve">certification withdrawal creates a new version rather than mutating prior evidence</w:t>
-      </w:r>
-    </w:p>
-    <w:bookmarkEnd w:id="147"/>
-    <w:bookmarkEnd w:id="148"/>
-    <w:bookmarkStart w:id="152" w:name="X58707888e4b3f2b03c59d26a553dd786b163d6e"/>
-    <w:p>
-      <w:pPr>
-        <w:pStyle w:val="Heading2"/>
-      </w:pPr>
-      <w:r>
-        <w:t xml:space="preserve">11.8 Cross-Service Orchestration</w:t>
-      </w:r>
-    </w:p>
-    <w:bookmarkStart w:id="149" w:name="X7972b9946b5641eef9f8242f2fae7dabde31f55"/>
+        <w:rPr>
+          <w:rStyle w:val="VerbatimChar"/>
+        </w:rPr>
+        <w:t xml:space="preserve">submitCertification(packageId, actorId)</w:t>
+      </w:r>
+    </w:p>
+    <w:p>
+      <w:pPr>
+        <w:pStyle w:val="Compact"/>
+        <w:numPr>
+          <w:ilvl w:val="0"/>
+          <w:numId w:val="1026"/>
+        </w:numPr>
+      </w:pPr>
+      <w:r>
+        <w:rPr>
+          <w:rStyle w:val="VerbatimChar"/>
+        </w:rPr>
+        <w:t xml:space="preserve">approveCertificationStep(packageId, actorId, action, notes)</w:t>
+      </w:r>
+    </w:p>
+    <w:p>
+      <w:pPr>
+        <w:pStyle w:val="Compact"/>
+        <w:numPr>
+          <w:ilvl w:val="0"/>
+          <w:numId w:val="1026"/>
+        </w:numPr>
+      </w:pPr>
+      <w:r>
+        <w:rPr>
+          <w:rStyle w:val="VerbatimChar"/>
+        </w:rPr>
+        <w:t xml:space="preserve">publishCertifiedReportSet(packageId)</w:t>
+      </w:r>
+    </w:p>
+    <w:bookmarkEnd w:id="153"/>
+    <w:bookmarkStart w:id="154" w:name="X244a3412b499ccd0c4dbf5f8d12edb663464bc7"/>
     <w:p>
       <w:pPr>
         <w:pStyle w:val="Heading3"/>
       </w:pPr>
       <w:r>
-        <w:t xml:space="preserve">11.8.1 Payment-to-Reconciliation Chain</w:t>
+        <w:t xml:space="preserve">11.7.3 Rules</w:t>
       </w:r>
     </w:p>
     <w:p>
@@ -41276,16 +45899,7 @@
         </w:numPr>
       </w:pPr>
       <w:r>
-        <w:rPr>
-          <w:rStyle w:val="VerbatimChar"/>
-        </w:rPr>
-        <w:t xml:space="preserve">PaymentReleaseWorkflowService</w:t>
-      </w:r>
-      <w:r>
-        <w:t xml:space="preserve"> </w:t>
-      </w:r>
-      <w:r>
-        <w:t xml:space="preserve">creates and releases approved disbursement batches.</w:t>
+        <w:t xml:space="preserve">reports cannot be marked certified while upstream close gates remain open</w:t>
       </w:r>
     </w:p>
     <w:p>
@@ -41297,7 +45911,7 @@
         </w:numPr>
       </w:pPr>
       <w:r>
-        <w:t xml:space="preserve">Bank adapter responses update execution outcomes.</w:t>
+        <w:t xml:space="preserve">certification packages preserve the report snapshot reference used for approval</w:t>
       </w:r>
     </w:p>
     <w:p>
@@ -41309,38 +45923,27 @@
         </w:numPr>
       </w:pPr>
       <w:r>
-        <w:rPr>
-          <w:rStyle w:val="VerbatimChar"/>
-        </w:rPr>
-        <w:t xml:space="preserve">BankReconciliationService</w:t>
-      </w:r>
-      <w:r>
-        <w:t xml:space="preserve"> </w:t>
-      </w:r>
-      <w:r>
-        <w:t xml:space="preserve">consumes statement imports and suggests or confirms cash matches.</w:t>
-      </w:r>
-    </w:p>
-    <w:p>
-      <w:pPr>
-        <w:pStyle w:val="Compact"/>
-        <w:numPr>
-          <w:ilvl w:val="0"/>
-          <w:numId w:val="1027"/>
-        </w:numPr>
-      </w:pPr>
-      <w:r>
-        <w:t xml:space="preserve">Accounting receives the final cash-clearing status for close and audit reporting.</w:t>
-      </w:r>
-    </w:p>
-    <w:bookmarkEnd w:id="149"/>
-    <w:bookmarkStart w:id="150" w:name="Xbb346edf8b065364f1b46a4cf652718a1bbf6f2"/>
+        <w:t xml:space="preserve">certification withdrawal creates a new version rather than mutating prior evidence</w:t>
+      </w:r>
+    </w:p>
+    <w:bookmarkEnd w:id="154"/>
+    <w:bookmarkEnd w:id="155"/>
+    <w:bookmarkStart w:id="159" w:name="X58707888e4b3f2b03c59d26a553dd786b163d6e"/>
+    <w:p>
+      <w:pPr>
+        <w:pStyle w:val="Heading2"/>
+      </w:pPr>
+      <w:r>
+        <w:t xml:space="preserve">11.8 Cross-Service Orchestration</w:t>
+      </w:r>
+    </w:p>
+    <w:bookmarkStart w:id="156" w:name="X7972b9946b5641eef9f8242f2fae7dabde31f55"/>
     <w:p>
       <w:pPr>
         <w:pStyle w:val="Heading3"/>
       </w:pPr>
       <w:r>
-        <w:t xml:space="preserve">11.8.2 Asset-to-Close Chain</w:t>
+        <w:t xml:space="preserve">11.8.1 Payment-to-Reconciliation Chain</w:t>
       </w:r>
     </w:p>
     <w:p>
@@ -41355,13 +45958,13 @@
         <w:rPr>
           <w:rStyle w:val="VerbatimChar"/>
         </w:rPr>
-        <w:t xml:space="preserve">AssetAccountingRunService</w:t>
-      </w:r>
-      <w:r>
-        <w:t xml:space="preserve"> </w:t>
-      </w:r>
-      <w:r>
-        <w:t xml:space="preserve">executes period depreciation and adjustment logic.</w:t>
+        <w:t xml:space="preserve">PaymentReleaseWorkflowService</w:t>
+      </w:r>
+      <w:r>
+        <w:t xml:space="preserve"> </w:t>
+      </w:r>
+      <w:r>
+        <w:t xml:space="preserve">creates and releases approved disbursement batches.</w:t>
       </w:r>
     </w:p>
     <w:p>
@@ -41373,7 +45976,7 @@
         </w:numPr>
       </w:pPr>
       <w:r>
-        <w:t xml:space="preserve">Posting-ready entries are submitted to accounting.</w:t>
+        <w:t xml:space="preserve">Bank adapter responses update execution outcomes.</w:t>
       </w:r>
     </w:p>
     <w:p>
@@ -41385,17 +45988,38 @@
         </w:numPr>
       </w:pPr>
       <w:r>
-        <w:t xml:space="preserve">Period close gates use asset close certification status as an upstream dependency.</w:t>
-      </w:r>
-    </w:p>
-    <w:bookmarkEnd w:id="150"/>
-    <w:bookmarkStart w:id="151" w:name="X13e4b41b56b51d5db9aa7676cd0e68ac7a41a12"/>
+        <w:rPr>
+          <w:rStyle w:val="VerbatimChar"/>
+        </w:rPr>
+        <w:t xml:space="preserve">BankReconciliationService</w:t>
+      </w:r>
+      <w:r>
+        <w:t xml:space="preserve"> </w:t>
+      </w:r>
+      <w:r>
+        <w:t xml:space="preserve">consumes statement imports and suggests or confirms cash matches.</w:t>
+      </w:r>
+    </w:p>
+    <w:p>
+      <w:pPr>
+        <w:pStyle w:val="Compact"/>
+        <w:numPr>
+          <w:ilvl w:val="0"/>
+          <w:numId w:val="1028"/>
+        </w:numPr>
+      </w:pPr>
+      <w:r>
+        <w:t xml:space="preserve">Accounting receives the final cash-clearing status for close and audit reporting.</w:t>
+      </w:r>
+    </w:p>
+    <w:bookmarkEnd w:id="156"/>
+    <w:bookmarkStart w:id="157" w:name="Xbb346edf8b065364f1b46a4cf652718a1bbf6f2"/>
     <w:p>
       <w:pPr>
         <w:pStyle w:val="Heading3"/>
       </w:pPr>
       <w:r>
-        <w:t xml:space="preserve">11.8.3 Entity-to-Group Close Chain</w:t>
+        <w:t xml:space="preserve">11.8.2 Asset-to-Close Chain</w:t>
       </w:r>
     </w:p>
     <w:p>
@@ -41407,7 +46031,16 @@
         </w:numPr>
       </w:pPr>
       <w:r>
-        <w:t xml:space="preserve">Entity-level books are closed in accounting.</w:t>
+        <w:rPr>
+          <w:rStyle w:val="VerbatimChar"/>
+        </w:rPr>
+        <w:t xml:space="preserve">AssetAccountingRunService</w:t>
+      </w:r>
+      <w:r>
+        <w:t xml:space="preserve"> </w:t>
+      </w:r>
+      <w:r>
+        <w:t xml:space="preserve">executes period depreciation and adjustment logic.</w:t>
       </w:r>
     </w:p>
     <w:p>
@@ -41419,16 +46052,7 @@
         </w:numPr>
       </w:pPr>
       <w:r>
-        <w:rPr>
-          <w:rStyle w:val="VerbatimChar"/>
-        </w:rPr>
-        <w:t xml:space="preserve">GroupFinanceOrchestrationService</w:t>
-      </w:r>
-      <w:r>
-        <w:t xml:space="preserve"> </w:t>
-      </w:r>
-      <w:r>
-        <w:t xml:space="preserve">runs FX translation, eliminations, and top-side adjustments.</w:t>
+        <w:t xml:space="preserve">Posting-ready entries are submitted to accounting.</w:t>
       </w:r>
     </w:p>
     <w:p>
@@ -41440,27 +46064,17 @@
         </w:numPr>
       </w:pPr>
       <w:r>
-        <w:rPr>
-          <w:rStyle w:val="VerbatimChar"/>
-        </w:rPr>
-        <w:t xml:space="preserve">ReportingCertificationService</w:t>
-      </w:r>
-      <w:r>
-        <w:t xml:space="preserve"> </w:t>
-      </w:r>
-      <w:r>
-        <w:t xml:space="preserve">controls final pack sign-off and publication readiness.</w:t>
-      </w:r>
-    </w:p>
-    <w:bookmarkEnd w:id="151"/>
-    <w:bookmarkEnd w:id="152"/>
-    <w:bookmarkStart w:id="153" w:name="X255d5a1bcc3672ef1899e8224f4441ca1b9c52b"/>
-    <w:p>
-      <w:pPr>
-        <w:pStyle w:val="Heading2"/>
-      </w:pPr>
-      <w:r>
-        <w:t xml:space="preserve">11.9 Integration Notes</w:t>
+        <w:t xml:space="preserve">Period close gates use asset close certification status as an upstream dependency.</w:t>
+      </w:r>
+    </w:p>
+    <w:bookmarkEnd w:id="157"/>
+    <w:bookmarkStart w:id="158" w:name="X13e4b41b56b51d5db9aa7676cd0e68ac7a41a12"/>
+    <w:p>
+      <w:pPr>
+        <w:pStyle w:val="Heading3"/>
+      </w:pPr>
+      <w:r>
+        <w:t xml:space="preserve">11.8.3 Entity-to-Group Close Chain</w:t>
       </w:r>
     </w:p>
     <w:p>
@@ -41472,7 +46086,7 @@
         </w:numPr>
       </w:pPr>
       <w:r>
-        <w:t xml:space="preserve">Connector-specific banking logic must remain in adapter classes outside these services.</w:t>
+        <w:t xml:space="preserve">Entity-level books are closed in accounting.</w:t>
       </w:r>
     </w:p>
     <w:p>
@@ -41484,7 +46098,16 @@
         </w:numPr>
       </w:pPr>
       <w:r>
-        <w:t xml:space="preserve">External treasury or consolidation suites may call these services or consume their outputs, but core finance state remains stored in LonghornERP.</w:t>
+        <w:rPr>
+          <w:rStyle w:val="VerbatimChar"/>
+        </w:rPr>
+        <w:t xml:space="preserve">GroupFinanceOrchestrationService</w:t>
+      </w:r>
+      <w:r>
+        <w:t xml:space="preserve"> </w:t>
+      </w:r>
+      <w:r>
+        <w:t xml:space="preserve">runs FX translation, eliminations, and top-side adjustments.</w:t>
       </w:r>
     </w:p>
     <w:p>
@@ -41496,11 +46119,67 @@
         </w:numPr>
       </w:pPr>
       <w:r>
+        <w:rPr>
+          <w:rStyle w:val="VerbatimChar"/>
+        </w:rPr>
+        <w:t xml:space="preserve">ReportingCertificationService</w:t>
+      </w:r>
+      <w:r>
+        <w:t xml:space="preserve"> </w:t>
+      </w:r>
+      <w:r>
+        <w:t xml:space="preserve">controls final pack sign-off and publication readiness.</w:t>
+      </w:r>
+    </w:p>
+    <w:bookmarkEnd w:id="158"/>
+    <w:bookmarkEnd w:id="159"/>
+    <w:bookmarkStart w:id="160" w:name="X255d5a1bcc3672ef1899e8224f4441ca1b9c52b"/>
+    <w:p>
+      <w:pPr>
+        <w:pStyle w:val="Heading2"/>
+      </w:pPr>
+      <w:r>
+        <w:t xml:space="preserve">11.9 Integration Notes</w:t>
+      </w:r>
+    </w:p>
+    <w:p>
+      <w:pPr>
+        <w:pStyle w:val="Compact"/>
+        <w:numPr>
+          <w:ilvl w:val="0"/>
+          <w:numId w:val="1031"/>
+        </w:numPr>
+      </w:pPr>
+      <w:r>
+        <w:t xml:space="preserve">Connector-specific banking logic must remain in adapter classes outside these services.</w:t>
+      </w:r>
+    </w:p>
+    <w:p>
+      <w:pPr>
+        <w:pStyle w:val="Compact"/>
+        <w:numPr>
+          <w:ilvl w:val="0"/>
+          <w:numId w:val="1031"/>
+        </w:numPr>
+      </w:pPr>
+      <w:r>
+        <w:t xml:space="preserve">External treasury or consolidation suites may call these services or consume their outputs, but core finance state remains stored in LonghornERP.</w:t>
+      </w:r>
+    </w:p>
+    <w:p>
+      <w:pPr>
+        <w:pStyle w:val="Compact"/>
+        <w:numPr>
+          <w:ilvl w:val="0"/>
+          <w:numId w:val="1031"/>
+        </w:numPr>
+      </w:pPr>
+      <w:r>
         <w:t xml:space="preserve">All service actions that affect approvals, release, or certification require durable audit-event emission.</w:t>
       </w:r>
     </w:p>
-    <w:bookmarkEnd w:id="153"/>
-    <w:bookmarkEnd w:id="154"/>
+    <w:bookmarkEnd w:id="160"/>
+    <w:bookmarkEnd w:id="161"/>
     <w:sectPr>
       <w:footerReference r:id="rId9" w:type="default"/>
       <w:headerReference r:id="rId10" w:type="default"/>
@@ -42147,34 +46826,7 @@
     <w:abstractNumId w:val="991"/>
   </w:num>
   <w:num w:numId="1027">
-    <w:abstractNumId w:val="99411"/>
-    <w:lvlOverride w:ilvl="0">
-      <w:startOverride w:val="1"/>
-    </w:lvlOverride>
-    <w:lvlOverride w:ilvl="1">
-      <w:startOverride w:val="1"/>
-    </w:lvlOverride>
-    <w:lvlOverride w:ilvl="2">
-      <w:startOverride w:val="1"/>
-    </w:lvlOverride>
-    <w:lvlOverride w:ilvl="3">
-      <w:startOverride w:val="1"/>
-    </w:lvlOverride>
-    <w:lvlOverride w:ilvl="4">
-      <w:startOverride w:val="1"/>
-    </w:lvlOverride>
-    <w:lvlOverride w:ilvl="5">
-      <w:startOverride w:val="1"/>
-    </w:lvlOverride>
-    <w:lvlOverride w:ilvl="6">
-      <w:startOverride w:val="1"/>
-    </w:lvlOverride>
-    <w:lvlOverride w:ilvl="7">
-      <w:startOverride w:val="1"/>
-    </w:lvlOverride>
-    <w:lvlOverride w:ilvl="8">
-      <w:startOverride w:val="1"/>
-    </w:lvlOverride>
+    <w:abstractNumId w:val="991"/>
   </w:num>
   <w:num w:numId="1028">
     <w:abstractNumId w:val="99411"/>
@@ -42237,6 +46889,36 @@
     </w:lvlOverride>
   </w:num>
   <w:num w:numId="1030">
+    <w:abstractNumId w:val="99411"/>
+    <w:lvlOverride w:ilvl="0">
+      <w:startOverride w:val="1"/>
+    </w:lvlOverride>
+    <w:lvlOverride w:ilvl="1">
+      <w:startOverride w:val="1"/>
+    </w:lvlOverride>
+    <w:lvlOverride w:ilvl="2">
+      <w:startOverride w:val="1"/>
+    </w:lvlOverride>
+    <w:lvlOverride w:ilvl="3">
+      <w:startOverride w:val="1"/>
+    </w:lvlOverride>
+    <w:lvlOverride w:ilvl="4">
+      <w:startOverride w:val="1"/>
+    </w:lvlOverride>
+    <w:lvlOverride w:ilvl="5">
+      <w:startOverride w:val="1"/>
+    </w:lvlOverride>
+    <w:lvlOverride w:ilvl="6">
+      <w:startOverride w:val="1"/>
+    </w:lvlOverride>
+    <w:lvlOverride w:ilvl="7">
+      <w:startOverride w:val="1"/>
+    </w:lvlOverride>
+    <w:lvlOverride w:ilvl="8">
+      <w:startOverride w:val="1"/>
+    </w:lvlOverride>
+  </w:num>
+  <w:num w:numId="1031">
     <w:abstractNumId w:val="991"/>
   </w:num>
 </w:numbering>

--- a/projects/LonghornERP/03-design-documentation/LonghornERP_LLD.docx
+++ b/projects/LonghornERP/03-design-documentation/LonghornERP_LLD.docx
@@ -46180,6 +46180,3294 @@
     </w:p>
     <w:bookmarkEnd w:id="160"/>
     <w:bookmarkEnd w:id="161"/>
+    <w:bookmarkStart w:id="171" w:name="Xeabce4a19414ce48c656e0e92eed1fe11a1e8f5"/>
+    <w:p>
+      <w:pPr>
+        <w:pStyle w:val="Heading1"/>
+      </w:pPr>
+      <w:r>
+        <w:t xml:space="preserve">Workforce, Planning, and Asset Services - Low-Level Design</w:t>
+      </w:r>
+    </w:p>
+    <w:bookmarkStart w:id="162" w:name="overview-9"/>
+    <w:p>
+      <w:pPr>
+        <w:pStyle w:val="Heading2"/>
+      </w:pPr>
+      <w:r>
+        <w:t xml:space="preserve">Overview</w:t>
+      </w:r>
+    </w:p>
+    <w:p>
+      <w:pPr>
+        <w:pStyle w:val="FirstParagraph"/>
+      </w:pPr>
+      <w:r>
+        <w:t xml:space="preserve">This section specifies the service-layer design for the expanded workforce, planning, and enterprise asset-management capabilities introduced in this documentation pass.</w:t>
+      </w:r>
+    </w:p>
+    <w:p>
+      <w:r>
+        <w:pict>
+          <v:rect style="width:0;height:1.5pt" o:hralign="center" o:hrstd="t" o:hr="t"/>
+        </w:pict>
+      </w:r>
+    </w:p>
+    <w:bookmarkEnd w:id="162"/>
+    <w:bookmarkStart w:id="163" w:name="positiongovernanceservice"/>
+    <w:p>
+      <w:pPr>
+        <w:pStyle w:val="Heading2"/>
+      </w:pPr>
+      <w:r>
+        <w:t xml:space="preserve">PositionGovernanceService</w:t>
+      </w:r>
+    </w:p>
+    <w:p>
+      <w:pPr>
+        <w:pStyle w:val="FirstParagraph"/>
+      </w:pPr>
+      <w:r>
+        <w:rPr>
+          <w:b/>
+          <w:bCs/>
+        </w:rPr>
+        <w:t xml:space="preserve">Namespace:</w:t>
+      </w:r>
+      <w:r>
+        <w:t xml:space="preserve"> </w:t>
+      </w:r>
+      <w:r>
+        <w:rPr>
+          <w:rStyle w:val="VerbatimChar"/>
+        </w:rPr>
+        <w:t xml:space="preserve">App\Modules\HRPayroll</w:t>
+      </w:r>
+    </w:p>
+    <w:p>
+      <w:pPr>
+        <w:pStyle w:val="BodyText"/>
+      </w:pPr>
+      <w:r>
+        <w:rPr>
+          <w:b/>
+          <w:bCs/>
+        </w:rPr>
+        <w:t xml:space="preserve">Module guard:</w:t>
+      </w:r>
+      <w:r>
+        <w:t xml:space="preserve"> </w:t>
+      </w:r>
+      <w:r>
+        <w:rPr>
+          <w:rStyle w:val="VerbatimChar"/>
+        </w:rPr>
+        <w:t xml:space="preserve">ModuleRegistry::isActive('HR_PAYROLL', $tenantId)</w:t>
+      </w:r>
+    </w:p>
+    <w:p>
+      <w:pPr>
+        <w:pStyle w:val="BodyText"/>
+      </w:pPr>
+      <w:r>
+        <w:rPr>
+          <w:b/>
+          <w:bCs/>
+        </w:rPr>
+        <w:t xml:space="preserve">Dependencies:</w:t>
+      </w:r>
+      <w:r>
+        <w:t xml:space="preserve"> </w:t>
+      </w:r>
+      <w:r>
+        <w:rPr>
+          <w:rStyle w:val="VerbatimChar"/>
+        </w:rPr>
+        <w:t xml:space="preserve">PDO</w:t>
+      </w:r>
+      <w:r>
+        <w:t xml:space="preserve">,</w:t>
+      </w:r>
+      <w:r>
+        <w:t xml:space="preserve"> </w:t>
+      </w:r>
+      <w:r>
+        <w:rPr>
+          <w:rStyle w:val="VerbatimChar"/>
+        </w:rPr>
+        <w:t xml:space="preserve">SessionService</w:t>
+      </w:r>
+      <w:r>
+        <w:t xml:space="preserve">,</w:t>
+      </w:r>
+      <w:r>
+        <w:t xml:space="preserve"> </w:t>
+      </w:r>
+      <w:r>
+        <w:rPr>
+          <w:rStyle w:val="VerbatimChar"/>
+        </w:rPr>
+        <w:t xml:space="preserve">AuditService</w:t>
+      </w:r>
+      <w:r>
+        <w:t xml:space="preserve">,</w:t>
+      </w:r>
+      <w:r>
+        <w:t xml:space="preserve"> </w:t>
+      </w:r>
+      <w:r>
+        <w:rPr>
+          <w:rStyle w:val="VerbatimChar"/>
+        </w:rPr>
+        <w:t xml:space="preserve">ApprovalWorkflowService</w:t>
+      </w:r>
+    </w:p>
+    <w:tbl>
+      <w:tblPr>
+        <w:tblStyle w:val="Table"/>
+        <w:tblW w:type="auto" w:w="0"/>
+        <w:tblLook w:firstRow="1" w:lastRow="0" w:firstColumn="0" w:lastColumn="0" w:noHBand="0" w:noVBand="0" w:val="0020"/>
+      </w:tblPr>
+      <w:tblGrid>
+        <w:gridCol w:w="1980"/>
+        <w:gridCol w:w="1980"/>
+        <w:gridCol w:w="1980"/>
+        <w:gridCol w:w="1980"/>
+      </w:tblGrid>
+      <w:tr>
+        <w:trPr>
+          <w:tblHeader w:val="on"/>
+        </w:trPr>
+        <w:tc>
+          <w:tcPr/>
+          <w:p>
+            <w:pPr>
+              <w:pStyle w:val="Compact"/>
+            </w:pPr>
+            <w:r>
+              <w:t xml:space="preserve">Method</w:t>
+            </w:r>
+          </w:p>
+        </w:tc>
+        <w:tc>
+          <w:tcPr/>
+          <w:p>
+            <w:pPr>
+              <w:pStyle w:val="Compact"/>
+            </w:pPr>
+            <w:r>
+              <w:t xml:space="preserve">Parameters</w:t>
+            </w:r>
+          </w:p>
+        </w:tc>
+        <w:tc>
+          <w:tcPr/>
+          <w:p>
+            <w:pPr>
+              <w:pStyle w:val="Compact"/>
+            </w:pPr>
+            <w:r>
+              <w:t xml:space="preserve">Returns</w:t>
+            </w:r>
+          </w:p>
+        </w:tc>
+        <w:tc>
+          <w:tcPr/>
+          <w:p>
+            <w:pPr>
+              <w:pStyle w:val="Compact"/>
+            </w:pPr>
+            <w:r>
+              <w:t xml:space="preserve">Description</w:t>
+            </w:r>
+          </w:p>
+        </w:tc>
+      </w:tr>
+      <w:tr>
+        <w:tc>
+          <w:tcPr/>
+          <w:p>
+            <w:pPr>
+              <w:pStyle w:val="Compact"/>
+            </w:pPr>
+            <w:r>
+              <w:rPr>
+                <w:rStyle w:val="VerbatimChar"/>
+              </w:rPr>
+              <w:t xml:space="preserve">createPosition(array $data): int</w:t>
+            </w:r>
+          </w:p>
+        </w:tc>
+        <w:tc>
+          <w:tcPr/>
+          <w:p>
+            <w:pPr>
+              <w:pStyle w:val="Compact"/>
+            </w:pPr>
+            <w:r>
+              <w:t xml:space="preserve">Position payload with</w:t>
+            </w:r>
+            <w:r>
+              <w:t xml:space="preserve"> </w:t>
+            </w:r>
+            <w:r>
+              <w:rPr>
+                <w:rStyle w:val="VerbatimChar"/>
+              </w:rPr>
+              <w:t xml:space="preserve">position_code</w:t>
+            </w:r>
+            <w:r>
+              <w:t xml:space="preserve">,</w:t>
+            </w:r>
+            <w:r>
+              <w:t xml:space="preserve"> </w:t>
+            </w:r>
+            <w:r>
+              <w:rPr>
+                <w:rStyle w:val="VerbatimChar"/>
+              </w:rPr>
+              <w:t xml:space="preserve">job_code</w:t>
+            </w:r>
+            <w:r>
+              <w:t xml:space="preserve">,</w:t>
+            </w:r>
+            <w:r>
+              <w:t xml:space="preserve"> </w:t>
+            </w:r>
+            <w:r>
+              <w:rPr>
+                <w:rStyle w:val="VerbatimChar"/>
+              </w:rPr>
+              <w:t xml:space="preserve">department_id</w:t>
+            </w:r>
+            <w:r>
+              <w:t xml:space="preserve">,</w:t>
+            </w:r>
+            <w:r>
+              <w:t xml:space="preserve"> </w:t>
+            </w:r>
+            <w:r>
+              <w:rPr>
+                <w:rStyle w:val="VerbatimChar"/>
+              </w:rPr>
+              <w:t xml:space="preserve">branch_id</w:t>
+            </w:r>
+            <w:r>
+              <w:t xml:space="preserve">,</w:t>
+            </w:r>
+            <w:r>
+              <w:t xml:space="preserve"> </w:t>
+            </w:r>
+            <w:r>
+              <w:rPr>
+                <w:rStyle w:val="VerbatimChar"/>
+              </w:rPr>
+              <w:t xml:space="preserve">manager_position_id</w:t>
+            </w:r>
+            <w:r>
+              <w:t xml:space="preserve">, and</w:t>
+            </w:r>
+            <w:r>
+              <w:t xml:space="preserve"> </w:t>
+            </w:r>
+            <w:r>
+              <w:rPr>
+                <w:rStyle w:val="VerbatimChar"/>
+              </w:rPr>
+              <w:t xml:space="preserve">cost_center_id</w:t>
+            </w:r>
+          </w:p>
+        </w:tc>
+        <w:tc>
+          <w:tcPr/>
+          <w:p>
+            <w:pPr>
+              <w:pStyle w:val="Compact"/>
+            </w:pPr>
+            <w:r>
+              <w:t xml:space="preserve">New</w:t>
+            </w:r>
+            <w:r>
+              <w:t xml:space="preserve"> </w:t>
+            </w:r>
+            <w:r>
+              <w:rPr>
+                <w:rStyle w:val="VerbatimChar"/>
+              </w:rPr>
+              <w:t xml:space="preserve">hr_positions.id</w:t>
+            </w:r>
+          </w:p>
+        </w:tc>
+        <w:tc>
+          <w:tcPr/>
+          <w:p>
+            <w:pPr>
+              <w:pStyle w:val="Compact"/>
+            </w:pPr>
+            <w:r>
+              <w:t xml:space="preserve">Creates a budgetable position record.</w:t>
+            </w:r>
+          </w:p>
+        </w:tc>
+      </w:tr>
+      <w:tr>
+        <w:tc>
+          <w:tcPr/>
+          <w:p>
+            <w:pPr>
+              <w:pStyle w:val="Compact"/>
+            </w:pPr>
+            <w:r>
+              <w:rPr>
+                <w:rStyle w:val="VerbatimChar"/>
+              </w:rPr>
+              <w:t xml:space="preserve">submitWorkforceChange(int $employeeId, array $change): int</w:t>
+            </w:r>
+          </w:p>
+        </w:tc>
+        <w:tc>
+          <w:tcPr/>
+          <w:p>
+            <w:pPr>
+              <w:pStyle w:val="Compact"/>
+            </w:pPr>
+            <w:r>
+              <w:t xml:space="preserve">Employee primary key and change payload</w:t>
+            </w:r>
+          </w:p>
+        </w:tc>
+        <w:tc>
+          <w:tcPr/>
+          <w:p>
+            <w:pPr>
+              <w:pStyle w:val="Compact"/>
+            </w:pPr>
+            <w:r>
+              <w:t xml:space="preserve">New</w:t>
+            </w:r>
+            <w:r>
+              <w:t xml:space="preserve"> </w:t>
+            </w:r>
+            <w:r>
+              <w:rPr>
+                <w:rStyle w:val="VerbatimChar"/>
+              </w:rPr>
+              <w:t xml:space="preserve">hr_workforce_change_requests.id</w:t>
+            </w:r>
+          </w:p>
+        </w:tc>
+        <w:tc>
+          <w:tcPr/>
+          <w:p>
+            <w:pPr>
+              <w:pStyle w:val="Compact"/>
+            </w:pPr>
+            <w:r>
+              <w:t xml:space="preserve">Creates a governed workforce change request with effective date and approval path.</w:t>
+            </w:r>
+          </w:p>
+        </w:tc>
+      </w:tr>
+      <w:tr>
+        <w:tc>
+          <w:tcPr/>
+          <w:p>
+            <w:pPr>
+              <w:pStyle w:val="Compact"/>
+            </w:pPr>
+            <w:r>
+              <w:rPr>
+                <w:rStyle w:val="VerbatimChar"/>
+              </w:rPr>
+              <w:t xml:space="preserve">applyApprovedChange(int $requestId): void</w:t>
+            </w:r>
+          </w:p>
+        </w:tc>
+        <w:tc>
+          <w:tcPr/>
+          <w:p>
+            <w:pPr>
+              <w:pStyle w:val="Compact"/>
+            </w:pPr>
+            <w:r>
+              <w:t xml:space="preserve">Request primary key</w:t>
+            </w:r>
+          </w:p>
+        </w:tc>
+        <w:tc>
+          <w:tcPr/>
+          <w:p>
+            <w:pPr>
+              <w:pStyle w:val="Compact"/>
+            </w:pPr>
+            <w:r>
+              <w:rPr>
+                <w:rStyle w:val="VerbatimChar"/>
+              </w:rPr>
+              <w:t xml:space="preserve">void</w:t>
+            </w:r>
+          </w:p>
+        </w:tc>
+        <w:tc>
+          <w:tcPr/>
+          <w:p>
+            <w:pPr>
+              <w:pStyle w:val="Compact"/>
+            </w:pPr>
+            <w:r>
+              <w:t xml:space="preserve">Writes effective-dated assignment history after approval.</w:t>
+            </w:r>
+          </w:p>
+        </w:tc>
+      </w:tr>
+    </w:tbl>
+    <w:p>
+      <w:pPr>
+        <w:pStyle w:val="BodyText"/>
+      </w:pPr>
+      <w:r>
+        <w:rPr>
+          <w:b/>
+          <w:bCs/>
+        </w:rPr>
+        <w:t xml:space="preserve">Tables read/written:</w:t>
+      </w:r>
+      <w:r>
+        <w:t xml:space="preserve"> </w:t>
+      </w:r>
+      <w:r>
+        <w:rPr>
+          <w:rStyle w:val="VerbatimChar"/>
+        </w:rPr>
+        <w:t xml:space="preserve">hr_positions</w:t>
+      </w:r>
+      <w:r>
+        <w:t xml:space="preserve">,</w:t>
+      </w:r>
+      <w:r>
+        <w:t xml:space="preserve"> </w:t>
+      </w:r>
+      <w:r>
+        <w:rPr>
+          <w:rStyle w:val="VerbatimChar"/>
+        </w:rPr>
+        <w:t xml:space="preserve">hr_position_assignments</w:t>
+      </w:r>
+      <w:r>
+        <w:t xml:space="preserve">,</w:t>
+      </w:r>
+      <w:r>
+        <w:t xml:space="preserve"> </w:t>
+      </w:r>
+      <w:r>
+        <w:rPr>
+          <w:rStyle w:val="VerbatimChar"/>
+        </w:rPr>
+        <w:t xml:space="preserve">hr_workforce_change_requests</w:t>
+      </w:r>
+    </w:p>
+    <w:p>
+      <w:r>
+        <w:pict>
+          <v:rect style="width:0;height:1.5pt" o:hralign="center" o:hrstd="t" o:hr="t"/>
+        </w:pict>
+      </w:r>
+    </w:p>
+    <w:bookmarkEnd w:id="163"/>
+    <w:bookmarkStart w:id="164" w:name="payrollcontrolservice"/>
+    <w:p>
+      <w:pPr>
+        <w:pStyle w:val="Heading2"/>
+      </w:pPr>
+      <w:r>
+        <w:t xml:space="preserve">PayrollControlService</w:t>
+      </w:r>
+    </w:p>
+    <w:p>
+      <w:pPr>
+        <w:pStyle w:val="FirstParagraph"/>
+      </w:pPr>
+      <w:r>
+        <w:rPr>
+          <w:b/>
+          <w:bCs/>
+        </w:rPr>
+        <w:t xml:space="preserve">Namespace:</w:t>
+      </w:r>
+      <w:r>
+        <w:t xml:space="preserve"> </w:t>
+      </w:r>
+      <w:r>
+        <w:rPr>
+          <w:rStyle w:val="VerbatimChar"/>
+        </w:rPr>
+        <w:t xml:space="preserve">App\Modules\HRPayroll</w:t>
+      </w:r>
+    </w:p>
+    <w:p>
+      <w:pPr>
+        <w:pStyle w:val="BodyText"/>
+      </w:pPr>
+      <w:r>
+        <w:rPr>
+          <w:b/>
+          <w:bCs/>
+        </w:rPr>
+        <w:t xml:space="preserve">Module guard:</w:t>
+      </w:r>
+      <w:r>
+        <w:t xml:space="preserve"> </w:t>
+      </w:r>
+      <w:r>
+        <w:rPr>
+          <w:rStyle w:val="VerbatimChar"/>
+        </w:rPr>
+        <w:t xml:space="preserve">ModuleRegistry::isActive('HR_PAYROLL', $tenantId)</w:t>
+      </w:r>
+    </w:p>
+    <w:p>
+      <w:pPr>
+        <w:pStyle w:val="BodyText"/>
+      </w:pPr>
+      <w:r>
+        <w:rPr>
+          <w:b/>
+          <w:bCs/>
+        </w:rPr>
+        <w:t xml:space="preserve">Dependencies:</w:t>
+      </w:r>
+      <w:r>
+        <w:t xml:space="preserve"> </w:t>
+      </w:r>
+      <w:r>
+        <w:rPr>
+          <w:rStyle w:val="VerbatimChar"/>
+        </w:rPr>
+        <w:t xml:space="preserve">PDO</w:t>
+      </w:r>
+      <w:r>
+        <w:t xml:space="preserve">,</w:t>
+      </w:r>
+      <w:r>
+        <w:t xml:space="preserve"> </w:t>
+      </w:r>
+      <w:r>
+        <w:rPr>
+          <w:rStyle w:val="VerbatimChar"/>
+        </w:rPr>
+        <w:t xml:space="preserve">SessionService</w:t>
+      </w:r>
+      <w:r>
+        <w:t xml:space="preserve">,</w:t>
+      </w:r>
+      <w:r>
+        <w:t xml:space="preserve"> </w:t>
+      </w:r>
+      <w:r>
+        <w:rPr>
+          <w:rStyle w:val="VerbatimChar"/>
+        </w:rPr>
+        <w:t xml:space="preserve">AuditService</w:t>
+      </w:r>
+      <w:r>
+        <w:t xml:space="preserve">,</w:t>
+      </w:r>
+      <w:r>
+        <w:t xml:space="preserve"> </w:t>
+      </w:r>
+      <w:r>
+        <w:rPr>
+          <w:rStyle w:val="VerbatimChar"/>
+        </w:rPr>
+        <w:t xml:space="preserve">PayrollEngineService</w:t>
+      </w:r>
+      <w:r>
+        <w:t xml:space="preserve">,</w:t>
+      </w:r>
+      <w:r>
+        <w:t xml:space="preserve"> </w:t>
+      </w:r>
+      <w:r>
+        <w:rPr>
+          <w:rStyle w:val="VerbatimChar"/>
+        </w:rPr>
+        <w:t xml:space="preserve">AccountingService</w:t>
+      </w:r>
+    </w:p>
+    <w:tbl>
+      <w:tblPr>
+        <w:tblStyle w:val="Table"/>
+        <w:tblW w:type="auto" w:w="0"/>
+        <w:tblLook w:firstRow="1" w:lastRow="0" w:firstColumn="0" w:lastColumn="0" w:noHBand="0" w:noVBand="0" w:val="0020"/>
+      </w:tblPr>
+      <w:tblGrid>
+        <w:gridCol w:w="1980"/>
+        <w:gridCol w:w="1980"/>
+        <w:gridCol w:w="1980"/>
+        <w:gridCol w:w="1980"/>
+      </w:tblGrid>
+      <w:tr>
+        <w:trPr>
+          <w:tblHeader w:val="on"/>
+        </w:trPr>
+        <w:tc>
+          <w:tcPr/>
+          <w:p>
+            <w:pPr>
+              <w:pStyle w:val="Compact"/>
+            </w:pPr>
+            <w:r>
+              <w:t xml:space="preserve">Method</w:t>
+            </w:r>
+          </w:p>
+        </w:tc>
+        <w:tc>
+          <w:tcPr/>
+          <w:p>
+            <w:pPr>
+              <w:pStyle w:val="Compact"/>
+            </w:pPr>
+            <w:r>
+              <w:t xml:space="preserve">Parameters</w:t>
+            </w:r>
+          </w:p>
+        </w:tc>
+        <w:tc>
+          <w:tcPr/>
+          <w:p>
+            <w:pPr>
+              <w:pStyle w:val="Compact"/>
+            </w:pPr>
+            <w:r>
+              <w:t xml:space="preserve">Returns</w:t>
+            </w:r>
+          </w:p>
+        </w:tc>
+        <w:tc>
+          <w:tcPr/>
+          <w:p>
+            <w:pPr>
+              <w:pStyle w:val="Compact"/>
+            </w:pPr>
+            <w:r>
+              <w:t xml:space="preserve">Description</w:t>
+            </w:r>
+          </w:p>
+        </w:tc>
+      </w:tr>
+      <w:tr>
+        <w:tc>
+          <w:tcPr/>
+          <w:p>
+            <w:pPr>
+              <w:pStyle w:val="Compact"/>
+            </w:pPr>
+            <w:r>
+              <w:rPr>
+                <w:rStyle w:val="VerbatimChar"/>
+              </w:rPr>
+              <w:t xml:space="preserve">createPayrollCalendar(array $data): int</w:t>
+            </w:r>
+          </w:p>
+        </w:tc>
+        <w:tc>
+          <w:tcPr/>
+          <w:p>
+            <w:pPr>
+              <w:pStyle w:val="Compact"/>
+            </w:pPr>
+            <w:r>
+              <w:t xml:space="preserve">Pay-group calendar payload</w:t>
+            </w:r>
+          </w:p>
+        </w:tc>
+        <w:tc>
+          <w:tcPr/>
+          <w:p>
+            <w:pPr>
+              <w:pStyle w:val="Compact"/>
+            </w:pPr>
+            <w:r>
+              <w:t xml:space="preserve">New</w:t>
+            </w:r>
+            <w:r>
+              <w:t xml:space="preserve"> </w:t>
+            </w:r>
+            <w:r>
+              <w:rPr>
+                <w:rStyle w:val="VerbatimChar"/>
+              </w:rPr>
+              <w:t xml:space="preserve">payroll_calendars.id</w:t>
+            </w:r>
+          </w:p>
+        </w:tc>
+        <w:tc>
+          <w:tcPr/>
+          <w:p>
+            <w:pPr>
+              <w:pStyle w:val="Compact"/>
+            </w:pPr>
+            <w:r>
+              <w:t xml:space="preserve">Creates a payroll operating calendar and deadlines.</w:t>
+            </w:r>
+          </w:p>
+        </w:tc>
+      </w:tr>
+      <w:tr>
+        <w:tc>
+          <w:tcPr/>
+          <w:p>
+            <w:pPr>
+              <w:pStyle w:val="Compact"/>
+            </w:pPr>
+            <w:r>
+              <w:rPr>
+                <w:rStyle w:val="VerbatimChar"/>
+              </w:rPr>
+              <w:t xml:space="preserve">generateValidationPack(int $runId): int</w:t>
+            </w:r>
+          </w:p>
+        </w:tc>
+        <w:tc>
+          <w:tcPr/>
+          <w:p>
+            <w:pPr>
+              <w:pStyle w:val="Compact"/>
+            </w:pPr>
+            <w:r>
+              <w:t xml:space="preserve">Payroll run primary key</w:t>
+            </w:r>
+          </w:p>
+        </w:tc>
+        <w:tc>
+          <w:tcPr/>
+          <w:p>
+            <w:pPr>
+              <w:pStyle w:val="Compact"/>
+            </w:pPr>
+            <w:r>
+              <w:t xml:space="preserve">New</w:t>
+            </w:r>
+            <w:r>
+              <w:t xml:space="preserve"> </w:t>
+            </w:r>
+            <w:r>
+              <w:rPr>
+                <w:rStyle w:val="VerbatimChar"/>
+              </w:rPr>
+              <w:t xml:space="preserve">payroll_validation_runs.id</w:t>
+            </w:r>
+          </w:p>
+        </w:tc>
+        <w:tc>
+          <w:tcPr/>
+          <w:p>
+            <w:pPr>
+              <w:pStyle w:val="Compact"/>
+            </w:pPr>
+            <w:r>
+              <w:t xml:space="preserve">Runs pre-release validation and stores findings.</w:t>
+            </w:r>
+          </w:p>
+        </w:tc>
+      </w:tr>
+      <w:tr>
+        <w:tc>
+          <w:tcPr/>
+          <w:p>
+            <w:pPr>
+              <w:pStyle w:val="Compact"/>
+            </w:pPr>
+            <w:r>
+              <w:rPr>
+                <w:rStyle w:val="VerbatimChar"/>
+              </w:rPr>
+              <w:t xml:space="preserve">runShadowPayroll(array $scope): int</w:t>
+            </w:r>
+          </w:p>
+        </w:tc>
+        <w:tc>
+          <w:tcPr/>
+          <w:p>
+            <w:pPr>
+              <w:pStyle w:val="Compact"/>
+            </w:pPr>
+            <w:r>
+              <w:t xml:space="preserve">Shadow-run scope and comparison inputs</w:t>
+            </w:r>
+          </w:p>
+        </w:tc>
+        <w:tc>
+          <w:tcPr/>
+          <w:p>
+            <w:pPr>
+              <w:pStyle w:val="Compact"/>
+            </w:pPr>
+            <w:r>
+              <w:t xml:space="preserve">New</w:t>
+            </w:r>
+            <w:r>
+              <w:t xml:space="preserve"> </w:t>
+            </w:r>
+            <w:r>
+              <w:rPr>
+                <w:rStyle w:val="VerbatimChar"/>
+              </w:rPr>
+              <w:t xml:space="preserve">payroll_shadow_runs.id</w:t>
+            </w:r>
+          </w:p>
+        </w:tc>
+        <w:tc>
+          <w:tcPr/>
+          <w:p>
+            <w:pPr>
+              <w:pStyle w:val="Compact"/>
+            </w:pPr>
+            <w:r>
+              <w:t xml:space="preserve">Computes a non-posting payroll run for variance review.</w:t>
+            </w:r>
+          </w:p>
+        </w:tc>
+      </w:tr>
+    </w:tbl>
+    <w:p>
+      <w:pPr>
+        <w:pStyle w:val="BodyText"/>
+      </w:pPr>
+      <w:r>
+        <w:rPr>
+          <w:b/>
+          <w:bCs/>
+        </w:rPr>
+        <w:t xml:space="preserve">Tables read/written:</w:t>
+      </w:r>
+      <w:r>
+        <w:t xml:space="preserve"> </w:t>
+      </w:r>
+      <w:r>
+        <w:rPr>
+          <w:rStyle w:val="VerbatimChar"/>
+        </w:rPr>
+        <w:t xml:space="preserve">payroll_calendars</w:t>
+      </w:r>
+      <w:r>
+        <w:t xml:space="preserve">,</w:t>
+      </w:r>
+      <w:r>
+        <w:t xml:space="preserve"> </w:t>
+      </w:r>
+      <w:r>
+        <w:rPr>
+          <w:rStyle w:val="VerbatimChar"/>
+        </w:rPr>
+        <w:t xml:space="preserve">payroll_validation_runs</w:t>
+      </w:r>
+      <w:r>
+        <w:t xml:space="preserve">,</w:t>
+      </w:r>
+      <w:r>
+        <w:t xml:space="preserve"> </w:t>
+      </w:r>
+      <w:r>
+        <w:rPr>
+          <w:rStyle w:val="VerbatimChar"/>
+        </w:rPr>
+        <w:t xml:space="preserve">payroll_validation_findings</w:t>
+      </w:r>
+      <w:r>
+        <w:t xml:space="preserve">,</w:t>
+      </w:r>
+      <w:r>
+        <w:t xml:space="preserve"> </w:t>
+      </w:r>
+      <w:r>
+        <w:rPr>
+          <w:rStyle w:val="VerbatimChar"/>
+        </w:rPr>
+        <w:t xml:space="preserve">payroll_shadow_runs</w:t>
+      </w:r>
+    </w:p>
+    <w:p>
+      <w:r>
+        <w:pict>
+          <v:rect style="width:0;height:1.5pt" o:hralign="center" o:hrstd="t" o:hr="t"/>
+        </w:pict>
+      </w:r>
+    </w:p>
+    <w:bookmarkEnd w:id="164"/>
+    <w:bookmarkStart w:id="165" w:name="workforceanalyticsservice"/>
+    <w:p>
+      <w:pPr>
+        <w:pStyle w:val="Heading2"/>
+      </w:pPr>
+      <w:r>
+        <w:t xml:space="preserve">WorkforceAnalyticsService</w:t>
+      </w:r>
+    </w:p>
+    <w:p>
+      <w:pPr>
+        <w:pStyle w:val="FirstParagraph"/>
+      </w:pPr>
+      <w:r>
+        <w:rPr>
+          <w:b/>
+          <w:bCs/>
+        </w:rPr>
+        <w:t xml:space="preserve">Namespace:</w:t>
+      </w:r>
+      <w:r>
+        <w:t xml:space="preserve"> </w:t>
+      </w:r>
+      <w:r>
+        <w:rPr>
+          <w:rStyle w:val="VerbatimChar"/>
+        </w:rPr>
+        <w:t xml:space="preserve">App\Modules\HRPayroll</w:t>
+      </w:r>
+    </w:p>
+    <w:p>
+      <w:pPr>
+        <w:pStyle w:val="BodyText"/>
+      </w:pPr>
+      <w:r>
+        <w:rPr>
+          <w:b/>
+          <w:bCs/>
+        </w:rPr>
+        <w:t xml:space="preserve">Module guard:</w:t>
+      </w:r>
+      <w:r>
+        <w:t xml:space="preserve"> </w:t>
+      </w:r>
+      <w:r>
+        <w:rPr>
+          <w:rStyle w:val="VerbatimChar"/>
+        </w:rPr>
+        <w:t xml:space="preserve">ModuleRegistry::isActive('HR_PAYROLL', $tenantId)</w:t>
+      </w:r>
+    </w:p>
+    <w:p>
+      <w:pPr>
+        <w:pStyle w:val="BodyText"/>
+      </w:pPr>
+      <w:r>
+        <w:rPr>
+          <w:b/>
+          <w:bCs/>
+        </w:rPr>
+        <w:t xml:space="preserve">Dependencies:</w:t>
+      </w:r>
+      <w:r>
+        <w:t xml:space="preserve"> </w:t>
+      </w:r>
+      <w:r>
+        <w:rPr>
+          <w:rStyle w:val="VerbatimChar"/>
+        </w:rPr>
+        <w:t xml:space="preserve">PDO</w:t>
+      </w:r>
+      <w:r>
+        <w:t xml:space="preserve">,</w:t>
+      </w:r>
+      <w:r>
+        <w:t xml:space="preserve"> </w:t>
+      </w:r>
+      <w:r>
+        <w:rPr>
+          <w:rStyle w:val="VerbatimChar"/>
+        </w:rPr>
+        <w:t xml:space="preserve">SessionService</w:t>
+      </w:r>
+      <w:r>
+        <w:t xml:space="preserve">,</w:t>
+      </w:r>
+      <w:r>
+        <w:t xml:space="preserve"> </w:t>
+      </w:r>
+      <w:r>
+        <w:rPr>
+          <w:rStyle w:val="VerbatimChar"/>
+        </w:rPr>
+        <w:t xml:space="preserve">AuditService</w:t>
+      </w:r>
+    </w:p>
+    <w:tbl>
+      <w:tblPr>
+        <w:tblStyle w:val="Table"/>
+        <w:tblW w:type="auto" w:w="0"/>
+        <w:tblLook w:firstRow="1" w:lastRow="0" w:firstColumn="0" w:lastColumn="0" w:noHBand="0" w:noVBand="0" w:val="0020"/>
+      </w:tblPr>
+      <w:tblGrid>
+        <w:gridCol w:w="1980"/>
+        <w:gridCol w:w="1980"/>
+        <w:gridCol w:w="1980"/>
+        <w:gridCol w:w="1980"/>
+      </w:tblGrid>
+      <w:tr>
+        <w:trPr>
+          <w:tblHeader w:val="on"/>
+        </w:trPr>
+        <w:tc>
+          <w:tcPr/>
+          <w:p>
+            <w:pPr>
+              <w:pStyle w:val="Compact"/>
+            </w:pPr>
+            <w:r>
+              <w:t xml:space="preserve">Method</w:t>
+            </w:r>
+          </w:p>
+        </w:tc>
+        <w:tc>
+          <w:tcPr/>
+          <w:p>
+            <w:pPr>
+              <w:pStyle w:val="Compact"/>
+            </w:pPr>
+            <w:r>
+              <w:t xml:space="preserve">Parameters</w:t>
+            </w:r>
+          </w:p>
+        </w:tc>
+        <w:tc>
+          <w:tcPr/>
+          <w:p>
+            <w:pPr>
+              <w:pStyle w:val="Compact"/>
+            </w:pPr>
+            <w:r>
+              <w:t xml:space="preserve">Returns</w:t>
+            </w:r>
+          </w:p>
+        </w:tc>
+        <w:tc>
+          <w:tcPr/>
+          <w:p>
+            <w:pPr>
+              <w:pStyle w:val="Compact"/>
+            </w:pPr>
+            <w:r>
+              <w:t xml:space="preserve">Description</w:t>
+            </w:r>
+          </w:p>
+        </w:tc>
+      </w:tr>
+      <w:tr>
+        <w:tc>
+          <w:tcPr/>
+          <w:p>
+            <w:pPr>
+              <w:pStyle w:val="Compact"/>
+            </w:pPr>
+            <w:r>
+              <w:rPr>
+                <w:rStyle w:val="VerbatimChar"/>
+              </w:rPr>
+              <w:t xml:space="preserve">refreshSnapshot(string $period): int</w:t>
+            </w:r>
+          </w:p>
+        </w:tc>
+        <w:tc>
+          <w:tcPr/>
+          <w:p>
+            <w:pPr>
+              <w:pStyle w:val="Compact"/>
+            </w:pPr>
+            <w:r>
+              <w:t xml:space="preserve">Period in</w:t>
+            </w:r>
+            <w:r>
+              <w:t xml:space="preserve"> </w:t>
+            </w:r>
+            <w:r>
+              <w:rPr>
+                <w:rStyle w:val="VerbatimChar"/>
+              </w:rPr>
+              <w:t xml:space="preserve">YYYY-MM</w:t>
+            </w:r>
+            <w:r>
+              <w:t xml:space="preserve"> </w:t>
+            </w:r>
+            <w:r>
+              <w:t xml:space="preserve">format</w:t>
+            </w:r>
+          </w:p>
+        </w:tc>
+        <w:tc>
+          <w:tcPr/>
+          <w:p>
+            <w:pPr>
+              <w:pStyle w:val="Compact"/>
+            </w:pPr>
+            <w:r>
+              <w:t xml:space="preserve">New</w:t>
+            </w:r>
+            <w:r>
+              <w:t xml:space="preserve"> </w:t>
+            </w:r>
+            <w:r>
+              <w:rPr>
+                <w:rStyle w:val="VerbatimChar"/>
+              </w:rPr>
+              <w:t xml:space="preserve">people_metric_snapshots.id</w:t>
+            </w:r>
+          </w:p>
+        </w:tc>
+        <w:tc>
+          <w:tcPr/>
+          <w:p>
+            <w:pPr>
+              <w:pStyle w:val="Compact"/>
+            </w:pPr>
+            <w:r>
+              <w:t xml:space="preserve">Rebuilds workforce metrics for the tenant and period.</w:t>
+            </w:r>
+          </w:p>
+        </w:tc>
+      </w:tr>
+      <w:tr>
+        <w:tc>
+          <w:tcPr/>
+          <w:p>
+            <w:pPr>
+              <w:pStyle w:val="Compact"/>
+            </w:pPr>
+            <w:r>
+              <w:rPr>
+                <w:rStyle w:val="VerbatimChar"/>
+              </w:rPr>
+              <w:t xml:space="preserve">getManagerDashboard(int $managerUserId, array $filters): array</w:t>
+            </w:r>
+          </w:p>
+        </w:tc>
+        <w:tc>
+          <w:tcPr/>
+          <w:p>
+            <w:pPr>
+              <w:pStyle w:val="Compact"/>
+            </w:pPr>
+            <w:r>
+              <w:t xml:space="preserve">Manager user primary key and scope filters</w:t>
+            </w:r>
+          </w:p>
+        </w:tc>
+        <w:tc>
+          <w:tcPr/>
+          <w:p>
+            <w:pPr>
+              <w:pStyle w:val="Compact"/>
+            </w:pPr>
+            <w:r>
+              <w:t xml:space="preserve">Dashboard payload</w:t>
+            </w:r>
+          </w:p>
+        </w:tc>
+        <w:tc>
+          <w:tcPr/>
+          <w:p>
+            <w:pPr>
+              <w:pStyle w:val="Compact"/>
+            </w:pPr>
+            <w:r>
+              <w:t xml:space="preserve">Returns approvals, leave, attendance, probation, and headcount widgets.</w:t>
+            </w:r>
+          </w:p>
+        </w:tc>
+      </w:tr>
+      <w:tr>
+        <w:tc>
+          <w:tcPr/>
+          <w:p>
+            <w:pPr>
+              <w:pStyle w:val="Compact"/>
+            </w:pPr>
+            <w:r>
+              <w:rPr>
+                <w:rStyle w:val="VerbatimChar"/>
+              </w:rPr>
+              <w:t xml:space="preserve">getWorkforceMetrics(array $filters): array</w:t>
+            </w:r>
+          </w:p>
+        </w:tc>
+        <w:tc>
+          <w:tcPr/>
+          <w:p>
+            <w:pPr>
+              <w:pStyle w:val="Compact"/>
+            </w:pPr>
+            <w:r>
+              <w:t xml:space="preserve">Date and scope filters</w:t>
+            </w:r>
+          </w:p>
+        </w:tc>
+        <w:tc>
+          <w:tcPr/>
+          <w:p>
+            <w:pPr>
+              <w:pStyle w:val="Compact"/>
+            </w:pPr>
+            <w:r>
+              <w:t xml:space="preserve">Analytics rows and KPI totals</w:t>
+            </w:r>
+          </w:p>
+        </w:tc>
+        <w:tc>
+          <w:tcPr/>
+          <w:p>
+            <w:pPr>
+              <w:pStyle w:val="Compact"/>
+            </w:pPr>
+            <w:r>
+              <w:t xml:space="preserve">Returns workforce and payroll metrics for dashboards.</w:t>
+            </w:r>
+          </w:p>
+        </w:tc>
+      </w:tr>
+    </w:tbl>
+    <w:p>
+      <w:pPr>
+        <w:pStyle w:val="BodyText"/>
+      </w:pPr>
+      <w:r>
+        <w:rPr>
+          <w:b/>
+          <w:bCs/>
+        </w:rPr>
+        <w:t xml:space="preserve">Tables read/written:</w:t>
+      </w:r>
+      <w:r>
+        <w:t xml:space="preserve"> </w:t>
+      </w:r>
+      <w:r>
+        <w:rPr>
+          <w:rStyle w:val="VerbatimChar"/>
+        </w:rPr>
+        <w:t xml:space="preserve">people_metric_snapshots</w:t>
+      </w:r>
+      <w:r>
+        <w:t xml:space="preserve">,</w:t>
+      </w:r>
+      <w:r>
+        <w:t xml:space="preserve"> </w:t>
+      </w:r>
+      <w:r>
+        <w:rPr>
+          <w:rStyle w:val="VerbatimChar"/>
+        </w:rPr>
+        <w:t xml:space="preserve">people_metric_snapshot_lines</w:t>
+      </w:r>
+    </w:p>
+    <w:p>
+      <w:r>
+        <w:pict>
+          <v:rect style="width:0;height:1.5pt" o:hralign="center" o:hrstd="t" o:hr="t"/>
+        </w:pict>
+      </w:r>
+    </w:p>
+    <w:bookmarkEnd w:id="165"/>
+    <w:bookmarkStart w:id="166" w:name="demandplanningservice"/>
+    <w:p>
+      <w:pPr>
+        <w:pStyle w:val="Heading2"/>
+      </w:pPr>
+      <w:r>
+        <w:t xml:space="preserve">DemandPlanningService</w:t>
+      </w:r>
+    </w:p>
+    <w:p>
+      <w:pPr>
+        <w:pStyle w:val="FirstParagraph"/>
+      </w:pPr>
+      <w:r>
+        <w:rPr>
+          <w:b/>
+          <w:bCs/>
+        </w:rPr>
+        <w:t xml:space="preserve">Namespace:</w:t>
+      </w:r>
+      <w:r>
+        <w:t xml:space="preserve"> </w:t>
+      </w:r>
+      <w:r>
+        <w:rPr>
+          <w:rStyle w:val="VerbatimChar"/>
+        </w:rPr>
+        <w:t xml:space="preserve">App\Modules\SupplyChainPlanning</w:t>
+      </w:r>
+    </w:p>
+    <w:p>
+      <w:pPr>
+        <w:pStyle w:val="BodyText"/>
+      </w:pPr>
+      <w:r>
+        <w:rPr>
+          <w:b/>
+          <w:bCs/>
+        </w:rPr>
+        <w:t xml:space="preserve">Module guard:</w:t>
+      </w:r>
+      <w:r>
+        <w:t xml:space="preserve"> </w:t>
+      </w:r>
+      <w:r>
+        <w:rPr>
+          <w:rStyle w:val="VerbatimChar"/>
+        </w:rPr>
+        <w:t xml:space="preserve">ModuleRegistry::isActive('SUPPLY_CHAIN_PLANNING', $tenantId)</w:t>
+      </w:r>
+    </w:p>
+    <w:p>
+      <w:pPr>
+        <w:pStyle w:val="BodyText"/>
+      </w:pPr>
+      <w:r>
+        <w:rPr>
+          <w:b/>
+          <w:bCs/>
+        </w:rPr>
+        <w:t xml:space="preserve">Dependencies:</w:t>
+      </w:r>
+      <w:r>
+        <w:t xml:space="preserve"> </w:t>
+      </w:r>
+      <w:r>
+        <w:rPr>
+          <w:rStyle w:val="VerbatimChar"/>
+        </w:rPr>
+        <w:t xml:space="preserve">PDO</w:t>
+      </w:r>
+      <w:r>
+        <w:t xml:space="preserve">,</w:t>
+      </w:r>
+      <w:r>
+        <w:t xml:space="preserve"> </w:t>
+      </w:r>
+      <w:r>
+        <w:rPr>
+          <w:rStyle w:val="VerbatimChar"/>
+        </w:rPr>
+        <w:t xml:space="preserve">SessionService</w:t>
+      </w:r>
+      <w:r>
+        <w:t xml:space="preserve">,</w:t>
+      </w:r>
+      <w:r>
+        <w:t xml:space="preserve"> </w:t>
+      </w:r>
+      <w:r>
+        <w:rPr>
+          <w:rStyle w:val="VerbatimChar"/>
+        </w:rPr>
+        <w:t xml:space="preserve">AuditService</w:t>
+      </w:r>
+    </w:p>
+    <w:tbl>
+      <w:tblPr>
+        <w:tblStyle w:val="Table"/>
+        <w:tblW w:type="auto" w:w="0"/>
+        <w:tblLook w:firstRow="1" w:lastRow="0" w:firstColumn="0" w:lastColumn="0" w:noHBand="0" w:noVBand="0" w:val="0020"/>
+      </w:tblPr>
+      <w:tblGrid>
+        <w:gridCol w:w="1980"/>
+        <w:gridCol w:w="1980"/>
+        <w:gridCol w:w="1980"/>
+        <w:gridCol w:w="1980"/>
+      </w:tblGrid>
+      <w:tr>
+        <w:trPr>
+          <w:tblHeader w:val="on"/>
+        </w:trPr>
+        <w:tc>
+          <w:tcPr/>
+          <w:p>
+            <w:pPr>
+              <w:pStyle w:val="Compact"/>
+            </w:pPr>
+            <w:r>
+              <w:t xml:space="preserve">Method</w:t>
+            </w:r>
+          </w:p>
+        </w:tc>
+        <w:tc>
+          <w:tcPr/>
+          <w:p>
+            <w:pPr>
+              <w:pStyle w:val="Compact"/>
+            </w:pPr>
+            <w:r>
+              <w:t xml:space="preserve">Parameters</w:t>
+            </w:r>
+          </w:p>
+        </w:tc>
+        <w:tc>
+          <w:tcPr/>
+          <w:p>
+            <w:pPr>
+              <w:pStyle w:val="Compact"/>
+            </w:pPr>
+            <w:r>
+              <w:t xml:space="preserve">Returns</w:t>
+            </w:r>
+          </w:p>
+        </w:tc>
+        <w:tc>
+          <w:tcPr/>
+          <w:p>
+            <w:pPr>
+              <w:pStyle w:val="Compact"/>
+            </w:pPr>
+            <w:r>
+              <w:t xml:space="preserve">Description</w:t>
+            </w:r>
+          </w:p>
+        </w:tc>
+      </w:tr>
+      <w:tr>
+        <w:tc>
+          <w:tcPr/>
+          <w:p>
+            <w:pPr>
+              <w:pStyle w:val="Compact"/>
+            </w:pPr>
+            <w:r>
+              <w:rPr>
+                <w:rStyle w:val="VerbatimChar"/>
+              </w:rPr>
+              <w:t xml:space="preserve">createDemandPlanVersion(array $scope): int</w:t>
+            </w:r>
+          </w:p>
+        </w:tc>
+        <w:tc>
+          <w:tcPr/>
+          <w:p>
+            <w:pPr>
+              <w:pStyle w:val="Compact"/>
+            </w:pPr>
+            <w:r>
+              <w:t xml:space="preserve">Horizon, item, location, and segment filters</w:t>
+            </w:r>
+          </w:p>
+        </w:tc>
+        <w:tc>
+          <w:tcPr/>
+          <w:p>
+            <w:pPr>
+              <w:pStyle w:val="Compact"/>
+            </w:pPr>
+            <w:r>
+              <w:t xml:space="preserve">New</w:t>
+            </w:r>
+            <w:r>
+              <w:t xml:space="preserve"> </w:t>
+            </w:r>
+            <w:r>
+              <w:rPr>
+                <w:rStyle w:val="VerbatimChar"/>
+              </w:rPr>
+              <w:t xml:space="preserve">demand_plan_versions.id</w:t>
+            </w:r>
+          </w:p>
+        </w:tc>
+        <w:tc>
+          <w:tcPr/>
+          <w:p>
+            <w:pPr>
+              <w:pStyle w:val="Compact"/>
+            </w:pPr>
+            <w:r>
+              <w:t xml:space="preserve">Creates a demand-plan header and baseline lines.</w:t>
+            </w:r>
+          </w:p>
+        </w:tc>
+      </w:tr>
+      <w:tr>
+        <w:tc>
+          <w:tcPr/>
+          <w:p>
+            <w:pPr>
+              <w:pStyle w:val="Compact"/>
+            </w:pPr>
+            <w:r>
+              <w:rPr>
+                <w:rStyle w:val="VerbatimChar"/>
+              </w:rPr>
+              <w:t xml:space="preserve">applyOverride(int $lineId, array $override): int</w:t>
+            </w:r>
+          </w:p>
+        </w:tc>
+        <w:tc>
+          <w:tcPr/>
+          <w:p>
+            <w:pPr>
+              <w:pStyle w:val="Compact"/>
+            </w:pPr>
+            <w:r>
+              <w:t xml:space="preserve">Demand-plan line primary key and override payload</w:t>
+            </w:r>
+          </w:p>
+        </w:tc>
+        <w:tc>
+          <w:tcPr/>
+          <w:p>
+            <w:pPr>
+              <w:pStyle w:val="Compact"/>
+            </w:pPr>
+            <w:r>
+              <w:t xml:space="preserve">New</w:t>
+            </w:r>
+            <w:r>
+              <w:t xml:space="preserve"> </w:t>
+            </w:r>
+            <w:r>
+              <w:rPr>
+                <w:rStyle w:val="VerbatimChar"/>
+              </w:rPr>
+              <w:t xml:space="preserve">demand_plan_overrides.id</w:t>
+            </w:r>
+          </w:p>
+        </w:tc>
+        <w:tc>
+          <w:tcPr/>
+          <w:p>
+            <w:pPr>
+              <w:pStyle w:val="Compact"/>
+            </w:pPr>
+            <w:r>
+              <w:t xml:space="preserve">Applies a governed override while preserving the baseline value.</w:t>
+            </w:r>
+          </w:p>
+        </w:tc>
+      </w:tr>
+      <w:tr>
+        <w:tc>
+          <w:tcPr/>
+          <w:p>
+            <w:pPr>
+              <w:pStyle w:val="Compact"/>
+            </w:pPr>
+            <w:r>
+              <w:rPr>
+                <w:rStyle w:val="VerbatimChar"/>
+              </w:rPr>
+              <w:t xml:space="preserve">approveConsensusDemand(int $versionId): void</w:t>
+            </w:r>
+          </w:p>
+        </w:tc>
+        <w:tc>
+          <w:tcPr/>
+          <w:p>
+            <w:pPr>
+              <w:pStyle w:val="Compact"/>
+            </w:pPr>
+            <w:r>
+              <w:t xml:space="preserve">Demand-plan version primary key</w:t>
+            </w:r>
+          </w:p>
+        </w:tc>
+        <w:tc>
+          <w:tcPr/>
+          <w:p>
+            <w:pPr>
+              <w:pStyle w:val="Compact"/>
+            </w:pPr>
+            <w:r>
+              <w:rPr>
+                <w:rStyle w:val="VerbatimChar"/>
+              </w:rPr>
+              <w:t xml:space="preserve">void</w:t>
+            </w:r>
+          </w:p>
+        </w:tc>
+        <w:tc>
+          <w:tcPr/>
+          <w:p>
+            <w:pPr>
+              <w:pStyle w:val="Compact"/>
+            </w:pPr>
+            <w:r>
+              <w:t xml:space="preserve">Sets the version to approved consensus demand.</w:t>
+            </w:r>
+          </w:p>
+        </w:tc>
+      </w:tr>
+    </w:tbl>
+    <w:p>
+      <w:pPr>
+        <w:pStyle w:val="BodyText"/>
+      </w:pPr>
+      <w:r>
+        <w:rPr>
+          <w:b/>
+          <w:bCs/>
+        </w:rPr>
+        <w:t xml:space="preserve">Tables read/written:</w:t>
+      </w:r>
+      <w:r>
+        <w:t xml:space="preserve"> </w:t>
+      </w:r>
+      <w:r>
+        <w:rPr>
+          <w:rStyle w:val="VerbatimChar"/>
+        </w:rPr>
+        <w:t xml:space="preserve">demand_plan_versions</w:t>
+      </w:r>
+      <w:r>
+        <w:t xml:space="preserve">,</w:t>
+      </w:r>
+      <w:r>
+        <w:t xml:space="preserve"> </w:t>
+      </w:r>
+      <w:r>
+        <w:rPr>
+          <w:rStyle w:val="VerbatimChar"/>
+        </w:rPr>
+        <w:t xml:space="preserve">demand_plan_lines</w:t>
+      </w:r>
+      <w:r>
+        <w:t xml:space="preserve">,</w:t>
+      </w:r>
+      <w:r>
+        <w:t xml:space="preserve"> </w:t>
+      </w:r>
+      <w:r>
+        <w:rPr>
+          <w:rStyle w:val="VerbatimChar"/>
+        </w:rPr>
+        <w:t xml:space="preserve">demand_plan_overrides</w:t>
+      </w:r>
+    </w:p>
+    <w:p>
+      <w:r>
+        <w:pict>
+          <v:rect style="width:0;height:1.5pt" o:hralign="center" o:hrstd="t" o:hr="t"/>
+        </w:pict>
+      </w:r>
+    </w:p>
+    <w:bookmarkEnd w:id="166"/>
+    <w:bookmarkStart w:id="167" w:name="supplyplanningservice"/>
+    <w:p>
+      <w:pPr>
+        <w:pStyle w:val="Heading2"/>
+      </w:pPr>
+      <w:r>
+        <w:t xml:space="preserve">SupplyPlanningService</w:t>
+      </w:r>
+    </w:p>
+    <w:p>
+      <w:pPr>
+        <w:pStyle w:val="FirstParagraph"/>
+      </w:pPr>
+      <w:r>
+        <w:rPr>
+          <w:b/>
+          <w:bCs/>
+        </w:rPr>
+        <w:t xml:space="preserve">Namespace:</w:t>
+      </w:r>
+      <w:r>
+        <w:t xml:space="preserve"> </w:t>
+      </w:r>
+      <w:r>
+        <w:rPr>
+          <w:rStyle w:val="VerbatimChar"/>
+        </w:rPr>
+        <w:t xml:space="preserve">App\Modules\SupplyChainPlanning</w:t>
+      </w:r>
+    </w:p>
+    <w:p>
+      <w:pPr>
+        <w:pStyle w:val="BodyText"/>
+      </w:pPr>
+      <w:r>
+        <w:rPr>
+          <w:b/>
+          <w:bCs/>
+        </w:rPr>
+        <w:t xml:space="preserve">Module guard:</w:t>
+      </w:r>
+      <w:r>
+        <w:t xml:space="preserve"> </w:t>
+      </w:r>
+      <w:r>
+        <w:rPr>
+          <w:rStyle w:val="VerbatimChar"/>
+        </w:rPr>
+        <w:t xml:space="preserve">ModuleRegistry::isActive('SUPPLY_CHAIN_PLANNING', $tenantId)</w:t>
+      </w:r>
+    </w:p>
+    <w:p>
+      <w:pPr>
+        <w:pStyle w:val="BodyText"/>
+      </w:pPr>
+      <w:r>
+        <w:rPr>
+          <w:b/>
+          <w:bCs/>
+        </w:rPr>
+        <w:t xml:space="preserve">Dependencies:</w:t>
+      </w:r>
+      <w:r>
+        <w:t xml:space="preserve"> </w:t>
+      </w:r>
+      <w:r>
+        <w:rPr>
+          <w:rStyle w:val="VerbatimChar"/>
+        </w:rPr>
+        <w:t xml:space="preserve">PDO</w:t>
+      </w:r>
+      <w:r>
+        <w:t xml:space="preserve">,</w:t>
+      </w:r>
+      <w:r>
+        <w:t xml:space="preserve"> </w:t>
+      </w:r>
+      <w:r>
+        <w:rPr>
+          <w:rStyle w:val="VerbatimChar"/>
+        </w:rPr>
+        <w:t xml:space="preserve">SessionService</w:t>
+      </w:r>
+      <w:r>
+        <w:t xml:space="preserve">,</w:t>
+      </w:r>
+      <w:r>
+        <w:t xml:space="preserve"> </w:t>
+      </w:r>
+      <w:r>
+        <w:rPr>
+          <w:rStyle w:val="VerbatimChar"/>
+        </w:rPr>
+        <w:t xml:space="preserve">AuditService</w:t>
+      </w:r>
+      <w:r>
+        <w:t xml:space="preserve">,</w:t>
+      </w:r>
+      <w:r>
+        <w:t xml:space="preserve"> </w:t>
+      </w:r>
+      <w:r>
+        <w:rPr>
+          <w:rStyle w:val="VerbatimChar"/>
+        </w:rPr>
+        <w:t xml:space="preserve">DemandPlanningService</w:t>
+      </w:r>
+    </w:p>
+    <w:tbl>
+      <w:tblPr>
+        <w:tblStyle w:val="Table"/>
+        <w:tblW w:type="auto" w:w="0"/>
+        <w:tblLook w:firstRow="1" w:lastRow="0" w:firstColumn="0" w:lastColumn="0" w:noHBand="0" w:noVBand="0" w:val="0020"/>
+      </w:tblPr>
+      <w:tblGrid>
+        <w:gridCol w:w="1980"/>
+        <w:gridCol w:w="1980"/>
+        <w:gridCol w:w="1980"/>
+        <w:gridCol w:w="1980"/>
+      </w:tblGrid>
+      <w:tr>
+        <w:trPr>
+          <w:tblHeader w:val="on"/>
+        </w:trPr>
+        <w:tc>
+          <w:tcPr/>
+          <w:p>
+            <w:pPr>
+              <w:pStyle w:val="Compact"/>
+            </w:pPr>
+            <w:r>
+              <w:t xml:space="preserve">Method</w:t>
+            </w:r>
+          </w:p>
+        </w:tc>
+        <w:tc>
+          <w:tcPr/>
+          <w:p>
+            <w:pPr>
+              <w:pStyle w:val="Compact"/>
+            </w:pPr>
+            <w:r>
+              <w:t xml:space="preserve">Parameters</w:t>
+            </w:r>
+          </w:p>
+        </w:tc>
+        <w:tc>
+          <w:tcPr/>
+          <w:p>
+            <w:pPr>
+              <w:pStyle w:val="Compact"/>
+            </w:pPr>
+            <w:r>
+              <w:t xml:space="preserve">Returns</w:t>
+            </w:r>
+          </w:p>
+        </w:tc>
+        <w:tc>
+          <w:tcPr/>
+          <w:p>
+            <w:pPr>
+              <w:pStyle w:val="Compact"/>
+            </w:pPr>
+            <w:r>
+              <w:t xml:space="preserve">Description</w:t>
+            </w:r>
+          </w:p>
+        </w:tc>
+      </w:tr>
+      <w:tr>
+        <w:tc>
+          <w:tcPr/>
+          <w:p>
+            <w:pPr>
+              <w:pStyle w:val="Compact"/>
+            </w:pPr>
+            <w:r>
+              <w:rPr>
+                <w:rStyle w:val="VerbatimChar"/>
+              </w:rPr>
+              <w:t xml:space="preserve">createSupplyPlan(int $demandVersionId, array $scope): int</w:t>
+            </w:r>
+          </w:p>
+        </w:tc>
+        <w:tc>
+          <w:tcPr/>
+          <w:p>
+            <w:pPr>
+              <w:pStyle w:val="Compact"/>
+            </w:pPr>
+            <w:r>
+              <w:t xml:space="preserve">Approved demand-plan version and planning scope</w:t>
+            </w:r>
+          </w:p>
+        </w:tc>
+        <w:tc>
+          <w:tcPr/>
+          <w:p>
+            <w:pPr>
+              <w:pStyle w:val="Compact"/>
+            </w:pPr>
+            <w:r>
+              <w:t xml:space="preserve">New</w:t>
+            </w:r>
+            <w:r>
+              <w:t xml:space="preserve"> </w:t>
+            </w:r>
+            <w:r>
+              <w:rPr>
+                <w:rStyle w:val="VerbatimChar"/>
+              </w:rPr>
+              <w:t xml:space="preserve">supply_plan_runs.id</w:t>
+            </w:r>
+          </w:p>
+        </w:tc>
+        <w:tc>
+          <w:tcPr/>
+          <w:p>
+            <w:pPr>
+              <w:pStyle w:val="Compact"/>
+            </w:pPr>
+            <w:r>
+              <w:t xml:space="preserve">Creates a feasible supply-plan run.</w:t>
+            </w:r>
+          </w:p>
+        </w:tc>
+      </w:tr>
+      <w:tr>
+        <w:tc>
+          <w:tcPr/>
+          <w:p>
+            <w:pPr>
+              <w:pStyle w:val="Compact"/>
+            </w:pPr>
+            <w:r>
+              <w:rPr>
+                <w:rStyle w:val="VerbatimChar"/>
+              </w:rPr>
+              <w:t xml:space="preserve">publishRecommendations(int $runId): int</w:t>
+            </w:r>
+          </w:p>
+        </w:tc>
+        <w:tc>
+          <w:tcPr/>
+          <w:p>
+            <w:pPr>
+              <w:pStyle w:val="Compact"/>
+            </w:pPr>
+            <w:r>
+              <w:t xml:space="preserve">Supply-plan run primary key</w:t>
+            </w:r>
+          </w:p>
+        </w:tc>
+        <w:tc>
+          <w:tcPr/>
+          <w:p>
+            <w:pPr>
+              <w:pStyle w:val="Compact"/>
+            </w:pPr>
+            <w:r>
+              <w:t xml:space="preserve">Count of recommendations published</w:t>
+            </w:r>
+          </w:p>
+        </w:tc>
+        <w:tc>
+          <w:tcPr/>
+          <w:p>
+            <w:pPr>
+              <w:pStyle w:val="Compact"/>
+            </w:pPr>
+            <w:r>
+              <w:t xml:space="preserve">Writes released replenishment recommendations.</w:t>
+            </w:r>
+          </w:p>
+        </w:tc>
+      </w:tr>
+      <w:tr>
+        <w:tc>
+          <w:tcPr/>
+          <w:p>
+            <w:pPr>
+              <w:pStyle w:val="Compact"/>
+            </w:pPr>
+            <w:r>
+              <w:rPr>
+                <w:rStyle w:val="VerbatimChar"/>
+              </w:rPr>
+              <w:t xml:space="preserve">getExceptionWorkbench(array $filters): array</w:t>
+            </w:r>
+          </w:p>
+        </w:tc>
+        <w:tc>
+          <w:tcPr/>
+          <w:p>
+            <w:pPr>
+              <w:pStyle w:val="Compact"/>
+            </w:pPr>
+            <w:r>
+              <w:t xml:space="preserve">Filters for shortage, capacity, late-supply, or policy exceptions</w:t>
+            </w:r>
+          </w:p>
+        </w:tc>
+        <w:tc>
+          <w:tcPr/>
+          <w:p>
+            <w:pPr>
+              <w:pStyle w:val="Compact"/>
+            </w:pPr>
+            <w:r>
+              <w:t xml:space="preserve">Exception rows</w:t>
+            </w:r>
+          </w:p>
+        </w:tc>
+        <w:tc>
+          <w:tcPr/>
+          <w:p>
+            <w:pPr>
+              <w:pStyle w:val="Compact"/>
+            </w:pPr>
+            <w:r>
+              <w:t xml:space="preserve">Returns actionable planning exceptions.</w:t>
+            </w:r>
+          </w:p>
+        </w:tc>
+      </w:tr>
+    </w:tbl>
+    <w:p>
+      <w:pPr>
+        <w:pStyle w:val="BodyText"/>
+      </w:pPr>
+      <w:r>
+        <w:rPr>
+          <w:b/>
+          <w:bCs/>
+        </w:rPr>
+        <w:t xml:space="preserve">Tables read/written:</w:t>
+      </w:r>
+      <w:r>
+        <w:t xml:space="preserve"> </w:t>
+      </w:r>
+      <w:r>
+        <w:rPr>
+          <w:rStyle w:val="VerbatimChar"/>
+        </w:rPr>
+        <w:t xml:space="preserve">supply_plan_runs</w:t>
+      </w:r>
+      <w:r>
+        <w:t xml:space="preserve">,</w:t>
+      </w:r>
+      <w:r>
+        <w:t xml:space="preserve"> </w:t>
+      </w:r>
+      <w:r>
+        <w:rPr>
+          <w:rStyle w:val="VerbatimChar"/>
+        </w:rPr>
+        <w:t xml:space="preserve">supply_plan_lines</w:t>
+      </w:r>
+      <w:r>
+        <w:t xml:space="preserve">,</w:t>
+      </w:r>
+      <w:r>
+        <w:t xml:space="preserve"> </w:t>
+      </w:r>
+      <w:r>
+        <w:rPr>
+          <w:rStyle w:val="VerbatimChar"/>
+        </w:rPr>
+        <w:t xml:space="preserve">planning_exceptions</w:t>
+      </w:r>
+      <w:r>
+        <w:t xml:space="preserve">,</w:t>
+      </w:r>
+      <w:r>
+        <w:t xml:space="preserve"> </w:t>
+      </w:r>
+      <w:r>
+        <w:rPr>
+          <w:rStyle w:val="VerbatimChar"/>
+        </w:rPr>
+        <w:t xml:space="preserve">replenishment_recommendations</w:t>
+      </w:r>
+    </w:p>
+    <w:p>
+      <w:r>
+        <w:pict>
+          <v:rect style="width:0;height:1.5pt" o:hralign="center" o:hrstd="t" o:hr="t"/>
+        </w:pict>
+      </w:r>
+    </w:p>
+    <w:bookmarkEnd w:id="167"/>
+    <w:bookmarkStart w:id="168" w:name="sopcycleservice"/>
+    <w:p>
+      <w:pPr>
+        <w:pStyle w:val="Heading2"/>
+      </w:pPr>
+      <w:r>
+        <w:t xml:space="preserve">SopCycleService</w:t>
+      </w:r>
+    </w:p>
+    <w:p>
+      <w:pPr>
+        <w:pStyle w:val="FirstParagraph"/>
+      </w:pPr>
+      <w:r>
+        <w:rPr>
+          <w:b/>
+          <w:bCs/>
+        </w:rPr>
+        <w:t xml:space="preserve">Namespace:</w:t>
+      </w:r>
+      <w:r>
+        <w:t xml:space="preserve"> </w:t>
+      </w:r>
+      <w:r>
+        <w:rPr>
+          <w:rStyle w:val="VerbatimChar"/>
+        </w:rPr>
+        <w:t xml:space="preserve">App\Modules\SupplyChainPlanning</w:t>
+      </w:r>
+    </w:p>
+    <w:p>
+      <w:pPr>
+        <w:pStyle w:val="BodyText"/>
+      </w:pPr>
+      <w:r>
+        <w:rPr>
+          <w:b/>
+          <w:bCs/>
+        </w:rPr>
+        <w:t xml:space="preserve">Module guard:</w:t>
+      </w:r>
+      <w:r>
+        <w:t xml:space="preserve"> </w:t>
+      </w:r>
+      <w:r>
+        <w:rPr>
+          <w:rStyle w:val="VerbatimChar"/>
+        </w:rPr>
+        <w:t xml:space="preserve">ModuleRegistry::isActive('SUPPLY_CHAIN_PLANNING', $tenantId)</w:t>
+      </w:r>
+    </w:p>
+    <w:p>
+      <w:pPr>
+        <w:pStyle w:val="BodyText"/>
+      </w:pPr>
+      <w:r>
+        <w:rPr>
+          <w:b/>
+          <w:bCs/>
+        </w:rPr>
+        <w:t xml:space="preserve">Dependencies:</w:t>
+      </w:r>
+      <w:r>
+        <w:t xml:space="preserve"> </w:t>
+      </w:r>
+      <w:r>
+        <w:rPr>
+          <w:rStyle w:val="VerbatimChar"/>
+        </w:rPr>
+        <w:t xml:space="preserve">PDO</w:t>
+      </w:r>
+      <w:r>
+        <w:t xml:space="preserve">,</w:t>
+      </w:r>
+      <w:r>
+        <w:t xml:space="preserve"> </w:t>
+      </w:r>
+      <w:r>
+        <w:rPr>
+          <w:rStyle w:val="VerbatimChar"/>
+        </w:rPr>
+        <w:t xml:space="preserve">SessionService</w:t>
+      </w:r>
+      <w:r>
+        <w:t xml:space="preserve">,</w:t>
+      </w:r>
+      <w:r>
+        <w:t xml:space="preserve"> </w:t>
+      </w:r>
+      <w:r>
+        <w:rPr>
+          <w:rStyle w:val="VerbatimChar"/>
+        </w:rPr>
+        <w:t xml:space="preserve">AuditService</w:t>
+      </w:r>
+      <w:r>
+        <w:t xml:space="preserve">,</w:t>
+      </w:r>
+      <w:r>
+        <w:t xml:space="preserve"> </w:t>
+      </w:r>
+      <w:r>
+        <w:rPr>
+          <w:rStyle w:val="VerbatimChar"/>
+        </w:rPr>
+        <w:t xml:space="preserve">DemandPlanningService</w:t>
+      </w:r>
+      <w:r>
+        <w:t xml:space="preserve">,</w:t>
+      </w:r>
+      <w:r>
+        <w:t xml:space="preserve"> </w:t>
+      </w:r>
+      <w:r>
+        <w:rPr>
+          <w:rStyle w:val="VerbatimChar"/>
+        </w:rPr>
+        <w:t xml:space="preserve">SupplyPlanningService</w:t>
+      </w:r>
+    </w:p>
+    <w:tbl>
+      <w:tblPr>
+        <w:tblStyle w:val="Table"/>
+        <w:tblW w:type="auto" w:w="0"/>
+        <w:tblLook w:firstRow="1" w:lastRow="0" w:firstColumn="0" w:lastColumn="0" w:noHBand="0" w:noVBand="0" w:val="0020"/>
+      </w:tblPr>
+      <w:tblGrid>
+        <w:gridCol w:w="1980"/>
+        <w:gridCol w:w="1980"/>
+        <w:gridCol w:w="1980"/>
+        <w:gridCol w:w="1980"/>
+      </w:tblGrid>
+      <w:tr>
+        <w:trPr>
+          <w:tblHeader w:val="on"/>
+        </w:trPr>
+        <w:tc>
+          <w:tcPr/>
+          <w:p>
+            <w:pPr>
+              <w:pStyle w:val="Compact"/>
+            </w:pPr>
+            <w:r>
+              <w:t xml:space="preserve">Method</w:t>
+            </w:r>
+          </w:p>
+        </w:tc>
+        <w:tc>
+          <w:tcPr/>
+          <w:p>
+            <w:pPr>
+              <w:pStyle w:val="Compact"/>
+            </w:pPr>
+            <w:r>
+              <w:t xml:space="preserve">Parameters</w:t>
+            </w:r>
+          </w:p>
+        </w:tc>
+        <w:tc>
+          <w:tcPr/>
+          <w:p>
+            <w:pPr>
+              <w:pStyle w:val="Compact"/>
+            </w:pPr>
+            <w:r>
+              <w:t xml:space="preserve">Returns</w:t>
+            </w:r>
+          </w:p>
+        </w:tc>
+        <w:tc>
+          <w:tcPr/>
+          <w:p>
+            <w:pPr>
+              <w:pStyle w:val="Compact"/>
+            </w:pPr>
+            <w:r>
+              <w:t xml:space="preserve">Description</w:t>
+            </w:r>
+          </w:p>
+        </w:tc>
+      </w:tr>
+      <w:tr>
+        <w:tc>
+          <w:tcPr/>
+          <w:p>
+            <w:pPr>
+              <w:pStyle w:val="Compact"/>
+            </w:pPr>
+            <w:r>
+              <w:rPr>
+                <w:rStyle w:val="VerbatimChar"/>
+              </w:rPr>
+              <w:t xml:space="preserve">createCycle(array $data): int</w:t>
+            </w:r>
+          </w:p>
+        </w:tc>
+        <w:tc>
+          <w:tcPr/>
+          <w:p>
+            <w:pPr>
+              <w:pStyle w:val="Compact"/>
+            </w:pPr>
+            <w:r>
+              <w:t xml:space="preserve">Cycle payload with horizon and due dates</w:t>
+            </w:r>
+          </w:p>
+        </w:tc>
+        <w:tc>
+          <w:tcPr/>
+          <w:p>
+            <w:pPr>
+              <w:pStyle w:val="Compact"/>
+            </w:pPr>
+            <w:r>
+              <w:t xml:space="preserve">New</w:t>
+            </w:r>
+            <w:r>
+              <w:t xml:space="preserve"> </w:t>
+            </w:r>
+            <w:r>
+              <w:rPr>
+                <w:rStyle w:val="VerbatimChar"/>
+              </w:rPr>
+              <w:t xml:space="preserve">sop_cycles.id</w:t>
+            </w:r>
+          </w:p>
+        </w:tc>
+        <w:tc>
+          <w:tcPr/>
+          <w:p>
+            <w:pPr>
+              <w:pStyle w:val="Compact"/>
+            </w:pPr>
+            <w:r>
+              <w:t xml:space="preserve">Creates the monthly S&amp;OP / IBP cycle.</w:t>
+            </w:r>
+          </w:p>
+        </w:tc>
+      </w:tr>
+      <w:tr>
+        <w:tc>
+          <w:tcPr/>
+          <w:p>
+            <w:pPr>
+              <w:pStyle w:val="Compact"/>
+            </w:pPr>
+            <w:r>
+              <w:rPr>
+                <w:rStyle w:val="VerbatimChar"/>
+              </w:rPr>
+              <w:t xml:space="preserve">createScenario(int $sourceVersionId, array $meta): int</w:t>
+            </w:r>
+          </w:p>
+        </w:tc>
+        <w:tc>
+          <w:tcPr/>
+          <w:p>
+            <w:pPr>
+              <w:pStyle w:val="Compact"/>
+            </w:pPr>
+            <w:r>
+              <w:t xml:space="preserve">Source plan version and scenario metadata</w:t>
+            </w:r>
+          </w:p>
+        </w:tc>
+        <w:tc>
+          <w:tcPr/>
+          <w:p>
+            <w:pPr>
+              <w:pStyle w:val="Compact"/>
+            </w:pPr>
+            <w:r>
+              <w:t xml:space="preserve">New</w:t>
+            </w:r>
+            <w:r>
+              <w:t xml:space="preserve"> </w:t>
+            </w:r>
+            <w:r>
+              <w:rPr>
+                <w:rStyle w:val="VerbatimChar"/>
+              </w:rPr>
+              <w:t xml:space="preserve">planning_scenarios.id</w:t>
+            </w:r>
+          </w:p>
+        </w:tc>
+        <w:tc>
+          <w:tcPr/>
+          <w:p>
+            <w:pPr>
+              <w:pStyle w:val="Compact"/>
+            </w:pPr>
+            <w:r>
+              <w:t xml:space="preserve">Clones plan data into an isolated scenario.</w:t>
+            </w:r>
+          </w:p>
+        </w:tc>
+      </w:tr>
+      <w:tr>
+        <w:tc>
+          <w:tcPr/>
+          <w:p>
+            <w:pPr>
+              <w:pStyle w:val="Compact"/>
+            </w:pPr>
+            <w:r>
+              <w:rPr>
+                <w:rStyle w:val="VerbatimChar"/>
+              </w:rPr>
+              <w:t xml:space="preserve">recordExecutiveDecision(int $cycleId, array $decision): int</w:t>
+            </w:r>
+          </w:p>
+        </w:tc>
+        <w:tc>
+          <w:tcPr/>
+          <w:p>
+            <w:pPr>
+              <w:pStyle w:val="Compact"/>
+            </w:pPr>
+            <w:r>
+              <w:t xml:space="preserve">Cycle primary key and decision payload</w:t>
+            </w:r>
+          </w:p>
+        </w:tc>
+        <w:tc>
+          <w:tcPr/>
+          <w:p>
+            <w:pPr>
+              <w:pStyle w:val="Compact"/>
+            </w:pPr>
+            <w:r>
+              <w:t xml:space="preserve">New</w:t>
+            </w:r>
+            <w:r>
+              <w:t xml:space="preserve"> </w:t>
+            </w:r>
+            <w:r>
+              <w:rPr>
+                <w:rStyle w:val="VerbatimChar"/>
+              </w:rPr>
+              <w:t xml:space="preserve">sop_decisions.id</w:t>
+            </w:r>
+          </w:p>
+        </w:tc>
+        <w:tc>
+          <w:tcPr/>
+          <w:p>
+            <w:pPr>
+              <w:pStyle w:val="Compact"/>
+            </w:pPr>
+            <w:r>
+              <w:t xml:space="preserve">Records an approved trade-off or escalation outcome.</w:t>
+            </w:r>
+          </w:p>
+        </w:tc>
+      </w:tr>
+    </w:tbl>
+    <w:p>
+      <w:pPr>
+        <w:pStyle w:val="BodyText"/>
+      </w:pPr>
+      <w:r>
+        <w:rPr>
+          <w:b/>
+          <w:bCs/>
+        </w:rPr>
+        <w:t xml:space="preserve">Tables read/written:</w:t>
+      </w:r>
+      <w:r>
+        <w:t xml:space="preserve"> </w:t>
+      </w:r>
+      <w:r>
+        <w:rPr>
+          <w:rStyle w:val="VerbatimChar"/>
+        </w:rPr>
+        <w:t xml:space="preserve">sop_cycles</w:t>
+      </w:r>
+      <w:r>
+        <w:t xml:space="preserve">,</w:t>
+      </w:r>
+      <w:r>
+        <w:t xml:space="preserve"> </w:t>
+      </w:r>
+      <w:r>
+        <w:rPr>
+          <w:rStyle w:val="VerbatimChar"/>
+        </w:rPr>
+        <w:t xml:space="preserve">sop_cycle_steps</w:t>
+      </w:r>
+      <w:r>
+        <w:t xml:space="preserve">,</w:t>
+      </w:r>
+      <w:r>
+        <w:t xml:space="preserve"> </w:t>
+      </w:r>
+      <w:r>
+        <w:rPr>
+          <w:rStyle w:val="VerbatimChar"/>
+        </w:rPr>
+        <w:t xml:space="preserve">planning_scenarios</w:t>
+      </w:r>
+      <w:r>
+        <w:t xml:space="preserve">,</w:t>
+      </w:r>
+      <w:r>
+        <w:t xml:space="preserve"> </w:t>
+      </w:r>
+      <w:r>
+        <w:rPr>
+          <w:rStyle w:val="VerbatimChar"/>
+        </w:rPr>
+        <w:t xml:space="preserve">planning_scenario_lines</w:t>
+      </w:r>
+      <w:r>
+        <w:t xml:space="preserve">,</w:t>
+      </w:r>
+      <w:r>
+        <w:t xml:space="preserve"> </w:t>
+      </w:r>
+      <w:r>
+        <w:rPr>
+          <w:rStyle w:val="VerbatimChar"/>
+        </w:rPr>
+        <w:t xml:space="preserve">sop_decisions</w:t>
+      </w:r>
+    </w:p>
+    <w:p>
+      <w:r>
+        <w:pict>
+          <v:rect style="width:0;height:1.5pt" o:hralign="center" o:hrstd="t" o:hr="t"/>
+        </w:pict>
+      </w:r>
+    </w:p>
+    <w:bookmarkEnd w:id="168"/>
+    <w:bookmarkStart w:id="169" w:name="assetworkmanagementservice"/>
+    <w:p>
+      <w:pPr>
+        <w:pStyle w:val="Heading2"/>
+      </w:pPr>
+      <w:r>
+        <w:t xml:space="preserve">AssetWorkManagementService</w:t>
+      </w:r>
+    </w:p>
+    <w:p>
+      <w:pPr>
+        <w:pStyle w:val="FirstParagraph"/>
+      </w:pPr>
+      <w:r>
+        <w:rPr>
+          <w:b/>
+          <w:bCs/>
+        </w:rPr>
+        <w:t xml:space="preserve">Namespace:</w:t>
+      </w:r>
+      <w:r>
+        <w:t xml:space="preserve"> </w:t>
+      </w:r>
+      <w:r>
+        <w:rPr>
+          <w:rStyle w:val="VerbatimChar"/>
+        </w:rPr>
+        <w:t xml:space="preserve">App\Modules\Assets</w:t>
+      </w:r>
+    </w:p>
+    <w:p>
+      <w:pPr>
+        <w:pStyle w:val="BodyText"/>
+      </w:pPr>
+      <w:r>
+        <w:rPr>
+          <w:b/>
+          <w:bCs/>
+        </w:rPr>
+        <w:t xml:space="preserve">Module guard:</w:t>
+      </w:r>
+      <w:r>
+        <w:t xml:space="preserve"> </w:t>
+      </w:r>
+      <w:r>
+        <w:rPr>
+          <w:rStyle w:val="VerbatimChar"/>
+        </w:rPr>
+        <w:t xml:space="preserve">ModuleRegistry::isActive('ASSETS', $tenantId)</w:t>
+      </w:r>
+    </w:p>
+    <w:p>
+      <w:pPr>
+        <w:pStyle w:val="BodyText"/>
+      </w:pPr>
+      <w:r>
+        <w:rPr>
+          <w:b/>
+          <w:bCs/>
+        </w:rPr>
+        <w:t xml:space="preserve">Dependencies:</w:t>
+      </w:r>
+      <w:r>
+        <w:t xml:space="preserve"> </w:t>
+      </w:r>
+      <w:r>
+        <w:rPr>
+          <w:rStyle w:val="VerbatimChar"/>
+        </w:rPr>
+        <w:t xml:space="preserve">PDO</w:t>
+      </w:r>
+      <w:r>
+        <w:t xml:space="preserve">,</w:t>
+      </w:r>
+      <w:r>
+        <w:t xml:space="preserve"> </w:t>
+      </w:r>
+      <w:r>
+        <w:rPr>
+          <w:rStyle w:val="VerbatimChar"/>
+        </w:rPr>
+        <w:t xml:space="preserve">SessionService</w:t>
+      </w:r>
+      <w:r>
+        <w:t xml:space="preserve">,</w:t>
+      </w:r>
+      <w:r>
+        <w:t xml:space="preserve"> </w:t>
+      </w:r>
+      <w:r>
+        <w:rPr>
+          <w:rStyle w:val="VerbatimChar"/>
+        </w:rPr>
+        <w:t xml:space="preserve">AuditService</w:t>
+      </w:r>
+      <w:r>
+        <w:t xml:space="preserve">,</w:t>
+      </w:r>
+      <w:r>
+        <w:t xml:space="preserve"> </w:t>
+      </w:r>
+      <w:r>
+        <w:rPr>
+          <w:rStyle w:val="VerbatimChar"/>
+        </w:rPr>
+        <w:t xml:space="preserve">InventoryReservationService</w:t>
+      </w:r>
+    </w:p>
+    <w:tbl>
+      <w:tblPr>
+        <w:tblStyle w:val="Table"/>
+        <w:tblW w:type="auto" w:w="0"/>
+        <w:tblLook w:firstRow="1" w:lastRow="0" w:firstColumn="0" w:lastColumn="0" w:noHBand="0" w:noVBand="0" w:val="0020"/>
+      </w:tblPr>
+      <w:tblGrid>
+        <w:gridCol w:w="1980"/>
+        <w:gridCol w:w="1980"/>
+        <w:gridCol w:w="1980"/>
+        <w:gridCol w:w="1980"/>
+      </w:tblGrid>
+      <w:tr>
+        <w:trPr>
+          <w:tblHeader w:val="on"/>
+        </w:trPr>
+        <w:tc>
+          <w:tcPr/>
+          <w:p>
+            <w:pPr>
+              <w:pStyle w:val="Compact"/>
+            </w:pPr>
+            <w:r>
+              <w:t xml:space="preserve">Method</w:t>
+            </w:r>
+          </w:p>
+        </w:tc>
+        <w:tc>
+          <w:tcPr/>
+          <w:p>
+            <w:pPr>
+              <w:pStyle w:val="Compact"/>
+            </w:pPr>
+            <w:r>
+              <w:t xml:space="preserve">Parameters</w:t>
+            </w:r>
+          </w:p>
+        </w:tc>
+        <w:tc>
+          <w:tcPr/>
+          <w:p>
+            <w:pPr>
+              <w:pStyle w:val="Compact"/>
+            </w:pPr>
+            <w:r>
+              <w:t xml:space="preserve">Returns</w:t>
+            </w:r>
+          </w:p>
+        </w:tc>
+        <w:tc>
+          <w:tcPr/>
+          <w:p>
+            <w:pPr>
+              <w:pStyle w:val="Compact"/>
+            </w:pPr>
+            <w:r>
+              <w:t xml:space="preserve">Description</w:t>
+            </w:r>
+          </w:p>
+        </w:tc>
+      </w:tr>
+      <w:tr>
+        <w:tc>
+          <w:tcPr/>
+          <w:p>
+            <w:pPr>
+              <w:pStyle w:val="Compact"/>
+            </w:pPr>
+            <w:r>
+              <w:rPr>
+                <w:rStyle w:val="VerbatimChar"/>
+              </w:rPr>
+              <w:t xml:space="preserve">createWorkRequest(array $data): int</w:t>
+            </w:r>
+          </w:p>
+        </w:tc>
+        <w:tc>
+          <w:tcPr/>
+          <w:p>
+            <w:pPr>
+              <w:pStyle w:val="Compact"/>
+            </w:pPr>
+            <w:r>
+              <w:t xml:space="preserve">Work-request payload</w:t>
+            </w:r>
+          </w:p>
+        </w:tc>
+        <w:tc>
+          <w:tcPr/>
+          <w:p>
+            <w:pPr>
+              <w:pStyle w:val="Compact"/>
+            </w:pPr>
+            <w:r>
+              <w:t xml:space="preserve">New</w:t>
+            </w:r>
+            <w:r>
+              <w:t xml:space="preserve"> </w:t>
+            </w:r>
+            <w:r>
+              <w:rPr>
+                <w:rStyle w:val="VerbatimChar"/>
+              </w:rPr>
+              <w:t xml:space="preserve">asset_work_requests.id</w:t>
+            </w:r>
+          </w:p>
+        </w:tc>
+        <w:tc>
+          <w:tcPr/>
+          <w:p>
+            <w:pPr>
+              <w:pStyle w:val="Compact"/>
+            </w:pPr>
+            <w:r>
+              <w:t xml:space="preserve">Creates a new screened maintenance request candidate.</w:t>
+            </w:r>
+          </w:p>
+        </w:tc>
+      </w:tr>
+      <w:tr>
+        <w:tc>
+          <w:tcPr/>
+          <w:p>
+            <w:pPr>
+              <w:pStyle w:val="Compact"/>
+            </w:pPr>
+            <w:r>
+              <w:rPr>
+                <w:rStyle w:val="VerbatimChar"/>
+              </w:rPr>
+              <w:t xml:space="preserve">convertToWorkOrder(int $requestId, array $plan): int</w:t>
+            </w:r>
+          </w:p>
+        </w:tc>
+        <w:tc>
+          <w:tcPr/>
+          <w:p>
+            <w:pPr>
+              <w:pStyle w:val="Compact"/>
+            </w:pPr>
+            <w:r>
+              <w:t xml:space="preserve">Work-request primary key and planning payload</w:t>
+            </w:r>
+          </w:p>
+        </w:tc>
+        <w:tc>
+          <w:tcPr/>
+          <w:p>
+            <w:pPr>
+              <w:pStyle w:val="Compact"/>
+            </w:pPr>
+            <w:r>
+              <w:t xml:space="preserve">New</w:t>
+            </w:r>
+            <w:r>
+              <w:t xml:space="preserve"> </w:t>
+            </w:r>
+            <w:r>
+              <w:rPr>
+                <w:rStyle w:val="VerbatimChar"/>
+              </w:rPr>
+              <w:t xml:space="preserve">asset_work_orders.id</w:t>
+            </w:r>
+          </w:p>
+        </w:tc>
+        <w:tc>
+          <w:tcPr/>
+          <w:p>
+            <w:pPr>
+              <w:pStyle w:val="Compact"/>
+            </w:pPr>
+            <w:r>
+              <w:t xml:space="preserve">Creates the work order and optional planning package.</w:t>
+            </w:r>
+          </w:p>
+        </w:tc>
+      </w:tr>
+      <w:tr>
+        <w:tc>
+          <w:tcPr/>
+          <w:p>
+            <w:pPr>
+              <w:pStyle w:val="Compact"/>
+            </w:pPr>
+            <w:r>
+              <w:rPr>
+                <w:rStyle w:val="VerbatimChar"/>
+              </w:rPr>
+              <w:t xml:space="preserve">createShutdownPackage(array $data): int</w:t>
+            </w:r>
+          </w:p>
+        </w:tc>
+        <w:tc>
+          <w:tcPr/>
+          <w:p>
+            <w:pPr>
+              <w:pStyle w:val="Compact"/>
+            </w:pPr>
+            <w:r>
+              <w:t xml:space="preserve">Shared outage metadata and work-order list</w:t>
+            </w:r>
+          </w:p>
+        </w:tc>
+        <w:tc>
+          <w:tcPr/>
+          <w:p>
+            <w:pPr>
+              <w:pStyle w:val="Compact"/>
+            </w:pPr>
+            <w:r>
+              <w:t xml:space="preserve">New</w:t>
+            </w:r>
+            <w:r>
+              <w:t xml:space="preserve"> </w:t>
+            </w:r>
+            <w:r>
+              <w:rPr>
+                <w:rStyle w:val="VerbatimChar"/>
+              </w:rPr>
+              <w:t xml:space="preserve">asset_shutdown_packages.id</w:t>
+            </w:r>
+          </w:p>
+        </w:tc>
+        <w:tc>
+          <w:tcPr/>
+          <w:p>
+            <w:pPr>
+              <w:pStyle w:val="Compact"/>
+            </w:pPr>
+            <w:r>
+              <w:t xml:space="preserve">Groups work orders into a governed outage package.</w:t>
+            </w:r>
+          </w:p>
+        </w:tc>
+      </w:tr>
+    </w:tbl>
+    <w:p>
+      <w:pPr>
+        <w:pStyle w:val="BodyText"/>
+      </w:pPr>
+      <w:r>
+        <w:rPr>
+          <w:b/>
+          <w:bCs/>
+        </w:rPr>
+        <w:t xml:space="preserve">Tables read/written:</w:t>
+      </w:r>
+      <w:r>
+        <w:t xml:space="preserve"> </w:t>
+      </w:r>
+      <w:r>
+        <w:rPr>
+          <w:rStyle w:val="VerbatimChar"/>
+        </w:rPr>
+        <w:t xml:space="preserve">asset_work_requests</w:t>
+      </w:r>
+      <w:r>
+        <w:t xml:space="preserve">,</w:t>
+      </w:r>
+      <w:r>
+        <w:t xml:space="preserve"> </w:t>
+      </w:r>
+      <w:r>
+        <w:rPr>
+          <w:rStyle w:val="VerbatimChar"/>
+        </w:rPr>
+        <w:t xml:space="preserve">asset_work_orders</w:t>
+      </w:r>
+      <w:r>
+        <w:t xml:space="preserve">,</w:t>
+      </w:r>
+      <w:r>
+        <w:t xml:space="preserve"> </w:t>
+      </w:r>
+      <w:r>
+        <w:rPr>
+          <w:rStyle w:val="VerbatimChar"/>
+        </w:rPr>
+        <w:t xml:space="preserve">asset_job_plans</w:t>
+      </w:r>
+      <w:r>
+        <w:t xml:space="preserve">,</w:t>
+      </w:r>
+      <w:r>
+        <w:t xml:space="preserve"> </w:t>
+      </w:r>
+      <w:r>
+        <w:rPr>
+          <w:rStyle w:val="VerbatimChar"/>
+        </w:rPr>
+        <w:t xml:space="preserve">asset_shutdown_packages</w:t>
+      </w:r>
+      <w:r>
+        <w:t xml:space="preserve">,</w:t>
+      </w:r>
+      <w:r>
+        <w:t xml:space="preserve"> </w:t>
+      </w:r>
+      <w:r>
+        <w:rPr>
+          <w:rStyle w:val="VerbatimChar"/>
+        </w:rPr>
+        <w:t xml:space="preserve">asset_shutdown_package_lines</w:t>
+      </w:r>
+    </w:p>
+    <w:p>
+      <w:r>
+        <w:pict>
+          <v:rect style="width:0;height:1.5pt" o:hralign="center" o:hrstd="t" o:hr="t"/>
+        </w:pict>
+      </w:r>
+    </w:p>
+    <w:bookmarkEnd w:id="169"/>
+    <w:bookmarkStart w:id="170" w:name="assetreliabilityservice"/>
+    <w:p>
+      <w:pPr>
+        <w:pStyle w:val="Heading2"/>
+      </w:pPr>
+      <w:r>
+        <w:t xml:space="preserve">AssetReliabilityService</w:t>
+      </w:r>
+    </w:p>
+    <w:p>
+      <w:pPr>
+        <w:pStyle w:val="FirstParagraph"/>
+      </w:pPr>
+      <w:r>
+        <w:rPr>
+          <w:b/>
+          <w:bCs/>
+        </w:rPr>
+        <w:t xml:space="preserve">Namespace:</w:t>
+      </w:r>
+      <w:r>
+        <w:t xml:space="preserve"> </w:t>
+      </w:r>
+      <w:r>
+        <w:rPr>
+          <w:rStyle w:val="VerbatimChar"/>
+        </w:rPr>
+        <w:t xml:space="preserve">App\Modules\Assets</w:t>
+      </w:r>
+    </w:p>
+    <w:p>
+      <w:pPr>
+        <w:pStyle w:val="BodyText"/>
+      </w:pPr>
+      <w:r>
+        <w:rPr>
+          <w:b/>
+          <w:bCs/>
+        </w:rPr>
+        <w:t xml:space="preserve">Module guard:</w:t>
+      </w:r>
+      <w:r>
+        <w:t xml:space="preserve"> </w:t>
+      </w:r>
+      <w:r>
+        <w:rPr>
+          <w:rStyle w:val="VerbatimChar"/>
+        </w:rPr>
+        <w:t xml:space="preserve">ModuleRegistry::isActive('ASSETS', $tenantId)</w:t>
+      </w:r>
+    </w:p>
+    <w:p>
+      <w:pPr>
+        <w:pStyle w:val="BodyText"/>
+      </w:pPr>
+      <w:r>
+        <w:rPr>
+          <w:b/>
+          <w:bCs/>
+        </w:rPr>
+        <w:t xml:space="preserve">Dependencies:</w:t>
+      </w:r>
+      <w:r>
+        <w:t xml:space="preserve"> </w:t>
+      </w:r>
+      <w:r>
+        <w:rPr>
+          <w:rStyle w:val="VerbatimChar"/>
+        </w:rPr>
+        <w:t xml:space="preserve">PDO</w:t>
+      </w:r>
+      <w:r>
+        <w:t xml:space="preserve">,</w:t>
+      </w:r>
+      <w:r>
+        <w:t xml:space="preserve"> </w:t>
+      </w:r>
+      <w:r>
+        <w:rPr>
+          <w:rStyle w:val="VerbatimChar"/>
+        </w:rPr>
+        <w:t xml:space="preserve">SessionService</w:t>
+      </w:r>
+      <w:r>
+        <w:t xml:space="preserve">,</w:t>
+      </w:r>
+      <w:r>
+        <w:t xml:space="preserve"> </w:t>
+      </w:r>
+      <w:r>
+        <w:rPr>
+          <w:rStyle w:val="VerbatimChar"/>
+        </w:rPr>
+        <w:t xml:space="preserve">AuditService</w:t>
+      </w:r>
+    </w:p>
+    <w:tbl>
+      <w:tblPr>
+        <w:tblStyle w:val="Table"/>
+        <w:tblW w:type="auto" w:w="0"/>
+        <w:tblLook w:firstRow="1" w:lastRow="0" w:firstColumn="0" w:lastColumn="0" w:noHBand="0" w:noVBand="0" w:val="0020"/>
+      </w:tblPr>
+      <w:tblGrid>
+        <w:gridCol w:w="1980"/>
+        <w:gridCol w:w="1980"/>
+        <w:gridCol w:w="1980"/>
+        <w:gridCol w:w="1980"/>
+      </w:tblGrid>
+      <w:tr>
+        <w:trPr>
+          <w:tblHeader w:val="on"/>
+        </w:trPr>
+        <w:tc>
+          <w:tcPr/>
+          <w:p>
+            <w:pPr>
+              <w:pStyle w:val="Compact"/>
+            </w:pPr>
+            <w:r>
+              <w:t xml:space="preserve">Method</w:t>
+            </w:r>
+          </w:p>
+        </w:tc>
+        <w:tc>
+          <w:tcPr/>
+          <w:p>
+            <w:pPr>
+              <w:pStyle w:val="Compact"/>
+            </w:pPr>
+            <w:r>
+              <w:t xml:space="preserve">Parameters</w:t>
+            </w:r>
+          </w:p>
+        </w:tc>
+        <w:tc>
+          <w:tcPr/>
+          <w:p>
+            <w:pPr>
+              <w:pStyle w:val="Compact"/>
+            </w:pPr>
+            <w:r>
+              <w:t xml:space="preserve">Returns</w:t>
+            </w:r>
+          </w:p>
+        </w:tc>
+        <w:tc>
+          <w:tcPr/>
+          <w:p>
+            <w:pPr>
+              <w:pStyle w:val="Compact"/>
+            </w:pPr>
+            <w:r>
+              <w:t xml:space="preserve">Description</w:t>
+            </w:r>
+          </w:p>
+        </w:tc>
+      </w:tr>
+      <w:tr>
+        <w:tc>
+          <w:tcPr/>
+          <w:p>
+            <w:pPr>
+              <w:pStyle w:val="Compact"/>
+            </w:pPr>
+            <w:r>
+              <w:rPr>
+                <w:rStyle w:val="VerbatimChar"/>
+              </w:rPr>
+              <w:t xml:space="preserve">recordCloseout(int $workOrderId, array $closeout): void</w:t>
+            </w:r>
+          </w:p>
+        </w:tc>
+        <w:tc>
+          <w:tcPr/>
+          <w:p>
+            <w:pPr>
+              <w:pStyle w:val="Compact"/>
+            </w:pPr>
+            <w:r>
+              <w:t xml:space="preserve">Work-order primary key and closeout payload</w:t>
+            </w:r>
+          </w:p>
+        </w:tc>
+        <w:tc>
+          <w:tcPr/>
+          <w:p>
+            <w:pPr>
+              <w:pStyle w:val="Compact"/>
+            </w:pPr>
+            <w:r>
+              <w:rPr>
+                <w:rStyle w:val="VerbatimChar"/>
+              </w:rPr>
+              <w:t xml:space="preserve">void</w:t>
+            </w:r>
+          </w:p>
+        </w:tc>
+        <w:tc>
+          <w:tcPr/>
+          <w:p>
+            <w:pPr>
+              <w:pStyle w:val="Compact"/>
+            </w:pPr>
+            <w:r>
+              <w:t xml:space="preserve">Stores structured closeout and failure coding.</w:t>
+            </w:r>
+          </w:p>
+        </w:tc>
+      </w:tr>
+      <w:tr>
+        <w:tc>
+          <w:tcPr/>
+          <w:p>
+            <w:pPr>
+              <w:pStyle w:val="Compact"/>
+            </w:pPr>
+            <w:r>
+              <w:rPr>
+                <w:rStyle w:val="VerbatimChar"/>
+              </w:rPr>
+              <w:t xml:space="preserve">ingestConditionEvent(array $event): int</w:t>
+            </w:r>
+          </w:p>
+        </w:tc>
+        <w:tc>
+          <w:tcPr/>
+          <w:p>
+            <w:pPr>
+              <w:pStyle w:val="Compact"/>
+            </w:pPr>
+            <w:r>
+              <w:t xml:space="preserve">Condition payload from inspection, meter, or telemetry source</w:t>
+            </w:r>
+          </w:p>
+        </w:tc>
+        <w:tc>
+          <w:tcPr/>
+          <w:p>
+            <w:pPr>
+              <w:pStyle w:val="Compact"/>
+            </w:pPr>
+            <w:r>
+              <w:t xml:space="preserve">New</w:t>
+            </w:r>
+            <w:r>
+              <w:t xml:space="preserve"> </w:t>
+            </w:r>
+            <w:r>
+              <w:rPr>
+                <w:rStyle w:val="VerbatimChar"/>
+              </w:rPr>
+              <w:t xml:space="preserve">asset_condition_events.id</w:t>
+            </w:r>
+          </w:p>
+        </w:tc>
+        <w:tc>
+          <w:tcPr/>
+          <w:p>
+            <w:pPr>
+              <w:pStyle w:val="Compact"/>
+            </w:pPr>
+            <w:r>
+              <w:t xml:space="preserve">Persists and evaluates condition event thresholds.</w:t>
+            </w:r>
+          </w:p>
+        </w:tc>
+      </w:tr>
+      <w:tr>
+        <w:tc>
+          <w:tcPr/>
+          <w:p>
+            <w:pPr>
+              <w:pStyle w:val="Compact"/>
+            </w:pPr>
+            <w:r>
+              <w:rPr>
+                <w:rStyle w:val="VerbatimChar"/>
+              </w:rPr>
+              <w:t xml:space="preserve">refreshReliabilityMetrics(array $scope): void</w:t>
+            </w:r>
+          </w:p>
+        </w:tc>
+        <w:tc>
+          <w:tcPr/>
+          <w:p>
+            <w:pPr>
+              <w:pStyle w:val="Compact"/>
+            </w:pPr>
+            <w:r>
+              <w:t xml:space="preserve">Scope filters</w:t>
+            </w:r>
+          </w:p>
+        </w:tc>
+        <w:tc>
+          <w:tcPr/>
+          <w:p>
+            <w:pPr>
+              <w:pStyle w:val="Compact"/>
+            </w:pPr>
+            <w:r>
+              <w:rPr>
+                <w:rStyle w:val="VerbatimChar"/>
+              </w:rPr>
+              <w:t xml:space="preserve">void</w:t>
+            </w:r>
+          </w:p>
+        </w:tc>
+        <w:tc>
+          <w:tcPr/>
+          <w:p>
+            <w:pPr>
+              <w:pStyle w:val="Compact"/>
+            </w:pPr>
+            <w:r>
+              <w:t xml:space="preserve">Recomputes MTBF, MTTR, PM compliance, and bad-actor markers.</w:t>
+            </w:r>
+          </w:p>
+        </w:tc>
+      </w:tr>
+    </w:tbl>
+    <w:p>
+      <w:pPr>
+        <w:pStyle w:val="BodyText"/>
+      </w:pPr>
+      <w:r>
+        <w:rPr>
+          <w:b/>
+          <w:bCs/>
+        </w:rPr>
+        <w:t xml:space="preserve">Tables read/written:</w:t>
+      </w:r>
+      <w:r>
+        <w:t xml:space="preserve"> </w:t>
+      </w:r>
+      <w:r>
+        <w:rPr>
+          <w:rStyle w:val="VerbatimChar"/>
+        </w:rPr>
+        <w:t xml:space="preserve">asset_work_order_closeouts</w:t>
+      </w:r>
+      <w:r>
+        <w:t xml:space="preserve">,</w:t>
+      </w:r>
+      <w:r>
+        <w:t xml:space="preserve"> </w:t>
+      </w:r>
+      <w:r>
+        <w:rPr>
+          <w:rStyle w:val="VerbatimChar"/>
+        </w:rPr>
+        <w:t xml:space="preserve">asset_failure_events</w:t>
+      </w:r>
+      <w:r>
+        <w:t xml:space="preserve">,</w:t>
+      </w:r>
+      <w:r>
+        <w:t xml:space="preserve"> </w:t>
+      </w:r>
+      <w:r>
+        <w:rPr>
+          <w:rStyle w:val="VerbatimChar"/>
+        </w:rPr>
+        <w:t xml:space="preserve">asset_condition_events</w:t>
+      </w:r>
+      <w:r>
+        <w:t xml:space="preserve">,</w:t>
+      </w:r>
+      <w:r>
+        <w:t xml:space="preserve"> </w:t>
+      </w:r>
+      <w:r>
+        <w:rPr>
+          <w:rStyle w:val="VerbatimChar"/>
+        </w:rPr>
+        <w:t xml:space="preserve">asset_reliability_snapshots</w:t>
+      </w:r>
+    </w:p>
+    <w:bookmarkEnd w:id="170"/>
+    <w:bookmarkEnd w:id="171"/>
     <w:sectPr>
       <w:footerReference r:id="rId9" w:type="default"/>
       <w:headerReference r:id="rId10" w:type="default"/>
